--- a/FelipeMeloGomesDesenvolvedorFrontEnd.docx
+++ b/FelipeMeloGomesDesenvolvedorFrontEnd.docx
@@ -2,7 +2,7 @@
 <file path=word/document.xml><?xml version="1.0" encoding="utf-8"?>
 <w:document xmlns:wpc="http://schemas.microsoft.com/office/word/2010/wordprocessingCanvas" xmlns:mo="http://schemas.microsoft.com/office/mac/office/2008/main" xmlns:mc="http://schemas.openxmlformats.org/markup-compatibility/2006" xmlns:mv="urn:schemas-microsoft-com:mac:vml" xmlns:o="urn:schemas-microsoft-com:office:office" xmlns:r="http://schemas.openxmlformats.org/officeDocument/2006/relationships" xmlns:m="http://schemas.openxmlformats.org/officeDocument/2006/math" xmlns:v="urn:schemas-microsoft-com:vml" xmlns:wp14="http://schemas.microsoft.com/office/word/2010/wordprocessingDrawing" xmlns:wp="http://schemas.openxmlformats.org/drawingml/2006/wordprocessingDrawing" xmlns:w10="urn:schemas-microsoft-com:office:word" xmlns:w="http://schemas.openxmlformats.org/wordprocessingml/2006/main" xmlns:w14="http://schemas.microsoft.com/office/word/2010/wordml" xmlns:wpg="http://schemas.microsoft.com/office/word/2010/wordprocessingGroup" xmlns:wpi="http://schemas.microsoft.com/office/word/2010/wordprocessingInk" xmlns:wne="http://schemas.microsoft.com/office/word/2006/wordml" xmlns:wps="http://schemas.microsoft.com/office/word/2010/wordprocessingShape" mc:Ignorable="w14 wp14">
   <w:body>
-    <w:p>
+    <w:p xmlns:wp14="http://schemas.microsoft.com/office/word/2010/wordml" wp14:textId="77777777">
       <w:pPr>
         <w:pStyle w:val="Title"/>
         <w:jc w:val="center"/>
@@ -12,22 +12,44 @@
           <w:b/>
         </w:rPr>
         <w:t>FELIPE DE MELO GOMES</w:t>
+      </w:r>
+      <w:r>
+        <w:rPr>
+          <w:b/>
+        </w:rPr>
         <w:br/>
+      </w:r>
+      <w:r>
+        <w:rPr>
+          <w:b/>
+        </w:rPr>
         <w:t>DESENVOLVEDOR FRONT-END</w:t>
       </w:r>
     </w:p>
-    <w:p>
+    <w:p xmlns:wp14="http://schemas.microsoft.com/office/word/2010/wordml" wp14:textId="77777777">
       <w:r>
         <w:t>E-mail: felipemelogomes36@gmail.com</w:t>
+      </w:r>
+      <w:r>
         <w:br/>
+      </w:r>
+      <w:r>
         <w:t>LinkedIn: linkedin.com/in/felipemelog/</w:t>
+      </w:r>
+      <w:r>
         <w:br/>
+      </w:r>
+      <w:r>
         <w:t>GitHub: github.com/FelipeMeloGomes</w:t>
+      </w:r>
+      <w:r>
         <w:br/>
+      </w:r>
+      <w:r>
         <w:t>Portfolio: https://portfoliofmg.netlify.app/</w:t>
       </w:r>
     </w:p>
-    <w:p>
+    <w:p xmlns:wp14="http://schemas.microsoft.com/office/word/2010/wordml" wp14:textId="77777777">
       <w:pPr>
         <w:pStyle w:val="Heading1"/>
       </w:pPr>
@@ -35,7 +57,7 @@
         <w:t>RESUMO DE QUALIFICAÇÕES</w:t>
       </w:r>
     </w:p>
-    <w:p>
+    <w:p xmlns:wp14="http://schemas.microsoft.com/office/word/2010/wordml" wp14:textId="77777777">
       <w:r>
         <w:t>Desenvolvedor Front-End com mais de 1 ano de experiência em tecnologias como HTML, CSS, JavaScript, Node.js e TypeScript. Focado em criar experiências web inovadoras e responsivas. Possui excelente comunicação, habilidades em trabalho em equipe e resolução de problemas, sempre buscando novas oportunidades para aprendizado e crescimento.</w:t>
       </w:r>
@@ -45,6 +67,7 @@
         <w:pStyle w:val="Heading1"/>
       </w:pPr>
       <w:r>
+        <w:rPr/>
         <w:t>EXPERIÊNCIAS PROFISSIONAIS</w:t>
       </w:r>
     </w:p>
@@ -53,50 +76,823 @@
         <w:pStyle w:val="Heading2"/>
       </w:pPr>
       <w:r>
-        <w:t>Desenvolvedor Front-End</w:t>
+        <w:rPr>
+          <w:lang w:val="pt-BR"/>
+        </w:rPr>
+        <w:t>Desenvolvedor Full</w:t>
       </w:r>
-    </w:p>
-    <w:p>
       <w:r>
-        <w:t>Código Certo - Remoto (06/2024 - Atual)</w:t>
+        <w:rPr>
+          <w:lang w:val="pt-BR"/>
+        </w:rPr>
+        <w:t>-</w:t>
       </w:r>
-    </w:p>
-    <w:p>
       <w:r>
-        <w:t>- Desenvolvimento de interfaces de usuário responsivas e atraentes utilizando HTML, CSS e JavaScript.</w:t>
-        <w:br/>
-        <w:t>- Criação de landing pages dinâmicas e responsivas, otimizando a experiência do usuário.</w:t>
-        <w:br/>
-        <w:t>- Proficiente em controle de versão com Git, assegurando a integridade e a evolução do código.</w:t>
-        <w:br/>
-        <w:t>- Utilização de metodologia Kanban para gestão eficiente de projetos e fluxos de trabalho.</w:t>
-        <w:br/>
-        <w:t>- Colaboração com equipes de design e backend para entregar soluções completas e funcionais.</w:t>
+        <w:rPr>
+          <w:lang w:val="pt-BR"/>
+        </w:rPr>
+        <w:t xml:space="preserve">Stack </w:t>
       </w:r>
     </w:p>
     <w:p>
       <w:pPr>
+        <w:rPr>
+          <w:rFonts w:ascii="Arial" w:hAnsi="Arial" w:eastAsia="Arial" w:cs="Arial"/>
+          <w:noProof w:val="0"/>
+          <w:sz w:val="22"/>
+          <w:szCs w:val="22"/>
+          <w:lang w:val="pt-BR"/>
+        </w:rPr>
+      </w:pPr>
+      <w:r>
+        <w:rPr/>
+        <w:t>Freelancer</w:t>
+      </w:r>
+      <w:r>
+        <w:rPr/>
+        <w:t xml:space="preserve"> - </w:t>
+      </w:r>
+      <w:r>
+        <w:rPr/>
+        <w:t>Remoto</w:t>
+      </w:r>
+      <w:r>
+        <w:rPr/>
+        <w:t xml:space="preserve"> (</w:t>
+      </w:r>
+      <w:r>
+        <w:rPr/>
+        <w:t>10</w:t>
+      </w:r>
+      <w:r>
+        <w:rPr/>
+        <w:t xml:space="preserve">/2024 - </w:t>
+      </w:r>
+      <w:r>
+        <w:rPr/>
+        <w:t>Atual</w:t>
+      </w:r>
+      <w:r>
+        <w:rPr/>
+        <w:t>)</w:t>
+      </w:r>
+    </w:p>
+    <w:p>
+      <w:pPr>
+        <w:rPr>
+          <w:rFonts w:ascii="Arial" w:hAnsi="Arial" w:eastAsia="Arial" w:cs="Arial"/>
+          <w:noProof w:val="0"/>
+          <w:sz w:val="22"/>
+          <w:szCs w:val="22"/>
+          <w:lang w:val="pt-BR"/>
+        </w:rPr>
+      </w:pPr>
+      <w:r>
+        <w:rPr>
+          <w:rFonts w:ascii="Arial" w:hAnsi="Arial" w:eastAsia="Arial" w:cs="Arial"/>
+          <w:sz w:val="22"/>
+          <w:szCs w:val="22"/>
+          <w:lang w:val="pt-BR"/>
+        </w:rPr>
+        <w:t xml:space="preserve">- </w:t>
+      </w:r>
+      <w:r>
+        <w:rPr>
+          <w:rFonts w:ascii="Arial" w:hAnsi="Arial" w:eastAsia="Arial" w:cs="Arial"/>
+          <w:noProof w:val="0"/>
+          <w:sz w:val="22"/>
+          <w:szCs w:val="22"/>
+          <w:lang w:val="pt-BR"/>
+        </w:rPr>
+        <w:t xml:space="preserve">Desenvolvimento de apps Android com </w:t>
+      </w:r>
+      <w:r>
+        <w:rPr>
+          <w:rFonts w:ascii="Arial" w:hAnsi="Arial" w:eastAsia="Arial" w:cs="Arial"/>
+          <w:noProof w:val="0"/>
+          <w:sz w:val="22"/>
+          <w:szCs w:val="22"/>
+          <w:lang w:val="pt-BR"/>
+        </w:rPr>
+        <w:t>React</w:t>
+      </w:r>
+      <w:r>
+        <w:rPr>
+          <w:rFonts w:ascii="Arial" w:hAnsi="Arial" w:eastAsia="Arial" w:cs="Arial"/>
+          <w:noProof w:val="0"/>
+          <w:sz w:val="22"/>
+          <w:szCs w:val="22"/>
+          <w:lang w:val="pt-BR"/>
+        </w:rPr>
+        <w:t xml:space="preserve"> </w:t>
+      </w:r>
+      <w:r>
+        <w:rPr>
+          <w:rFonts w:ascii="Arial" w:hAnsi="Arial" w:eastAsia="Arial" w:cs="Arial"/>
+          <w:noProof w:val="0"/>
+          <w:sz w:val="22"/>
+          <w:szCs w:val="22"/>
+          <w:lang w:val="pt-BR"/>
+        </w:rPr>
+        <w:t>Native</w:t>
+      </w:r>
+      <w:r>
+        <w:rPr>
+          <w:rFonts w:ascii="Arial" w:hAnsi="Arial" w:eastAsia="Arial" w:cs="Arial"/>
+          <w:noProof w:val="0"/>
+          <w:sz w:val="22"/>
+          <w:szCs w:val="22"/>
+          <w:lang w:val="pt-BR"/>
+        </w:rPr>
+        <w:t xml:space="preserve">, </w:t>
+      </w:r>
+      <w:r>
+        <w:rPr>
+          <w:rFonts w:ascii="Arial" w:hAnsi="Arial" w:eastAsia="Arial" w:cs="Arial"/>
+          <w:noProof w:val="0"/>
+          <w:sz w:val="22"/>
+          <w:szCs w:val="22"/>
+          <w:lang w:val="pt-BR"/>
+        </w:rPr>
+        <w:t>TypeScript</w:t>
+      </w:r>
+      <w:r>
+        <w:rPr>
+          <w:rFonts w:ascii="Arial" w:hAnsi="Arial" w:eastAsia="Arial" w:cs="Arial"/>
+          <w:noProof w:val="0"/>
+          <w:sz w:val="22"/>
+          <w:szCs w:val="22"/>
+          <w:lang w:val="pt-BR"/>
+        </w:rPr>
+        <w:t xml:space="preserve"> e </w:t>
+      </w:r>
+      <w:r>
+        <w:rPr>
+          <w:rFonts w:ascii="Arial" w:hAnsi="Arial" w:eastAsia="Arial" w:cs="Arial"/>
+          <w:noProof w:val="0"/>
+          <w:sz w:val="22"/>
+          <w:szCs w:val="22"/>
+          <w:lang w:val="pt-BR"/>
+        </w:rPr>
+        <w:t>Supabase</w:t>
+      </w:r>
+      <w:r>
+        <w:rPr>
+          <w:rFonts w:ascii="Arial" w:hAnsi="Arial" w:eastAsia="Arial" w:cs="Arial"/>
+          <w:noProof w:val="0"/>
+          <w:sz w:val="22"/>
+          <w:szCs w:val="22"/>
+          <w:lang w:val="pt-BR"/>
+        </w:rPr>
+        <w:t xml:space="preserve">, utilizando </w:t>
+      </w:r>
+      <w:r>
+        <w:rPr>
+          <w:rFonts w:ascii="Arial" w:hAnsi="Arial" w:eastAsia="Arial" w:cs="Arial"/>
+          <w:noProof w:val="0"/>
+          <w:sz w:val="22"/>
+          <w:szCs w:val="22"/>
+          <w:lang w:val="pt-BR"/>
+        </w:rPr>
+        <w:t>React</w:t>
+      </w:r>
+      <w:r>
+        <w:rPr>
+          <w:rFonts w:ascii="Arial" w:hAnsi="Arial" w:eastAsia="Arial" w:cs="Arial"/>
+          <w:noProof w:val="0"/>
+          <w:sz w:val="22"/>
+          <w:szCs w:val="22"/>
+          <w:lang w:val="pt-BR"/>
+        </w:rPr>
+        <w:t xml:space="preserve"> </w:t>
+      </w:r>
+      <w:r>
+        <w:rPr>
+          <w:rFonts w:ascii="Arial" w:hAnsi="Arial" w:eastAsia="Arial" w:cs="Arial"/>
+          <w:noProof w:val="0"/>
+          <w:sz w:val="22"/>
+          <w:szCs w:val="22"/>
+          <w:lang w:val="pt-BR"/>
+        </w:rPr>
+        <w:t>Native</w:t>
+      </w:r>
+      <w:r>
+        <w:rPr>
+          <w:rFonts w:ascii="Arial" w:hAnsi="Arial" w:eastAsia="Arial" w:cs="Arial"/>
+          <w:noProof w:val="0"/>
+          <w:sz w:val="22"/>
+          <w:szCs w:val="22"/>
+          <w:lang w:val="pt-BR"/>
+        </w:rPr>
+        <w:t xml:space="preserve"> </w:t>
+      </w:r>
+      <w:r>
+        <w:rPr>
+          <w:rFonts w:ascii="Arial" w:hAnsi="Arial" w:eastAsia="Arial" w:cs="Arial"/>
+          <w:noProof w:val="0"/>
+          <w:sz w:val="22"/>
+          <w:szCs w:val="22"/>
+          <w:lang w:val="pt-BR"/>
+        </w:rPr>
+        <w:t>Paper</w:t>
+      </w:r>
+      <w:r>
+        <w:rPr>
+          <w:rFonts w:ascii="Arial" w:hAnsi="Arial" w:eastAsia="Arial" w:cs="Arial"/>
+          <w:noProof w:val="0"/>
+          <w:sz w:val="22"/>
+          <w:szCs w:val="22"/>
+          <w:lang w:val="pt-BR"/>
+        </w:rPr>
+        <w:t xml:space="preserve"> para interfaces modernas. </w:t>
+      </w:r>
+    </w:p>
+    <w:p>
+      <w:pPr>
+        <w:rPr>
+          <w:rFonts w:ascii="Arial" w:hAnsi="Arial" w:eastAsia="Arial" w:cs="Arial"/>
+          <w:noProof w:val="0"/>
+          <w:sz w:val="22"/>
+          <w:szCs w:val="22"/>
+          <w:lang w:val="pt-BR"/>
+        </w:rPr>
+      </w:pPr>
+      <w:r>
+        <w:rPr>
+          <w:rFonts w:ascii="Arial" w:hAnsi="Arial" w:eastAsia="Arial" w:cs="Arial"/>
+          <w:sz w:val="22"/>
+          <w:szCs w:val="22"/>
+          <w:lang w:val="pt-BR"/>
+        </w:rPr>
+        <w:t xml:space="preserve">- </w:t>
+      </w:r>
+      <w:r>
+        <w:rPr>
+          <w:rFonts w:ascii="Arial" w:hAnsi="Arial" w:eastAsia="Arial" w:cs="Arial"/>
+          <w:noProof w:val="0"/>
+          <w:sz w:val="22"/>
+          <w:szCs w:val="22"/>
+          <w:lang w:val="pt-BR"/>
+        </w:rPr>
+        <w:t xml:space="preserve">Criação de websites e sistemas web responsivos com </w:t>
+      </w:r>
+      <w:r>
+        <w:rPr>
+          <w:rFonts w:ascii="Arial" w:hAnsi="Arial" w:eastAsia="Arial" w:cs="Arial"/>
+          <w:noProof w:val="0"/>
+          <w:sz w:val="22"/>
+          <w:szCs w:val="22"/>
+          <w:lang w:val="pt-BR"/>
+        </w:rPr>
+        <w:t>React</w:t>
+      </w:r>
+      <w:r>
+        <w:rPr>
+          <w:rFonts w:ascii="Arial" w:hAnsi="Arial" w:eastAsia="Arial" w:cs="Arial"/>
+          <w:noProof w:val="0"/>
+          <w:sz w:val="22"/>
+          <w:szCs w:val="22"/>
+          <w:lang w:val="pt-BR"/>
+        </w:rPr>
+        <w:t xml:space="preserve">, priorizando performance e boas práticas. </w:t>
+      </w:r>
+    </w:p>
+    <w:p>
+      <w:pPr>
+        <w:rPr>
+          <w:rFonts w:ascii="Arial" w:hAnsi="Arial" w:eastAsia="Arial" w:cs="Arial"/>
+          <w:noProof w:val="0"/>
+          <w:sz w:val="22"/>
+          <w:szCs w:val="22"/>
+          <w:lang w:val="pt-BR"/>
+        </w:rPr>
+      </w:pPr>
+      <w:r>
+        <w:rPr>
+          <w:rFonts w:ascii="Arial" w:hAnsi="Arial" w:eastAsia="Arial" w:cs="Arial"/>
+          <w:sz w:val="22"/>
+          <w:szCs w:val="22"/>
+          <w:lang w:val="pt-BR"/>
+        </w:rPr>
+        <w:t xml:space="preserve">- </w:t>
+      </w:r>
+      <w:r>
+        <w:rPr>
+          <w:rFonts w:ascii="Arial" w:hAnsi="Arial" w:eastAsia="Arial" w:cs="Arial"/>
+          <w:b w:val="0"/>
+          <w:bCs w:val="0"/>
+          <w:i w:val="0"/>
+          <w:iCs w:val="0"/>
+          <w:caps w:val="0"/>
+          <w:smallCaps w:val="0"/>
+          <w:noProof w:val="0"/>
+          <w:sz w:val="22"/>
+          <w:szCs w:val="22"/>
+          <w:lang w:val="pt-BR"/>
+        </w:rPr>
+        <w:t xml:space="preserve">Controle de versão com </w:t>
+      </w:r>
+      <w:r>
+        <w:rPr>
+          <w:rFonts w:ascii="Arial" w:hAnsi="Arial" w:eastAsia="Arial" w:cs="Arial"/>
+          <w:b w:val="0"/>
+          <w:bCs w:val="0"/>
+          <w:i w:val="0"/>
+          <w:iCs w:val="0"/>
+          <w:caps w:val="0"/>
+          <w:smallCaps w:val="0"/>
+          <w:noProof w:val="0"/>
+          <w:sz w:val="22"/>
+          <w:szCs w:val="22"/>
+          <w:lang w:val="pt-BR"/>
+        </w:rPr>
+        <w:t>Git</w:t>
+      </w:r>
+      <w:r>
+        <w:rPr>
+          <w:rFonts w:ascii="Arial" w:hAnsi="Arial" w:eastAsia="Arial" w:cs="Arial"/>
+          <w:b w:val="0"/>
+          <w:bCs w:val="0"/>
+          <w:i w:val="0"/>
+          <w:iCs w:val="0"/>
+          <w:caps w:val="0"/>
+          <w:smallCaps w:val="0"/>
+          <w:noProof w:val="0"/>
+          <w:sz w:val="22"/>
+          <w:szCs w:val="22"/>
+          <w:lang w:val="pt-BR"/>
+        </w:rPr>
+        <w:t>, assegurando organização, rastreabilidade e colaboração eficaz em ambiente de desenvolvimento ágil.</w:t>
+      </w:r>
+      <w:r>
+        <w:rPr>
+          <w:rFonts w:ascii="Arial" w:hAnsi="Arial" w:eastAsia="Arial" w:cs="Arial"/>
+          <w:noProof w:val="0"/>
+          <w:sz w:val="22"/>
+          <w:szCs w:val="22"/>
+          <w:lang w:val="pt-BR"/>
+        </w:rPr>
+        <w:t xml:space="preserve"> </w:t>
+      </w:r>
+    </w:p>
+    <w:p>
+      <w:pPr>
+        <w:jc w:val="left"/>
+        <w:rPr>
+          <w:rFonts w:ascii="Arial" w:hAnsi="Arial" w:eastAsia="Arial" w:cs="Arial"/>
+          <w:b w:val="0"/>
+          <w:bCs w:val="0"/>
+          <w:i w:val="0"/>
+          <w:iCs w:val="0"/>
+          <w:caps w:val="0"/>
+          <w:smallCaps w:val="0"/>
+          <w:noProof w:val="0"/>
+          <w:sz w:val="22"/>
+          <w:szCs w:val="22"/>
+          <w:lang w:val="pt-BR"/>
+        </w:rPr>
+      </w:pPr>
+      <w:r>
+        <w:rPr>
+          <w:rFonts w:ascii="Arial" w:hAnsi="Arial" w:eastAsia="Arial" w:cs="Arial"/>
+          <w:b w:val="0"/>
+          <w:bCs w:val="0"/>
+          <w:i w:val="0"/>
+          <w:iCs w:val="0"/>
+          <w:caps w:val="0"/>
+          <w:smallCaps w:val="0"/>
+          <w:noProof w:val="0"/>
+          <w:sz w:val="22"/>
+          <w:szCs w:val="22"/>
+          <w:lang w:val="pt-BR"/>
+        </w:rPr>
+        <w:t xml:space="preserve">- </w:t>
+      </w:r>
+      <w:r>
+        <w:rPr>
+          <w:rFonts w:ascii="Arial" w:hAnsi="Arial" w:eastAsia="Arial" w:cs="Arial"/>
+          <w:noProof w:val="0"/>
+          <w:sz w:val="22"/>
+          <w:szCs w:val="22"/>
+          <w:lang w:val="pt-BR"/>
+        </w:rPr>
+        <w:t>Foco constante em qualidade, escalabilidade e confiabilidade.</w:t>
+      </w:r>
+    </w:p>
+    <w:p xmlns:wp14="http://schemas.microsoft.com/office/word/2010/wordml" wp14:noSpellErr="1" wp14:textId="62B2E45B">
+      <w:pPr>
         <w:pStyle w:val="Heading2"/>
       </w:pPr>
       <w:r>
-        <w:t>Desenvolvedor Front-End</w:t>
+        <w:rPr/>
+        <w:t>Desenvolvedor</w:t>
+      </w:r>
+      <w:r>
+        <w:rPr/>
+        <w:t xml:space="preserve"> Front-End</w:t>
       </w:r>
     </w:p>
-    <w:p>
+    <w:p xmlns:wp14="http://schemas.microsoft.com/office/word/2010/wordml" wp14:textId="3506E423">
       <w:r>
-        <w:t>Freelancer - Goías, Brasil (10/2022 - Atual)</w:t>
+        <w:rPr/>
+        <w:t xml:space="preserve">Código Certo - </w:t>
+      </w:r>
+      <w:r>
+        <w:rPr/>
+        <w:t>Remoto</w:t>
+      </w:r>
+      <w:r>
+        <w:rPr/>
+        <w:t xml:space="preserve"> (06/2024 - </w:t>
+      </w:r>
+      <w:r>
+        <w:rPr/>
+        <w:t>10/2024</w:t>
+      </w:r>
+      <w:r>
+        <w:rPr/>
+        <w:t>)</w:t>
       </w:r>
     </w:p>
-    <w:p>
+    <w:p xmlns:wp14="http://schemas.microsoft.com/office/word/2010/wordml" wp14:textId="2103F769">
       <w:r>
-        <w:t>- Desenvolvimento de sites responsivos utilizando HTML, CSS, JavaScript, ReactJS, Node.js e TypeScript.</w:t>
+        <w:rPr>
+          <w:lang w:val="pt-BR"/>
+        </w:rPr>
+        <w:t xml:space="preserve">- </w:t>
+      </w:r>
+      <w:r>
+        <w:rPr>
+          <w:lang w:val="pt-BR"/>
+        </w:rPr>
+        <w:t>Desenvolvimento</w:t>
+      </w:r>
+      <w:r>
+        <w:rPr>
+          <w:lang w:val="pt-BR"/>
+        </w:rPr>
+        <w:t xml:space="preserve"> de interfaces de </w:t>
+      </w:r>
+      <w:r>
+        <w:rPr>
+          <w:lang w:val="pt-BR"/>
+        </w:rPr>
+        <w:t>usuário</w:t>
+      </w:r>
+      <w:r>
+        <w:rPr>
+          <w:lang w:val="pt-BR"/>
+        </w:rPr>
+        <w:t xml:space="preserve"> </w:t>
+      </w:r>
+      <w:r>
+        <w:rPr>
+          <w:lang w:val="pt-BR"/>
+        </w:rPr>
+        <w:t>responsivas</w:t>
+      </w:r>
+      <w:r>
+        <w:rPr>
+          <w:lang w:val="pt-BR"/>
+        </w:rPr>
+        <w:t xml:space="preserve"> e </w:t>
+      </w:r>
+      <w:r>
+        <w:rPr>
+          <w:lang w:val="pt-BR"/>
+        </w:rPr>
+        <w:t>atraentes</w:t>
+      </w:r>
+      <w:r>
+        <w:rPr>
+          <w:lang w:val="pt-BR"/>
+        </w:rPr>
+        <w:t xml:space="preserve"> </w:t>
+      </w:r>
+      <w:r>
+        <w:rPr>
+          <w:lang w:val="pt-BR"/>
+        </w:rPr>
+        <w:t>utilizando</w:t>
+      </w:r>
+      <w:r>
+        <w:rPr>
+          <w:lang w:val="pt-BR"/>
+        </w:rPr>
+        <w:t xml:space="preserve"> HTML, CSS e </w:t>
+      </w:r>
+      <w:r>
+        <w:rPr>
+          <w:lang w:val="pt-BR"/>
+        </w:rPr>
+        <w:t>JavaScript</w:t>
+      </w:r>
+      <w:r>
+        <w:rPr>
+          <w:lang w:val="pt-BR"/>
+        </w:rPr>
+        <w:t>.</w:t>
+      </w:r>
+      <w:r>
         <w:br/>
-        <w:t>- Integração com bancos de dados MongoDB e Firebase, além de personalização de CMS WordPress.</w:t>
+      </w:r>
+      <w:r>
+        <w:rPr>
+          <w:lang w:val="pt-BR"/>
+        </w:rPr>
+        <w:t xml:space="preserve">- </w:t>
+      </w:r>
+      <w:r>
+        <w:rPr>
+          <w:lang w:val="pt-BR"/>
+        </w:rPr>
+        <w:t>Criação</w:t>
+      </w:r>
+      <w:r>
+        <w:rPr>
+          <w:lang w:val="pt-BR"/>
+        </w:rPr>
+        <w:t xml:space="preserve"> de landing </w:t>
+      </w:r>
+      <w:r>
+        <w:rPr>
+          <w:lang w:val="pt-BR"/>
+        </w:rPr>
+        <w:t>pages</w:t>
+      </w:r>
+      <w:r>
+        <w:rPr>
+          <w:lang w:val="pt-BR"/>
+        </w:rPr>
+        <w:t xml:space="preserve"> </w:t>
+      </w:r>
+      <w:r>
+        <w:rPr>
+          <w:lang w:val="pt-BR"/>
+        </w:rPr>
+        <w:t>dinâmicas</w:t>
+      </w:r>
+      <w:r>
+        <w:rPr>
+          <w:lang w:val="pt-BR"/>
+        </w:rPr>
+        <w:t xml:space="preserve"> e </w:t>
+      </w:r>
+      <w:r>
+        <w:rPr>
+          <w:lang w:val="pt-BR"/>
+        </w:rPr>
+        <w:t>responsivas</w:t>
+      </w:r>
+      <w:r>
+        <w:rPr>
+          <w:lang w:val="pt-BR"/>
+        </w:rPr>
+        <w:t xml:space="preserve">, </w:t>
+      </w:r>
+      <w:r>
+        <w:rPr>
+          <w:lang w:val="pt-BR"/>
+        </w:rPr>
+        <w:t>otimizando</w:t>
+      </w:r>
+      <w:r>
+        <w:rPr>
+          <w:lang w:val="pt-BR"/>
+        </w:rPr>
+        <w:t xml:space="preserve"> </w:t>
+      </w:r>
+      <w:r>
+        <w:rPr>
+          <w:lang w:val="pt-BR"/>
+        </w:rPr>
+        <w:t>a</w:t>
+      </w:r>
+      <w:r>
+        <w:rPr>
+          <w:lang w:val="pt-BR"/>
+        </w:rPr>
+        <w:t xml:space="preserve"> </w:t>
+      </w:r>
+      <w:r>
+        <w:rPr>
+          <w:lang w:val="pt-BR"/>
+        </w:rPr>
+        <w:t>experiência</w:t>
+      </w:r>
+      <w:r>
+        <w:rPr>
+          <w:lang w:val="pt-BR"/>
+        </w:rPr>
+        <w:t xml:space="preserve"> do </w:t>
+      </w:r>
+      <w:r>
+        <w:rPr/>
+        <w:t>usuário</w:t>
+      </w:r>
+      <w:r>
+        <w:rPr/>
+        <w:t>.</w:t>
+      </w:r>
+      <w:r>
         <w:br/>
-        <w:t>- Aplicação de boas práticas de desenvolvimento para garantir a escalabilidade e a manutenção do código.</w:t>
+      </w:r>
+      <w:r>
+        <w:rPr/>
+        <w:t xml:space="preserve">- </w:t>
+      </w:r>
+      <w:r>
+        <w:rPr/>
+        <w:t>Proficiente</w:t>
+      </w:r>
+      <w:r>
+        <w:rPr/>
+        <w:t xml:space="preserve"> </w:t>
+      </w:r>
+      <w:r>
+        <w:rPr/>
+        <w:t>em</w:t>
+      </w:r>
+      <w:r>
+        <w:rPr/>
+        <w:t xml:space="preserve"> </w:t>
+      </w:r>
+      <w:r>
+        <w:rPr/>
+        <w:t>controle</w:t>
+      </w:r>
+      <w:r>
+        <w:rPr/>
+        <w:t xml:space="preserve"> de </w:t>
+      </w:r>
+      <w:r>
+        <w:rPr/>
+        <w:t>versão</w:t>
+      </w:r>
+      <w:r>
+        <w:rPr/>
+        <w:t xml:space="preserve"> com Git, </w:t>
+      </w:r>
+      <w:r>
+        <w:rPr/>
+        <w:t>assegurando</w:t>
+      </w:r>
+      <w:r>
+        <w:rPr/>
+        <w:t xml:space="preserve"> </w:t>
+      </w:r>
+      <w:r>
+        <w:rPr/>
+        <w:t>a</w:t>
+      </w:r>
+      <w:r>
+        <w:rPr/>
+        <w:t xml:space="preserve"> </w:t>
+      </w:r>
+      <w:r>
+        <w:rPr/>
+        <w:t>integridade</w:t>
+      </w:r>
+      <w:r>
+        <w:rPr/>
+        <w:t xml:space="preserve"> e </w:t>
+      </w:r>
+      <w:r>
+        <w:rPr/>
+        <w:t>a</w:t>
+      </w:r>
+      <w:r>
+        <w:rPr/>
+        <w:t xml:space="preserve"> </w:t>
+      </w:r>
+      <w:r>
+        <w:rPr/>
+        <w:t>evolução</w:t>
+      </w:r>
+      <w:r>
+        <w:rPr/>
+        <w:t xml:space="preserve"> do </w:t>
+      </w:r>
+      <w:r>
+        <w:rPr/>
+        <w:t>código</w:t>
+      </w:r>
+      <w:r>
+        <w:rPr/>
+        <w:t>.</w:t>
+      </w:r>
+      <w:r>
+        <w:br/>
+      </w:r>
+      <w:r>
+        <w:rPr/>
+        <w:t xml:space="preserve">- </w:t>
+      </w:r>
+      <w:r>
+        <w:rPr/>
+        <w:t>Utilização</w:t>
+      </w:r>
+      <w:r>
+        <w:rPr/>
+        <w:t xml:space="preserve"> de </w:t>
+      </w:r>
+      <w:r>
+        <w:rPr/>
+        <w:t>metodologia</w:t>
+      </w:r>
+      <w:r>
+        <w:rPr/>
+        <w:t xml:space="preserve"> Kanban para </w:t>
+      </w:r>
+      <w:r>
+        <w:rPr/>
+        <w:t>gestão</w:t>
+      </w:r>
+      <w:r>
+        <w:rPr/>
+        <w:t xml:space="preserve"> </w:t>
+      </w:r>
+      <w:r>
+        <w:rPr/>
+        <w:t>eficiente</w:t>
+      </w:r>
+      <w:r>
+        <w:rPr/>
+        <w:t xml:space="preserve"> de </w:t>
+      </w:r>
+      <w:r>
+        <w:rPr/>
+        <w:t>projetos</w:t>
+      </w:r>
+      <w:r>
+        <w:rPr/>
+        <w:t xml:space="preserve"> e </w:t>
+      </w:r>
+      <w:r>
+        <w:rPr/>
+        <w:t>fluxos</w:t>
+      </w:r>
+      <w:r>
+        <w:rPr/>
+        <w:t xml:space="preserve"> de </w:t>
+      </w:r>
+      <w:r>
+        <w:rPr/>
+        <w:t>trabalho</w:t>
+      </w:r>
+      <w:r>
+        <w:rPr/>
+        <w:t>.</w:t>
+      </w:r>
+      <w:r>
+        <w:br/>
+      </w:r>
+      <w:r>
+        <w:rPr/>
+        <w:t xml:space="preserve">- </w:t>
+      </w:r>
+      <w:r>
+        <w:rPr/>
+        <w:t>Colaboração</w:t>
+      </w:r>
+      <w:r>
+        <w:rPr/>
+        <w:t xml:space="preserve"> com equipes de design e backend para </w:t>
+      </w:r>
+      <w:r>
+        <w:rPr/>
+        <w:t>entregar</w:t>
+      </w:r>
+      <w:r>
+        <w:rPr/>
+        <w:t xml:space="preserve"> </w:t>
+      </w:r>
+      <w:r>
+        <w:rPr/>
+        <w:t>soluções</w:t>
+      </w:r>
+      <w:r>
+        <w:rPr/>
+        <w:t xml:space="preserve"> </w:t>
+      </w:r>
+      <w:r>
+        <w:rPr/>
+        <w:t>completas</w:t>
+      </w:r>
+      <w:r>
+        <w:rPr/>
+        <w:t xml:space="preserve"> e </w:t>
+      </w:r>
+      <w:r>
+        <w:rPr/>
+        <w:t>funcionais</w:t>
+      </w:r>
+      <w:r>
+        <w:rPr/>
+        <w:t>.</w:t>
       </w:r>
     </w:p>
-    <w:p>
+    <w:p xmlns:wp14="http://schemas.microsoft.com/office/word/2010/wordml" wp14:textId="77777777">
       <w:pPr>
         <w:pStyle w:val="Heading1"/>
       </w:pPr>
@@ -104,20 +900,36 @@
         <w:t>HABILIDADES</w:t>
       </w:r>
     </w:p>
-    <w:p>
+    <w:p xmlns:wp14="http://schemas.microsoft.com/office/word/2010/wordml" wp14:textId="77777777">
       <w:r>
         <w:t>HTML, CSS, JavaScript, TypeScript</w:t>
+      </w:r>
+      <w:r>
         <w:br/>
+      </w:r>
+      <w:r>
         <w:t>ReactJS, Node.js, JSON Server, Styled-Components, React Hooks, React Router</w:t>
+      </w:r>
+      <w:r>
         <w:br/>
+      </w:r>
+      <w:r>
         <w:t>Git, MongoDB, Firebase, Figma, Trello, Jira, Clickup, SQL</w:t>
+      </w:r>
+      <w:r>
         <w:br/>
+      </w:r>
+      <w:r>
         <w:t>Metodologias Ágeis: Scrum, Kanban</w:t>
+      </w:r>
+      <w:r>
         <w:br/>
+      </w:r>
+      <w:r>
         <w:t>Excel (Intermediário), Word, PowerPoint, Canva</w:t>
       </w:r>
     </w:p>
-    <w:p>
+    <w:p xmlns:wp14="http://schemas.microsoft.com/office/word/2010/wordml" wp14:textId="77777777">
       <w:pPr>
         <w:pStyle w:val="Heading1"/>
       </w:pPr>
@@ -125,16 +937,24 @@
         <w:t>HABILIDADES INTERPESSOAIS</w:t>
       </w:r>
     </w:p>
-    <w:p>
+    <w:p xmlns:wp14="http://schemas.microsoft.com/office/word/2010/wordml" wp14:textId="77777777">
       <w:r>
         <w:t>Trabalho em equipe, Comunicação assertiva e interpessoal</w:t>
+      </w:r>
+      <w:r>
         <w:br/>
+      </w:r>
+      <w:r>
         <w:t>Resolução de problemas, Gestão do tempo, Capacidade analítica</w:t>
+      </w:r>
+      <w:r>
         <w:br/>
+      </w:r>
+      <w:r>
         <w:t>Flexibilidade, Empatia, Pontualidade</w:t>
       </w:r>
     </w:p>
-    <w:p>
+    <w:p xmlns:wp14="http://schemas.microsoft.com/office/word/2010/wordml" wp14:textId="77777777">
       <w:pPr>
         <w:pStyle w:val="Heading1"/>
       </w:pPr>
@@ -142,7 +962,7 @@
         <w:t>EDUCAÇÃO</w:t>
       </w:r>
     </w:p>
-    <w:p>
+    <w:p xmlns:wp14="http://schemas.microsoft.com/office/word/2010/wordml" wp14:textId="77777777">
       <w:pPr>
         <w:pStyle w:val="Heading2"/>
       </w:pPr>
@@ -150,12 +970,12 @@
         <w:t>Pós em Desenvolvimento Fullstack</w:t>
       </w:r>
     </w:p>
-    <w:p>
+    <w:p xmlns:wp14="http://schemas.microsoft.com/office/word/2010/wordml" wp14:textId="77777777">
       <w:r>
         <w:t>UNOPAR - Universidade do Norte do Paraná (04/2023 à 11/2024 - Cursando)</w:t>
       </w:r>
     </w:p>
-    <w:p>
+    <w:p xmlns:wp14="http://schemas.microsoft.com/office/word/2010/wordml" wp14:textId="77777777">
       <w:pPr>
         <w:pStyle w:val="Heading2"/>
       </w:pPr>
@@ -163,12 +983,12 @@
         <w:t>Tecnólogo em Análise e Desenvolvimento de Sistemas</w:t>
       </w:r>
     </w:p>
-    <w:p>
+    <w:p xmlns:wp14="http://schemas.microsoft.com/office/word/2010/wordml" wp14:textId="77777777">
       <w:r>
         <w:t>UNOPAR - Universidade do Norte do Paraná (2022 - Concluído)</w:t>
       </w:r>
     </w:p>
-    <w:p>
+    <w:p xmlns:wp14="http://schemas.microsoft.com/office/word/2010/wordml" wp14:textId="77777777">
       <w:pPr>
         <w:pStyle w:val="Heading1"/>
       </w:pPr>
@@ -176,32 +996,153 @@
         <w:t>CURSOS</w:t>
       </w:r>
     </w:p>
-    <w:p>
+    <w:p xmlns:wp14="http://schemas.microsoft.com/office/word/2010/wordml" wp14:textId="0DBF9759">
+      <w:pPr>
+        <w:rPr>
+          <w:lang w:val="pt-BR"/>
+        </w:rPr>
+      </w:pPr>
       <w:r>
-        <w:t>Udemy - Desenvolvimento de aplicações web focado no framework ReactJS.</w:t>
+        <w:rPr>
+          <w:lang w:val="pt-BR"/>
+        </w:rPr>
+        <w:t>Udemy</w:t>
+      </w:r>
+      <w:r>
+        <w:rPr>
+          <w:lang w:val="pt-BR"/>
+        </w:rPr>
+        <w:t xml:space="preserve"> - Desenvolvimento de aplicações web focado no framework </w:t>
+      </w:r>
+      <w:r>
+        <w:rPr>
+          <w:lang w:val="pt-BR"/>
+        </w:rPr>
+        <w:t>ReactJS</w:t>
+      </w:r>
+      <w:r>
+        <w:rPr>
+          <w:lang w:val="pt-BR"/>
+        </w:rPr>
+        <w:t>.</w:t>
+      </w:r>
+      <w:r>
         <w:br/>
-        <w:t>Rocketseat - Fundamentos da programação web: HTML, CSS, JavaScript, Git e GitHub.</w:t>
+      </w:r>
+      <w:r>
+        <w:rPr>
+          <w:lang w:val="pt-BR"/>
+        </w:rPr>
+        <w:t xml:space="preserve">Hostgator </w:t>
+      </w:r>
+      <w:r>
+        <w:rPr>
+          <w:lang w:val="pt-BR"/>
+        </w:rPr>
+        <w:t>Academy</w:t>
+      </w:r>
+      <w:r>
+        <w:rPr>
+          <w:lang w:val="pt-BR"/>
+        </w:rPr>
+        <w:t xml:space="preserve"> - Tudo sobre </w:t>
+      </w:r>
+      <w:r>
+        <w:rPr>
+          <w:lang w:val="pt-BR"/>
+        </w:rPr>
+        <w:t>WordPress</w:t>
+      </w:r>
+      <w:r>
+        <w:rPr>
+          <w:lang w:val="pt-BR"/>
+        </w:rPr>
+        <w:t>.</w:t>
+      </w:r>
+      <w:r>
         <w:br/>
-        <w:t>Hostgator Academy - Tudo sobre WordPress.</w:t>
-        <w:br/>
-        <w:t>Dio - Desenvolvimento de aplicações web: HTML, CSS, JavaScript, Git e GitHub, Node.js, ReactJS, TypeScript, Tailwind, React Native.</w:t>
+      </w:r>
+      <w:r>
+        <w:rPr>
+          <w:lang w:val="pt-BR"/>
+        </w:rPr>
+        <w:t xml:space="preserve">Dio - Desenvolvimento </w:t>
+      </w:r>
+      <w:r>
+        <w:rPr>
+          <w:lang w:val="pt-BR"/>
+        </w:rPr>
+        <w:t>W</w:t>
+      </w:r>
+      <w:r>
+        <w:rPr>
+          <w:lang w:val="pt-BR"/>
+        </w:rPr>
+        <w:t xml:space="preserve">eb: </w:t>
+      </w:r>
+      <w:r>
+        <w:rPr>
+          <w:lang w:val="pt-BR"/>
+        </w:rPr>
+        <w:t>React</w:t>
+      </w:r>
+      <w:r>
+        <w:rPr>
+          <w:lang w:val="pt-BR"/>
+        </w:rPr>
+        <w:t xml:space="preserve">, </w:t>
+      </w:r>
+      <w:r>
+        <w:rPr>
+          <w:lang w:val="pt-BR"/>
+        </w:rPr>
+        <w:t>Nodejs,TypeScript</w:t>
+      </w:r>
+      <w:r>
+        <w:rPr>
+          <w:lang w:val="pt-BR"/>
+        </w:rPr>
+        <w:t xml:space="preserve">, </w:t>
+      </w:r>
+      <w:r>
+        <w:rPr>
+          <w:lang w:val="pt-BR"/>
+        </w:rPr>
+        <w:t>JavaScript</w:t>
+      </w:r>
+      <w:r>
+        <w:rPr>
+          <w:lang w:val="pt-BR"/>
+        </w:rPr>
+        <w:t xml:space="preserve">, </w:t>
+      </w:r>
+      <w:r>
+        <w:rPr>
+          <w:lang w:val="pt-BR"/>
+        </w:rPr>
+        <w:t>NextJs</w:t>
+      </w:r>
+      <w:r>
+        <w:rPr>
+          <w:lang w:val="pt-BR"/>
+        </w:rPr>
+        <w:t>, banco de dados relacionais e não relacionais.</w:t>
       </w:r>
     </w:p>
-    <w:p>
-      <w:pPr>
-        <w:pStyle w:val="Heading1"/>
-      </w:pPr>
+    <w:p xmlns:wp14="http://schemas.microsoft.com/office/word/2010/wordml" wp14:textId="4970ACD9">
+      <w:pPr/>
       <w:r>
+        <w:rPr/>
         <w:t>IDIOMAS</w:t>
       </w:r>
     </w:p>
-    <w:p>
+    <w:p xmlns:wp14="http://schemas.microsoft.com/office/word/2010/wordml" wp14:textId="77777777">
       <w:r>
         <w:t>Inglês: Básico</w:t>
       </w:r>
     </w:p>
     <w:sectPr>
-      <w:pgSz w:w="12240" w:h="15840"/>
+      <w:pgSz w:w="12240" w:h="15840" w:orient="portrait"/>
       <w:pgMar w:top="1440" w:right="1800" w:bottom="1440" w:left="1800" w:header="720" w:footer="720" w:gutter="0"/>
       <w:cols w:space="720"/>
       <w:docGrid w:linePitch="360"/>
@@ -298,7 +1239,7 @@
         <w:ind w:left="1440" w:hanging="360"/>
       </w:pPr>
       <w:rPr>
-        <w:rFonts w:ascii="Symbol" w:hAnsi="Symbol" w:hint="default"/>
+        <w:rFonts w:hint="default" w:ascii="Symbol" w:hAnsi="Symbol"/>
       </w:rPr>
     </w:lvl>
   </w:abstractNum>
@@ -319,7 +1260,7 @@
         <w:ind w:left="1080" w:hanging="360"/>
       </w:pPr>
       <w:rPr>
-        <w:rFonts w:ascii="Symbol" w:hAnsi="Symbol" w:hint="default"/>
+        <w:rFonts w:hint="default" w:ascii="Symbol" w:hAnsi="Symbol"/>
       </w:rPr>
     </w:lvl>
   </w:abstractNum>
@@ -340,7 +1281,7 @@
         <w:ind w:left="720" w:hanging="360"/>
       </w:pPr>
       <w:rPr>
-        <w:rFonts w:ascii="Symbol" w:hAnsi="Symbol" w:hint="default"/>
+        <w:rFonts w:hint="default" w:ascii="Symbol" w:hAnsi="Symbol"/>
       </w:rPr>
     </w:lvl>
   </w:abstractNum>
@@ -379,7 +1320,7 @@
         <w:ind w:left="360" w:hanging="360"/>
       </w:pPr>
       <w:rPr>
-        <w:rFonts w:ascii="Symbol" w:hAnsi="Symbol" w:hint="default"/>
+        <w:rFonts w:hint="default" w:ascii="Symbol" w:hAnsi="Symbol"/>
       </w:rPr>
     </w:lvl>
   </w:abstractNum>
@@ -414,11 +1355,11 @@
 </file>
 
 <file path=word/styles.xml><?xml version="1.0" encoding="utf-8"?>
-<w:styles xmlns:mc="http://schemas.openxmlformats.org/markup-compatibility/2006" xmlns:r="http://schemas.openxmlformats.org/officeDocument/2006/relationships" xmlns:w="http://schemas.openxmlformats.org/wordprocessingml/2006/main" xmlns:w14="http://schemas.microsoft.com/office/word/2010/wordml" mc:Ignorable="w14">
+<w:styles xmlns:wp14="http://schemas.microsoft.com/office/word/2010/wordprocessingDrawing" xmlns:mc="http://schemas.openxmlformats.org/markup-compatibility/2006" xmlns:r="http://schemas.openxmlformats.org/officeDocument/2006/relationships" xmlns:w="http://schemas.openxmlformats.org/wordprocessingml/2006/main" xmlns:w14="http://schemas.microsoft.com/office/word/2010/wordml" mc:Ignorable="w14 wp14">
   <w:docDefaults>
     <w:rPrDefault>
       <w:rPr>
-        <w:rFonts w:asciiTheme="minorHAnsi" w:eastAsiaTheme="minorEastAsia" w:hAnsiTheme="minorHAnsi" w:cstheme="minorBidi"/>
+        <w:rFonts w:asciiTheme="minorHAnsi" w:hAnsiTheme="minorHAnsi" w:eastAsiaTheme="minorEastAsia" w:cstheme="minorBidi"/>
         <w:sz w:val="22"/>
         <w:szCs w:val="22"/>
         <w:lang w:val="en-US" w:eastAsia="en-US" w:bidi="ar-SA"/>
@@ -431,8 +1372,8 @@
     </w:pPrDefault>
   </w:docDefaults>
   <w:latentStyles w:defLockedState="0" w:defUIPriority="99" w:defSemiHidden="1" w:defUnhideWhenUsed="1" w:defQFormat="0" w:count="276">
-    <w:lsdException w:name="Normal" w:semiHidden="0" w:uiPriority="0" w:unhideWhenUsed="0" w:qFormat="1"/>
-    <w:lsdException w:name="heading 1" w:semiHidden="0" w:uiPriority="9" w:unhideWhenUsed="0" w:qFormat="1"/>
+    <w:lsdException w:name="Normal" w:uiPriority="0" w:semiHidden="0" w:unhideWhenUsed="0" w:qFormat="1"/>
+    <w:lsdException w:name="heading 1" w:uiPriority="9" w:semiHidden="0" w:unhideWhenUsed="0" w:qFormat="1"/>
     <w:lsdException w:name="heading 2" w:uiPriority="9" w:qFormat="1"/>
     <w:lsdException w:name="heading 3" w:uiPriority="9" w:qFormat="1"/>
     <w:lsdException w:name="heading 4" w:uiPriority="9" w:qFormat="1"/>
@@ -451,125 +1392,125 @@
     <w:lsdException w:name="toc 8" w:uiPriority="39"/>
     <w:lsdException w:name="toc 9" w:uiPriority="39"/>
     <w:lsdException w:name="caption" w:uiPriority="35" w:qFormat="1"/>
-    <w:lsdException w:name="Title" w:semiHidden="0" w:uiPriority="10" w:unhideWhenUsed="0" w:qFormat="1"/>
+    <w:lsdException w:name="Title" w:uiPriority="10" w:semiHidden="0" w:unhideWhenUsed="0" w:qFormat="1"/>
     <w:lsdException w:name="Default Paragraph Font" w:uiPriority="1"/>
-    <w:lsdException w:name="Subtitle" w:semiHidden="0" w:uiPriority="11" w:unhideWhenUsed="0" w:qFormat="1"/>
-    <w:lsdException w:name="Strong" w:semiHidden="0" w:uiPriority="22" w:unhideWhenUsed="0" w:qFormat="1"/>
-    <w:lsdException w:name="Emphasis" w:semiHidden="0" w:uiPriority="20" w:unhideWhenUsed="0" w:qFormat="1"/>
-    <w:lsdException w:name="Table Grid" w:semiHidden="0" w:uiPriority="59" w:unhideWhenUsed="0"/>
+    <w:lsdException w:name="Subtitle" w:uiPriority="11" w:semiHidden="0" w:unhideWhenUsed="0" w:qFormat="1"/>
+    <w:lsdException w:name="Strong" w:uiPriority="22" w:semiHidden="0" w:unhideWhenUsed="0" w:qFormat="1"/>
+    <w:lsdException w:name="Emphasis" w:uiPriority="20" w:semiHidden="0" w:unhideWhenUsed="0" w:qFormat="1"/>
+    <w:lsdException w:name="Table Grid" w:uiPriority="59" w:semiHidden="0" w:unhideWhenUsed="0"/>
     <w:lsdException w:name="Placeholder Text" w:unhideWhenUsed="0"/>
-    <w:lsdException w:name="No Spacing" w:semiHidden="0" w:uiPriority="1" w:unhideWhenUsed="0" w:qFormat="1"/>
-    <w:lsdException w:name="Light Shading" w:semiHidden="0" w:uiPriority="60" w:unhideWhenUsed="0"/>
-    <w:lsdException w:name="Light List" w:semiHidden="0" w:uiPriority="61" w:unhideWhenUsed="0"/>
-    <w:lsdException w:name="Light Grid" w:semiHidden="0" w:uiPriority="62" w:unhideWhenUsed="0"/>
-    <w:lsdException w:name="Medium Shading 1" w:semiHidden="0" w:uiPriority="63" w:unhideWhenUsed="0"/>
-    <w:lsdException w:name="Medium Shading 2" w:semiHidden="0" w:uiPriority="64" w:unhideWhenUsed="0"/>
-    <w:lsdException w:name="Medium List 1" w:semiHidden="0" w:uiPriority="65" w:unhideWhenUsed="0"/>
-    <w:lsdException w:name="Medium List 2" w:semiHidden="0" w:uiPriority="66" w:unhideWhenUsed="0"/>
-    <w:lsdException w:name="Medium Grid 1" w:semiHidden="0" w:uiPriority="67" w:unhideWhenUsed="0"/>
-    <w:lsdException w:name="Medium Grid 2" w:semiHidden="0" w:uiPriority="68" w:unhideWhenUsed="0"/>
-    <w:lsdException w:name="Medium Grid 3" w:semiHidden="0" w:uiPriority="69" w:unhideWhenUsed="0"/>
-    <w:lsdException w:name="Dark List" w:semiHidden="0" w:uiPriority="70" w:unhideWhenUsed="0"/>
-    <w:lsdException w:name="Colorful Shading" w:semiHidden="0" w:uiPriority="71" w:unhideWhenUsed="0"/>
-    <w:lsdException w:name="Colorful List" w:semiHidden="0" w:uiPriority="72" w:unhideWhenUsed="0"/>
-    <w:lsdException w:name="Colorful Grid" w:semiHidden="0" w:uiPriority="73" w:unhideWhenUsed="0"/>
-    <w:lsdException w:name="Light Shading Accent 1" w:semiHidden="0" w:uiPriority="60" w:unhideWhenUsed="0"/>
-    <w:lsdException w:name="Light List Accent 1" w:semiHidden="0" w:uiPriority="61" w:unhideWhenUsed="0"/>
-    <w:lsdException w:name="Light Grid Accent 1" w:semiHidden="0" w:uiPriority="62" w:unhideWhenUsed="0"/>
-    <w:lsdException w:name="Medium Shading 1 Accent 1" w:semiHidden="0" w:uiPriority="63" w:unhideWhenUsed="0"/>
-    <w:lsdException w:name="Medium Shading 2 Accent 1" w:semiHidden="0" w:uiPriority="64" w:unhideWhenUsed="0"/>
-    <w:lsdException w:name="Medium List 1 Accent 1" w:semiHidden="0" w:uiPriority="65" w:unhideWhenUsed="0"/>
+    <w:lsdException w:name="No Spacing" w:uiPriority="1" w:semiHidden="0" w:unhideWhenUsed="0" w:qFormat="1"/>
+    <w:lsdException w:name="Light Shading" w:uiPriority="60" w:semiHidden="0" w:unhideWhenUsed="0"/>
+    <w:lsdException w:name="Light List" w:uiPriority="61" w:semiHidden="0" w:unhideWhenUsed="0"/>
+    <w:lsdException w:name="Light Grid" w:uiPriority="62" w:semiHidden="0" w:unhideWhenUsed="0"/>
+    <w:lsdException w:name="Medium Shading 1" w:uiPriority="63" w:semiHidden="0" w:unhideWhenUsed="0"/>
+    <w:lsdException w:name="Medium Shading 2" w:uiPriority="64" w:semiHidden="0" w:unhideWhenUsed="0"/>
+    <w:lsdException w:name="Medium List 1" w:uiPriority="65" w:semiHidden="0" w:unhideWhenUsed="0"/>
+    <w:lsdException w:name="Medium List 2" w:uiPriority="66" w:semiHidden="0" w:unhideWhenUsed="0"/>
+    <w:lsdException w:name="Medium Grid 1" w:uiPriority="67" w:semiHidden="0" w:unhideWhenUsed="0"/>
+    <w:lsdException w:name="Medium Grid 2" w:uiPriority="68" w:semiHidden="0" w:unhideWhenUsed="0"/>
+    <w:lsdException w:name="Medium Grid 3" w:uiPriority="69" w:semiHidden="0" w:unhideWhenUsed="0"/>
+    <w:lsdException w:name="Dark List" w:uiPriority="70" w:semiHidden="0" w:unhideWhenUsed="0"/>
+    <w:lsdException w:name="Colorful Shading" w:uiPriority="71" w:semiHidden="0" w:unhideWhenUsed="0"/>
+    <w:lsdException w:name="Colorful List" w:uiPriority="72" w:semiHidden="0" w:unhideWhenUsed="0"/>
+    <w:lsdException w:name="Colorful Grid" w:uiPriority="73" w:semiHidden="0" w:unhideWhenUsed="0"/>
+    <w:lsdException w:name="Light Shading Accent 1" w:uiPriority="60" w:semiHidden="0" w:unhideWhenUsed="0"/>
+    <w:lsdException w:name="Light List Accent 1" w:uiPriority="61" w:semiHidden="0" w:unhideWhenUsed="0"/>
+    <w:lsdException w:name="Light Grid Accent 1" w:uiPriority="62" w:semiHidden="0" w:unhideWhenUsed="0"/>
+    <w:lsdException w:name="Medium Shading 1 Accent 1" w:uiPriority="63" w:semiHidden="0" w:unhideWhenUsed="0"/>
+    <w:lsdException w:name="Medium Shading 2 Accent 1" w:uiPriority="64" w:semiHidden="0" w:unhideWhenUsed="0"/>
+    <w:lsdException w:name="Medium List 1 Accent 1" w:uiPriority="65" w:semiHidden="0" w:unhideWhenUsed="0"/>
     <w:lsdException w:name="Revision" w:unhideWhenUsed="0"/>
-    <w:lsdException w:name="List Paragraph" w:semiHidden="0" w:uiPriority="34" w:unhideWhenUsed="0" w:qFormat="1"/>
-    <w:lsdException w:name="Quote" w:semiHidden="0" w:uiPriority="29" w:unhideWhenUsed="0" w:qFormat="1"/>
-    <w:lsdException w:name="Intense Quote" w:semiHidden="0" w:uiPriority="30" w:unhideWhenUsed="0" w:qFormat="1"/>
-    <w:lsdException w:name="Medium List 2 Accent 1" w:semiHidden="0" w:uiPriority="66" w:unhideWhenUsed="0"/>
-    <w:lsdException w:name="Medium Grid 1 Accent 1" w:semiHidden="0" w:uiPriority="67" w:unhideWhenUsed="0"/>
-    <w:lsdException w:name="Medium Grid 2 Accent 1" w:semiHidden="0" w:uiPriority="68" w:unhideWhenUsed="0"/>
-    <w:lsdException w:name="Medium Grid 3 Accent 1" w:semiHidden="0" w:uiPriority="69" w:unhideWhenUsed="0"/>
-    <w:lsdException w:name="Dark List Accent 1" w:semiHidden="0" w:uiPriority="70" w:unhideWhenUsed="0"/>
-    <w:lsdException w:name="Colorful Shading Accent 1" w:semiHidden="0" w:uiPriority="71" w:unhideWhenUsed="0"/>
-    <w:lsdException w:name="Colorful List Accent 1" w:semiHidden="0" w:uiPriority="72" w:unhideWhenUsed="0"/>
-    <w:lsdException w:name="Colorful Grid Accent 1" w:semiHidden="0" w:uiPriority="73" w:unhideWhenUsed="0"/>
-    <w:lsdException w:name="Light Shading Accent 2" w:semiHidden="0" w:uiPriority="60" w:unhideWhenUsed="0"/>
-    <w:lsdException w:name="Light List Accent 2" w:semiHidden="0" w:uiPriority="61" w:unhideWhenUsed="0"/>
-    <w:lsdException w:name="Light Grid Accent 2" w:semiHidden="0" w:uiPriority="62" w:unhideWhenUsed="0"/>
-    <w:lsdException w:name="Medium Shading 1 Accent 2" w:semiHidden="0" w:uiPriority="63" w:unhideWhenUsed="0"/>
-    <w:lsdException w:name="Medium Shading 2 Accent 2" w:semiHidden="0" w:uiPriority="64" w:unhideWhenUsed="0"/>
-    <w:lsdException w:name="Medium List 1 Accent 2" w:semiHidden="0" w:uiPriority="65" w:unhideWhenUsed="0"/>
-    <w:lsdException w:name="Medium List 2 Accent 2" w:semiHidden="0" w:uiPriority="66" w:unhideWhenUsed="0"/>
-    <w:lsdException w:name="Medium Grid 1 Accent 2" w:semiHidden="0" w:uiPriority="67" w:unhideWhenUsed="0"/>
-    <w:lsdException w:name="Medium Grid 2 Accent 2" w:semiHidden="0" w:uiPriority="68" w:unhideWhenUsed="0"/>
-    <w:lsdException w:name="Medium Grid 3 Accent 2" w:semiHidden="0" w:uiPriority="69" w:unhideWhenUsed="0"/>
-    <w:lsdException w:name="Dark List Accent 2" w:semiHidden="0" w:uiPriority="70" w:unhideWhenUsed="0"/>
-    <w:lsdException w:name="Colorful Shading Accent 2" w:semiHidden="0" w:uiPriority="71" w:unhideWhenUsed="0"/>
-    <w:lsdException w:name="Colorful List Accent 2" w:semiHidden="0" w:uiPriority="72" w:unhideWhenUsed="0"/>
-    <w:lsdException w:name="Colorful Grid Accent 2" w:semiHidden="0" w:uiPriority="73" w:unhideWhenUsed="0"/>
-    <w:lsdException w:name="Light Shading Accent 3" w:semiHidden="0" w:uiPriority="60" w:unhideWhenUsed="0"/>
-    <w:lsdException w:name="Light List Accent 3" w:semiHidden="0" w:uiPriority="61" w:unhideWhenUsed="0"/>
-    <w:lsdException w:name="Light Grid Accent 3" w:semiHidden="0" w:uiPriority="62" w:unhideWhenUsed="0"/>
-    <w:lsdException w:name="Medium Shading 1 Accent 3" w:semiHidden="0" w:uiPriority="63" w:unhideWhenUsed="0"/>
-    <w:lsdException w:name="Medium Shading 2 Accent 3" w:semiHidden="0" w:uiPriority="64" w:unhideWhenUsed="0"/>
-    <w:lsdException w:name="Medium List 1 Accent 3" w:semiHidden="0" w:uiPriority="65" w:unhideWhenUsed="0"/>
-    <w:lsdException w:name="Medium List 2 Accent 3" w:semiHidden="0" w:uiPriority="66" w:unhideWhenUsed="0"/>
-    <w:lsdException w:name="Medium Grid 1 Accent 3" w:semiHidden="0" w:uiPriority="67" w:unhideWhenUsed="0"/>
-    <w:lsdException w:name="Medium Grid 2 Accent 3" w:semiHidden="0" w:uiPriority="68" w:unhideWhenUsed="0"/>
-    <w:lsdException w:name="Medium Grid 3 Accent 3" w:semiHidden="0" w:uiPriority="69" w:unhideWhenUsed="0"/>
-    <w:lsdException w:name="Dark List Accent 3" w:semiHidden="0" w:uiPriority="70" w:unhideWhenUsed="0"/>
-    <w:lsdException w:name="Colorful Shading Accent 3" w:semiHidden="0" w:uiPriority="71" w:unhideWhenUsed="0"/>
-    <w:lsdException w:name="Colorful List Accent 3" w:semiHidden="0" w:uiPriority="72" w:unhideWhenUsed="0"/>
-    <w:lsdException w:name="Colorful Grid Accent 3" w:semiHidden="0" w:uiPriority="73" w:unhideWhenUsed="0"/>
-    <w:lsdException w:name="Light Shading Accent 4" w:semiHidden="0" w:uiPriority="60" w:unhideWhenUsed="0"/>
-    <w:lsdException w:name="Light List Accent 4" w:semiHidden="0" w:uiPriority="61" w:unhideWhenUsed="0"/>
-    <w:lsdException w:name="Light Grid Accent 4" w:semiHidden="0" w:uiPriority="62" w:unhideWhenUsed="0"/>
-    <w:lsdException w:name="Medium Shading 1 Accent 4" w:semiHidden="0" w:uiPriority="63" w:unhideWhenUsed="0"/>
-    <w:lsdException w:name="Medium Shading 2 Accent 4" w:semiHidden="0" w:uiPriority="64" w:unhideWhenUsed="0"/>
-    <w:lsdException w:name="Medium List 1 Accent 4" w:semiHidden="0" w:uiPriority="65" w:unhideWhenUsed="0"/>
-    <w:lsdException w:name="Medium List 2 Accent 4" w:semiHidden="0" w:uiPriority="66" w:unhideWhenUsed="0"/>
-    <w:lsdException w:name="Medium Grid 1 Accent 4" w:semiHidden="0" w:uiPriority="67" w:unhideWhenUsed="0"/>
-    <w:lsdException w:name="Medium Grid 2 Accent 4" w:semiHidden="0" w:uiPriority="68" w:unhideWhenUsed="0"/>
-    <w:lsdException w:name="Medium Grid 3 Accent 4" w:semiHidden="0" w:uiPriority="69" w:unhideWhenUsed="0"/>
-    <w:lsdException w:name="Dark List Accent 4" w:semiHidden="0" w:uiPriority="70" w:unhideWhenUsed="0"/>
-    <w:lsdException w:name="Colorful Shading Accent 4" w:semiHidden="0" w:uiPriority="71" w:unhideWhenUsed="0"/>
-    <w:lsdException w:name="Colorful List Accent 4" w:semiHidden="0" w:uiPriority="72" w:unhideWhenUsed="0"/>
-    <w:lsdException w:name="Colorful Grid Accent 4" w:semiHidden="0" w:uiPriority="73" w:unhideWhenUsed="0"/>
-    <w:lsdException w:name="Light Shading Accent 5" w:semiHidden="0" w:uiPriority="60" w:unhideWhenUsed="0"/>
-    <w:lsdException w:name="Light List Accent 5" w:semiHidden="0" w:uiPriority="61" w:unhideWhenUsed="0"/>
-    <w:lsdException w:name="Light Grid Accent 5" w:semiHidden="0" w:uiPriority="62" w:unhideWhenUsed="0"/>
-    <w:lsdException w:name="Medium Shading 1 Accent 5" w:semiHidden="0" w:uiPriority="63" w:unhideWhenUsed="0"/>
-    <w:lsdException w:name="Medium Shading 2 Accent 5" w:semiHidden="0" w:uiPriority="64" w:unhideWhenUsed="0"/>
-    <w:lsdException w:name="Medium List 1 Accent 5" w:semiHidden="0" w:uiPriority="65" w:unhideWhenUsed="0"/>
-    <w:lsdException w:name="Medium List 2 Accent 5" w:semiHidden="0" w:uiPriority="66" w:unhideWhenUsed="0"/>
-    <w:lsdException w:name="Medium Grid 1 Accent 5" w:semiHidden="0" w:uiPriority="67" w:unhideWhenUsed="0"/>
-    <w:lsdException w:name="Medium Grid 2 Accent 5" w:semiHidden="0" w:uiPriority="68" w:unhideWhenUsed="0"/>
-    <w:lsdException w:name="Medium Grid 3 Accent 5" w:semiHidden="0" w:uiPriority="69" w:unhideWhenUsed="0"/>
-    <w:lsdException w:name="Dark List Accent 5" w:semiHidden="0" w:uiPriority="70" w:unhideWhenUsed="0"/>
-    <w:lsdException w:name="Colorful Shading Accent 5" w:semiHidden="0" w:uiPriority="71" w:unhideWhenUsed="0"/>
-    <w:lsdException w:name="Colorful List Accent 5" w:semiHidden="0" w:uiPriority="72" w:unhideWhenUsed="0"/>
-    <w:lsdException w:name="Colorful Grid Accent 5" w:semiHidden="0" w:uiPriority="73" w:unhideWhenUsed="0"/>
-    <w:lsdException w:name="Light Shading Accent 6" w:semiHidden="0" w:uiPriority="60" w:unhideWhenUsed="0"/>
-    <w:lsdException w:name="Light List Accent 6" w:semiHidden="0" w:uiPriority="61" w:unhideWhenUsed="0"/>
-    <w:lsdException w:name="Light Grid Accent 6" w:semiHidden="0" w:uiPriority="62" w:unhideWhenUsed="0"/>
-    <w:lsdException w:name="Medium Shading 1 Accent 6" w:semiHidden="0" w:uiPriority="63" w:unhideWhenUsed="0"/>
-    <w:lsdException w:name="Medium Shading 2 Accent 6" w:semiHidden="0" w:uiPriority="64" w:unhideWhenUsed="0"/>
-    <w:lsdException w:name="Medium List 1 Accent 6" w:semiHidden="0" w:uiPriority="65" w:unhideWhenUsed="0"/>
-    <w:lsdException w:name="Medium List 2 Accent 6" w:semiHidden="0" w:uiPriority="66" w:unhideWhenUsed="0"/>
-    <w:lsdException w:name="Medium Grid 1 Accent 6" w:semiHidden="0" w:uiPriority="67" w:unhideWhenUsed="0"/>
-    <w:lsdException w:name="Medium Grid 2 Accent 6" w:semiHidden="0" w:uiPriority="68" w:unhideWhenUsed="0"/>
-    <w:lsdException w:name="Medium Grid 3 Accent 6" w:semiHidden="0" w:uiPriority="69" w:unhideWhenUsed="0"/>
-    <w:lsdException w:name="Dark List Accent 6" w:semiHidden="0" w:uiPriority="70" w:unhideWhenUsed="0"/>
-    <w:lsdException w:name="Colorful Shading Accent 6" w:semiHidden="0" w:uiPriority="71" w:unhideWhenUsed="0"/>
-    <w:lsdException w:name="Colorful List Accent 6" w:semiHidden="0" w:uiPriority="72" w:unhideWhenUsed="0"/>
-    <w:lsdException w:name="Colorful Grid Accent 6" w:semiHidden="0" w:uiPriority="73" w:unhideWhenUsed="0"/>
-    <w:lsdException w:name="Subtle Emphasis" w:semiHidden="0" w:uiPriority="19" w:unhideWhenUsed="0" w:qFormat="1"/>
-    <w:lsdException w:name="Intense Emphasis" w:semiHidden="0" w:uiPriority="21" w:unhideWhenUsed="0" w:qFormat="1"/>
-    <w:lsdException w:name="Subtle Reference" w:semiHidden="0" w:uiPriority="31" w:unhideWhenUsed="0" w:qFormat="1"/>
-    <w:lsdException w:name="Intense Reference" w:semiHidden="0" w:uiPriority="32" w:unhideWhenUsed="0" w:qFormat="1"/>
-    <w:lsdException w:name="Book Title" w:semiHidden="0" w:uiPriority="33" w:unhideWhenUsed="0" w:qFormat="1"/>
+    <w:lsdException w:name="List Paragraph" w:uiPriority="34" w:semiHidden="0" w:unhideWhenUsed="0" w:qFormat="1"/>
+    <w:lsdException w:name="Quote" w:uiPriority="29" w:semiHidden="0" w:unhideWhenUsed="0" w:qFormat="1"/>
+    <w:lsdException w:name="Intense Quote" w:uiPriority="30" w:semiHidden="0" w:unhideWhenUsed="0" w:qFormat="1"/>
+    <w:lsdException w:name="Medium List 2 Accent 1" w:uiPriority="66" w:semiHidden="0" w:unhideWhenUsed="0"/>
+    <w:lsdException w:name="Medium Grid 1 Accent 1" w:uiPriority="67" w:semiHidden="0" w:unhideWhenUsed="0"/>
+    <w:lsdException w:name="Medium Grid 2 Accent 1" w:uiPriority="68" w:semiHidden="0" w:unhideWhenUsed="0"/>
+    <w:lsdException w:name="Medium Grid 3 Accent 1" w:uiPriority="69" w:semiHidden="0" w:unhideWhenUsed="0"/>
+    <w:lsdException w:name="Dark List Accent 1" w:uiPriority="70" w:semiHidden="0" w:unhideWhenUsed="0"/>
+    <w:lsdException w:name="Colorful Shading Accent 1" w:uiPriority="71" w:semiHidden="0" w:unhideWhenUsed="0"/>
+    <w:lsdException w:name="Colorful List Accent 1" w:uiPriority="72" w:semiHidden="0" w:unhideWhenUsed="0"/>
+    <w:lsdException w:name="Colorful Grid Accent 1" w:uiPriority="73" w:semiHidden="0" w:unhideWhenUsed="0"/>
+    <w:lsdException w:name="Light Shading Accent 2" w:uiPriority="60" w:semiHidden="0" w:unhideWhenUsed="0"/>
+    <w:lsdException w:name="Light List Accent 2" w:uiPriority="61" w:semiHidden="0" w:unhideWhenUsed="0"/>
+    <w:lsdException w:name="Light Grid Accent 2" w:uiPriority="62" w:semiHidden="0" w:unhideWhenUsed="0"/>
+    <w:lsdException w:name="Medium Shading 1 Accent 2" w:uiPriority="63" w:semiHidden="0" w:unhideWhenUsed="0"/>
+    <w:lsdException w:name="Medium Shading 2 Accent 2" w:uiPriority="64" w:semiHidden="0" w:unhideWhenUsed="0"/>
+    <w:lsdException w:name="Medium List 1 Accent 2" w:uiPriority="65" w:semiHidden="0" w:unhideWhenUsed="0"/>
+    <w:lsdException w:name="Medium List 2 Accent 2" w:uiPriority="66" w:semiHidden="0" w:unhideWhenUsed="0"/>
+    <w:lsdException w:name="Medium Grid 1 Accent 2" w:uiPriority="67" w:semiHidden="0" w:unhideWhenUsed="0"/>
+    <w:lsdException w:name="Medium Grid 2 Accent 2" w:uiPriority="68" w:semiHidden="0" w:unhideWhenUsed="0"/>
+    <w:lsdException w:name="Medium Grid 3 Accent 2" w:uiPriority="69" w:semiHidden="0" w:unhideWhenUsed="0"/>
+    <w:lsdException w:name="Dark List Accent 2" w:uiPriority="70" w:semiHidden="0" w:unhideWhenUsed="0"/>
+    <w:lsdException w:name="Colorful Shading Accent 2" w:uiPriority="71" w:semiHidden="0" w:unhideWhenUsed="0"/>
+    <w:lsdException w:name="Colorful List Accent 2" w:uiPriority="72" w:semiHidden="0" w:unhideWhenUsed="0"/>
+    <w:lsdException w:name="Colorful Grid Accent 2" w:uiPriority="73" w:semiHidden="0" w:unhideWhenUsed="0"/>
+    <w:lsdException w:name="Light Shading Accent 3" w:uiPriority="60" w:semiHidden="0" w:unhideWhenUsed="0"/>
+    <w:lsdException w:name="Light List Accent 3" w:uiPriority="61" w:semiHidden="0" w:unhideWhenUsed="0"/>
+    <w:lsdException w:name="Light Grid Accent 3" w:uiPriority="62" w:semiHidden="0" w:unhideWhenUsed="0"/>
+    <w:lsdException w:name="Medium Shading 1 Accent 3" w:uiPriority="63" w:semiHidden="0" w:unhideWhenUsed="0"/>
+    <w:lsdException w:name="Medium Shading 2 Accent 3" w:uiPriority="64" w:semiHidden="0" w:unhideWhenUsed="0"/>
+    <w:lsdException w:name="Medium List 1 Accent 3" w:uiPriority="65" w:semiHidden="0" w:unhideWhenUsed="0"/>
+    <w:lsdException w:name="Medium List 2 Accent 3" w:uiPriority="66" w:semiHidden="0" w:unhideWhenUsed="0"/>
+    <w:lsdException w:name="Medium Grid 1 Accent 3" w:uiPriority="67" w:semiHidden="0" w:unhideWhenUsed="0"/>
+    <w:lsdException w:name="Medium Grid 2 Accent 3" w:uiPriority="68" w:semiHidden="0" w:unhideWhenUsed="0"/>
+    <w:lsdException w:name="Medium Grid 3 Accent 3" w:uiPriority="69" w:semiHidden="0" w:unhideWhenUsed="0"/>
+    <w:lsdException w:name="Dark List Accent 3" w:uiPriority="70" w:semiHidden="0" w:unhideWhenUsed="0"/>
+    <w:lsdException w:name="Colorful Shading Accent 3" w:uiPriority="71" w:semiHidden="0" w:unhideWhenUsed="0"/>
+    <w:lsdException w:name="Colorful List Accent 3" w:uiPriority="72" w:semiHidden="0" w:unhideWhenUsed="0"/>
+    <w:lsdException w:name="Colorful Grid Accent 3" w:uiPriority="73" w:semiHidden="0" w:unhideWhenUsed="0"/>
+    <w:lsdException w:name="Light Shading Accent 4" w:uiPriority="60" w:semiHidden="0" w:unhideWhenUsed="0"/>
+    <w:lsdException w:name="Light List Accent 4" w:uiPriority="61" w:semiHidden="0" w:unhideWhenUsed="0"/>
+    <w:lsdException w:name="Light Grid Accent 4" w:uiPriority="62" w:semiHidden="0" w:unhideWhenUsed="0"/>
+    <w:lsdException w:name="Medium Shading 1 Accent 4" w:uiPriority="63" w:semiHidden="0" w:unhideWhenUsed="0"/>
+    <w:lsdException w:name="Medium Shading 2 Accent 4" w:uiPriority="64" w:semiHidden="0" w:unhideWhenUsed="0"/>
+    <w:lsdException w:name="Medium List 1 Accent 4" w:uiPriority="65" w:semiHidden="0" w:unhideWhenUsed="0"/>
+    <w:lsdException w:name="Medium List 2 Accent 4" w:uiPriority="66" w:semiHidden="0" w:unhideWhenUsed="0"/>
+    <w:lsdException w:name="Medium Grid 1 Accent 4" w:uiPriority="67" w:semiHidden="0" w:unhideWhenUsed="0"/>
+    <w:lsdException w:name="Medium Grid 2 Accent 4" w:uiPriority="68" w:semiHidden="0" w:unhideWhenUsed="0"/>
+    <w:lsdException w:name="Medium Grid 3 Accent 4" w:uiPriority="69" w:semiHidden="0" w:unhideWhenUsed="0"/>
+    <w:lsdException w:name="Dark List Accent 4" w:uiPriority="70" w:semiHidden="0" w:unhideWhenUsed="0"/>
+    <w:lsdException w:name="Colorful Shading Accent 4" w:uiPriority="71" w:semiHidden="0" w:unhideWhenUsed="0"/>
+    <w:lsdException w:name="Colorful List Accent 4" w:uiPriority="72" w:semiHidden="0" w:unhideWhenUsed="0"/>
+    <w:lsdException w:name="Colorful Grid Accent 4" w:uiPriority="73" w:semiHidden="0" w:unhideWhenUsed="0"/>
+    <w:lsdException w:name="Light Shading Accent 5" w:uiPriority="60" w:semiHidden="0" w:unhideWhenUsed="0"/>
+    <w:lsdException w:name="Light List Accent 5" w:uiPriority="61" w:semiHidden="0" w:unhideWhenUsed="0"/>
+    <w:lsdException w:name="Light Grid Accent 5" w:uiPriority="62" w:semiHidden="0" w:unhideWhenUsed="0"/>
+    <w:lsdException w:name="Medium Shading 1 Accent 5" w:uiPriority="63" w:semiHidden="0" w:unhideWhenUsed="0"/>
+    <w:lsdException w:name="Medium Shading 2 Accent 5" w:uiPriority="64" w:semiHidden="0" w:unhideWhenUsed="0"/>
+    <w:lsdException w:name="Medium List 1 Accent 5" w:uiPriority="65" w:semiHidden="0" w:unhideWhenUsed="0"/>
+    <w:lsdException w:name="Medium List 2 Accent 5" w:uiPriority="66" w:semiHidden="0" w:unhideWhenUsed="0"/>
+    <w:lsdException w:name="Medium Grid 1 Accent 5" w:uiPriority="67" w:semiHidden="0" w:unhideWhenUsed="0"/>
+    <w:lsdException w:name="Medium Grid 2 Accent 5" w:uiPriority="68" w:semiHidden="0" w:unhideWhenUsed="0"/>
+    <w:lsdException w:name="Medium Grid 3 Accent 5" w:uiPriority="69" w:semiHidden="0" w:unhideWhenUsed="0"/>
+    <w:lsdException w:name="Dark List Accent 5" w:uiPriority="70" w:semiHidden="0" w:unhideWhenUsed="0"/>
+    <w:lsdException w:name="Colorful Shading Accent 5" w:uiPriority="71" w:semiHidden="0" w:unhideWhenUsed="0"/>
+    <w:lsdException w:name="Colorful List Accent 5" w:uiPriority="72" w:semiHidden="0" w:unhideWhenUsed="0"/>
+    <w:lsdException w:name="Colorful Grid Accent 5" w:uiPriority="73" w:semiHidden="0" w:unhideWhenUsed="0"/>
+    <w:lsdException w:name="Light Shading Accent 6" w:uiPriority="60" w:semiHidden="0" w:unhideWhenUsed="0"/>
+    <w:lsdException w:name="Light List Accent 6" w:uiPriority="61" w:semiHidden="0" w:unhideWhenUsed="0"/>
+    <w:lsdException w:name="Light Grid Accent 6" w:uiPriority="62" w:semiHidden="0" w:unhideWhenUsed="0"/>
+    <w:lsdException w:name="Medium Shading 1 Accent 6" w:uiPriority="63" w:semiHidden="0" w:unhideWhenUsed="0"/>
+    <w:lsdException w:name="Medium Shading 2 Accent 6" w:uiPriority="64" w:semiHidden="0" w:unhideWhenUsed="0"/>
+    <w:lsdException w:name="Medium List 1 Accent 6" w:uiPriority="65" w:semiHidden="0" w:unhideWhenUsed="0"/>
+    <w:lsdException w:name="Medium List 2 Accent 6" w:uiPriority="66" w:semiHidden="0" w:unhideWhenUsed="0"/>
+    <w:lsdException w:name="Medium Grid 1 Accent 6" w:uiPriority="67" w:semiHidden="0" w:unhideWhenUsed="0"/>
+    <w:lsdException w:name="Medium Grid 2 Accent 6" w:uiPriority="68" w:semiHidden="0" w:unhideWhenUsed="0"/>
+    <w:lsdException w:name="Medium Grid 3 Accent 6" w:uiPriority="69" w:semiHidden="0" w:unhideWhenUsed="0"/>
+    <w:lsdException w:name="Dark List Accent 6" w:uiPriority="70" w:semiHidden="0" w:unhideWhenUsed="0"/>
+    <w:lsdException w:name="Colorful Shading Accent 6" w:uiPriority="71" w:semiHidden="0" w:unhideWhenUsed="0"/>
+    <w:lsdException w:name="Colorful List Accent 6" w:uiPriority="72" w:semiHidden="0" w:unhideWhenUsed="0"/>
+    <w:lsdException w:name="Colorful Grid Accent 6" w:uiPriority="73" w:semiHidden="0" w:unhideWhenUsed="0"/>
+    <w:lsdException w:name="Subtle Emphasis" w:uiPriority="19" w:semiHidden="0" w:unhideWhenUsed="0" w:qFormat="1"/>
+    <w:lsdException w:name="Intense Emphasis" w:uiPriority="21" w:semiHidden="0" w:unhideWhenUsed="0" w:qFormat="1"/>
+    <w:lsdException w:name="Subtle Reference" w:uiPriority="31" w:semiHidden="0" w:unhideWhenUsed="0" w:qFormat="1"/>
+    <w:lsdException w:name="Intense Reference" w:uiPriority="32" w:semiHidden="0" w:unhideWhenUsed="0" w:qFormat="1"/>
+    <w:lsdException w:name="Book Title" w:uiPriority="33" w:semiHidden="0" w:unhideWhenUsed="0" w:qFormat="1"/>
     <w:lsdException w:name="Bibliography" w:uiPriority="37"/>
     <w:lsdException w:name="TOC Heading" w:uiPriority="39" w:qFormat="1"/>
   </w:latentStyles>
-  <w:style w:type="paragraph" w:default="1" w:styleId="Normal">
+  <w:style w:type="paragraph" w:styleId="Normal" w:default="1">
     <w:name w:val="Normal"/>
     <w:qFormat/>
     <w:rsid w:val="00FC693F"/>
@@ -593,7 +1534,7 @@
       <w:spacing w:after="0" w:line="240" w:lineRule="auto"/>
     </w:pPr>
   </w:style>
-  <w:style w:type="character" w:customStyle="1" w:styleId="HeaderChar">
+  <w:style w:type="character" w:styleId="HeaderChar" w:customStyle="1">
     <w:name w:val="Header Char"/>
     <w:basedOn w:val="DefaultParagraphFont"/>
     <w:link w:val="Header"/>
@@ -615,7 +1556,7 @@
       <w:spacing w:after="0" w:line="240" w:lineRule="auto"/>
     </w:pPr>
   </w:style>
-  <w:style w:type="character" w:customStyle="1" w:styleId="FooterChar">
+  <w:style w:type="character" w:styleId="FooterChar" w:customStyle="1">
     <w:name w:val="Footer Char"/>
     <w:basedOn w:val="DefaultParagraphFont"/>
     <w:link w:val="Footer"/>
@@ -637,7 +1578,7 @@
       <w:outlineLvl w:val="0"/>
     </w:pPr>
     <w:rPr>
-      <w:rFonts w:asciiTheme="majorHAnsi" w:eastAsiaTheme="majorEastAsia" w:hAnsiTheme="majorHAnsi" w:cstheme="majorBidi"/>
+      <w:rFonts w:asciiTheme="majorHAnsi" w:hAnsiTheme="majorHAnsi" w:eastAsiaTheme="majorEastAsia" w:cstheme="majorBidi"/>
       <w:b/>
       <w:bCs/>
       <w:color w:val="365F91" w:themeColor="accent1" w:themeShade="BF"/>
@@ -661,7 +1602,7 @@
       <w:outlineLvl w:val="1"/>
     </w:pPr>
     <w:rPr>
-      <w:rFonts w:asciiTheme="majorHAnsi" w:eastAsiaTheme="majorEastAsia" w:hAnsiTheme="majorHAnsi" w:cstheme="majorBidi"/>
+      <w:rFonts w:asciiTheme="majorHAnsi" w:hAnsiTheme="majorHAnsi" w:eastAsiaTheme="majorEastAsia" w:cstheme="majorBidi"/>
       <w:b/>
       <w:bCs/>
       <w:color w:val="4F81BD" w:themeColor="accent1"/>
@@ -685,7 +1626,7 @@
       <w:outlineLvl w:val="2"/>
     </w:pPr>
     <w:rPr>
-      <w:rFonts w:asciiTheme="majorHAnsi" w:eastAsiaTheme="majorEastAsia" w:hAnsiTheme="majorHAnsi" w:cstheme="majorBidi"/>
+      <w:rFonts w:asciiTheme="majorHAnsi" w:hAnsiTheme="majorHAnsi" w:eastAsiaTheme="majorEastAsia" w:cstheme="majorBidi"/>
       <w:b/>
       <w:bCs/>
       <w:color w:val="4F81BD" w:themeColor="accent1"/>
@@ -708,7 +1649,7 @@
       <w:outlineLvl w:val="3"/>
     </w:pPr>
     <w:rPr>
-      <w:rFonts w:asciiTheme="majorHAnsi" w:eastAsiaTheme="majorEastAsia" w:hAnsiTheme="majorHAnsi" w:cstheme="majorBidi"/>
+      <w:rFonts w:asciiTheme="majorHAnsi" w:hAnsiTheme="majorHAnsi" w:eastAsiaTheme="majorEastAsia" w:cstheme="majorBidi"/>
       <w:b/>
       <w:bCs/>
       <w:i/>
@@ -733,7 +1674,7 @@
       <w:outlineLvl w:val="4"/>
     </w:pPr>
     <w:rPr>
-      <w:rFonts w:asciiTheme="majorHAnsi" w:eastAsiaTheme="majorEastAsia" w:hAnsiTheme="majorHAnsi" w:cstheme="majorBidi"/>
+      <w:rFonts w:asciiTheme="majorHAnsi" w:hAnsiTheme="majorHAnsi" w:eastAsiaTheme="majorEastAsia" w:cstheme="majorBidi"/>
       <w:color w:val="243F60" w:themeColor="accent1" w:themeShade="7F"/>
     </w:rPr>
   </w:style>
@@ -754,7 +1695,7 @@
       <w:outlineLvl w:val="5"/>
     </w:pPr>
     <w:rPr>
-      <w:rFonts w:asciiTheme="majorHAnsi" w:eastAsiaTheme="majorEastAsia" w:hAnsiTheme="majorHAnsi" w:cstheme="majorBidi"/>
+      <w:rFonts w:asciiTheme="majorHAnsi" w:hAnsiTheme="majorHAnsi" w:eastAsiaTheme="majorEastAsia" w:cstheme="majorBidi"/>
       <w:i/>
       <w:iCs/>
       <w:color w:val="243F60" w:themeColor="accent1" w:themeShade="7F"/>
@@ -777,7 +1718,7 @@
       <w:outlineLvl w:val="6"/>
     </w:pPr>
     <w:rPr>
-      <w:rFonts w:asciiTheme="majorHAnsi" w:eastAsiaTheme="majorEastAsia" w:hAnsiTheme="majorHAnsi" w:cstheme="majorBidi"/>
+      <w:rFonts w:asciiTheme="majorHAnsi" w:hAnsiTheme="majorHAnsi" w:eastAsiaTheme="majorEastAsia" w:cstheme="majorBidi"/>
       <w:i/>
       <w:iCs/>
       <w:color w:val="404040" w:themeColor="text1" w:themeTint="BF"/>
@@ -800,7 +1741,7 @@
       <w:outlineLvl w:val="7"/>
     </w:pPr>
     <w:rPr>
-      <w:rFonts w:asciiTheme="majorHAnsi" w:eastAsiaTheme="majorEastAsia" w:hAnsiTheme="majorHAnsi" w:cstheme="majorBidi"/>
+      <w:rFonts w:asciiTheme="majorHAnsi" w:hAnsiTheme="majorHAnsi" w:eastAsiaTheme="majorEastAsia" w:cstheme="majorBidi"/>
       <w:color w:val="4F81BD" w:themeColor="accent1"/>
       <w:sz w:val="20"/>
       <w:szCs w:val="20"/>
@@ -823,7 +1764,7 @@
       <w:outlineLvl w:val="8"/>
     </w:pPr>
     <w:rPr>
-      <w:rFonts w:asciiTheme="majorHAnsi" w:eastAsiaTheme="majorEastAsia" w:hAnsiTheme="majorHAnsi" w:cstheme="majorBidi"/>
+      <w:rFonts w:asciiTheme="majorHAnsi" w:hAnsiTheme="majorHAnsi" w:eastAsiaTheme="majorEastAsia" w:cstheme="majorBidi"/>
       <w:i/>
       <w:iCs/>
       <w:color w:val="404040" w:themeColor="text1" w:themeTint="BF"/>
@@ -831,13 +1772,13 @@
       <w:szCs w:val="20"/>
     </w:rPr>
   </w:style>
-  <w:style w:type="character" w:default="1" w:styleId="DefaultParagraphFont">
+  <w:style w:type="character" w:styleId="DefaultParagraphFont" w:default="1">
     <w:name w:val="Default Paragraph Font"/>
     <w:uiPriority w:val="1"/>
     <w:semiHidden/>
     <w:unhideWhenUsed/>
   </w:style>
-  <w:style w:type="table" w:default="1" w:styleId="TableNormal">
+  <w:style w:type="table" w:styleId="TableNormal" w:default="1">
     <w:name w:val="Normal Table"/>
     <w:uiPriority w:val="99"/>
     <w:semiHidden/>
@@ -852,7 +1793,7 @@
       </w:tblCellMar>
     </w:tblPr>
   </w:style>
-  <w:style w:type="numbering" w:default="1" w:styleId="NoList">
+  <w:style w:type="numbering" w:styleId="NoList" w:default="1">
     <w:name w:val="No List"/>
     <w:uiPriority w:val="99"/>
     <w:semiHidden/>
@@ -867,14 +1808,14 @@
       <w:spacing w:after="0" w:line="240" w:lineRule="auto"/>
     </w:pPr>
   </w:style>
-  <w:style w:type="character" w:customStyle="1" w:styleId="Heading1Char">
+  <w:style w:type="character" w:styleId="Heading1Char" w:customStyle="1">
     <w:name w:val="Heading 1 Char"/>
     <w:basedOn w:val="DefaultParagraphFont"/>
     <w:link w:val="Heading1"/>
     <w:uiPriority w:val="9"/>
     <w:rsid w:val="00FC693F"/>
     <w:rPr>
-      <w:rFonts w:asciiTheme="majorHAnsi" w:eastAsiaTheme="majorEastAsia" w:hAnsiTheme="majorHAnsi" w:cstheme="majorBidi"/>
+      <w:rFonts w:asciiTheme="majorHAnsi" w:hAnsiTheme="majorHAnsi" w:eastAsiaTheme="majorEastAsia" w:cstheme="majorBidi"/>
       <w:b/>
       <w:bCs/>
       <w:color w:val="365F91" w:themeColor="accent1" w:themeShade="BF"/>
@@ -882,14 +1823,14 @@
       <w:szCs w:val="28"/>
     </w:rPr>
   </w:style>
-  <w:style w:type="character" w:customStyle="1" w:styleId="Heading2Char">
+  <w:style w:type="character" w:styleId="Heading2Char" w:customStyle="1">
     <w:name w:val="Heading 2 Char"/>
     <w:basedOn w:val="DefaultParagraphFont"/>
     <w:link w:val="Heading2"/>
     <w:uiPriority w:val="9"/>
     <w:rsid w:val="00FC693F"/>
     <w:rPr>
-      <w:rFonts w:asciiTheme="majorHAnsi" w:eastAsiaTheme="majorEastAsia" w:hAnsiTheme="majorHAnsi" w:cstheme="majorBidi"/>
+      <w:rFonts w:asciiTheme="majorHAnsi" w:hAnsiTheme="majorHAnsi" w:eastAsiaTheme="majorEastAsia" w:cstheme="majorBidi"/>
       <w:b/>
       <w:bCs/>
       <w:color w:val="4F81BD" w:themeColor="accent1"/>
@@ -897,14 +1838,14 @@
       <w:szCs w:val="26"/>
     </w:rPr>
   </w:style>
-  <w:style w:type="character" w:customStyle="1" w:styleId="Heading3Char">
+  <w:style w:type="character" w:styleId="Heading3Char" w:customStyle="1">
     <w:name w:val="Heading 3 Char"/>
     <w:basedOn w:val="DefaultParagraphFont"/>
     <w:link w:val="Heading3"/>
     <w:uiPriority w:val="9"/>
     <w:rsid w:val="00FC693F"/>
     <w:rPr>
-      <w:rFonts w:asciiTheme="majorHAnsi" w:eastAsiaTheme="majorEastAsia" w:hAnsiTheme="majorHAnsi" w:cstheme="majorBidi"/>
+      <w:rFonts w:asciiTheme="majorHAnsi" w:hAnsiTheme="majorHAnsi" w:eastAsiaTheme="majorEastAsia" w:cstheme="majorBidi"/>
       <w:b/>
       <w:bCs/>
       <w:color w:val="4F81BD" w:themeColor="accent1"/>
@@ -920,13 +1861,13 @@
     <w:rsid w:val="00FC693F"/>
     <w:pPr>
       <w:pBdr>
-        <w:bottom w:val="single" w:sz="8" w:space="4" w:color="4F81BD" w:themeColor="accent1"/>
+        <w:bottom w:val="single" w:color="4F81BD" w:themeColor="accent1" w:sz="8" w:space="4"/>
       </w:pBdr>
       <w:spacing w:after="300" w:line="240" w:lineRule="auto"/>
       <w:contextualSpacing/>
     </w:pPr>
     <w:rPr>
-      <w:rFonts w:asciiTheme="majorHAnsi" w:eastAsiaTheme="majorEastAsia" w:hAnsiTheme="majorHAnsi" w:cstheme="majorBidi"/>
+      <w:rFonts w:asciiTheme="majorHAnsi" w:hAnsiTheme="majorHAnsi" w:eastAsiaTheme="majorEastAsia" w:cstheme="majorBidi"/>
       <w:color w:val="17365D" w:themeColor="text2" w:themeShade="BF"/>
       <w:spacing w:val="5"/>
       <w:kern w:val="28"/>
@@ -934,14 +1875,14 @@
       <w:szCs w:val="52"/>
     </w:rPr>
   </w:style>
-  <w:style w:type="character" w:customStyle="1" w:styleId="TitleChar">
+  <w:style w:type="character" w:styleId="TitleChar" w:customStyle="1">
     <w:name w:val="Title Char"/>
     <w:basedOn w:val="DefaultParagraphFont"/>
     <w:link w:val="Title"/>
     <w:uiPriority w:val="10"/>
     <w:rsid w:val="00FC693F"/>
     <w:rPr>
-      <w:rFonts w:asciiTheme="majorHAnsi" w:eastAsiaTheme="majorEastAsia" w:hAnsiTheme="majorHAnsi" w:cstheme="majorBidi"/>
+      <w:rFonts w:asciiTheme="majorHAnsi" w:hAnsiTheme="majorHAnsi" w:eastAsiaTheme="majorEastAsia" w:cstheme="majorBidi"/>
       <w:color w:val="17365D" w:themeColor="text2" w:themeShade="BF"/>
       <w:spacing w:val="5"/>
       <w:kern w:val="28"/>
@@ -963,7 +1904,7 @@
       </w:numPr>
     </w:pPr>
     <w:rPr>
-      <w:rFonts w:asciiTheme="majorHAnsi" w:eastAsiaTheme="majorEastAsia" w:hAnsiTheme="majorHAnsi" w:cstheme="majorBidi"/>
+      <w:rFonts w:asciiTheme="majorHAnsi" w:hAnsiTheme="majorHAnsi" w:eastAsiaTheme="majorEastAsia" w:cstheme="majorBidi"/>
       <w:i/>
       <w:iCs/>
       <w:color w:val="4F81BD" w:themeColor="accent1"/>
@@ -972,14 +1913,14 @@
       <w:szCs w:val="24"/>
     </w:rPr>
   </w:style>
-  <w:style w:type="character" w:customStyle="1" w:styleId="SubtitleChar">
+  <w:style w:type="character" w:styleId="SubtitleChar" w:customStyle="1">
     <w:name w:val="Subtitle Char"/>
     <w:basedOn w:val="DefaultParagraphFont"/>
     <w:link w:val="Subtitle"/>
     <w:uiPriority w:val="11"/>
     <w:rsid w:val="00FC693F"/>
     <w:rPr>
-      <w:rFonts w:asciiTheme="majorHAnsi" w:eastAsiaTheme="majorEastAsia" w:hAnsiTheme="majorHAnsi" w:cstheme="majorBidi"/>
+      <w:rFonts w:asciiTheme="majorHAnsi" w:hAnsiTheme="majorHAnsi" w:eastAsiaTheme="majorEastAsia" w:cstheme="majorBidi"/>
       <w:i/>
       <w:iCs/>
       <w:color w:val="4F81BD" w:themeColor="accent1"/>
@@ -1010,7 +1951,7 @@
       <w:spacing w:after="120"/>
     </w:pPr>
   </w:style>
-  <w:style w:type="character" w:customStyle="1" w:styleId="BodyTextChar">
+  <w:style w:type="character" w:styleId="BodyTextChar" w:customStyle="1">
     <w:name w:val="Body Text Char"/>
     <w:basedOn w:val="DefaultParagraphFont"/>
     <w:link w:val="BodyText"/>
@@ -1028,7 +1969,7 @@
       <w:spacing w:after="120" w:line="480" w:lineRule="auto"/>
     </w:pPr>
   </w:style>
-  <w:style w:type="character" w:customStyle="1" w:styleId="BodyText2Char">
+  <w:style w:type="character" w:styleId="BodyText2Char" w:customStyle="1">
     <w:name w:val="Body Text 2 Char"/>
     <w:basedOn w:val="DefaultParagraphFont"/>
     <w:link w:val="BodyText2"/>
@@ -1050,7 +1991,7 @@
       <w:szCs w:val="16"/>
     </w:rPr>
   </w:style>
-  <w:style w:type="character" w:customStyle="1" w:styleId="BodyText3Char">
+  <w:style w:type="character" w:styleId="BodyText3Char" w:customStyle="1">
     <w:name w:val="Body Text 3 Char"/>
     <w:basedOn w:val="DefaultParagraphFont"/>
     <w:link w:val="BodyText3"/>
@@ -1231,7 +2172,7 @@
       <w:szCs w:val="20"/>
     </w:rPr>
   </w:style>
-  <w:style w:type="character" w:customStyle="1" w:styleId="MacroTextChar">
+  <w:style w:type="character" w:styleId="MacroTextChar" w:customStyle="1">
     <w:name w:val="Macro Text Char"/>
     <w:basedOn w:val="DefaultParagraphFont"/>
     <w:link w:val="MacroText"/>
@@ -1257,7 +2198,7 @@
       <w:color w:val="000000" w:themeColor="text1"/>
     </w:rPr>
   </w:style>
-  <w:style w:type="character" w:customStyle="1" w:styleId="QuoteChar">
+  <w:style w:type="character" w:styleId="QuoteChar" w:customStyle="1">
     <w:name w:val="Quote Char"/>
     <w:basedOn w:val="DefaultParagraphFont"/>
     <w:link w:val="Quote"/>
@@ -1269,7 +2210,7 @@
       <w:color w:val="000000" w:themeColor="text1"/>
     </w:rPr>
   </w:style>
-  <w:style w:type="character" w:customStyle="1" w:styleId="Heading4Char">
+  <w:style w:type="character" w:styleId="Heading4Char" w:customStyle="1">
     <w:name w:val="Heading 4 Char"/>
     <w:basedOn w:val="DefaultParagraphFont"/>
     <w:link w:val="Heading4"/>
@@ -1277,7 +2218,7 @@
     <w:semiHidden/>
     <w:rsid w:val="00FC693F"/>
     <w:rPr>
-      <w:rFonts w:asciiTheme="majorHAnsi" w:eastAsiaTheme="majorEastAsia" w:hAnsiTheme="majorHAnsi" w:cstheme="majorBidi"/>
+      <w:rFonts w:asciiTheme="majorHAnsi" w:hAnsiTheme="majorHAnsi" w:eastAsiaTheme="majorEastAsia" w:cstheme="majorBidi"/>
       <w:b/>
       <w:bCs/>
       <w:i/>
@@ -1285,7 +2226,7 @@
       <w:color w:val="4F81BD" w:themeColor="accent1"/>
     </w:rPr>
   </w:style>
-  <w:style w:type="character" w:customStyle="1" w:styleId="Heading5Char">
+  <w:style w:type="character" w:styleId="Heading5Char" w:customStyle="1">
     <w:name w:val="Heading 5 Char"/>
     <w:basedOn w:val="DefaultParagraphFont"/>
     <w:link w:val="Heading5"/>
@@ -1293,11 +2234,11 @@
     <w:semiHidden/>
     <w:rsid w:val="00FC693F"/>
     <w:rPr>
-      <w:rFonts w:asciiTheme="majorHAnsi" w:eastAsiaTheme="majorEastAsia" w:hAnsiTheme="majorHAnsi" w:cstheme="majorBidi"/>
+      <w:rFonts w:asciiTheme="majorHAnsi" w:hAnsiTheme="majorHAnsi" w:eastAsiaTheme="majorEastAsia" w:cstheme="majorBidi"/>
       <w:color w:val="243F60" w:themeColor="accent1" w:themeShade="7F"/>
     </w:rPr>
   </w:style>
-  <w:style w:type="character" w:customStyle="1" w:styleId="Heading6Char">
+  <w:style w:type="character" w:styleId="Heading6Char" w:customStyle="1">
     <w:name w:val="Heading 6 Char"/>
     <w:basedOn w:val="DefaultParagraphFont"/>
     <w:link w:val="Heading6"/>
@@ -1305,13 +2246,13 @@
     <w:semiHidden/>
     <w:rsid w:val="00FC693F"/>
     <w:rPr>
-      <w:rFonts w:asciiTheme="majorHAnsi" w:eastAsiaTheme="majorEastAsia" w:hAnsiTheme="majorHAnsi" w:cstheme="majorBidi"/>
+      <w:rFonts w:asciiTheme="majorHAnsi" w:hAnsiTheme="majorHAnsi" w:eastAsiaTheme="majorEastAsia" w:cstheme="majorBidi"/>
       <w:i/>
       <w:iCs/>
       <w:color w:val="243F60" w:themeColor="accent1" w:themeShade="7F"/>
     </w:rPr>
   </w:style>
-  <w:style w:type="character" w:customStyle="1" w:styleId="Heading7Char">
+  <w:style w:type="character" w:styleId="Heading7Char" w:customStyle="1">
     <w:name w:val="Heading 7 Char"/>
     <w:basedOn w:val="DefaultParagraphFont"/>
     <w:link w:val="Heading7"/>
@@ -1319,13 +2260,13 @@
     <w:semiHidden/>
     <w:rsid w:val="00FC693F"/>
     <w:rPr>
-      <w:rFonts w:asciiTheme="majorHAnsi" w:eastAsiaTheme="majorEastAsia" w:hAnsiTheme="majorHAnsi" w:cstheme="majorBidi"/>
+      <w:rFonts w:asciiTheme="majorHAnsi" w:hAnsiTheme="majorHAnsi" w:eastAsiaTheme="majorEastAsia" w:cstheme="majorBidi"/>
       <w:i/>
       <w:iCs/>
       <w:color w:val="404040" w:themeColor="text1" w:themeTint="BF"/>
     </w:rPr>
   </w:style>
-  <w:style w:type="character" w:customStyle="1" w:styleId="Heading8Char">
+  <w:style w:type="character" w:styleId="Heading8Char" w:customStyle="1">
     <w:name w:val="Heading 8 Char"/>
     <w:basedOn w:val="DefaultParagraphFont"/>
     <w:link w:val="Heading8"/>
@@ -1333,13 +2274,13 @@
     <w:semiHidden/>
     <w:rsid w:val="00FC693F"/>
     <w:rPr>
-      <w:rFonts w:asciiTheme="majorHAnsi" w:eastAsiaTheme="majorEastAsia" w:hAnsiTheme="majorHAnsi" w:cstheme="majorBidi"/>
+      <w:rFonts w:asciiTheme="majorHAnsi" w:hAnsiTheme="majorHAnsi" w:eastAsiaTheme="majorEastAsia" w:cstheme="majorBidi"/>
       <w:color w:val="4F81BD" w:themeColor="accent1"/>
       <w:sz w:val="20"/>
       <w:szCs w:val="20"/>
     </w:rPr>
   </w:style>
-  <w:style w:type="character" w:customStyle="1" w:styleId="Heading9Char">
+  <w:style w:type="character" w:styleId="Heading9Char" w:customStyle="1">
     <w:name w:val="Heading 9 Char"/>
     <w:basedOn w:val="DefaultParagraphFont"/>
     <w:link w:val="Heading9"/>
@@ -1347,7 +2288,7 @@
     <w:semiHidden/>
     <w:rsid w:val="00FC693F"/>
     <w:rPr>
-      <w:rFonts w:asciiTheme="majorHAnsi" w:eastAsiaTheme="majorEastAsia" w:hAnsiTheme="majorHAnsi" w:cstheme="majorBidi"/>
+      <w:rFonts w:asciiTheme="majorHAnsi" w:hAnsiTheme="majorHAnsi" w:eastAsiaTheme="majorEastAsia" w:cstheme="majorBidi"/>
       <w:i/>
       <w:iCs/>
       <w:color w:val="404040" w:themeColor="text1" w:themeTint="BF"/>
@@ -1407,7 +2348,7 @@
     <w:rsid w:val="00FC693F"/>
     <w:pPr>
       <w:pBdr>
-        <w:bottom w:val="single" w:sz="4" w:space="4" w:color="4F81BD" w:themeColor="accent1"/>
+        <w:bottom w:val="single" w:color="4F81BD" w:themeColor="accent1" w:sz="4" w:space="4"/>
       </w:pBdr>
       <w:spacing w:before="200" w:after="280"/>
       <w:ind w:left="936" w:right="936"/>
@@ -1420,7 +2361,7 @@
       <w:color w:val="4F81BD" w:themeColor="accent1"/>
     </w:rPr>
   </w:style>
-  <w:style w:type="character" w:customStyle="1" w:styleId="IntenseQuoteChar">
+  <w:style w:type="character" w:styleId="IntenseQuoteChar" w:customStyle="1">
     <w:name w:val="Intense Quote Char"/>
     <w:basedOn w:val="DefaultParagraphFont"/>
     <w:link w:val="IntenseQuote"/>
@@ -1524,12 +2465,12 @@
     <w:tblPr>
       <w:tblInd w:w="0" w:type="dxa"/>
       <w:tblBorders>
-        <w:top w:val="single" w:sz="4" w:space="0" w:color="auto"/>
-        <w:left w:val="single" w:sz="4" w:space="0" w:color="auto"/>
-        <w:bottom w:val="single" w:sz="4" w:space="0" w:color="auto"/>
-        <w:right w:val="single" w:sz="4" w:space="0" w:color="auto"/>
-        <w:insideH w:val="single" w:sz="4" w:space="0" w:color="auto"/>
-        <w:insideV w:val="single" w:sz="4" w:space="0" w:color="auto"/>
+        <w:top w:val="single" w:color="auto" w:sz="4" w:space="0"/>
+        <w:left w:val="single" w:color="auto" w:sz="4" w:space="0"/>
+        <w:bottom w:val="single" w:color="auto" w:sz="4" w:space="0"/>
+        <w:right w:val="single" w:color="auto" w:sz="4" w:space="0"/>
+        <w:insideH w:val="single" w:color="auto" w:sz="4" w:space="0"/>
+        <w:insideV w:val="single" w:color="auto" w:sz="4" w:space="0"/>
       </w:tblBorders>
       <w:tblCellMar>
         <w:top w:w="0" w:type="dxa"/>
@@ -1555,8 +2496,8 @@
       <w:tblStyleColBandSize w:val="1"/>
       <w:tblInd w:w="0" w:type="dxa"/>
       <w:tblBorders>
-        <w:top w:val="single" w:sz="8" w:space="0" w:color="000000" w:themeColor="text1"/>
-        <w:bottom w:val="single" w:sz="8" w:space="0" w:color="000000" w:themeColor="text1"/>
+        <w:top w:val="single" w:color="000000" w:themeColor="text1" w:sz="8" w:space="0"/>
+        <w:bottom w:val="single" w:color="000000" w:themeColor="text1" w:sz="8" w:space="0"/>
       </w:tblBorders>
       <w:tblCellMar>
         <w:top w:w="0" w:type="dxa"/>
@@ -1576,9 +2517,9 @@
       <w:tblPr/>
       <w:tcPr>
         <w:tcBorders>
-          <w:top w:val="single" w:sz="8" w:space="0" w:color="000000" w:themeColor="text1"/>
-          <w:left w:val="nil"/>
-          <w:bottom w:val="single" w:sz="8" w:space="0" w:color="000000" w:themeColor="text1"/>
+          <w:top w:val="single" w:color="000000" w:themeColor="text1" w:sz="8" w:space="0"/>
+          <w:left w:val="nil"/>
+          <w:bottom w:val="single" w:color="000000" w:themeColor="text1" w:sz="8" w:space="0"/>
           <w:right w:val="nil"/>
           <w:insideH w:val="nil"/>
           <w:insideV w:val="nil"/>
@@ -1596,9 +2537,9 @@
       <w:tblPr/>
       <w:tcPr>
         <w:tcBorders>
-          <w:top w:val="single" w:sz="8" w:space="0" w:color="000000" w:themeColor="text1"/>
-          <w:left w:val="nil"/>
-          <w:bottom w:val="single" w:sz="8" w:space="0" w:color="000000" w:themeColor="text1"/>
+          <w:top w:val="single" w:color="000000" w:themeColor="text1" w:sz="8" w:space="0"/>
+          <w:left w:val="nil"/>
+          <w:bottom w:val="single" w:color="000000" w:themeColor="text1" w:sz="8" w:space="0"/>
           <w:right w:val="nil"/>
           <w:insideH w:val="nil"/>
           <w:insideV w:val="nil"/>
@@ -1658,8 +2599,8 @@
       <w:tblStyleColBandSize w:val="1"/>
       <w:tblInd w:w="0" w:type="dxa"/>
       <w:tblBorders>
-        <w:top w:val="single" w:sz="8" w:space="0" w:color="4F81BD" w:themeColor="accent1"/>
-        <w:bottom w:val="single" w:sz="8" w:space="0" w:color="4F81BD" w:themeColor="accent1"/>
+        <w:top w:val="single" w:color="4F81BD" w:themeColor="accent1" w:sz="8" w:space="0"/>
+        <w:bottom w:val="single" w:color="4F81BD" w:themeColor="accent1" w:sz="8" w:space="0"/>
       </w:tblBorders>
       <w:tblCellMar>
         <w:top w:w="0" w:type="dxa"/>
@@ -1679,9 +2620,9 @@
       <w:tblPr/>
       <w:tcPr>
         <w:tcBorders>
-          <w:top w:val="single" w:sz="8" w:space="0" w:color="4F81BD" w:themeColor="accent1"/>
-          <w:left w:val="nil"/>
-          <w:bottom w:val="single" w:sz="8" w:space="0" w:color="4F81BD" w:themeColor="accent1"/>
+          <w:top w:val="single" w:color="4F81BD" w:themeColor="accent1" w:sz="8" w:space="0"/>
+          <w:left w:val="nil"/>
+          <w:bottom w:val="single" w:color="4F81BD" w:themeColor="accent1" w:sz="8" w:space="0"/>
           <w:right w:val="nil"/>
           <w:insideH w:val="nil"/>
           <w:insideV w:val="nil"/>
@@ -1699,9 +2640,9 @@
       <w:tblPr/>
       <w:tcPr>
         <w:tcBorders>
-          <w:top w:val="single" w:sz="8" w:space="0" w:color="4F81BD" w:themeColor="accent1"/>
-          <w:left w:val="nil"/>
-          <w:bottom w:val="single" w:sz="8" w:space="0" w:color="4F81BD" w:themeColor="accent1"/>
+          <w:top w:val="single" w:color="4F81BD" w:themeColor="accent1" w:sz="8" w:space="0"/>
+          <w:left w:val="nil"/>
+          <w:bottom w:val="single" w:color="4F81BD" w:themeColor="accent1" w:sz="8" w:space="0"/>
           <w:right w:val="nil"/>
           <w:insideH w:val="nil"/>
           <w:insideV w:val="nil"/>
@@ -1761,8 +2702,8 @@
       <w:tblStyleColBandSize w:val="1"/>
       <w:tblInd w:w="0" w:type="dxa"/>
       <w:tblBorders>
-        <w:top w:val="single" w:sz="8" w:space="0" w:color="C0504D" w:themeColor="accent2"/>
-        <w:bottom w:val="single" w:sz="8" w:space="0" w:color="C0504D" w:themeColor="accent2"/>
+        <w:top w:val="single" w:color="C0504D" w:themeColor="accent2" w:sz="8" w:space="0"/>
+        <w:bottom w:val="single" w:color="C0504D" w:themeColor="accent2" w:sz="8" w:space="0"/>
       </w:tblBorders>
       <w:tblCellMar>
         <w:top w:w="0" w:type="dxa"/>
@@ -1782,9 +2723,9 @@
       <w:tblPr/>
       <w:tcPr>
         <w:tcBorders>
-          <w:top w:val="single" w:sz="8" w:space="0" w:color="C0504D" w:themeColor="accent2"/>
-          <w:left w:val="nil"/>
-          <w:bottom w:val="single" w:sz="8" w:space="0" w:color="C0504D" w:themeColor="accent2"/>
+          <w:top w:val="single" w:color="C0504D" w:themeColor="accent2" w:sz="8" w:space="0"/>
+          <w:left w:val="nil"/>
+          <w:bottom w:val="single" w:color="C0504D" w:themeColor="accent2" w:sz="8" w:space="0"/>
           <w:right w:val="nil"/>
           <w:insideH w:val="nil"/>
           <w:insideV w:val="nil"/>
@@ -1802,9 +2743,9 @@
       <w:tblPr/>
       <w:tcPr>
         <w:tcBorders>
-          <w:top w:val="single" w:sz="8" w:space="0" w:color="C0504D" w:themeColor="accent2"/>
-          <w:left w:val="nil"/>
-          <w:bottom w:val="single" w:sz="8" w:space="0" w:color="C0504D" w:themeColor="accent2"/>
+          <w:top w:val="single" w:color="C0504D" w:themeColor="accent2" w:sz="8" w:space="0"/>
+          <w:left w:val="nil"/>
+          <w:bottom w:val="single" w:color="C0504D" w:themeColor="accent2" w:sz="8" w:space="0"/>
           <w:right w:val="nil"/>
           <w:insideH w:val="nil"/>
           <w:insideV w:val="nil"/>
@@ -1864,8 +2805,8 @@
       <w:tblStyleColBandSize w:val="1"/>
       <w:tblInd w:w="0" w:type="dxa"/>
       <w:tblBorders>
-        <w:top w:val="single" w:sz="8" w:space="0" w:color="9BBB59" w:themeColor="accent3"/>
-        <w:bottom w:val="single" w:sz="8" w:space="0" w:color="9BBB59" w:themeColor="accent3"/>
+        <w:top w:val="single" w:color="9BBB59" w:themeColor="accent3" w:sz="8" w:space="0"/>
+        <w:bottom w:val="single" w:color="9BBB59" w:themeColor="accent3" w:sz="8" w:space="0"/>
       </w:tblBorders>
       <w:tblCellMar>
         <w:top w:w="0" w:type="dxa"/>
@@ -1885,9 +2826,9 @@
       <w:tblPr/>
       <w:tcPr>
         <w:tcBorders>
-          <w:top w:val="single" w:sz="8" w:space="0" w:color="9BBB59" w:themeColor="accent3"/>
-          <w:left w:val="nil"/>
-          <w:bottom w:val="single" w:sz="8" w:space="0" w:color="9BBB59" w:themeColor="accent3"/>
+          <w:top w:val="single" w:color="9BBB59" w:themeColor="accent3" w:sz="8" w:space="0"/>
+          <w:left w:val="nil"/>
+          <w:bottom w:val="single" w:color="9BBB59" w:themeColor="accent3" w:sz="8" w:space="0"/>
           <w:right w:val="nil"/>
           <w:insideH w:val="nil"/>
           <w:insideV w:val="nil"/>
@@ -1905,9 +2846,9 @@
       <w:tblPr/>
       <w:tcPr>
         <w:tcBorders>
-          <w:top w:val="single" w:sz="8" w:space="0" w:color="9BBB59" w:themeColor="accent3"/>
-          <w:left w:val="nil"/>
-          <w:bottom w:val="single" w:sz="8" w:space="0" w:color="9BBB59" w:themeColor="accent3"/>
+          <w:top w:val="single" w:color="9BBB59" w:themeColor="accent3" w:sz="8" w:space="0"/>
+          <w:left w:val="nil"/>
+          <w:bottom w:val="single" w:color="9BBB59" w:themeColor="accent3" w:sz="8" w:space="0"/>
           <w:right w:val="nil"/>
           <w:insideH w:val="nil"/>
           <w:insideV w:val="nil"/>
@@ -1967,8 +2908,8 @@
       <w:tblStyleColBandSize w:val="1"/>
       <w:tblInd w:w="0" w:type="dxa"/>
       <w:tblBorders>
-        <w:top w:val="single" w:sz="8" w:space="0" w:color="8064A2" w:themeColor="accent4"/>
-        <w:bottom w:val="single" w:sz="8" w:space="0" w:color="8064A2" w:themeColor="accent4"/>
+        <w:top w:val="single" w:color="8064A2" w:themeColor="accent4" w:sz="8" w:space="0"/>
+        <w:bottom w:val="single" w:color="8064A2" w:themeColor="accent4" w:sz="8" w:space="0"/>
       </w:tblBorders>
       <w:tblCellMar>
         <w:top w:w="0" w:type="dxa"/>
@@ -1988,9 +2929,9 @@
       <w:tblPr/>
       <w:tcPr>
         <w:tcBorders>
-          <w:top w:val="single" w:sz="8" w:space="0" w:color="8064A2" w:themeColor="accent4"/>
-          <w:left w:val="nil"/>
-          <w:bottom w:val="single" w:sz="8" w:space="0" w:color="8064A2" w:themeColor="accent4"/>
+          <w:top w:val="single" w:color="8064A2" w:themeColor="accent4" w:sz="8" w:space="0"/>
+          <w:left w:val="nil"/>
+          <w:bottom w:val="single" w:color="8064A2" w:themeColor="accent4" w:sz="8" w:space="0"/>
           <w:right w:val="nil"/>
           <w:insideH w:val="nil"/>
           <w:insideV w:val="nil"/>
@@ -2008,9 +2949,9 @@
       <w:tblPr/>
       <w:tcPr>
         <w:tcBorders>
-          <w:top w:val="single" w:sz="8" w:space="0" w:color="8064A2" w:themeColor="accent4"/>
-          <w:left w:val="nil"/>
-          <w:bottom w:val="single" w:sz="8" w:space="0" w:color="8064A2" w:themeColor="accent4"/>
+          <w:top w:val="single" w:color="8064A2" w:themeColor="accent4" w:sz="8" w:space="0"/>
+          <w:left w:val="nil"/>
+          <w:bottom w:val="single" w:color="8064A2" w:themeColor="accent4" w:sz="8" w:space="0"/>
           <w:right w:val="nil"/>
           <w:insideH w:val="nil"/>
           <w:insideV w:val="nil"/>
@@ -2070,8 +3011,8 @@
       <w:tblStyleColBandSize w:val="1"/>
       <w:tblInd w:w="0" w:type="dxa"/>
       <w:tblBorders>
-        <w:top w:val="single" w:sz="8" w:space="0" w:color="4BACC6" w:themeColor="accent5"/>
-        <w:bottom w:val="single" w:sz="8" w:space="0" w:color="4BACC6" w:themeColor="accent5"/>
+        <w:top w:val="single" w:color="4BACC6" w:themeColor="accent5" w:sz="8" w:space="0"/>
+        <w:bottom w:val="single" w:color="4BACC6" w:themeColor="accent5" w:sz="8" w:space="0"/>
       </w:tblBorders>
       <w:tblCellMar>
         <w:top w:w="0" w:type="dxa"/>
@@ -2091,9 +3032,9 @@
       <w:tblPr/>
       <w:tcPr>
         <w:tcBorders>
-          <w:top w:val="single" w:sz="8" w:space="0" w:color="4BACC6" w:themeColor="accent5"/>
-          <w:left w:val="nil"/>
-          <w:bottom w:val="single" w:sz="8" w:space="0" w:color="4BACC6" w:themeColor="accent5"/>
+          <w:top w:val="single" w:color="4BACC6" w:themeColor="accent5" w:sz="8" w:space="0"/>
+          <w:left w:val="nil"/>
+          <w:bottom w:val="single" w:color="4BACC6" w:themeColor="accent5" w:sz="8" w:space="0"/>
           <w:right w:val="nil"/>
           <w:insideH w:val="nil"/>
           <w:insideV w:val="nil"/>
@@ -2111,9 +3052,9 @@
       <w:tblPr/>
       <w:tcPr>
         <w:tcBorders>
-          <w:top w:val="single" w:sz="8" w:space="0" w:color="4BACC6" w:themeColor="accent5"/>
-          <w:left w:val="nil"/>
-          <w:bottom w:val="single" w:sz="8" w:space="0" w:color="4BACC6" w:themeColor="accent5"/>
+          <w:top w:val="single" w:color="4BACC6" w:themeColor="accent5" w:sz="8" w:space="0"/>
+          <w:left w:val="nil"/>
+          <w:bottom w:val="single" w:color="4BACC6" w:themeColor="accent5" w:sz="8" w:space="0"/>
           <w:right w:val="nil"/>
           <w:insideH w:val="nil"/>
           <w:insideV w:val="nil"/>
@@ -2173,8 +3114,8 @@
       <w:tblStyleColBandSize w:val="1"/>
       <w:tblInd w:w="0" w:type="dxa"/>
       <w:tblBorders>
-        <w:top w:val="single" w:sz="8" w:space="0" w:color="F79646" w:themeColor="accent6"/>
-        <w:bottom w:val="single" w:sz="8" w:space="0" w:color="F79646" w:themeColor="accent6"/>
+        <w:top w:val="single" w:color="F79646" w:themeColor="accent6" w:sz="8" w:space="0"/>
+        <w:bottom w:val="single" w:color="F79646" w:themeColor="accent6" w:sz="8" w:space="0"/>
       </w:tblBorders>
       <w:tblCellMar>
         <w:top w:w="0" w:type="dxa"/>
@@ -2194,9 +3135,9 @@
       <w:tblPr/>
       <w:tcPr>
         <w:tcBorders>
-          <w:top w:val="single" w:sz="8" w:space="0" w:color="F79646" w:themeColor="accent6"/>
-          <w:left w:val="nil"/>
-          <w:bottom w:val="single" w:sz="8" w:space="0" w:color="F79646" w:themeColor="accent6"/>
+          <w:top w:val="single" w:color="F79646" w:themeColor="accent6" w:sz="8" w:space="0"/>
+          <w:left w:val="nil"/>
+          <w:bottom w:val="single" w:color="F79646" w:themeColor="accent6" w:sz="8" w:space="0"/>
           <w:right w:val="nil"/>
           <w:insideH w:val="nil"/>
           <w:insideV w:val="nil"/>
@@ -2214,9 +3155,9 @@
       <w:tblPr/>
       <w:tcPr>
         <w:tcBorders>
-          <w:top w:val="single" w:sz="8" w:space="0" w:color="F79646" w:themeColor="accent6"/>
-          <w:left w:val="nil"/>
-          <w:bottom w:val="single" w:sz="8" w:space="0" w:color="F79646" w:themeColor="accent6"/>
+          <w:top w:val="single" w:color="F79646" w:themeColor="accent6" w:sz="8" w:space="0"/>
+          <w:left w:val="nil"/>
+          <w:bottom w:val="single" w:color="F79646" w:themeColor="accent6" w:sz="8" w:space="0"/>
           <w:right w:val="nil"/>
           <w:insideH w:val="nil"/>
           <w:insideV w:val="nil"/>
@@ -2273,10 +3214,10 @@
       <w:tblStyleColBandSize w:val="1"/>
       <w:tblInd w:w="0" w:type="dxa"/>
       <w:tblBorders>
-        <w:top w:val="single" w:sz="8" w:space="0" w:color="000000" w:themeColor="text1"/>
-        <w:left w:val="single" w:sz="8" w:space="0" w:color="000000" w:themeColor="text1"/>
-        <w:bottom w:val="single" w:sz="8" w:space="0" w:color="000000" w:themeColor="text1"/>
-        <w:right w:val="single" w:sz="8" w:space="0" w:color="000000" w:themeColor="text1"/>
+        <w:top w:val="single" w:color="000000" w:themeColor="text1" w:sz="8" w:space="0"/>
+        <w:left w:val="single" w:color="000000" w:themeColor="text1" w:sz="8" w:space="0"/>
+        <w:bottom w:val="single" w:color="000000" w:themeColor="text1" w:sz="8" w:space="0"/>
+        <w:right w:val="single" w:color="000000" w:themeColor="text1" w:sz="8" w:space="0"/>
       </w:tblBorders>
       <w:tblCellMar>
         <w:top w:w="0" w:type="dxa"/>
@@ -2310,10 +3251,10 @@
       <w:tblPr/>
       <w:tcPr>
         <w:tcBorders>
-          <w:top w:val="double" w:sz="6" w:space="0" w:color="000000" w:themeColor="text1"/>
-          <w:left w:val="single" w:sz="8" w:space="0" w:color="000000" w:themeColor="text1"/>
-          <w:bottom w:val="single" w:sz="8" w:space="0" w:color="000000" w:themeColor="text1"/>
-          <w:right w:val="single" w:sz="8" w:space="0" w:color="000000" w:themeColor="text1"/>
+          <w:top w:val="double" w:color="000000" w:themeColor="text1" w:sz="6" w:space="0"/>
+          <w:left w:val="single" w:color="000000" w:themeColor="text1" w:sz="8" w:space="0"/>
+          <w:bottom w:val="single" w:color="000000" w:themeColor="text1" w:sz="8" w:space="0"/>
+          <w:right w:val="single" w:color="000000" w:themeColor="text1" w:sz="8" w:space="0"/>
         </w:tcBorders>
       </w:tcPr>
     </w:tblStylePr>
@@ -2333,10 +3274,10 @@
       <w:tblPr/>
       <w:tcPr>
         <w:tcBorders>
-          <w:top w:val="single" w:sz="8" w:space="0" w:color="000000" w:themeColor="text1"/>
-          <w:left w:val="single" w:sz="8" w:space="0" w:color="000000" w:themeColor="text1"/>
-          <w:bottom w:val="single" w:sz="8" w:space="0" w:color="000000" w:themeColor="text1"/>
-          <w:right w:val="single" w:sz="8" w:space="0" w:color="000000" w:themeColor="text1"/>
+          <w:top w:val="single" w:color="000000" w:themeColor="text1" w:sz="8" w:space="0"/>
+          <w:left w:val="single" w:color="000000" w:themeColor="text1" w:sz="8" w:space="0"/>
+          <w:bottom w:val="single" w:color="000000" w:themeColor="text1" w:sz="8" w:space="0"/>
+          <w:right w:val="single" w:color="000000" w:themeColor="text1" w:sz="8" w:space="0"/>
         </w:tcBorders>
       </w:tcPr>
     </w:tblStylePr>
@@ -2344,10 +3285,10 @@
       <w:tblPr/>
       <w:tcPr>
         <w:tcBorders>
-          <w:top w:val="single" w:sz="8" w:space="0" w:color="000000" w:themeColor="text1"/>
-          <w:left w:val="single" w:sz="8" w:space="0" w:color="000000" w:themeColor="text1"/>
-          <w:bottom w:val="single" w:sz="8" w:space="0" w:color="000000" w:themeColor="text1"/>
-          <w:right w:val="single" w:sz="8" w:space="0" w:color="000000" w:themeColor="text1"/>
+          <w:top w:val="single" w:color="000000" w:themeColor="text1" w:sz="8" w:space="0"/>
+          <w:left w:val="single" w:color="000000" w:themeColor="text1" w:sz="8" w:space="0"/>
+          <w:bottom w:val="single" w:color="000000" w:themeColor="text1" w:sz="8" w:space="0"/>
+          <w:right w:val="single" w:color="000000" w:themeColor="text1" w:sz="8" w:space="0"/>
         </w:tcBorders>
       </w:tcPr>
     </w:tblStylePr>
@@ -2365,10 +3306,10 @@
       <w:tblStyleColBandSize w:val="1"/>
       <w:tblInd w:w="0" w:type="dxa"/>
       <w:tblBorders>
-        <w:top w:val="single" w:sz="8" w:space="0" w:color="4F81BD" w:themeColor="accent1"/>
-        <w:left w:val="single" w:sz="8" w:space="0" w:color="4F81BD" w:themeColor="accent1"/>
-        <w:bottom w:val="single" w:sz="8" w:space="0" w:color="4F81BD" w:themeColor="accent1"/>
-        <w:right w:val="single" w:sz="8" w:space="0" w:color="4F81BD" w:themeColor="accent1"/>
+        <w:top w:val="single" w:color="4F81BD" w:themeColor="accent1" w:sz="8" w:space="0"/>
+        <w:left w:val="single" w:color="4F81BD" w:themeColor="accent1" w:sz="8" w:space="0"/>
+        <w:bottom w:val="single" w:color="4F81BD" w:themeColor="accent1" w:sz="8" w:space="0"/>
+        <w:right w:val="single" w:color="4F81BD" w:themeColor="accent1" w:sz="8" w:space="0"/>
       </w:tblBorders>
       <w:tblCellMar>
         <w:top w:w="0" w:type="dxa"/>
@@ -2402,10 +3343,10 @@
       <w:tblPr/>
       <w:tcPr>
         <w:tcBorders>
-          <w:top w:val="double" w:sz="6" w:space="0" w:color="4F81BD" w:themeColor="accent1"/>
-          <w:left w:val="single" w:sz="8" w:space="0" w:color="4F81BD" w:themeColor="accent1"/>
-          <w:bottom w:val="single" w:sz="8" w:space="0" w:color="4F81BD" w:themeColor="accent1"/>
-          <w:right w:val="single" w:sz="8" w:space="0" w:color="4F81BD" w:themeColor="accent1"/>
+          <w:top w:val="double" w:color="4F81BD" w:themeColor="accent1" w:sz="6" w:space="0"/>
+          <w:left w:val="single" w:color="4F81BD" w:themeColor="accent1" w:sz="8" w:space="0"/>
+          <w:bottom w:val="single" w:color="4F81BD" w:themeColor="accent1" w:sz="8" w:space="0"/>
+          <w:right w:val="single" w:color="4F81BD" w:themeColor="accent1" w:sz="8" w:space="0"/>
         </w:tcBorders>
       </w:tcPr>
     </w:tblStylePr>
@@ -2425,10 +3366,10 @@
       <w:tblPr/>
       <w:tcPr>
         <w:tcBorders>
-          <w:top w:val="single" w:sz="8" w:space="0" w:color="4F81BD" w:themeColor="accent1"/>
-          <w:left w:val="single" w:sz="8" w:space="0" w:color="4F81BD" w:themeColor="accent1"/>
-          <w:bottom w:val="single" w:sz="8" w:space="0" w:color="4F81BD" w:themeColor="accent1"/>
-          <w:right w:val="single" w:sz="8" w:space="0" w:color="4F81BD" w:themeColor="accent1"/>
+          <w:top w:val="single" w:color="4F81BD" w:themeColor="accent1" w:sz="8" w:space="0"/>
+          <w:left w:val="single" w:color="4F81BD" w:themeColor="accent1" w:sz="8" w:space="0"/>
+          <w:bottom w:val="single" w:color="4F81BD" w:themeColor="accent1" w:sz="8" w:space="0"/>
+          <w:right w:val="single" w:color="4F81BD" w:themeColor="accent1" w:sz="8" w:space="0"/>
         </w:tcBorders>
       </w:tcPr>
     </w:tblStylePr>
@@ -2436,10 +3377,10 @@
       <w:tblPr/>
       <w:tcPr>
         <w:tcBorders>
-          <w:top w:val="single" w:sz="8" w:space="0" w:color="4F81BD" w:themeColor="accent1"/>
-          <w:left w:val="single" w:sz="8" w:space="0" w:color="4F81BD" w:themeColor="accent1"/>
-          <w:bottom w:val="single" w:sz="8" w:space="0" w:color="4F81BD" w:themeColor="accent1"/>
-          <w:right w:val="single" w:sz="8" w:space="0" w:color="4F81BD" w:themeColor="accent1"/>
+          <w:top w:val="single" w:color="4F81BD" w:themeColor="accent1" w:sz="8" w:space="0"/>
+          <w:left w:val="single" w:color="4F81BD" w:themeColor="accent1" w:sz="8" w:space="0"/>
+          <w:bottom w:val="single" w:color="4F81BD" w:themeColor="accent1" w:sz="8" w:space="0"/>
+          <w:right w:val="single" w:color="4F81BD" w:themeColor="accent1" w:sz="8" w:space="0"/>
         </w:tcBorders>
       </w:tcPr>
     </w:tblStylePr>
@@ -2457,10 +3398,10 @@
       <w:tblStyleColBandSize w:val="1"/>
       <w:tblInd w:w="0" w:type="dxa"/>
       <w:tblBorders>
-        <w:top w:val="single" w:sz="8" w:space="0" w:color="C0504D" w:themeColor="accent2"/>
-        <w:left w:val="single" w:sz="8" w:space="0" w:color="C0504D" w:themeColor="accent2"/>
-        <w:bottom w:val="single" w:sz="8" w:space="0" w:color="C0504D" w:themeColor="accent2"/>
-        <w:right w:val="single" w:sz="8" w:space="0" w:color="C0504D" w:themeColor="accent2"/>
+        <w:top w:val="single" w:color="C0504D" w:themeColor="accent2" w:sz="8" w:space="0"/>
+        <w:left w:val="single" w:color="C0504D" w:themeColor="accent2" w:sz="8" w:space="0"/>
+        <w:bottom w:val="single" w:color="C0504D" w:themeColor="accent2" w:sz="8" w:space="0"/>
+        <w:right w:val="single" w:color="C0504D" w:themeColor="accent2" w:sz="8" w:space="0"/>
       </w:tblBorders>
       <w:tblCellMar>
         <w:top w:w="0" w:type="dxa"/>
@@ -2494,10 +3435,10 @@
       <w:tblPr/>
       <w:tcPr>
         <w:tcBorders>
-          <w:top w:val="double" w:sz="6" w:space="0" w:color="C0504D" w:themeColor="accent2"/>
-          <w:left w:val="single" w:sz="8" w:space="0" w:color="C0504D" w:themeColor="accent2"/>
-          <w:bottom w:val="single" w:sz="8" w:space="0" w:color="C0504D" w:themeColor="accent2"/>
-          <w:right w:val="single" w:sz="8" w:space="0" w:color="C0504D" w:themeColor="accent2"/>
+          <w:top w:val="double" w:color="C0504D" w:themeColor="accent2" w:sz="6" w:space="0"/>
+          <w:left w:val="single" w:color="C0504D" w:themeColor="accent2" w:sz="8" w:space="0"/>
+          <w:bottom w:val="single" w:color="C0504D" w:themeColor="accent2" w:sz="8" w:space="0"/>
+          <w:right w:val="single" w:color="C0504D" w:themeColor="accent2" w:sz="8" w:space="0"/>
         </w:tcBorders>
       </w:tcPr>
     </w:tblStylePr>
@@ -2517,10 +3458,10 @@
       <w:tblPr/>
       <w:tcPr>
         <w:tcBorders>
-          <w:top w:val="single" w:sz="8" w:space="0" w:color="C0504D" w:themeColor="accent2"/>
-          <w:left w:val="single" w:sz="8" w:space="0" w:color="C0504D" w:themeColor="accent2"/>
-          <w:bottom w:val="single" w:sz="8" w:space="0" w:color="C0504D" w:themeColor="accent2"/>
-          <w:right w:val="single" w:sz="8" w:space="0" w:color="C0504D" w:themeColor="accent2"/>
+          <w:top w:val="single" w:color="C0504D" w:themeColor="accent2" w:sz="8" w:space="0"/>
+          <w:left w:val="single" w:color="C0504D" w:themeColor="accent2" w:sz="8" w:space="0"/>
+          <w:bottom w:val="single" w:color="C0504D" w:themeColor="accent2" w:sz="8" w:space="0"/>
+          <w:right w:val="single" w:color="C0504D" w:themeColor="accent2" w:sz="8" w:space="0"/>
         </w:tcBorders>
       </w:tcPr>
     </w:tblStylePr>
@@ -2528,10 +3469,10 @@
       <w:tblPr/>
       <w:tcPr>
         <w:tcBorders>
-          <w:top w:val="single" w:sz="8" w:space="0" w:color="C0504D" w:themeColor="accent2"/>
-          <w:left w:val="single" w:sz="8" w:space="0" w:color="C0504D" w:themeColor="accent2"/>
-          <w:bottom w:val="single" w:sz="8" w:space="0" w:color="C0504D" w:themeColor="accent2"/>
-          <w:right w:val="single" w:sz="8" w:space="0" w:color="C0504D" w:themeColor="accent2"/>
+          <w:top w:val="single" w:color="C0504D" w:themeColor="accent2" w:sz="8" w:space="0"/>
+          <w:left w:val="single" w:color="C0504D" w:themeColor="accent2" w:sz="8" w:space="0"/>
+          <w:bottom w:val="single" w:color="C0504D" w:themeColor="accent2" w:sz="8" w:space="0"/>
+          <w:right w:val="single" w:color="C0504D" w:themeColor="accent2" w:sz="8" w:space="0"/>
         </w:tcBorders>
       </w:tcPr>
     </w:tblStylePr>
@@ -2549,10 +3490,10 @@
       <w:tblStyleColBandSize w:val="1"/>
       <w:tblInd w:w="0" w:type="dxa"/>
       <w:tblBorders>
-        <w:top w:val="single" w:sz="8" w:space="0" w:color="9BBB59" w:themeColor="accent3"/>
-        <w:left w:val="single" w:sz="8" w:space="0" w:color="9BBB59" w:themeColor="accent3"/>
-        <w:bottom w:val="single" w:sz="8" w:space="0" w:color="9BBB59" w:themeColor="accent3"/>
-        <w:right w:val="single" w:sz="8" w:space="0" w:color="9BBB59" w:themeColor="accent3"/>
+        <w:top w:val="single" w:color="9BBB59" w:themeColor="accent3" w:sz="8" w:space="0"/>
+        <w:left w:val="single" w:color="9BBB59" w:themeColor="accent3" w:sz="8" w:space="0"/>
+        <w:bottom w:val="single" w:color="9BBB59" w:themeColor="accent3" w:sz="8" w:space="0"/>
+        <w:right w:val="single" w:color="9BBB59" w:themeColor="accent3" w:sz="8" w:space="0"/>
       </w:tblBorders>
       <w:tblCellMar>
         <w:top w:w="0" w:type="dxa"/>
@@ -2586,10 +3527,10 @@
       <w:tblPr/>
       <w:tcPr>
         <w:tcBorders>
-          <w:top w:val="double" w:sz="6" w:space="0" w:color="9BBB59" w:themeColor="accent3"/>
-          <w:left w:val="single" w:sz="8" w:space="0" w:color="9BBB59" w:themeColor="accent3"/>
-          <w:bottom w:val="single" w:sz="8" w:space="0" w:color="9BBB59" w:themeColor="accent3"/>
-          <w:right w:val="single" w:sz="8" w:space="0" w:color="9BBB59" w:themeColor="accent3"/>
+          <w:top w:val="double" w:color="9BBB59" w:themeColor="accent3" w:sz="6" w:space="0"/>
+          <w:left w:val="single" w:color="9BBB59" w:themeColor="accent3" w:sz="8" w:space="0"/>
+          <w:bottom w:val="single" w:color="9BBB59" w:themeColor="accent3" w:sz="8" w:space="0"/>
+          <w:right w:val="single" w:color="9BBB59" w:themeColor="accent3" w:sz="8" w:space="0"/>
         </w:tcBorders>
       </w:tcPr>
     </w:tblStylePr>
@@ -2609,10 +3550,10 @@
       <w:tblPr/>
       <w:tcPr>
         <w:tcBorders>
-          <w:top w:val="single" w:sz="8" w:space="0" w:color="9BBB59" w:themeColor="accent3"/>
-          <w:left w:val="single" w:sz="8" w:space="0" w:color="9BBB59" w:themeColor="accent3"/>
-          <w:bottom w:val="single" w:sz="8" w:space="0" w:color="9BBB59" w:themeColor="accent3"/>
-          <w:right w:val="single" w:sz="8" w:space="0" w:color="9BBB59" w:themeColor="accent3"/>
+          <w:top w:val="single" w:color="9BBB59" w:themeColor="accent3" w:sz="8" w:space="0"/>
+          <w:left w:val="single" w:color="9BBB59" w:themeColor="accent3" w:sz="8" w:space="0"/>
+          <w:bottom w:val="single" w:color="9BBB59" w:themeColor="accent3" w:sz="8" w:space="0"/>
+          <w:right w:val="single" w:color="9BBB59" w:themeColor="accent3" w:sz="8" w:space="0"/>
         </w:tcBorders>
       </w:tcPr>
     </w:tblStylePr>
@@ -2620,10 +3561,10 @@
       <w:tblPr/>
       <w:tcPr>
         <w:tcBorders>
-          <w:top w:val="single" w:sz="8" w:space="0" w:color="9BBB59" w:themeColor="accent3"/>
-          <w:left w:val="single" w:sz="8" w:space="0" w:color="9BBB59" w:themeColor="accent3"/>
-          <w:bottom w:val="single" w:sz="8" w:space="0" w:color="9BBB59" w:themeColor="accent3"/>
-          <w:right w:val="single" w:sz="8" w:space="0" w:color="9BBB59" w:themeColor="accent3"/>
+          <w:top w:val="single" w:color="9BBB59" w:themeColor="accent3" w:sz="8" w:space="0"/>
+          <w:left w:val="single" w:color="9BBB59" w:themeColor="accent3" w:sz="8" w:space="0"/>
+          <w:bottom w:val="single" w:color="9BBB59" w:themeColor="accent3" w:sz="8" w:space="0"/>
+          <w:right w:val="single" w:color="9BBB59" w:themeColor="accent3" w:sz="8" w:space="0"/>
         </w:tcBorders>
       </w:tcPr>
     </w:tblStylePr>
@@ -2641,10 +3582,10 @@
       <w:tblStyleColBandSize w:val="1"/>
       <w:tblInd w:w="0" w:type="dxa"/>
       <w:tblBorders>
-        <w:top w:val="single" w:sz="8" w:space="0" w:color="8064A2" w:themeColor="accent4"/>
-        <w:left w:val="single" w:sz="8" w:space="0" w:color="8064A2" w:themeColor="accent4"/>
-        <w:bottom w:val="single" w:sz="8" w:space="0" w:color="8064A2" w:themeColor="accent4"/>
-        <w:right w:val="single" w:sz="8" w:space="0" w:color="8064A2" w:themeColor="accent4"/>
+        <w:top w:val="single" w:color="8064A2" w:themeColor="accent4" w:sz="8" w:space="0"/>
+        <w:left w:val="single" w:color="8064A2" w:themeColor="accent4" w:sz="8" w:space="0"/>
+        <w:bottom w:val="single" w:color="8064A2" w:themeColor="accent4" w:sz="8" w:space="0"/>
+        <w:right w:val="single" w:color="8064A2" w:themeColor="accent4" w:sz="8" w:space="0"/>
       </w:tblBorders>
       <w:tblCellMar>
         <w:top w:w="0" w:type="dxa"/>
@@ -2678,10 +3619,10 @@
       <w:tblPr/>
       <w:tcPr>
         <w:tcBorders>
-          <w:top w:val="double" w:sz="6" w:space="0" w:color="8064A2" w:themeColor="accent4"/>
-          <w:left w:val="single" w:sz="8" w:space="0" w:color="8064A2" w:themeColor="accent4"/>
-          <w:bottom w:val="single" w:sz="8" w:space="0" w:color="8064A2" w:themeColor="accent4"/>
-          <w:right w:val="single" w:sz="8" w:space="0" w:color="8064A2" w:themeColor="accent4"/>
+          <w:top w:val="double" w:color="8064A2" w:themeColor="accent4" w:sz="6" w:space="0"/>
+          <w:left w:val="single" w:color="8064A2" w:themeColor="accent4" w:sz="8" w:space="0"/>
+          <w:bottom w:val="single" w:color="8064A2" w:themeColor="accent4" w:sz="8" w:space="0"/>
+          <w:right w:val="single" w:color="8064A2" w:themeColor="accent4" w:sz="8" w:space="0"/>
         </w:tcBorders>
       </w:tcPr>
     </w:tblStylePr>
@@ -2701,10 +3642,10 @@
       <w:tblPr/>
       <w:tcPr>
         <w:tcBorders>
-          <w:top w:val="single" w:sz="8" w:space="0" w:color="8064A2" w:themeColor="accent4"/>
-          <w:left w:val="single" w:sz="8" w:space="0" w:color="8064A2" w:themeColor="accent4"/>
-          <w:bottom w:val="single" w:sz="8" w:space="0" w:color="8064A2" w:themeColor="accent4"/>
-          <w:right w:val="single" w:sz="8" w:space="0" w:color="8064A2" w:themeColor="accent4"/>
+          <w:top w:val="single" w:color="8064A2" w:themeColor="accent4" w:sz="8" w:space="0"/>
+          <w:left w:val="single" w:color="8064A2" w:themeColor="accent4" w:sz="8" w:space="0"/>
+          <w:bottom w:val="single" w:color="8064A2" w:themeColor="accent4" w:sz="8" w:space="0"/>
+          <w:right w:val="single" w:color="8064A2" w:themeColor="accent4" w:sz="8" w:space="0"/>
         </w:tcBorders>
       </w:tcPr>
     </w:tblStylePr>
@@ -2712,10 +3653,10 @@
       <w:tblPr/>
       <w:tcPr>
         <w:tcBorders>
-          <w:top w:val="single" w:sz="8" w:space="0" w:color="8064A2" w:themeColor="accent4"/>
-          <w:left w:val="single" w:sz="8" w:space="0" w:color="8064A2" w:themeColor="accent4"/>
-          <w:bottom w:val="single" w:sz="8" w:space="0" w:color="8064A2" w:themeColor="accent4"/>
-          <w:right w:val="single" w:sz="8" w:space="0" w:color="8064A2" w:themeColor="accent4"/>
+          <w:top w:val="single" w:color="8064A2" w:themeColor="accent4" w:sz="8" w:space="0"/>
+          <w:left w:val="single" w:color="8064A2" w:themeColor="accent4" w:sz="8" w:space="0"/>
+          <w:bottom w:val="single" w:color="8064A2" w:themeColor="accent4" w:sz="8" w:space="0"/>
+          <w:right w:val="single" w:color="8064A2" w:themeColor="accent4" w:sz="8" w:space="0"/>
         </w:tcBorders>
       </w:tcPr>
     </w:tblStylePr>
@@ -2733,10 +3674,10 @@
       <w:tblStyleColBandSize w:val="1"/>
       <w:tblInd w:w="0" w:type="dxa"/>
       <w:tblBorders>
-        <w:top w:val="single" w:sz="8" w:space="0" w:color="4BACC6" w:themeColor="accent5"/>
-        <w:left w:val="single" w:sz="8" w:space="0" w:color="4BACC6" w:themeColor="accent5"/>
-        <w:bottom w:val="single" w:sz="8" w:space="0" w:color="4BACC6" w:themeColor="accent5"/>
-        <w:right w:val="single" w:sz="8" w:space="0" w:color="4BACC6" w:themeColor="accent5"/>
+        <w:top w:val="single" w:color="4BACC6" w:themeColor="accent5" w:sz="8" w:space="0"/>
+        <w:left w:val="single" w:color="4BACC6" w:themeColor="accent5" w:sz="8" w:space="0"/>
+        <w:bottom w:val="single" w:color="4BACC6" w:themeColor="accent5" w:sz="8" w:space="0"/>
+        <w:right w:val="single" w:color="4BACC6" w:themeColor="accent5" w:sz="8" w:space="0"/>
       </w:tblBorders>
       <w:tblCellMar>
         <w:top w:w="0" w:type="dxa"/>
@@ -2770,10 +3711,10 @@
       <w:tblPr/>
       <w:tcPr>
         <w:tcBorders>
-          <w:top w:val="double" w:sz="6" w:space="0" w:color="4BACC6" w:themeColor="accent5"/>
-          <w:left w:val="single" w:sz="8" w:space="0" w:color="4BACC6" w:themeColor="accent5"/>
-          <w:bottom w:val="single" w:sz="8" w:space="0" w:color="4BACC6" w:themeColor="accent5"/>
-          <w:right w:val="single" w:sz="8" w:space="0" w:color="4BACC6" w:themeColor="accent5"/>
+          <w:top w:val="double" w:color="4BACC6" w:themeColor="accent5" w:sz="6" w:space="0"/>
+          <w:left w:val="single" w:color="4BACC6" w:themeColor="accent5" w:sz="8" w:space="0"/>
+          <w:bottom w:val="single" w:color="4BACC6" w:themeColor="accent5" w:sz="8" w:space="0"/>
+          <w:right w:val="single" w:color="4BACC6" w:themeColor="accent5" w:sz="8" w:space="0"/>
         </w:tcBorders>
       </w:tcPr>
     </w:tblStylePr>
@@ -2793,10 +3734,10 @@
       <w:tblPr/>
       <w:tcPr>
         <w:tcBorders>
-          <w:top w:val="single" w:sz="8" w:space="0" w:color="4BACC6" w:themeColor="accent5"/>
-          <w:left w:val="single" w:sz="8" w:space="0" w:color="4BACC6" w:themeColor="accent5"/>
-          <w:bottom w:val="single" w:sz="8" w:space="0" w:color="4BACC6" w:themeColor="accent5"/>
-          <w:right w:val="single" w:sz="8" w:space="0" w:color="4BACC6" w:themeColor="accent5"/>
+          <w:top w:val="single" w:color="4BACC6" w:themeColor="accent5" w:sz="8" w:space="0"/>
+          <w:left w:val="single" w:color="4BACC6" w:themeColor="accent5" w:sz="8" w:space="0"/>
+          <w:bottom w:val="single" w:color="4BACC6" w:themeColor="accent5" w:sz="8" w:space="0"/>
+          <w:right w:val="single" w:color="4BACC6" w:themeColor="accent5" w:sz="8" w:space="0"/>
         </w:tcBorders>
       </w:tcPr>
     </w:tblStylePr>
@@ -2804,10 +3745,10 @@
       <w:tblPr/>
       <w:tcPr>
         <w:tcBorders>
-          <w:top w:val="single" w:sz="8" w:space="0" w:color="4BACC6" w:themeColor="accent5"/>
-          <w:left w:val="single" w:sz="8" w:space="0" w:color="4BACC6" w:themeColor="accent5"/>
-          <w:bottom w:val="single" w:sz="8" w:space="0" w:color="4BACC6" w:themeColor="accent5"/>
-          <w:right w:val="single" w:sz="8" w:space="0" w:color="4BACC6" w:themeColor="accent5"/>
+          <w:top w:val="single" w:color="4BACC6" w:themeColor="accent5" w:sz="8" w:space="0"/>
+          <w:left w:val="single" w:color="4BACC6" w:themeColor="accent5" w:sz="8" w:space="0"/>
+          <w:bottom w:val="single" w:color="4BACC6" w:themeColor="accent5" w:sz="8" w:space="0"/>
+          <w:right w:val="single" w:color="4BACC6" w:themeColor="accent5" w:sz="8" w:space="0"/>
         </w:tcBorders>
       </w:tcPr>
     </w:tblStylePr>
@@ -2825,10 +3766,10 @@
       <w:tblStyleColBandSize w:val="1"/>
       <w:tblInd w:w="0" w:type="dxa"/>
       <w:tblBorders>
-        <w:top w:val="single" w:sz="8" w:space="0" w:color="F79646" w:themeColor="accent6"/>
-        <w:left w:val="single" w:sz="8" w:space="0" w:color="F79646" w:themeColor="accent6"/>
-        <w:bottom w:val="single" w:sz="8" w:space="0" w:color="F79646" w:themeColor="accent6"/>
-        <w:right w:val="single" w:sz="8" w:space="0" w:color="F79646" w:themeColor="accent6"/>
+        <w:top w:val="single" w:color="F79646" w:themeColor="accent6" w:sz="8" w:space="0"/>
+        <w:left w:val="single" w:color="F79646" w:themeColor="accent6" w:sz="8" w:space="0"/>
+        <w:bottom w:val="single" w:color="F79646" w:themeColor="accent6" w:sz="8" w:space="0"/>
+        <w:right w:val="single" w:color="F79646" w:themeColor="accent6" w:sz="8" w:space="0"/>
       </w:tblBorders>
       <w:tblCellMar>
         <w:top w:w="0" w:type="dxa"/>
@@ -2862,10 +3803,10 @@
       <w:tblPr/>
       <w:tcPr>
         <w:tcBorders>
-          <w:top w:val="double" w:sz="6" w:space="0" w:color="F79646" w:themeColor="accent6"/>
-          <w:left w:val="single" w:sz="8" w:space="0" w:color="F79646" w:themeColor="accent6"/>
-          <w:bottom w:val="single" w:sz="8" w:space="0" w:color="F79646" w:themeColor="accent6"/>
-          <w:right w:val="single" w:sz="8" w:space="0" w:color="F79646" w:themeColor="accent6"/>
+          <w:top w:val="double" w:color="F79646" w:themeColor="accent6" w:sz="6" w:space="0"/>
+          <w:left w:val="single" w:color="F79646" w:themeColor="accent6" w:sz="8" w:space="0"/>
+          <w:bottom w:val="single" w:color="F79646" w:themeColor="accent6" w:sz="8" w:space="0"/>
+          <w:right w:val="single" w:color="F79646" w:themeColor="accent6" w:sz="8" w:space="0"/>
         </w:tcBorders>
       </w:tcPr>
     </w:tblStylePr>
@@ -2885,10 +3826,10 @@
       <w:tblPr/>
       <w:tcPr>
         <w:tcBorders>
-          <w:top w:val="single" w:sz="8" w:space="0" w:color="F79646" w:themeColor="accent6"/>
-          <w:left w:val="single" w:sz="8" w:space="0" w:color="F79646" w:themeColor="accent6"/>
-          <w:bottom w:val="single" w:sz="8" w:space="0" w:color="F79646" w:themeColor="accent6"/>
-          <w:right w:val="single" w:sz="8" w:space="0" w:color="F79646" w:themeColor="accent6"/>
+          <w:top w:val="single" w:color="F79646" w:themeColor="accent6" w:sz="8" w:space="0"/>
+          <w:left w:val="single" w:color="F79646" w:themeColor="accent6" w:sz="8" w:space="0"/>
+          <w:bottom w:val="single" w:color="F79646" w:themeColor="accent6" w:sz="8" w:space="0"/>
+          <w:right w:val="single" w:color="F79646" w:themeColor="accent6" w:sz="8" w:space="0"/>
         </w:tcBorders>
       </w:tcPr>
     </w:tblStylePr>
@@ -2896,10 +3837,10 @@
       <w:tblPr/>
       <w:tcPr>
         <w:tcBorders>
-          <w:top w:val="single" w:sz="8" w:space="0" w:color="F79646" w:themeColor="accent6"/>
-          <w:left w:val="single" w:sz="8" w:space="0" w:color="F79646" w:themeColor="accent6"/>
-          <w:bottom w:val="single" w:sz="8" w:space="0" w:color="F79646" w:themeColor="accent6"/>
-          <w:right w:val="single" w:sz="8" w:space="0" w:color="F79646" w:themeColor="accent6"/>
+          <w:top w:val="single" w:color="F79646" w:themeColor="accent6" w:sz="8" w:space="0"/>
+          <w:left w:val="single" w:color="F79646" w:themeColor="accent6" w:sz="8" w:space="0"/>
+          <w:bottom w:val="single" w:color="F79646" w:themeColor="accent6" w:sz="8" w:space="0"/>
+          <w:right w:val="single" w:color="F79646" w:themeColor="accent6" w:sz="8" w:space="0"/>
         </w:tcBorders>
       </w:tcPr>
     </w:tblStylePr>
@@ -2917,12 +3858,12 @@
       <w:tblStyleColBandSize w:val="1"/>
       <w:tblInd w:w="0" w:type="dxa"/>
       <w:tblBorders>
-        <w:top w:val="single" w:sz="8" w:space="0" w:color="000000" w:themeColor="text1"/>
-        <w:left w:val="single" w:sz="8" w:space="0" w:color="000000" w:themeColor="text1"/>
-        <w:bottom w:val="single" w:sz="8" w:space="0" w:color="000000" w:themeColor="text1"/>
-        <w:right w:val="single" w:sz="8" w:space="0" w:color="000000" w:themeColor="text1"/>
-        <w:insideH w:val="single" w:sz="8" w:space="0" w:color="000000" w:themeColor="text1"/>
-        <w:insideV w:val="single" w:sz="8" w:space="0" w:color="000000" w:themeColor="text1"/>
+        <w:top w:val="single" w:color="000000" w:themeColor="text1" w:sz="8" w:space="0"/>
+        <w:left w:val="single" w:color="000000" w:themeColor="text1" w:sz="8" w:space="0"/>
+        <w:bottom w:val="single" w:color="000000" w:themeColor="text1" w:sz="8" w:space="0"/>
+        <w:right w:val="single" w:color="000000" w:themeColor="text1" w:sz="8" w:space="0"/>
+        <w:insideH w:val="single" w:color="000000" w:themeColor="text1" w:sz="8" w:space="0"/>
+        <w:insideV w:val="single" w:color="000000" w:themeColor="text1" w:sz="8" w:space="0"/>
       </w:tblBorders>
       <w:tblCellMar>
         <w:top w:w="0" w:type="dxa"/>
@@ -2936,19 +3877,19 @@
         <w:spacing w:before="0" w:after="0" w:line="240" w:lineRule="auto"/>
       </w:pPr>
       <w:rPr>
-        <w:rFonts w:asciiTheme="majorHAnsi" w:eastAsiaTheme="majorEastAsia" w:hAnsiTheme="majorHAnsi" w:cstheme="majorBidi"/>
-        <w:b/>
-        <w:bCs/>
-      </w:rPr>
-      <w:tblPr/>
-      <w:tcPr>
-        <w:tcBorders>
-          <w:top w:val="single" w:sz="8" w:space="0" w:color="000000" w:themeColor="text1"/>
-          <w:left w:val="single" w:sz="8" w:space="0" w:color="000000" w:themeColor="text1"/>
-          <w:bottom w:val="single" w:sz="18" w:space="0" w:color="000000" w:themeColor="text1"/>
-          <w:right w:val="single" w:sz="8" w:space="0" w:color="000000" w:themeColor="text1"/>
-          <w:insideH w:val="nil"/>
-          <w:insideV w:val="single" w:sz="8" w:space="0" w:color="000000" w:themeColor="text1"/>
+        <w:rFonts w:asciiTheme="majorHAnsi" w:hAnsiTheme="majorHAnsi" w:eastAsiaTheme="majorEastAsia" w:cstheme="majorBidi"/>
+        <w:b/>
+        <w:bCs/>
+      </w:rPr>
+      <w:tblPr/>
+      <w:tcPr>
+        <w:tcBorders>
+          <w:top w:val="single" w:color="000000" w:themeColor="text1" w:sz="8" w:space="0"/>
+          <w:left w:val="single" w:color="000000" w:themeColor="text1" w:sz="8" w:space="0"/>
+          <w:bottom w:val="single" w:color="000000" w:themeColor="text1" w:sz="18" w:space="0"/>
+          <w:right w:val="single" w:color="000000" w:themeColor="text1" w:sz="8" w:space="0"/>
+          <w:insideH w:val="nil"/>
+          <w:insideV w:val="single" w:color="000000" w:themeColor="text1" w:sz="8" w:space="0"/>
         </w:tcBorders>
       </w:tcPr>
     </w:tblStylePr>
@@ -2957,42 +3898,42 @@
         <w:spacing w:before="0" w:after="0" w:line="240" w:lineRule="auto"/>
       </w:pPr>
       <w:rPr>
-        <w:rFonts w:asciiTheme="majorHAnsi" w:eastAsiaTheme="majorEastAsia" w:hAnsiTheme="majorHAnsi" w:cstheme="majorBidi"/>
-        <w:b/>
-        <w:bCs/>
-      </w:rPr>
-      <w:tblPr/>
-      <w:tcPr>
-        <w:tcBorders>
-          <w:top w:val="double" w:sz="6" w:space="0" w:color="000000" w:themeColor="text1"/>
-          <w:left w:val="single" w:sz="8" w:space="0" w:color="000000" w:themeColor="text1"/>
-          <w:bottom w:val="single" w:sz="8" w:space="0" w:color="000000" w:themeColor="text1"/>
-          <w:right w:val="single" w:sz="8" w:space="0" w:color="000000" w:themeColor="text1"/>
-          <w:insideH w:val="nil"/>
-          <w:insideV w:val="single" w:sz="8" w:space="0" w:color="000000" w:themeColor="text1"/>
+        <w:rFonts w:asciiTheme="majorHAnsi" w:hAnsiTheme="majorHAnsi" w:eastAsiaTheme="majorEastAsia" w:cstheme="majorBidi"/>
+        <w:b/>
+        <w:bCs/>
+      </w:rPr>
+      <w:tblPr/>
+      <w:tcPr>
+        <w:tcBorders>
+          <w:top w:val="double" w:color="000000" w:themeColor="text1" w:sz="6" w:space="0"/>
+          <w:left w:val="single" w:color="000000" w:themeColor="text1" w:sz="8" w:space="0"/>
+          <w:bottom w:val="single" w:color="000000" w:themeColor="text1" w:sz="8" w:space="0"/>
+          <w:right w:val="single" w:color="000000" w:themeColor="text1" w:sz="8" w:space="0"/>
+          <w:insideH w:val="nil"/>
+          <w:insideV w:val="single" w:color="000000" w:themeColor="text1" w:sz="8" w:space="0"/>
         </w:tcBorders>
       </w:tcPr>
     </w:tblStylePr>
     <w:tblStylePr w:type="firstCol">
       <w:rPr>
-        <w:rFonts w:asciiTheme="majorHAnsi" w:eastAsiaTheme="majorEastAsia" w:hAnsiTheme="majorHAnsi" w:cstheme="majorBidi"/>
+        <w:rFonts w:asciiTheme="majorHAnsi" w:hAnsiTheme="majorHAnsi" w:eastAsiaTheme="majorEastAsia" w:cstheme="majorBidi"/>
         <w:b/>
         <w:bCs/>
       </w:rPr>
     </w:tblStylePr>
     <w:tblStylePr w:type="lastCol">
       <w:rPr>
-        <w:rFonts w:asciiTheme="majorHAnsi" w:eastAsiaTheme="majorEastAsia" w:hAnsiTheme="majorHAnsi" w:cstheme="majorBidi"/>
-        <w:b/>
-        <w:bCs/>
-      </w:rPr>
-      <w:tblPr/>
-      <w:tcPr>
-        <w:tcBorders>
-          <w:top w:val="single" w:sz="8" w:space="0" w:color="000000" w:themeColor="text1"/>
-          <w:left w:val="single" w:sz="8" w:space="0" w:color="000000" w:themeColor="text1"/>
-          <w:bottom w:val="single" w:sz="8" w:space="0" w:color="000000" w:themeColor="text1"/>
-          <w:right w:val="single" w:sz="8" w:space="0" w:color="000000" w:themeColor="text1"/>
+        <w:rFonts w:asciiTheme="majorHAnsi" w:hAnsiTheme="majorHAnsi" w:eastAsiaTheme="majorEastAsia" w:cstheme="majorBidi"/>
+        <w:b/>
+        <w:bCs/>
+      </w:rPr>
+      <w:tblPr/>
+      <w:tcPr>
+        <w:tcBorders>
+          <w:top w:val="single" w:color="000000" w:themeColor="text1" w:sz="8" w:space="0"/>
+          <w:left w:val="single" w:color="000000" w:themeColor="text1" w:sz="8" w:space="0"/>
+          <w:bottom w:val="single" w:color="000000" w:themeColor="text1" w:sz="8" w:space="0"/>
+          <w:right w:val="single" w:color="000000" w:themeColor="text1" w:sz="8" w:space="0"/>
         </w:tcBorders>
       </w:tcPr>
     </w:tblStylePr>
@@ -3000,10 +3941,10 @@
       <w:tblPr/>
       <w:tcPr>
         <w:tcBorders>
-          <w:top w:val="single" w:sz="8" w:space="0" w:color="000000" w:themeColor="text1"/>
-          <w:left w:val="single" w:sz="8" w:space="0" w:color="000000" w:themeColor="text1"/>
-          <w:bottom w:val="single" w:sz="8" w:space="0" w:color="000000" w:themeColor="text1"/>
-          <w:right w:val="single" w:sz="8" w:space="0" w:color="000000" w:themeColor="text1"/>
+          <w:top w:val="single" w:color="000000" w:themeColor="text1" w:sz="8" w:space="0"/>
+          <w:left w:val="single" w:color="000000" w:themeColor="text1" w:sz="8" w:space="0"/>
+          <w:bottom w:val="single" w:color="000000" w:themeColor="text1" w:sz="8" w:space="0"/>
+          <w:right w:val="single" w:color="000000" w:themeColor="text1" w:sz="8" w:space="0"/>
         </w:tcBorders>
         <w:shd w:val="clear" w:color="auto" w:fill="C0C0C0" w:themeFill="text1" w:themeFillTint="3F"/>
       </w:tcPr>
@@ -3012,11 +3953,11 @@
       <w:tblPr/>
       <w:tcPr>
         <w:tcBorders>
-          <w:top w:val="single" w:sz="8" w:space="0" w:color="000000" w:themeColor="text1"/>
-          <w:left w:val="single" w:sz="8" w:space="0" w:color="000000" w:themeColor="text1"/>
-          <w:bottom w:val="single" w:sz="8" w:space="0" w:color="000000" w:themeColor="text1"/>
-          <w:right w:val="single" w:sz="8" w:space="0" w:color="000000" w:themeColor="text1"/>
-          <w:insideV w:val="single" w:sz="8" w:space="0" w:color="000000" w:themeColor="text1"/>
+          <w:top w:val="single" w:color="000000" w:themeColor="text1" w:sz="8" w:space="0"/>
+          <w:left w:val="single" w:color="000000" w:themeColor="text1" w:sz="8" w:space="0"/>
+          <w:bottom w:val="single" w:color="000000" w:themeColor="text1" w:sz="8" w:space="0"/>
+          <w:right w:val="single" w:color="000000" w:themeColor="text1" w:sz="8" w:space="0"/>
+          <w:insideV w:val="single" w:color="000000" w:themeColor="text1" w:sz="8" w:space="0"/>
         </w:tcBorders>
         <w:shd w:val="clear" w:color="auto" w:fill="C0C0C0" w:themeFill="text1" w:themeFillTint="3F"/>
       </w:tcPr>
@@ -3025,11 +3966,11 @@
       <w:tblPr/>
       <w:tcPr>
         <w:tcBorders>
-          <w:top w:val="single" w:sz="8" w:space="0" w:color="000000" w:themeColor="text1"/>
-          <w:left w:val="single" w:sz="8" w:space="0" w:color="000000" w:themeColor="text1"/>
-          <w:bottom w:val="single" w:sz="8" w:space="0" w:color="000000" w:themeColor="text1"/>
-          <w:right w:val="single" w:sz="8" w:space="0" w:color="000000" w:themeColor="text1"/>
-          <w:insideV w:val="single" w:sz="8" w:space="0" w:color="000000" w:themeColor="text1"/>
+          <w:top w:val="single" w:color="000000" w:themeColor="text1" w:sz="8" w:space="0"/>
+          <w:left w:val="single" w:color="000000" w:themeColor="text1" w:sz="8" w:space="0"/>
+          <w:bottom w:val="single" w:color="000000" w:themeColor="text1" w:sz="8" w:space="0"/>
+          <w:right w:val="single" w:color="000000" w:themeColor="text1" w:sz="8" w:space="0"/>
+          <w:insideV w:val="single" w:color="000000" w:themeColor="text1" w:sz="8" w:space="0"/>
         </w:tcBorders>
       </w:tcPr>
     </w:tblStylePr>
@@ -3047,12 +3988,12 @@
       <w:tblStyleColBandSize w:val="1"/>
       <w:tblInd w:w="0" w:type="dxa"/>
       <w:tblBorders>
-        <w:top w:val="single" w:sz="8" w:space="0" w:color="4F81BD" w:themeColor="accent1"/>
-        <w:left w:val="single" w:sz="8" w:space="0" w:color="4F81BD" w:themeColor="accent1"/>
-        <w:bottom w:val="single" w:sz="8" w:space="0" w:color="4F81BD" w:themeColor="accent1"/>
-        <w:right w:val="single" w:sz="8" w:space="0" w:color="4F81BD" w:themeColor="accent1"/>
-        <w:insideH w:val="single" w:sz="8" w:space="0" w:color="4F81BD" w:themeColor="accent1"/>
-        <w:insideV w:val="single" w:sz="8" w:space="0" w:color="4F81BD" w:themeColor="accent1"/>
+        <w:top w:val="single" w:color="4F81BD" w:themeColor="accent1" w:sz="8" w:space="0"/>
+        <w:left w:val="single" w:color="4F81BD" w:themeColor="accent1" w:sz="8" w:space="0"/>
+        <w:bottom w:val="single" w:color="4F81BD" w:themeColor="accent1" w:sz="8" w:space="0"/>
+        <w:right w:val="single" w:color="4F81BD" w:themeColor="accent1" w:sz="8" w:space="0"/>
+        <w:insideH w:val="single" w:color="4F81BD" w:themeColor="accent1" w:sz="8" w:space="0"/>
+        <w:insideV w:val="single" w:color="4F81BD" w:themeColor="accent1" w:sz="8" w:space="0"/>
       </w:tblBorders>
       <w:tblCellMar>
         <w:top w:w="0" w:type="dxa"/>
@@ -3066,19 +4007,19 @@
         <w:spacing w:before="0" w:after="0" w:line="240" w:lineRule="auto"/>
       </w:pPr>
       <w:rPr>
-        <w:rFonts w:asciiTheme="majorHAnsi" w:eastAsiaTheme="majorEastAsia" w:hAnsiTheme="majorHAnsi" w:cstheme="majorBidi"/>
-        <w:b/>
-        <w:bCs/>
-      </w:rPr>
-      <w:tblPr/>
-      <w:tcPr>
-        <w:tcBorders>
-          <w:top w:val="single" w:sz="8" w:space="0" w:color="4F81BD" w:themeColor="accent1"/>
-          <w:left w:val="single" w:sz="8" w:space="0" w:color="4F81BD" w:themeColor="accent1"/>
-          <w:bottom w:val="single" w:sz="18" w:space="0" w:color="4F81BD" w:themeColor="accent1"/>
-          <w:right w:val="single" w:sz="8" w:space="0" w:color="4F81BD" w:themeColor="accent1"/>
-          <w:insideH w:val="nil"/>
-          <w:insideV w:val="single" w:sz="8" w:space="0" w:color="4F81BD" w:themeColor="accent1"/>
+        <w:rFonts w:asciiTheme="majorHAnsi" w:hAnsiTheme="majorHAnsi" w:eastAsiaTheme="majorEastAsia" w:cstheme="majorBidi"/>
+        <w:b/>
+        <w:bCs/>
+      </w:rPr>
+      <w:tblPr/>
+      <w:tcPr>
+        <w:tcBorders>
+          <w:top w:val="single" w:color="4F81BD" w:themeColor="accent1" w:sz="8" w:space="0"/>
+          <w:left w:val="single" w:color="4F81BD" w:themeColor="accent1" w:sz="8" w:space="0"/>
+          <w:bottom w:val="single" w:color="4F81BD" w:themeColor="accent1" w:sz="18" w:space="0"/>
+          <w:right w:val="single" w:color="4F81BD" w:themeColor="accent1" w:sz="8" w:space="0"/>
+          <w:insideH w:val="nil"/>
+          <w:insideV w:val="single" w:color="4F81BD" w:themeColor="accent1" w:sz="8" w:space="0"/>
         </w:tcBorders>
       </w:tcPr>
     </w:tblStylePr>
@@ -3087,42 +4028,42 @@
         <w:spacing w:before="0" w:after="0" w:line="240" w:lineRule="auto"/>
       </w:pPr>
       <w:rPr>
-        <w:rFonts w:asciiTheme="majorHAnsi" w:eastAsiaTheme="majorEastAsia" w:hAnsiTheme="majorHAnsi" w:cstheme="majorBidi"/>
-        <w:b/>
-        <w:bCs/>
-      </w:rPr>
-      <w:tblPr/>
-      <w:tcPr>
-        <w:tcBorders>
-          <w:top w:val="double" w:sz="6" w:space="0" w:color="4F81BD" w:themeColor="accent1"/>
-          <w:left w:val="single" w:sz="8" w:space="0" w:color="4F81BD" w:themeColor="accent1"/>
-          <w:bottom w:val="single" w:sz="8" w:space="0" w:color="4F81BD" w:themeColor="accent1"/>
-          <w:right w:val="single" w:sz="8" w:space="0" w:color="4F81BD" w:themeColor="accent1"/>
-          <w:insideH w:val="nil"/>
-          <w:insideV w:val="single" w:sz="8" w:space="0" w:color="4F81BD" w:themeColor="accent1"/>
+        <w:rFonts w:asciiTheme="majorHAnsi" w:hAnsiTheme="majorHAnsi" w:eastAsiaTheme="majorEastAsia" w:cstheme="majorBidi"/>
+        <w:b/>
+        <w:bCs/>
+      </w:rPr>
+      <w:tblPr/>
+      <w:tcPr>
+        <w:tcBorders>
+          <w:top w:val="double" w:color="4F81BD" w:themeColor="accent1" w:sz="6" w:space="0"/>
+          <w:left w:val="single" w:color="4F81BD" w:themeColor="accent1" w:sz="8" w:space="0"/>
+          <w:bottom w:val="single" w:color="4F81BD" w:themeColor="accent1" w:sz="8" w:space="0"/>
+          <w:right w:val="single" w:color="4F81BD" w:themeColor="accent1" w:sz="8" w:space="0"/>
+          <w:insideH w:val="nil"/>
+          <w:insideV w:val="single" w:color="4F81BD" w:themeColor="accent1" w:sz="8" w:space="0"/>
         </w:tcBorders>
       </w:tcPr>
     </w:tblStylePr>
     <w:tblStylePr w:type="firstCol">
       <w:rPr>
-        <w:rFonts w:asciiTheme="majorHAnsi" w:eastAsiaTheme="majorEastAsia" w:hAnsiTheme="majorHAnsi" w:cstheme="majorBidi"/>
+        <w:rFonts w:asciiTheme="majorHAnsi" w:hAnsiTheme="majorHAnsi" w:eastAsiaTheme="majorEastAsia" w:cstheme="majorBidi"/>
         <w:b/>
         <w:bCs/>
       </w:rPr>
     </w:tblStylePr>
     <w:tblStylePr w:type="lastCol">
       <w:rPr>
-        <w:rFonts w:asciiTheme="majorHAnsi" w:eastAsiaTheme="majorEastAsia" w:hAnsiTheme="majorHAnsi" w:cstheme="majorBidi"/>
-        <w:b/>
-        <w:bCs/>
-      </w:rPr>
-      <w:tblPr/>
-      <w:tcPr>
-        <w:tcBorders>
-          <w:top w:val="single" w:sz="8" w:space="0" w:color="4F81BD" w:themeColor="accent1"/>
-          <w:left w:val="single" w:sz="8" w:space="0" w:color="4F81BD" w:themeColor="accent1"/>
-          <w:bottom w:val="single" w:sz="8" w:space="0" w:color="4F81BD" w:themeColor="accent1"/>
-          <w:right w:val="single" w:sz="8" w:space="0" w:color="4F81BD" w:themeColor="accent1"/>
+        <w:rFonts w:asciiTheme="majorHAnsi" w:hAnsiTheme="majorHAnsi" w:eastAsiaTheme="majorEastAsia" w:cstheme="majorBidi"/>
+        <w:b/>
+        <w:bCs/>
+      </w:rPr>
+      <w:tblPr/>
+      <w:tcPr>
+        <w:tcBorders>
+          <w:top w:val="single" w:color="4F81BD" w:themeColor="accent1" w:sz="8" w:space="0"/>
+          <w:left w:val="single" w:color="4F81BD" w:themeColor="accent1" w:sz="8" w:space="0"/>
+          <w:bottom w:val="single" w:color="4F81BD" w:themeColor="accent1" w:sz="8" w:space="0"/>
+          <w:right w:val="single" w:color="4F81BD" w:themeColor="accent1" w:sz="8" w:space="0"/>
         </w:tcBorders>
       </w:tcPr>
     </w:tblStylePr>
@@ -3130,10 +4071,10 @@
       <w:tblPr/>
       <w:tcPr>
         <w:tcBorders>
-          <w:top w:val="single" w:sz="8" w:space="0" w:color="4F81BD" w:themeColor="accent1"/>
-          <w:left w:val="single" w:sz="8" w:space="0" w:color="4F81BD" w:themeColor="accent1"/>
-          <w:bottom w:val="single" w:sz="8" w:space="0" w:color="4F81BD" w:themeColor="accent1"/>
-          <w:right w:val="single" w:sz="8" w:space="0" w:color="4F81BD" w:themeColor="accent1"/>
+          <w:top w:val="single" w:color="4F81BD" w:themeColor="accent1" w:sz="8" w:space="0"/>
+          <w:left w:val="single" w:color="4F81BD" w:themeColor="accent1" w:sz="8" w:space="0"/>
+          <w:bottom w:val="single" w:color="4F81BD" w:themeColor="accent1" w:sz="8" w:space="0"/>
+          <w:right w:val="single" w:color="4F81BD" w:themeColor="accent1" w:sz="8" w:space="0"/>
         </w:tcBorders>
         <w:shd w:val="clear" w:color="auto" w:fill="D3DFEE" w:themeFill="accent1" w:themeFillTint="3F"/>
       </w:tcPr>
@@ -3142,11 +4083,11 @@
       <w:tblPr/>
       <w:tcPr>
         <w:tcBorders>
-          <w:top w:val="single" w:sz="8" w:space="0" w:color="4F81BD" w:themeColor="accent1"/>
-          <w:left w:val="single" w:sz="8" w:space="0" w:color="4F81BD" w:themeColor="accent1"/>
-          <w:bottom w:val="single" w:sz="8" w:space="0" w:color="4F81BD" w:themeColor="accent1"/>
-          <w:right w:val="single" w:sz="8" w:space="0" w:color="4F81BD" w:themeColor="accent1"/>
-          <w:insideV w:val="single" w:sz="8" w:space="0" w:color="4F81BD" w:themeColor="accent1"/>
+          <w:top w:val="single" w:color="4F81BD" w:themeColor="accent1" w:sz="8" w:space="0"/>
+          <w:left w:val="single" w:color="4F81BD" w:themeColor="accent1" w:sz="8" w:space="0"/>
+          <w:bottom w:val="single" w:color="4F81BD" w:themeColor="accent1" w:sz="8" w:space="0"/>
+          <w:right w:val="single" w:color="4F81BD" w:themeColor="accent1" w:sz="8" w:space="0"/>
+          <w:insideV w:val="single" w:color="4F81BD" w:themeColor="accent1" w:sz="8" w:space="0"/>
         </w:tcBorders>
         <w:shd w:val="clear" w:color="auto" w:fill="D3DFEE" w:themeFill="accent1" w:themeFillTint="3F"/>
       </w:tcPr>
@@ -3155,11 +4096,11 @@
       <w:tblPr/>
       <w:tcPr>
         <w:tcBorders>
-          <w:top w:val="single" w:sz="8" w:space="0" w:color="4F81BD" w:themeColor="accent1"/>
-          <w:left w:val="single" w:sz="8" w:space="0" w:color="4F81BD" w:themeColor="accent1"/>
-          <w:bottom w:val="single" w:sz="8" w:space="0" w:color="4F81BD" w:themeColor="accent1"/>
-          <w:right w:val="single" w:sz="8" w:space="0" w:color="4F81BD" w:themeColor="accent1"/>
-          <w:insideV w:val="single" w:sz="8" w:space="0" w:color="4F81BD" w:themeColor="accent1"/>
+          <w:top w:val="single" w:color="4F81BD" w:themeColor="accent1" w:sz="8" w:space="0"/>
+          <w:left w:val="single" w:color="4F81BD" w:themeColor="accent1" w:sz="8" w:space="0"/>
+          <w:bottom w:val="single" w:color="4F81BD" w:themeColor="accent1" w:sz="8" w:space="0"/>
+          <w:right w:val="single" w:color="4F81BD" w:themeColor="accent1" w:sz="8" w:space="0"/>
+          <w:insideV w:val="single" w:color="4F81BD" w:themeColor="accent1" w:sz="8" w:space="0"/>
         </w:tcBorders>
       </w:tcPr>
     </w:tblStylePr>
@@ -3177,12 +4118,12 @@
       <w:tblStyleColBandSize w:val="1"/>
       <w:tblInd w:w="0" w:type="dxa"/>
       <w:tblBorders>
-        <w:top w:val="single" w:sz="8" w:space="0" w:color="C0504D" w:themeColor="accent2"/>
-        <w:left w:val="single" w:sz="8" w:space="0" w:color="C0504D" w:themeColor="accent2"/>
-        <w:bottom w:val="single" w:sz="8" w:space="0" w:color="C0504D" w:themeColor="accent2"/>
-        <w:right w:val="single" w:sz="8" w:space="0" w:color="C0504D" w:themeColor="accent2"/>
-        <w:insideH w:val="single" w:sz="8" w:space="0" w:color="C0504D" w:themeColor="accent2"/>
-        <w:insideV w:val="single" w:sz="8" w:space="0" w:color="C0504D" w:themeColor="accent2"/>
+        <w:top w:val="single" w:color="C0504D" w:themeColor="accent2" w:sz="8" w:space="0"/>
+        <w:left w:val="single" w:color="C0504D" w:themeColor="accent2" w:sz="8" w:space="0"/>
+        <w:bottom w:val="single" w:color="C0504D" w:themeColor="accent2" w:sz="8" w:space="0"/>
+        <w:right w:val="single" w:color="C0504D" w:themeColor="accent2" w:sz="8" w:space="0"/>
+        <w:insideH w:val="single" w:color="C0504D" w:themeColor="accent2" w:sz="8" w:space="0"/>
+        <w:insideV w:val="single" w:color="C0504D" w:themeColor="accent2" w:sz="8" w:space="0"/>
       </w:tblBorders>
       <w:tblCellMar>
         <w:top w:w="0" w:type="dxa"/>
@@ -3196,19 +4137,19 @@
         <w:spacing w:before="0" w:after="0" w:line="240" w:lineRule="auto"/>
       </w:pPr>
       <w:rPr>
-        <w:rFonts w:asciiTheme="majorHAnsi" w:eastAsiaTheme="majorEastAsia" w:hAnsiTheme="majorHAnsi" w:cstheme="majorBidi"/>
-        <w:b/>
-        <w:bCs/>
-      </w:rPr>
-      <w:tblPr/>
-      <w:tcPr>
-        <w:tcBorders>
-          <w:top w:val="single" w:sz="8" w:space="0" w:color="C0504D" w:themeColor="accent2"/>
-          <w:left w:val="single" w:sz="8" w:space="0" w:color="C0504D" w:themeColor="accent2"/>
-          <w:bottom w:val="single" w:sz="18" w:space="0" w:color="C0504D" w:themeColor="accent2"/>
-          <w:right w:val="single" w:sz="8" w:space="0" w:color="C0504D" w:themeColor="accent2"/>
-          <w:insideH w:val="nil"/>
-          <w:insideV w:val="single" w:sz="8" w:space="0" w:color="C0504D" w:themeColor="accent2"/>
+        <w:rFonts w:asciiTheme="majorHAnsi" w:hAnsiTheme="majorHAnsi" w:eastAsiaTheme="majorEastAsia" w:cstheme="majorBidi"/>
+        <w:b/>
+        <w:bCs/>
+      </w:rPr>
+      <w:tblPr/>
+      <w:tcPr>
+        <w:tcBorders>
+          <w:top w:val="single" w:color="C0504D" w:themeColor="accent2" w:sz="8" w:space="0"/>
+          <w:left w:val="single" w:color="C0504D" w:themeColor="accent2" w:sz="8" w:space="0"/>
+          <w:bottom w:val="single" w:color="C0504D" w:themeColor="accent2" w:sz="18" w:space="0"/>
+          <w:right w:val="single" w:color="C0504D" w:themeColor="accent2" w:sz="8" w:space="0"/>
+          <w:insideH w:val="nil"/>
+          <w:insideV w:val="single" w:color="C0504D" w:themeColor="accent2" w:sz="8" w:space="0"/>
         </w:tcBorders>
       </w:tcPr>
     </w:tblStylePr>
@@ -3217,42 +4158,42 @@
         <w:spacing w:before="0" w:after="0" w:line="240" w:lineRule="auto"/>
       </w:pPr>
       <w:rPr>
-        <w:rFonts w:asciiTheme="majorHAnsi" w:eastAsiaTheme="majorEastAsia" w:hAnsiTheme="majorHAnsi" w:cstheme="majorBidi"/>
-        <w:b/>
-        <w:bCs/>
-      </w:rPr>
-      <w:tblPr/>
-      <w:tcPr>
-        <w:tcBorders>
-          <w:top w:val="double" w:sz="6" w:space="0" w:color="C0504D" w:themeColor="accent2"/>
-          <w:left w:val="single" w:sz="8" w:space="0" w:color="C0504D" w:themeColor="accent2"/>
-          <w:bottom w:val="single" w:sz="8" w:space="0" w:color="C0504D" w:themeColor="accent2"/>
-          <w:right w:val="single" w:sz="8" w:space="0" w:color="C0504D" w:themeColor="accent2"/>
-          <w:insideH w:val="nil"/>
-          <w:insideV w:val="single" w:sz="8" w:space="0" w:color="C0504D" w:themeColor="accent2"/>
+        <w:rFonts w:asciiTheme="majorHAnsi" w:hAnsiTheme="majorHAnsi" w:eastAsiaTheme="majorEastAsia" w:cstheme="majorBidi"/>
+        <w:b/>
+        <w:bCs/>
+      </w:rPr>
+      <w:tblPr/>
+      <w:tcPr>
+        <w:tcBorders>
+          <w:top w:val="double" w:color="C0504D" w:themeColor="accent2" w:sz="6" w:space="0"/>
+          <w:left w:val="single" w:color="C0504D" w:themeColor="accent2" w:sz="8" w:space="0"/>
+          <w:bottom w:val="single" w:color="C0504D" w:themeColor="accent2" w:sz="8" w:space="0"/>
+          <w:right w:val="single" w:color="C0504D" w:themeColor="accent2" w:sz="8" w:space="0"/>
+          <w:insideH w:val="nil"/>
+          <w:insideV w:val="single" w:color="C0504D" w:themeColor="accent2" w:sz="8" w:space="0"/>
         </w:tcBorders>
       </w:tcPr>
     </w:tblStylePr>
     <w:tblStylePr w:type="firstCol">
       <w:rPr>
-        <w:rFonts w:asciiTheme="majorHAnsi" w:eastAsiaTheme="majorEastAsia" w:hAnsiTheme="majorHAnsi" w:cstheme="majorBidi"/>
+        <w:rFonts w:asciiTheme="majorHAnsi" w:hAnsiTheme="majorHAnsi" w:eastAsiaTheme="majorEastAsia" w:cstheme="majorBidi"/>
         <w:b/>
         <w:bCs/>
       </w:rPr>
     </w:tblStylePr>
     <w:tblStylePr w:type="lastCol">
       <w:rPr>
-        <w:rFonts w:asciiTheme="majorHAnsi" w:eastAsiaTheme="majorEastAsia" w:hAnsiTheme="majorHAnsi" w:cstheme="majorBidi"/>
-        <w:b/>
-        <w:bCs/>
-      </w:rPr>
-      <w:tblPr/>
-      <w:tcPr>
-        <w:tcBorders>
-          <w:top w:val="single" w:sz="8" w:space="0" w:color="C0504D" w:themeColor="accent2"/>
-          <w:left w:val="single" w:sz="8" w:space="0" w:color="C0504D" w:themeColor="accent2"/>
-          <w:bottom w:val="single" w:sz="8" w:space="0" w:color="C0504D" w:themeColor="accent2"/>
-          <w:right w:val="single" w:sz="8" w:space="0" w:color="C0504D" w:themeColor="accent2"/>
+        <w:rFonts w:asciiTheme="majorHAnsi" w:hAnsiTheme="majorHAnsi" w:eastAsiaTheme="majorEastAsia" w:cstheme="majorBidi"/>
+        <w:b/>
+        <w:bCs/>
+      </w:rPr>
+      <w:tblPr/>
+      <w:tcPr>
+        <w:tcBorders>
+          <w:top w:val="single" w:color="C0504D" w:themeColor="accent2" w:sz="8" w:space="0"/>
+          <w:left w:val="single" w:color="C0504D" w:themeColor="accent2" w:sz="8" w:space="0"/>
+          <w:bottom w:val="single" w:color="C0504D" w:themeColor="accent2" w:sz="8" w:space="0"/>
+          <w:right w:val="single" w:color="C0504D" w:themeColor="accent2" w:sz="8" w:space="0"/>
         </w:tcBorders>
       </w:tcPr>
     </w:tblStylePr>
@@ -3260,10 +4201,10 @@
       <w:tblPr/>
       <w:tcPr>
         <w:tcBorders>
-          <w:top w:val="single" w:sz="8" w:space="0" w:color="C0504D" w:themeColor="accent2"/>
-          <w:left w:val="single" w:sz="8" w:space="0" w:color="C0504D" w:themeColor="accent2"/>
-          <w:bottom w:val="single" w:sz="8" w:space="0" w:color="C0504D" w:themeColor="accent2"/>
-          <w:right w:val="single" w:sz="8" w:space="0" w:color="C0504D" w:themeColor="accent2"/>
+          <w:top w:val="single" w:color="C0504D" w:themeColor="accent2" w:sz="8" w:space="0"/>
+          <w:left w:val="single" w:color="C0504D" w:themeColor="accent2" w:sz="8" w:space="0"/>
+          <w:bottom w:val="single" w:color="C0504D" w:themeColor="accent2" w:sz="8" w:space="0"/>
+          <w:right w:val="single" w:color="C0504D" w:themeColor="accent2" w:sz="8" w:space="0"/>
         </w:tcBorders>
         <w:shd w:val="clear" w:color="auto" w:fill="EFD3D2" w:themeFill="accent2" w:themeFillTint="3F"/>
       </w:tcPr>
@@ -3272,11 +4213,11 @@
       <w:tblPr/>
       <w:tcPr>
         <w:tcBorders>
-          <w:top w:val="single" w:sz="8" w:space="0" w:color="C0504D" w:themeColor="accent2"/>
-          <w:left w:val="single" w:sz="8" w:space="0" w:color="C0504D" w:themeColor="accent2"/>
-          <w:bottom w:val="single" w:sz="8" w:space="0" w:color="C0504D" w:themeColor="accent2"/>
-          <w:right w:val="single" w:sz="8" w:space="0" w:color="C0504D" w:themeColor="accent2"/>
-          <w:insideV w:val="single" w:sz="8" w:space="0" w:color="C0504D" w:themeColor="accent2"/>
+          <w:top w:val="single" w:color="C0504D" w:themeColor="accent2" w:sz="8" w:space="0"/>
+          <w:left w:val="single" w:color="C0504D" w:themeColor="accent2" w:sz="8" w:space="0"/>
+          <w:bottom w:val="single" w:color="C0504D" w:themeColor="accent2" w:sz="8" w:space="0"/>
+          <w:right w:val="single" w:color="C0504D" w:themeColor="accent2" w:sz="8" w:space="0"/>
+          <w:insideV w:val="single" w:color="C0504D" w:themeColor="accent2" w:sz="8" w:space="0"/>
         </w:tcBorders>
         <w:shd w:val="clear" w:color="auto" w:fill="EFD3D2" w:themeFill="accent2" w:themeFillTint="3F"/>
       </w:tcPr>
@@ -3285,11 +4226,11 @@
       <w:tblPr/>
       <w:tcPr>
         <w:tcBorders>
-          <w:top w:val="single" w:sz="8" w:space="0" w:color="C0504D" w:themeColor="accent2"/>
-          <w:left w:val="single" w:sz="8" w:space="0" w:color="C0504D" w:themeColor="accent2"/>
-          <w:bottom w:val="single" w:sz="8" w:space="0" w:color="C0504D" w:themeColor="accent2"/>
-          <w:right w:val="single" w:sz="8" w:space="0" w:color="C0504D" w:themeColor="accent2"/>
-          <w:insideV w:val="single" w:sz="8" w:space="0" w:color="C0504D" w:themeColor="accent2"/>
+          <w:top w:val="single" w:color="C0504D" w:themeColor="accent2" w:sz="8" w:space="0"/>
+          <w:left w:val="single" w:color="C0504D" w:themeColor="accent2" w:sz="8" w:space="0"/>
+          <w:bottom w:val="single" w:color="C0504D" w:themeColor="accent2" w:sz="8" w:space="0"/>
+          <w:right w:val="single" w:color="C0504D" w:themeColor="accent2" w:sz="8" w:space="0"/>
+          <w:insideV w:val="single" w:color="C0504D" w:themeColor="accent2" w:sz="8" w:space="0"/>
         </w:tcBorders>
       </w:tcPr>
     </w:tblStylePr>
@@ -3307,12 +4248,12 @@
       <w:tblStyleColBandSize w:val="1"/>
       <w:tblInd w:w="0" w:type="dxa"/>
       <w:tblBorders>
-        <w:top w:val="single" w:sz="8" w:space="0" w:color="9BBB59" w:themeColor="accent3"/>
-        <w:left w:val="single" w:sz="8" w:space="0" w:color="9BBB59" w:themeColor="accent3"/>
-        <w:bottom w:val="single" w:sz="8" w:space="0" w:color="9BBB59" w:themeColor="accent3"/>
-        <w:right w:val="single" w:sz="8" w:space="0" w:color="9BBB59" w:themeColor="accent3"/>
-        <w:insideH w:val="single" w:sz="8" w:space="0" w:color="9BBB59" w:themeColor="accent3"/>
-        <w:insideV w:val="single" w:sz="8" w:space="0" w:color="9BBB59" w:themeColor="accent3"/>
+        <w:top w:val="single" w:color="9BBB59" w:themeColor="accent3" w:sz="8" w:space="0"/>
+        <w:left w:val="single" w:color="9BBB59" w:themeColor="accent3" w:sz="8" w:space="0"/>
+        <w:bottom w:val="single" w:color="9BBB59" w:themeColor="accent3" w:sz="8" w:space="0"/>
+        <w:right w:val="single" w:color="9BBB59" w:themeColor="accent3" w:sz="8" w:space="0"/>
+        <w:insideH w:val="single" w:color="9BBB59" w:themeColor="accent3" w:sz="8" w:space="0"/>
+        <w:insideV w:val="single" w:color="9BBB59" w:themeColor="accent3" w:sz="8" w:space="0"/>
       </w:tblBorders>
       <w:tblCellMar>
         <w:top w:w="0" w:type="dxa"/>
@@ -3326,19 +4267,19 @@
         <w:spacing w:before="0" w:after="0" w:line="240" w:lineRule="auto"/>
       </w:pPr>
       <w:rPr>
-        <w:rFonts w:asciiTheme="majorHAnsi" w:eastAsiaTheme="majorEastAsia" w:hAnsiTheme="majorHAnsi" w:cstheme="majorBidi"/>
-        <w:b/>
-        <w:bCs/>
-      </w:rPr>
-      <w:tblPr/>
-      <w:tcPr>
-        <w:tcBorders>
-          <w:top w:val="single" w:sz="8" w:space="0" w:color="9BBB59" w:themeColor="accent3"/>
-          <w:left w:val="single" w:sz="8" w:space="0" w:color="9BBB59" w:themeColor="accent3"/>
-          <w:bottom w:val="single" w:sz="18" w:space="0" w:color="9BBB59" w:themeColor="accent3"/>
-          <w:right w:val="single" w:sz="8" w:space="0" w:color="9BBB59" w:themeColor="accent3"/>
-          <w:insideH w:val="nil"/>
-          <w:insideV w:val="single" w:sz="8" w:space="0" w:color="9BBB59" w:themeColor="accent3"/>
+        <w:rFonts w:asciiTheme="majorHAnsi" w:hAnsiTheme="majorHAnsi" w:eastAsiaTheme="majorEastAsia" w:cstheme="majorBidi"/>
+        <w:b/>
+        <w:bCs/>
+      </w:rPr>
+      <w:tblPr/>
+      <w:tcPr>
+        <w:tcBorders>
+          <w:top w:val="single" w:color="9BBB59" w:themeColor="accent3" w:sz="8" w:space="0"/>
+          <w:left w:val="single" w:color="9BBB59" w:themeColor="accent3" w:sz="8" w:space="0"/>
+          <w:bottom w:val="single" w:color="9BBB59" w:themeColor="accent3" w:sz="18" w:space="0"/>
+          <w:right w:val="single" w:color="9BBB59" w:themeColor="accent3" w:sz="8" w:space="0"/>
+          <w:insideH w:val="nil"/>
+          <w:insideV w:val="single" w:color="9BBB59" w:themeColor="accent3" w:sz="8" w:space="0"/>
         </w:tcBorders>
       </w:tcPr>
     </w:tblStylePr>
@@ -3347,42 +4288,42 @@
         <w:spacing w:before="0" w:after="0" w:line="240" w:lineRule="auto"/>
       </w:pPr>
       <w:rPr>
-        <w:rFonts w:asciiTheme="majorHAnsi" w:eastAsiaTheme="majorEastAsia" w:hAnsiTheme="majorHAnsi" w:cstheme="majorBidi"/>
-        <w:b/>
-        <w:bCs/>
-      </w:rPr>
-      <w:tblPr/>
-      <w:tcPr>
-        <w:tcBorders>
-          <w:top w:val="double" w:sz="6" w:space="0" w:color="9BBB59" w:themeColor="accent3"/>
-          <w:left w:val="single" w:sz="8" w:space="0" w:color="9BBB59" w:themeColor="accent3"/>
-          <w:bottom w:val="single" w:sz="8" w:space="0" w:color="9BBB59" w:themeColor="accent3"/>
-          <w:right w:val="single" w:sz="8" w:space="0" w:color="9BBB59" w:themeColor="accent3"/>
-          <w:insideH w:val="nil"/>
-          <w:insideV w:val="single" w:sz="8" w:space="0" w:color="9BBB59" w:themeColor="accent3"/>
+        <w:rFonts w:asciiTheme="majorHAnsi" w:hAnsiTheme="majorHAnsi" w:eastAsiaTheme="majorEastAsia" w:cstheme="majorBidi"/>
+        <w:b/>
+        <w:bCs/>
+      </w:rPr>
+      <w:tblPr/>
+      <w:tcPr>
+        <w:tcBorders>
+          <w:top w:val="double" w:color="9BBB59" w:themeColor="accent3" w:sz="6" w:space="0"/>
+          <w:left w:val="single" w:color="9BBB59" w:themeColor="accent3" w:sz="8" w:space="0"/>
+          <w:bottom w:val="single" w:color="9BBB59" w:themeColor="accent3" w:sz="8" w:space="0"/>
+          <w:right w:val="single" w:color="9BBB59" w:themeColor="accent3" w:sz="8" w:space="0"/>
+          <w:insideH w:val="nil"/>
+          <w:insideV w:val="single" w:color="9BBB59" w:themeColor="accent3" w:sz="8" w:space="0"/>
         </w:tcBorders>
       </w:tcPr>
     </w:tblStylePr>
     <w:tblStylePr w:type="firstCol">
       <w:rPr>
-        <w:rFonts w:asciiTheme="majorHAnsi" w:eastAsiaTheme="majorEastAsia" w:hAnsiTheme="majorHAnsi" w:cstheme="majorBidi"/>
+        <w:rFonts w:asciiTheme="majorHAnsi" w:hAnsiTheme="majorHAnsi" w:eastAsiaTheme="majorEastAsia" w:cstheme="majorBidi"/>
         <w:b/>
         <w:bCs/>
       </w:rPr>
     </w:tblStylePr>
     <w:tblStylePr w:type="lastCol">
       <w:rPr>
-        <w:rFonts w:asciiTheme="majorHAnsi" w:eastAsiaTheme="majorEastAsia" w:hAnsiTheme="majorHAnsi" w:cstheme="majorBidi"/>
-        <w:b/>
-        <w:bCs/>
-      </w:rPr>
-      <w:tblPr/>
-      <w:tcPr>
-        <w:tcBorders>
-          <w:top w:val="single" w:sz="8" w:space="0" w:color="9BBB59" w:themeColor="accent3"/>
-          <w:left w:val="single" w:sz="8" w:space="0" w:color="9BBB59" w:themeColor="accent3"/>
-          <w:bottom w:val="single" w:sz="8" w:space="0" w:color="9BBB59" w:themeColor="accent3"/>
-          <w:right w:val="single" w:sz="8" w:space="0" w:color="9BBB59" w:themeColor="accent3"/>
+        <w:rFonts w:asciiTheme="majorHAnsi" w:hAnsiTheme="majorHAnsi" w:eastAsiaTheme="majorEastAsia" w:cstheme="majorBidi"/>
+        <w:b/>
+        <w:bCs/>
+      </w:rPr>
+      <w:tblPr/>
+      <w:tcPr>
+        <w:tcBorders>
+          <w:top w:val="single" w:color="9BBB59" w:themeColor="accent3" w:sz="8" w:space="0"/>
+          <w:left w:val="single" w:color="9BBB59" w:themeColor="accent3" w:sz="8" w:space="0"/>
+          <w:bottom w:val="single" w:color="9BBB59" w:themeColor="accent3" w:sz="8" w:space="0"/>
+          <w:right w:val="single" w:color="9BBB59" w:themeColor="accent3" w:sz="8" w:space="0"/>
         </w:tcBorders>
       </w:tcPr>
     </w:tblStylePr>
@@ -3390,10 +4331,10 @@
       <w:tblPr/>
       <w:tcPr>
         <w:tcBorders>
-          <w:top w:val="single" w:sz="8" w:space="0" w:color="9BBB59" w:themeColor="accent3"/>
-          <w:left w:val="single" w:sz="8" w:space="0" w:color="9BBB59" w:themeColor="accent3"/>
-          <w:bottom w:val="single" w:sz="8" w:space="0" w:color="9BBB59" w:themeColor="accent3"/>
-          <w:right w:val="single" w:sz="8" w:space="0" w:color="9BBB59" w:themeColor="accent3"/>
+          <w:top w:val="single" w:color="9BBB59" w:themeColor="accent3" w:sz="8" w:space="0"/>
+          <w:left w:val="single" w:color="9BBB59" w:themeColor="accent3" w:sz="8" w:space="0"/>
+          <w:bottom w:val="single" w:color="9BBB59" w:themeColor="accent3" w:sz="8" w:space="0"/>
+          <w:right w:val="single" w:color="9BBB59" w:themeColor="accent3" w:sz="8" w:space="0"/>
         </w:tcBorders>
         <w:shd w:val="clear" w:color="auto" w:fill="E6EED5" w:themeFill="accent3" w:themeFillTint="3F"/>
       </w:tcPr>
@@ -3402,11 +4343,11 @@
       <w:tblPr/>
       <w:tcPr>
         <w:tcBorders>
-          <w:top w:val="single" w:sz="8" w:space="0" w:color="9BBB59" w:themeColor="accent3"/>
-          <w:left w:val="single" w:sz="8" w:space="0" w:color="9BBB59" w:themeColor="accent3"/>
-          <w:bottom w:val="single" w:sz="8" w:space="0" w:color="9BBB59" w:themeColor="accent3"/>
-          <w:right w:val="single" w:sz="8" w:space="0" w:color="9BBB59" w:themeColor="accent3"/>
-          <w:insideV w:val="single" w:sz="8" w:space="0" w:color="9BBB59" w:themeColor="accent3"/>
+          <w:top w:val="single" w:color="9BBB59" w:themeColor="accent3" w:sz="8" w:space="0"/>
+          <w:left w:val="single" w:color="9BBB59" w:themeColor="accent3" w:sz="8" w:space="0"/>
+          <w:bottom w:val="single" w:color="9BBB59" w:themeColor="accent3" w:sz="8" w:space="0"/>
+          <w:right w:val="single" w:color="9BBB59" w:themeColor="accent3" w:sz="8" w:space="0"/>
+          <w:insideV w:val="single" w:color="9BBB59" w:themeColor="accent3" w:sz="8" w:space="0"/>
         </w:tcBorders>
         <w:shd w:val="clear" w:color="auto" w:fill="E6EED5" w:themeFill="accent3" w:themeFillTint="3F"/>
       </w:tcPr>
@@ -3415,11 +4356,11 @@
       <w:tblPr/>
       <w:tcPr>
         <w:tcBorders>
-          <w:top w:val="single" w:sz="8" w:space="0" w:color="9BBB59" w:themeColor="accent3"/>
-          <w:left w:val="single" w:sz="8" w:space="0" w:color="9BBB59" w:themeColor="accent3"/>
-          <w:bottom w:val="single" w:sz="8" w:space="0" w:color="9BBB59" w:themeColor="accent3"/>
-          <w:right w:val="single" w:sz="8" w:space="0" w:color="9BBB59" w:themeColor="accent3"/>
-          <w:insideV w:val="single" w:sz="8" w:space="0" w:color="9BBB59" w:themeColor="accent3"/>
+          <w:top w:val="single" w:color="9BBB59" w:themeColor="accent3" w:sz="8" w:space="0"/>
+          <w:left w:val="single" w:color="9BBB59" w:themeColor="accent3" w:sz="8" w:space="0"/>
+          <w:bottom w:val="single" w:color="9BBB59" w:themeColor="accent3" w:sz="8" w:space="0"/>
+          <w:right w:val="single" w:color="9BBB59" w:themeColor="accent3" w:sz="8" w:space="0"/>
+          <w:insideV w:val="single" w:color="9BBB59" w:themeColor="accent3" w:sz="8" w:space="0"/>
         </w:tcBorders>
       </w:tcPr>
     </w:tblStylePr>
@@ -3437,12 +4378,12 @@
       <w:tblStyleColBandSize w:val="1"/>
       <w:tblInd w:w="0" w:type="dxa"/>
       <w:tblBorders>
-        <w:top w:val="single" w:sz="8" w:space="0" w:color="8064A2" w:themeColor="accent4"/>
-        <w:left w:val="single" w:sz="8" w:space="0" w:color="8064A2" w:themeColor="accent4"/>
-        <w:bottom w:val="single" w:sz="8" w:space="0" w:color="8064A2" w:themeColor="accent4"/>
-        <w:right w:val="single" w:sz="8" w:space="0" w:color="8064A2" w:themeColor="accent4"/>
-        <w:insideH w:val="single" w:sz="8" w:space="0" w:color="8064A2" w:themeColor="accent4"/>
-        <w:insideV w:val="single" w:sz="8" w:space="0" w:color="8064A2" w:themeColor="accent4"/>
+        <w:top w:val="single" w:color="8064A2" w:themeColor="accent4" w:sz="8" w:space="0"/>
+        <w:left w:val="single" w:color="8064A2" w:themeColor="accent4" w:sz="8" w:space="0"/>
+        <w:bottom w:val="single" w:color="8064A2" w:themeColor="accent4" w:sz="8" w:space="0"/>
+        <w:right w:val="single" w:color="8064A2" w:themeColor="accent4" w:sz="8" w:space="0"/>
+        <w:insideH w:val="single" w:color="8064A2" w:themeColor="accent4" w:sz="8" w:space="0"/>
+        <w:insideV w:val="single" w:color="8064A2" w:themeColor="accent4" w:sz="8" w:space="0"/>
       </w:tblBorders>
       <w:tblCellMar>
         <w:top w:w="0" w:type="dxa"/>
@@ -3456,19 +4397,19 @@
         <w:spacing w:before="0" w:after="0" w:line="240" w:lineRule="auto"/>
       </w:pPr>
       <w:rPr>
-        <w:rFonts w:asciiTheme="majorHAnsi" w:eastAsiaTheme="majorEastAsia" w:hAnsiTheme="majorHAnsi" w:cstheme="majorBidi"/>
-        <w:b/>
-        <w:bCs/>
-      </w:rPr>
-      <w:tblPr/>
-      <w:tcPr>
-        <w:tcBorders>
-          <w:top w:val="single" w:sz="8" w:space="0" w:color="8064A2" w:themeColor="accent4"/>
-          <w:left w:val="single" w:sz="8" w:space="0" w:color="8064A2" w:themeColor="accent4"/>
-          <w:bottom w:val="single" w:sz="18" w:space="0" w:color="8064A2" w:themeColor="accent4"/>
-          <w:right w:val="single" w:sz="8" w:space="0" w:color="8064A2" w:themeColor="accent4"/>
-          <w:insideH w:val="nil"/>
-          <w:insideV w:val="single" w:sz="8" w:space="0" w:color="8064A2" w:themeColor="accent4"/>
+        <w:rFonts w:asciiTheme="majorHAnsi" w:hAnsiTheme="majorHAnsi" w:eastAsiaTheme="majorEastAsia" w:cstheme="majorBidi"/>
+        <w:b/>
+        <w:bCs/>
+      </w:rPr>
+      <w:tblPr/>
+      <w:tcPr>
+        <w:tcBorders>
+          <w:top w:val="single" w:color="8064A2" w:themeColor="accent4" w:sz="8" w:space="0"/>
+          <w:left w:val="single" w:color="8064A2" w:themeColor="accent4" w:sz="8" w:space="0"/>
+          <w:bottom w:val="single" w:color="8064A2" w:themeColor="accent4" w:sz="18" w:space="0"/>
+          <w:right w:val="single" w:color="8064A2" w:themeColor="accent4" w:sz="8" w:space="0"/>
+          <w:insideH w:val="nil"/>
+          <w:insideV w:val="single" w:color="8064A2" w:themeColor="accent4" w:sz="8" w:space="0"/>
         </w:tcBorders>
       </w:tcPr>
     </w:tblStylePr>
@@ -3477,42 +4418,42 @@
         <w:spacing w:before="0" w:after="0" w:line="240" w:lineRule="auto"/>
       </w:pPr>
       <w:rPr>
-        <w:rFonts w:asciiTheme="majorHAnsi" w:eastAsiaTheme="majorEastAsia" w:hAnsiTheme="majorHAnsi" w:cstheme="majorBidi"/>
-        <w:b/>
-        <w:bCs/>
-      </w:rPr>
-      <w:tblPr/>
-      <w:tcPr>
-        <w:tcBorders>
-          <w:top w:val="double" w:sz="6" w:space="0" w:color="8064A2" w:themeColor="accent4"/>
-          <w:left w:val="single" w:sz="8" w:space="0" w:color="8064A2" w:themeColor="accent4"/>
-          <w:bottom w:val="single" w:sz="8" w:space="0" w:color="8064A2" w:themeColor="accent4"/>
-          <w:right w:val="single" w:sz="8" w:space="0" w:color="8064A2" w:themeColor="accent4"/>
-          <w:insideH w:val="nil"/>
-          <w:insideV w:val="single" w:sz="8" w:space="0" w:color="8064A2" w:themeColor="accent4"/>
+        <w:rFonts w:asciiTheme="majorHAnsi" w:hAnsiTheme="majorHAnsi" w:eastAsiaTheme="majorEastAsia" w:cstheme="majorBidi"/>
+        <w:b/>
+        <w:bCs/>
+      </w:rPr>
+      <w:tblPr/>
+      <w:tcPr>
+        <w:tcBorders>
+          <w:top w:val="double" w:color="8064A2" w:themeColor="accent4" w:sz="6" w:space="0"/>
+          <w:left w:val="single" w:color="8064A2" w:themeColor="accent4" w:sz="8" w:space="0"/>
+          <w:bottom w:val="single" w:color="8064A2" w:themeColor="accent4" w:sz="8" w:space="0"/>
+          <w:right w:val="single" w:color="8064A2" w:themeColor="accent4" w:sz="8" w:space="0"/>
+          <w:insideH w:val="nil"/>
+          <w:insideV w:val="single" w:color="8064A2" w:themeColor="accent4" w:sz="8" w:space="0"/>
         </w:tcBorders>
       </w:tcPr>
     </w:tblStylePr>
     <w:tblStylePr w:type="firstCol">
       <w:rPr>
-        <w:rFonts w:asciiTheme="majorHAnsi" w:eastAsiaTheme="majorEastAsia" w:hAnsiTheme="majorHAnsi" w:cstheme="majorBidi"/>
+        <w:rFonts w:asciiTheme="majorHAnsi" w:hAnsiTheme="majorHAnsi" w:eastAsiaTheme="majorEastAsia" w:cstheme="majorBidi"/>
         <w:b/>
         <w:bCs/>
       </w:rPr>
     </w:tblStylePr>
     <w:tblStylePr w:type="lastCol">
       <w:rPr>
-        <w:rFonts w:asciiTheme="majorHAnsi" w:eastAsiaTheme="majorEastAsia" w:hAnsiTheme="majorHAnsi" w:cstheme="majorBidi"/>
-        <w:b/>
-        <w:bCs/>
-      </w:rPr>
-      <w:tblPr/>
-      <w:tcPr>
-        <w:tcBorders>
-          <w:top w:val="single" w:sz="8" w:space="0" w:color="8064A2" w:themeColor="accent4"/>
-          <w:left w:val="single" w:sz="8" w:space="0" w:color="8064A2" w:themeColor="accent4"/>
-          <w:bottom w:val="single" w:sz="8" w:space="0" w:color="8064A2" w:themeColor="accent4"/>
-          <w:right w:val="single" w:sz="8" w:space="0" w:color="8064A2" w:themeColor="accent4"/>
+        <w:rFonts w:asciiTheme="majorHAnsi" w:hAnsiTheme="majorHAnsi" w:eastAsiaTheme="majorEastAsia" w:cstheme="majorBidi"/>
+        <w:b/>
+        <w:bCs/>
+      </w:rPr>
+      <w:tblPr/>
+      <w:tcPr>
+        <w:tcBorders>
+          <w:top w:val="single" w:color="8064A2" w:themeColor="accent4" w:sz="8" w:space="0"/>
+          <w:left w:val="single" w:color="8064A2" w:themeColor="accent4" w:sz="8" w:space="0"/>
+          <w:bottom w:val="single" w:color="8064A2" w:themeColor="accent4" w:sz="8" w:space="0"/>
+          <w:right w:val="single" w:color="8064A2" w:themeColor="accent4" w:sz="8" w:space="0"/>
         </w:tcBorders>
       </w:tcPr>
     </w:tblStylePr>
@@ -3520,10 +4461,10 @@
       <w:tblPr/>
       <w:tcPr>
         <w:tcBorders>
-          <w:top w:val="single" w:sz="8" w:space="0" w:color="8064A2" w:themeColor="accent4"/>
-          <w:left w:val="single" w:sz="8" w:space="0" w:color="8064A2" w:themeColor="accent4"/>
-          <w:bottom w:val="single" w:sz="8" w:space="0" w:color="8064A2" w:themeColor="accent4"/>
-          <w:right w:val="single" w:sz="8" w:space="0" w:color="8064A2" w:themeColor="accent4"/>
+          <w:top w:val="single" w:color="8064A2" w:themeColor="accent4" w:sz="8" w:space="0"/>
+          <w:left w:val="single" w:color="8064A2" w:themeColor="accent4" w:sz="8" w:space="0"/>
+          <w:bottom w:val="single" w:color="8064A2" w:themeColor="accent4" w:sz="8" w:space="0"/>
+          <w:right w:val="single" w:color="8064A2" w:themeColor="accent4" w:sz="8" w:space="0"/>
         </w:tcBorders>
         <w:shd w:val="clear" w:color="auto" w:fill="DFD8E8" w:themeFill="accent4" w:themeFillTint="3F"/>
       </w:tcPr>
@@ -3532,11 +4473,11 @@
       <w:tblPr/>
       <w:tcPr>
         <w:tcBorders>
-          <w:top w:val="single" w:sz="8" w:space="0" w:color="8064A2" w:themeColor="accent4"/>
-          <w:left w:val="single" w:sz="8" w:space="0" w:color="8064A2" w:themeColor="accent4"/>
-          <w:bottom w:val="single" w:sz="8" w:space="0" w:color="8064A2" w:themeColor="accent4"/>
-          <w:right w:val="single" w:sz="8" w:space="0" w:color="8064A2" w:themeColor="accent4"/>
-          <w:insideV w:val="single" w:sz="8" w:space="0" w:color="8064A2" w:themeColor="accent4"/>
+          <w:top w:val="single" w:color="8064A2" w:themeColor="accent4" w:sz="8" w:space="0"/>
+          <w:left w:val="single" w:color="8064A2" w:themeColor="accent4" w:sz="8" w:space="0"/>
+          <w:bottom w:val="single" w:color="8064A2" w:themeColor="accent4" w:sz="8" w:space="0"/>
+          <w:right w:val="single" w:color="8064A2" w:themeColor="accent4" w:sz="8" w:space="0"/>
+          <w:insideV w:val="single" w:color="8064A2" w:themeColor="accent4" w:sz="8" w:space="0"/>
         </w:tcBorders>
         <w:shd w:val="clear" w:color="auto" w:fill="DFD8E8" w:themeFill="accent4" w:themeFillTint="3F"/>
       </w:tcPr>
@@ -3545,11 +4486,11 @@
       <w:tblPr/>
       <w:tcPr>
         <w:tcBorders>
-          <w:top w:val="single" w:sz="8" w:space="0" w:color="8064A2" w:themeColor="accent4"/>
-          <w:left w:val="single" w:sz="8" w:space="0" w:color="8064A2" w:themeColor="accent4"/>
-          <w:bottom w:val="single" w:sz="8" w:space="0" w:color="8064A2" w:themeColor="accent4"/>
-          <w:right w:val="single" w:sz="8" w:space="0" w:color="8064A2" w:themeColor="accent4"/>
-          <w:insideV w:val="single" w:sz="8" w:space="0" w:color="8064A2" w:themeColor="accent4"/>
+          <w:top w:val="single" w:color="8064A2" w:themeColor="accent4" w:sz="8" w:space="0"/>
+          <w:left w:val="single" w:color="8064A2" w:themeColor="accent4" w:sz="8" w:space="0"/>
+          <w:bottom w:val="single" w:color="8064A2" w:themeColor="accent4" w:sz="8" w:space="0"/>
+          <w:right w:val="single" w:color="8064A2" w:themeColor="accent4" w:sz="8" w:space="0"/>
+          <w:insideV w:val="single" w:color="8064A2" w:themeColor="accent4" w:sz="8" w:space="0"/>
         </w:tcBorders>
       </w:tcPr>
     </w:tblStylePr>
@@ -3567,12 +4508,12 @@
       <w:tblStyleColBandSize w:val="1"/>
       <w:tblInd w:w="0" w:type="dxa"/>
       <w:tblBorders>
-        <w:top w:val="single" w:sz="8" w:space="0" w:color="4BACC6" w:themeColor="accent5"/>
-        <w:left w:val="single" w:sz="8" w:space="0" w:color="4BACC6" w:themeColor="accent5"/>
-        <w:bottom w:val="single" w:sz="8" w:space="0" w:color="4BACC6" w:themeColor="accent5"/>
-        <w:right w:val="single" w:sz="8" w:space="0" w:color="4BACC6" w:themeColor="accent5"/>
-        <w:insideH w:val="single" w:sz="8" w:space="0" w:color="4BACC6" w:themeColor="accent5"/>
-        <w:insideV w:val="single" w:sz="8" w:space="0" w:color="4BACC6" w:themeColor="accent5"/>
+        <w:top w:val="single" w:color="4BACC6" w:themeColor="accent5" w:sz="8" w:space="0"/>
+        <w:left w:val="single" w:color="4BACC6" w:themeColor="accent5" w:sz="8" w:space="0"/>
+        <w:bottom w:val="single" w:color="4BACC6" w:themeColor="accent5" w:sz="8" w:space="0"/>
+        <w:right w:val="single" w:color="4BACC6" w:themeColor="accent5" w:sz="8" w:space="0"/>
+        <w:insideH w:val="single" w:color="4BACC6" w:themeColor="accent5" w:sz="8" w:space="0"/>
+        <w:insideV w:val="single" w:color="4BACC6" w:themeColor="accent5" w:sz="8" w:space="0"/>
       </w:tblBorders>
       <w:tblCellMar>
         <w:top w:w="0" w:type="dxa"/>
@@ -3586,19 +4527,19 @@
         <w:spacing w:before="0" w:after="0" w:line="240" w:lineRule="auto"/>
       </w:pPr>
       <w:rPr>
-        <w:rFonts w:asciiTheme="majorHAnsi" w:eastAsiaTheme="majorEastAsia" w:hAnsiTheme="majorHAnsi" w:cstheme="majorBidi"/>
-        <w:b/>
-        <w:bCs/>
-      </w:rPr>
-      <w:tblPr/>
-      <w:tcPr>
-        <w:tcBorders>
-          <w:top w:val="single" w:sz="8" w:space="0" w:color="4BACC6" w:themeColor="accent5"/>
-          <w:left w:val="single" w:sz="8" w:space="0" w:color="4BACC6" w:themeColor="accent5"/>
-          <w:bottom w:val="single" w:sz="18" w:space="0" w:color="4BACC6" w:themeColor="accent5"/>
-          <w:right w:val="single" w:sz="8" w:space="0" w:color="4BACC6" w:themeColor="accent5"/>
-          <w:insideH w:val="nil"/>
-          <w:insideV w:val="single" w:sz="8" w:space="0" w:color="4BACC6" w:themeColor="accent5"/>
+        <w:rFonts w:asciiTheme="majorHAnsi" w:hAnsiTheme="majorHAnsi" w:eastAsiaTheme="majorEastAsia" w:cstheme="majorBidi"/>
+        <w:b/>
+        <w:bCs/>
+      </w:rPr>
+      <w:tblPr/>
+      <w:tcPr>
+        <w:tcBorders>
+          <w:top w:val="single" w:color="4BACC6" w:themeColor="accent5" w:sz="8" w:space="0"/>
+          <w:left w:val="single" w:color="4BACC6" w:themeColor="accent5" w:sz="8" w:space="0"/>
+          <w:bottom w:val="single" w:color="4BACC6" w:themeColor="accent5" w:sz="18" w:space="0"/>
+          <w:right w:val="single" w:color="4BACC6" w:themeColor="accent5" w:sz="8" w:space="0"/>
+          <w:insideH w:val="nil"/>
+          <w:insideV w:val="single" w:color="4BACC6" w:themeColor="accent5" w:sz="8" w:space="0"/>
         </w:tcBorders>
       </w:tcPr>
     </w:tblStylePr>
@@ -3607,42 +4548,42 @@
         <w:spacing w:before="0" w:after="0" w:line="240" w:lineRule="auto"/>
       </w:pPr>
       <w:rPr>
-        <w:rFonts w:asciiTheme="majorHAnsi" w:eastAsiaTheme="majorEastAsia" w:hAnsiTheme="majorHAnsi" w:cstheme="majorBidi"/>
-        <w:b/>
-        <w:bCs/>
-      </w:rPr>
-      <w:tblPr/>
-      <w:tcPr>
-        <w:tcBorders>
-          <w:top w:val="double" w:sz="6" w:space="0" w:color="4BACC6" w:themeColor="accent5"/>
-          <w:left w:val="single" w:sz="8" w:space="0" w:color="4BACC6" w:themeColor="accent5"/>
-          <w:bottom w:val="single" w:sz="8" w:space="0" w:color="4BACC6" w:themeColor="accent5"/>
-          <w:right w:val="single" w:sz="8" w:space="0" w:color="4BACC6" w:themeColor="accent5"/>
-          <w:insideH w:val="nil"/>
-          <w:insideV w:val="single" w:sz="8" w:space="0" w:color="4BACC6" w:themeColor="accent5"/>
+        <w:rFonts w:asciiTheme="majorHAnsi" w:hAnsiTheme="majorHAnsi" w:eastAsiaTheme="majorEastAsia" w:cstheme="majorBidi"/>
+        <w:b/>
+        <w:bCs/>
+      </w:rPr>
+      <w:tblPr/>
+      <w:tcPr>
+        <w:tcBorders>
+          <w:top w:val="double" w:color="4BACC6" w:themeColor="accent5" w:sz="6" w:space="0"/>
+          <w:left w:val="single" w:color="4BACC6" w:themeColor="accent5" w:sz="8" w:space="0"/>
+          <w:bottom w:val="single" w:color="4BACC6" w:themeColor="accent5" w:sz="8" w:space="0"/>
+          <w:right w:val="single" w:color="4BACC6" w:themeColor="accent5" w:sz="8" w:space="0"/>
+          <w:insideH w:val="nil"/>
+          <w:insideV w:val="single" w:color="4BACC6" w:themeColor="accent5" w:sz="8" w:space="0"/>
         </w:tcBorders>
       </w:tcPr>
     </w:tblStylePr>
     <w:tblStylePr w:type="firstCol">
       <w:rPr>
-        <w:rFonts w:asciiTheme="majorHAnsi" w:eastAsiaTheme="majorEastAsia" w:hAnsiTheme="majorHAnsi" w:cstheme="majorBidi"/>
+        <w:rFonts w:asciiTheme="majorHAnsi" w:hAnsiTheme="majorHAnsi" w:eastAsiaTheme="majorEastAsia" w:cstheme="majorBidi"/>
         <w:b/>
         <w:bCs/>
       </w:rPr>
     </w:tblStylePr>
     <w:tblStylePr w:type="lastCol">
       <w:rPr>
-        <w:rFonts w:asciiTheme="majorHAnsi" w:eastAsiaTheme="majorEastAsia" w:hAnsiTheme="majorHAnsi" w:cstheme="majorBidi"/>
-        <w:b/>
-        <w:bCs/>
-      </w:rPr>
-      <w:tblPr/>
-      <w:tcPr>
-        <w:tcBorders>
-          <w:top w:val="single" w:sz="8" w:space="0" w:color="4BACC6" w:themeColor="accent5"/>
-          <w:left w:val="single" w:sz="8" w:space="0" w:color="4BACC6" w:themeColor="accent5"/>
-          <w:bottom w:val="single" w:sz="8" w:space="0" w:color="4BACC6" w:themeColor="accent5"/>
-          <w:right w:val="single" w:sz="8" w:space="0" w:color="4BACC6" w:themeColor="accent5"/>
+        <w:rFonts w:asciiTheme="majorHAnsi" w:hAnsiTheme="majorHAnsi" w:eastAsiaTheme="majorEastAsia" w:cstheme="majorBidi"/>
+        <w:b/>
+        <w:bCs/>
+      </w:rPr>
+      <w:tblPr/>
+      <w:tcPr>
+        <w:tcBorders>
+          <w:top w:val="single" w:color="4BACC6" w:themeColor="accent5" w:sz="8" w:space="0"/>
+          <w:left w:val="single" w:color="4BACC6" w:themeColor="accent5" w:sz="8" w:space="0"/>
+          <w:bottom w:val="single" w:color="4BACC6" w:themeColor="accent5" w:sz="8" w:space="0"/>
+          <w:right w:val="single" w:color="4BACC6" w:themeColor="accent5" w:sz="8" w:space="0"/>
         </w:tcBorders>
       </w:tcPr>
     </w:tblStylePr>
@@ -3650,10 +4591,10 @@
       <w:tblPr/>
       <w:tcPr>
         <w:tcBorders>
-          <w:top w:val="single" w:sz="8" w:space="0" w:color="4BACC6" w:themeColor="accent5"/>
-          <w:left w:val="single" w:sz="8" w:space="0" w:color="4BACC6" w:themeColor="accent5"/>
-          <w:bottom w:val="single" w:sz="8" w:space="0" w:color="4BACC6" w:themeColor="accent5"/>
-          <w:right w:val="single" w:sz="8" w:space="0" w:color="4BACC6" w:themeColor="accent5"/>
+          <w:top w:val="single" w:color="4BACC6" w:themeColor="accent5" w:sz="8" w:space="0"/>
+          <w:left w:val="single" w:color="4BACC6" w:themeColor="accent5" w:sz="8" w:space="0"/>
+          <w:bottom w:val="single" w:color="4BACC6" w:themeColor="accent5" w:sz="8" w:space="0"/>
+          <w:right w:val="single" w:color="4BACC6" w:themeColor="accent5" w:sz="8" w:space="0"/>
         </w:tcBorders>
         <w:shd w:val="clear" w:color="auto" w:fill="D2EAF1" w:themeFill="accent5" w:themeFillTint="3F"/>
       </w:tcPr>
@@ -3662,11 +4603,11 @@
       <w:tblPr/>
       <w:tcPr>
         <w:tcBorders>
-          <w:top w:val="single" w:sz="8" w:space="0" w:color="4BACC6" w:themeColor="accent5"/>
-          <w:left w:val="single" w:sz="8" w:space="0" w:color="4BACC6" w:themeColor="accent5"/>
-          <w:bottom w:val="single" w:sz="8" w:space="0" w:color="4BACC6" w:themeColor="accent5"/>
-          <w:right w:val="single" w:sz="8" w:space="0" w:color="4BACC6" w:themeColor="accent5"/>
-          <w:insideV w:val="single" w:sz="8" w:space="0" w:color="4BACC6" w:themeColor="accent5"/>
+          <w:top w:val="single" w:color="4BACC6" w:themeColor="accent5" w:sz="8" w:space="0"/>
+          <w:left w:val="single" w:color="4BACC6" w:themeColor="accent5" w:sz="8" w:space="0"/>
+          <w:bottom w:val="single" w:color="4BACC6" w:themeColor="accent5" w:sz="8" w:space="0"/>
+          <w:right w:val="single" w:color="4BACC6" w:themeColor="accent5" w:sz="8" w:space="0"/>
+          <w:insideV w:val="single" w:color="4BACC6" w:themeColor="accent5" w:sz="8" w:space="0"/>
         </w:tcBorders>
         <w:shd w:val="clear" w:color="auto" w:fill="D2EAF1" w:themeFill="accent5" w:themeFillTint="3F"/>
       </w:tcPr>
@@ -3675,11 +4616,11 @@
       <w:tblPr/>
       <w:tcPr>
         <w:tcBorders>
-          <w:top w:val="single" w:sz="8" w:space="0" w:color="4BACC6" w:themeColor="accent5"/>
-          <w:left w:val="single" w:sz="8" w:space="0" w:color="4BACC6" w:themeColor="accent5"/>
-          <w:bottom w:val="single" w:sz="8" w:space="0" w:color="4BACC6" w:themeColor="accent5"/>
-          <w:right w:val="single" w:sz="8" w:space="0" w:color="4BACC6" w:themeColor="accent5"/>
-          <w:insideV w:val="single" w:sz="8" w:space="0" w:color="4BACC6" w:themeColor="accent5"/>
+          <w:top w:val="single" w:color="4BACC6" w:themeColor="accent5" w:sz="8" w:space="0"/>
+          <w:left w:val="single" w:color="4BACC6" w:themeColor="accent5" w:sz="8" w:space="0"/>
+          <w:bottom w:val="single" w:color="4BACC6" w:themeColor="accent5" w:sz="8" w:space="0"/>
+          <w:right w:val="single" w:color="4BACC6" w:themeColor="accent5" w:sz="8" w:space="0"/>
+          <w:insideV w:val="single" w:color="4BACC6" w:themeColor="accent5" w:sz="8" w:space="0"/>
         </w:tcBorders>
       </w:tcPr>
     </w:tblStylePr>
@@ -3697,12 +4638,12 @@
       <w:tblStyleColBandSize w:val="1"/>
       <w:tblInd w:w="0" w:type="dxa"/>
       <w:tblBorders>
-        <w:top w:val="single" w:sz="8" w:space="0" w:color="F79646" w:themeColor="accent6"/>
-        <w:left w:val="single" w:sz="8" w:space="0" w:color="F79646" w:themeColor="accent6"/>
-        <w:bottom w:val="single" w:sz="8" w:space="0" w:color="F79646" w:themeColor="accent6"/>
-        <w:right w:val="single" w:sz="8" w:space="0" w:color="F79646" w:themeColor="accent6"/>
-        <w:insideH w:val="single" w:sz="8" w:space="0" w:color="F79646" w:themeColor="accent6"/>
-        <w:insideV w:val="single" w:sz="8" w:space="0" w:color="F79646" w:themeColor="accent6"/>
+        <w:top w:val="single" w:color="F79646" w:themeColor="accent6" w:sz="8" w:space="0"/>
+        <w:left w:val="single" w:color="F79646" w:themeColor="accent6" w:sz="8" w:space="0"/>
+        <w:bottom w:val="single" w:color="F79646" w:themeColor="accent6" w:sz="8" w:space="0"/>
+        <w:right w:val="single" w:color="F79646" w:themeColor="accent6" w:sz="8" w:space="0"/>
+        <w:insideH w:val="single" w:color="F79646" w:themeColor="accent6" w:sz="8" w:space="0"/>
+        <w:insideV w:val="single" w:color="F79646" w:themeColor="accent6" w:sz="8" w:space="0"/>
       </w:tblBorders>
       <w:tblCellMar>
         <w:top w:w="0" w:type="dxa"/>
@@ -3716,19 +4657,19 @@
         <w:spacing w:before="0" w:after="0" w:line="240" w:lineRule="auto"/>
       </w:pPr>
       <w:rPr>
-        <w:rFonts w:asciiTheme="majorHAnsi" w:eastAsiaTheme="majorEastAsia" w:hAnsiTheme="majorHAnsi" w:cstheme="majorBidi"/>
-        <w:b/>
-        <w:bCs/>
-      </w:rPr>
-      <w:tblPr/>
-      <w:tcPr>
-        <w:tcBorders>
-          <w:top w:val="single" w:sz="8" w:space="0" w:color="F79646" w:themeColor="accent6"/>
-          <w:left w:val="single" w:sz="8" w:space="0" w:color="F79646" w:themeColor="accent6"/>
-          <w:bottom w:val="single" w:sz="18" w:space="0" w:color="F79646" w:themeColor="accent6"/>
-          <w:right w:val="single" w:sz="8" w:space="0" w:color="F79646" w:themeColor="accent6"/>
-          <w:insideH w:val="nil"/>
-          <w:insideV w:val="single" w:sz="8" w:space="0" w:color="F79646" w:themeColor="accent6"/>
+        <w:rFonts w:asciiTheme="majorHAnsi" w:hAnsiTheme="majorHAnsi" w:eastAsiaTheme="majorEastAsia" w:cstheme="majorBidi"/>
+        <w:b/>
+        <w:bCs/>
+      </w:rPr>
+      <w:tblPr/>
+      <w:tcPr>
+        <w:tcBorders>
+          <w:top w:val="single" w:color="F79646" w:themeColor="accent6" w:sz="8" w:space="0"/>
+          <w:left w:val="single" w:color="F79646" w:themeColor="accent6" w:sz="8" w:space="0"/>
+          <w:bottom w:val="single" w:color="F79646" w:themeColor="accent6" w:sz="18" w:space="0"/>
+          <w:right w:val="single" w:color="F79646" w:themeColor="accent6" w:sz="8" w:space="0"/>
+          <w:insideH w:val="nil"/>
+          <w:insideV w:val="single" w:color="F79646" w:themeColor="accent6" w:sz="8" w:space="0"/>
         </w:tcBorders>
       </w:tcPr>
     </w:tblStylePr>
@@ -3737,42 +4678,42 @@
         <w:spacing w:before="0" w:after="0" w:line="240" w:lineRule="auto"/>
       </w:pPr>
       <w:rPr>
-        <w:rFonts w:asciiTheme="majorHAnsi" w:eastAsiaTheme="majorEastAsia" w:hAnsiTheme="majorHAnsi" w:cstheme="majorBidi"/>
-        <w:b/>
-        <w:bCs/>
-      </w:rPr>
-      <w:tblPr/>
-      <w:tcPr>
-        <w:tcBorders>
-          <w:top w:val="double" w:sz="6" w:space="0" w:color="F79646" w:themeColor="accent6"/>
-          <w:left w:val="single" w:sz="8" w:space="0" w:color="F79646" w:themeColor="accent6"/>
-          <w:bottom w:val="single" w:sz="8" w:space="0" w:color="F79646" w:themeColor="accent6"/>
-          <w:right w:val="single" w:sz="8" w:space="0" w:color="F79646" w:themeColor="accent6"/>
-          <w:insideH w:val="nil"/>
-          <w:insideV w:val="single" w:sz="8" w:space="0" w:color="F79646" w:themeColor="accent6"/>
+        <w:rFonts w:asciiTheme="majorHAnsi" w:hAnsiTheme="majorHAnsi" w:eastAsiaTheme="majorEastAsia" w:cstheme="majorBidi"/>
+        <w:b/>
+        <w:bCs/>
+      </w:rPr>
+      <w:tblPr/>
+      <w:tcPr>
+        <w:tcBorders>
+          <w:top w:val="double" w:color="F79646" w:themeColor="accent6" w:sz="6" w:space="0"/>
+          <w:left w:val="single" w:color="F79646" w:themeColor="accent6" w:sz="8" w:space="0"/>
+          <w:bottom w:val="single" w:color="F79646" w:themeColor="accent6" w:sz="8" w:space="0"/>
+          <w:right w:val="single" w:color="F79646" w:themeColor="accent6" w:sz="8" w:space="0"/>
+          <w:insideH w:val="nil"/>
+          <w:insideV w:val="single" w:color="F79646" w:themeColor="accent6" w:sz="8" w:space="0"/>
         </w:tcBorders>
       </w:tcPr>
     </w:tblStylePr>
     <w:tblStylePr w:type="firstCol">
       <w:rPr>
-        <w:rFonts w:asciiTheme="majorHAnsi" w:eastAsiaTheme="majorEastAsia" w:hAnsiTheme="majorHAnsi" w:cstheme="majorBidi"/>
+        <w:rFonts w:asciiTheme="majorHAnsi" w:hAnsiTheme="majorHAnsi" w:eastAsiaTheme="majorEastAsia" w:cstheme="majorBidi"/>
         <w:b/>
         <w:bCs/>
       </w:rPr>
     </w:tblStylePr>
     <w:tblStylePr w:type="lastCol">
       <w:rPr>
-        <w:rFonts w:asciiTheme="majorHAnsi" w:eastAsiaTheme="majorEastAsia" w:hAnsiTheme="majorHAnsi" w:cstheme="majorBidi"/>
-        <w:b/>
-        <w:bCs/>
-      </w:rPr>
-      <w:tblPr/>
-      <w:tcPr>
-        <w:tcBorders>
-          <w:top w:val="single" w:sz="8" w:space="0" w:color="F79646" w:themeColor="accent6"/>
-          <w:left w:val="single" w:sz="8" w:space="0" w:color="F79646" w:themeColor="accent6"/>
-          <w:bottom w:val="single" w:sz="8" w:space="0" w:color="F79646" w:themeColor="accent6"/>
-          <w:right w:val="single" w:sz="8" w:space="0" w:color="F79646" w:themeColor="accent6"/>
+        <w:rFonts w:asciiTheme="majorHAnsi" w:hAnsiTheme="majorHAnsi" w:eastAsiaTheme="majorEastAsia" w:cstheme="majorBidi"/>
+        <w:b/>
+        <w:bCs/>
+      </w:rPr>
+      <w:tblPr/>
+      <w:tcPr>
+        <w:tcBorders>
+          <w:top w:val="single" w:color="F79646" w:themeColor="accent6" w:sz="8" w:space="0"/>
+          <w:left w:val="single" w:color="F79646" w:themeColor="accent6" w:sz="8" w:space="0"/>
+          <w:bottom w:val="single" w:color="F79646" w:themeColor="accent6" w:sz="8" w:space="0"/>
+          <w:right w:val="single" w:color="F79646" w:themeColor="accent6" w:sz="8" w:space="0"/>
         </w:tcBorders>
       </w:tcPr>
     </w:tblStylePr>
@@ -3780,10 +4721,10 @@
       <w:tblPr/>
       <w:tcPr>
         <w:tcBorders>
-          <w:top w:val="single" w:sz="8" w:space="0" w:color="F79646" w:themeColor="accent6"/>
-          <w:left w:val="single" w:sz="8" w:space="0" w:color="F79646" w:themeColor="accent6"/>
-          <w:bottom w:val="single" w:sz="8" w:space="0" w:color="F79646" w:themeColor="accent6"/>
-          <w:right w:val="single" w:sz="8" w:space="0" w:color="F79646" w:themeColor="accent6"/>
+          <w:top w:val="single" w:color="F79646" w:themeColor="accent6" w:sz="8" w:space="0"/>
+          <w:left w:val="single" w:color="F79646" w:themeColor="accent6" w:sz="8" w:space="0"/>
+          <w:bottom w:val="single" w:color="F79646" w:themeColor="accent6" w:sz="8" w:space="0"/>
+          <w:right w:val="single" w:color="F79646" w:themeColor="accent6" w:sz="8" w:space="0"/>
         </w:tcBorders>
         <w:shd w:val="clear" w:color="auto" w:fill="FDE4D0" w:themeFill="accent6" w:themeFillTint="3F"/>
       </w:tcPr>
@@ -3792,11 +4733,11 @@
       <w:tblPr/>
       <w:tcPr>
         <w:tcBorders>
-          <w:top w:val="single" w:sz="8" w:space="0" w:color="F79646" w:themeColor="accent6"/>
-          <w:left w:val="single" w:sz="8" w:space="0" w:color="F79646" w:themeColor="accent6"/>
-          <w:bottom w:val="single" w:sz="8" w:space="0" w:color="F79646" w:themeColor="accent6"/>
-          <w:right w:val="single" w:sz="8" w:space="0" w:color="F79646" w:themeColor="accent6"/>
-          <w:insideV w:val="single" w:sz="8" w:space="0" w:color="F79646" w:themeColor="accent6"/>
+          <w:top w:val="single" w:color="F79646" w:themeColor="accent6" w:sz="8" w:space="0"/>
+          <w:left w:val="single" w:color="F79646" w:themeColor="accent6" w:sz="8" w:space="0"/>
+          <w:bottom w:val="single" w:color="F79646" w:themeColor="accent6" w:sz="8" w:space="0"/>
+          <w:right w:val="single" w:color="F79646" w:themeColor="accent6" w:sz="8" w:space="0"/>
+          <w:insideV w:val="single" w:color="F79646" w:themeColor="accent6" w:sz="8" w:space="0"/>
         </w:tcBorders>
         <w:shd w:val="clear" w:color="auto" w:fill="FDE4D0" w:themeFill="accent6" w:themeFillTint="3F"/>
       </w:tcPr>
@@ -3805,11 +4746,11 @@
       <w:tblPr/>
       <w:tcPr>
         <w:tcBorders>
-          <w:top w:val="single" w:sz="8" w:space="0" w:color="F79646" w:themeColor="accent6"/>
-          <w:left w:val="single" w:sz="8" w:space="0" w:color="F79646" w:themeColor="accent6"/>
-          <w:bottom w:val="single" w:sz="8" w:space="0" w:color="F79646" w:themeColor="accent6"/>
-          <w:right w:val="single" w:sz="8" w:space="0" w:color="F79646" w:themeColor="accent6"/>
-          <w:insideV w:val="single" w:sz="8" w:space="0" w:color="F79646" w:themeColor="accent6"/>
+          <w:top w:val="single" w:color="F79646" w:themeColor="accent6" w:sz="8" w:space="0"/>
+          <w:left w:val="single" w:color="F79646" w:themeColor="accent6" w:sz="8" w:space="0"/>
+          <w:bottom w:val="single" w:color="F79646" w:themeColor="accent6" w:sz="8" w:space="0"/>
+          <w:right w:val="single" w:color="F79646" w:themeColor="accent6" w:sz="8" w:space="0"/>
+          <w:insideV w:val="single" w:color="F79646" w:themeColor="accent6" w:sz="8" w:space="0"/>
         </w:tcBorders>
       </w:tcPr>
     </w:tblStylePr>
@@ -3827,11 +4768,11 @@
       <w:tblStyleColBandSize w:val="1"/>
       <w:tblInd w:w="0" w:type="dxa"/>
       <w:tblBorders>
-        <w:top w:val="single" w:sz="8" w:space="0" w:color="404040" w:themeColor="text1" w:themeTint="BF"/>
-        <w:left w:val="single" w:sz="8" w:space="0" w:color="404040" w:themeColor="text1" w:themeTint="BF"/>
-        <w:bottom w:val="single" w:sz="8" w:space="0" w:color="404040" w:themeColor="text1" w:themeTint="BF"/>
-        <w:right w:val="single" w:sz="8" w:space="0" w:color="404040" w:themeColor="text1" w:themeTint="BF"/>
-        <w:insideH w:val="single" w:sz="8" w:space="0" w:color="404040" w:themeColor="text1" w:themeTint="BF"/>
+        <w:top w:val="single" w:color="404040" w:themeColor="text1" w:themeTint="BF" w:sz="8" w:space="0"/>
+        <w:left w:val="single" w:color="404040" w:themeColor="text1" w:themeTint="BF" w:sz="8" w:space="0"/>
+        <w:bottom w:val="single" w:color="404040" w:themeColor="text1" w:themeTint="BF" w:sz="8" w:space="0"/>
+        <w:right w:val="single" w:color="404040" w:themeColor="text1" w:themeTint="BF" w:sz="8" w:space="0"/>
+        <w:insideH w:val="single" w:color="404040" w:themeColor="text1" w:themeTint="BF" w:sz="8" w:space="0"/>
       </w:tblBorders>
       <w:tblCellMar>
         <w:top w:w="0" w:type="dxa"/>
@@ -3852,10 +4793,10 @@
       <w:tblPr/>
       <w:tcPr>
         <w:tcBorders>
-          <w:top w:val="single" w:sz="8" w:space="0" w:color="404040" w:themeColor="text1" w:themeTint="BF"/>
-          <w:left w:val="single" w:sz="8" w:space="0" w:color="404040" w:themeColor="text1" w:themeTint="BF"/>
-          <w:bottom w:val="single" w:sz="8" w:space="0" w:color="404040" w:themeColor="text1" w:themeTint="BF"/>
-          <w:right w:val="single" w:sz="8" w:space="0" w:color="404040" w:themeColor="text1" w:themeTint="BF"/>
+          <w:top w:val="single" w:color="404040" w:themeColor="text1" w:themeTint="BF" w:sz="8" w:space="0"/>
+          <w:left w:val="single" w:color="404040" w:themeColor="text1" w:themeTint="BF" w:sz="8" w:space="0"/>
+          <w:bottom w:val="single" w:color="404040" w:themeColor="text1" w:themeTint="BF" w:sz="8" w:space="0"/>
+          <w:right w:val="single" w:color="404040" w:themeColor="text1" w:themeTint="BF" w:sz="8" w:space="0"/>
           <w:insideH w:val="nil"/>
           <w:insideV w:val="nil"/>
         </w:tcBorders>
@@ -3873,10 +4814,10 @@
       <w:tblPr/>
       <w:tcPr>
         <w:tcBorders>
-          <w:top w:val="double" w:sz="6" w:space="0" w:color="404040" w:themeColor="text1" w:themeTint="BF"/>
-          <w:left w:val="single" w:sz="8" w:space="0" w:color="404040" w:themeColor="text1" w:themeTint="BF"/>
-          <w:bottom w:val="single" w:sz="8" w:space="0" w:color="404040" w:themeColor="text1" w:themeTint="BF"/>
-          <w:right w:val="single" w:sz="8" w:space="0" w:color="404040" w:themeColor="text1" w:themeTint="BF"/>
+          <w:top w:val="double" w:color="404040" w:themeColor="text1" w:themeTint="BF" w:sz="6" w:space="0"/>
+          <w:left w:val="single" w:color="404040" w:themeColor="text1" w:themeTint="BF" w:sz="8" w:space="0"/>
+          <w:bottom w:val="single" w:color="404040" w:themeColor="text1" w:themeTint="BF" w:sz="8" w:space="0"/>
+          <w:right w:val="single" w:color="404040" w:themeColor="text1" w:themeTint="BF" w:sz="8" w:space="0"/>
           <w:insideH w:val="nil"/>
           <w:insideV w:val="nil"/>
         </w:tcBorders>
@@ -3933,11 +4874,11 @@
       <w:tblStyleColBandSize w:val="1"/>
       <w:tblInd w:w="0" w:type="dxa"/>
       <w:tblBorders>
-        <w:top w:val="single" w:sz="8" w:space="0" w:color="7BA0CD" w:themeColor="accent1" w:themeTint="BF"/>
-        <w:left w:val="single" w:sz="8" w:space="0" w:color="7BA0CD" w:themeColor="accent1" w:themeTint="BF"/>
-        <w:bottom w:val="single" w:sz="8" w:space="0" w:color="7BA0CD" w:themeColor="accent1" w:themeTint="BF"/>
-        <w:right w:val="single" w:sz="8" w:space="0" w:color="7BA0CD" w:themeColor="accent1" w:themeTint="BF"/>
-        <w:insideH w:val="single" w:sz="8" w:space="0" w:color="7BA0CD" w:themeColor="accent1" w:themeTint="BF"/>
+        <w:top w:val="single" w:color="7BA0CD" w:themeColor="accent1" w:themeTint="BF" w:sz="8" w:space="0"/>
+        <w:left w:val="single" w:color="7BA0CD" w:themeColor="accent1" w:themeTint="BF" w:sz="8" w:space="0"/>
+        <w:bottom w:val="single" w:color="7BA0CD" w:themeColor="accent1" w:themeTint="BF" w:sz="8" w:space="0"/>
+        <w:right w:val="single" w:color="7BA0CD" w:themeColor="accent1" w:themeTint="BF" w:sz="8" w:space="0"/>
+        <w:insideH w:val="single" w:color="7BA0CD" w:themeColor="accent1" w:themeTint="BF" w:sz="8" w:space="0"/>
       </w:tblBorders>
       <w:tblCellMar>
         <w:top w:w="0" w:type="dxa"/>
@@ -3958,10 +4899,10 @@
       <w:tblPr/>
       <w:tcPr>
         <w:tcBorders>
-          <w:top w:val="single" w:sz="8" w:space="0" w:color="7BA0CD" w:themeColor="accent1" w:themeTint="BF"/>
-          <w:left w:val="single" w:sz="8" w:space="0" w:color="7BA0CD" w:themeColor="accent1" w:themeTint="BF"/>
-          <w:bottom w:val="single" w:sz="8" w:space="0" w:color="7BA0CD" w:themeColor="accent1" w:themeTint="BF"/>
-          <w:right w:val="single" w:sz="8" w:space="0" w:color="7BA0CD" w:themeColor="accent1" w:themeTint="BF"/>
+          <w:top w:val="single" w:color="7BA0CD" w:themeColor="accent1" w:themeTint="BF" w:sz="8" w:space="0"/>
+          <w:left w:val="single" w:color="7BA0CD" w:themeColor="accent1" w:themeTint="BF" w:sz="8" w:space="0"/>
+          <w:bottom w:val="single" w:color="7BA0CD" w:themeColor="accent1" w:themeTint="BF" w:sz="8" w:space="0"/>
+          <w:right w:val="single" w:color="7BA0CD" w:themeColor="accent1" w:themeTint="BF" w:sz="8" w:space="0"/>
           <w:insideH w:val="nil"/>
           <w:insideV w:val="nil"/>
         </w:tcBorders>
@@ -3979,10 +4920,10 @@
       <w:tblPr/>
       <w:tcPr>
         <w:tcBorders>
-          <w:top w:val="double" w:sz="6" w:space="0" w:color="7BA0CD" w:themeColor="accent1" w:themeTint="BF"/>
-          <w:left w:val="single" w:sz="8" w:space="0" w:color="7BA0CD" w:themeColor="accent1" w:themeTint="BF"/>
-          <w:bottom w:val="single" w:sz="8" w:space="0" w:color="7BA0CD" w:themeColor="accent1" w:themeTint="BF"/>
-          <w:right w:val="single" w:sz="8" w:space="0" w:color="7BA0CD" w:themeColor="accent1" w:themeTint="BF"/>
+          <w:top w:val="double" w:color="7BA0CD" w:themeColor="accent1" w:themeTint="BF" w:sz="6" w:space="0"/>
+          <w:left w:val="single" w:color="7BA0CD" w:themeColor="accent1" w:themeTint="BF" w:sz="8" w:space="0"/>
+          <w:bottom w:val="single" w:color="7BA0CD" w:themeColor="accent1" w:themeTint="BF" w:sz="8" w:space="0"/>
+          <w:right w:val="single" w:color="7BA0CD" w:themeColor="accent1" w:themeTint="BF" w:sz="8" w:space="0"/>
           <w:insideH w:val="nil"/>
           <w:insideV w:val="nil"/>
         </w:tcBorders>
@@ -4039,11 +4980,11 @@
       <w:tblStyleColBandSize w:val="1"/>
       <w:tblInd w:w="0" w:type="dxa"/>
       <w:tblBorders>
-        <w:top w:val="single" w:sz="8" w:space="0" w:color="CF7B79" w:themeColor="accent2" w:themeTint="BF"/>
-        <w:left w:val="single" w:sz="8" w:space="0" w:color="CF7B79" w:themeColor="accent2" w:themeTint="BF"/>
-        <w:bottom w:val="single" w:sz="8" w:space="0" w:color="CF7B79" w:themeColor="accent2" w:themeTint="BF"/>
-        <w:right w:val="single" w:sz="8" w:space="0" w:color="CF7B79" w:themeColor="accent2" w:themeTint="BF"/>
-        <w:insideH w:val="single" w:sz="8" w:space="0" w:color="CF7B79" w:themeColor="accent2" w:themeTint="BF"/>
+        <w:top w:val="single" w:color="CF7B79" w:themeColor="accent2" w:themeTint="BF" w:sz="8" w:space="0"/>
+        <w:left w:val="single" w:color="CF7B79" w:themeColor="accent2" w:themeTint="BF" w:sz="8" w:space="0"/>
+        <w:bottom w:val="single" w:color="CF7B79" w:themeColor="accent2" w:themeTint="BF" w:sz="8" w:space="0"/>
+        <w:right w:val="single" w:color="CF7B79" w:themeColor="accent2" w:themeTint="BF" w:sz="8" w:space="0"/>
+        <w:insideH w:val="single" w:color="CF7B79" w:themeColor="accent2" w:themeTint="BF" w:sz="8" w:space="0"/>
       </w:tblBorders>
       <w:tblCellMar>
         <w:top w:w="0" w:type="dxa"/>
@@ -4064,10 +5005,10 @@
       <w:tblPr/>
       <w:tcPr>
         <w:tcBorders>
-          <w:top w:val="single" w:sz="8" w:space="0" w:color="CF7B79" w:themeColor="accent2" w:themeTint="BF"/>
-          <w:left w:val="single" w:sz="8" w:space="0" w:color="CF7B79" w:themeColor="accent2" w:themeTint="BF"/>
-          <w:bottom w:val="single" w:sz="8" w:space="0" w:color="CF7B79" w:themeColor="accent2" w:themeTint="BF"/>
-          <w:right w:val="single" w:sz="8" w:space="0" w:color="CF7B79" w:themeColor="accent2" w:themeTint="BF"/>
+          <w:top w:val="single" w:color="CF7B79" w:themeColor="accent2" w:themeTint="BF" w:sz="8" w:space="0"/>
+          <w:left w:val="single" w:color="CF7B79" w:themeColor="accent2" w:themeTint="BF" w:sz="8" w:space="0"/>
+          <w:bottom w:val="single" w:color="CF7B79" w:themeColor="accent2" w:themeTint="BF" w:sz="8" w:space="0"/>
+          <w:right w:val="single" w:color="CF7B79" w:themeColor="accent2" w:themeTint="BF" w:sz="8" w:space="0"/>
           <w:insideH w:val="nil"/>
           <w:insideV w:val="nil"/>
         </w:tcBorders>
@@ -4085,10 +5026,10 @@
       <w:tblPr/>
       <w:tcPr>
         <w:tcBorders>
-          <w:top w:val="double" w:sz="6" w:space="0" w:color="CF7B79" w:themeColor="accent2" w:themeTint="BF"/>
-          <w:left w:val="single" w:sz="8" w:space="0" w:color="CF7B79" w:themeColor="accent2" w:themeTint="BF"/>
-          <w:bottom w:val="single" w:sz="8" w:space="0" w:color="CF7B79" w:themeColor="accent2" w:themeTint="BF"/>
-          <w:right w:val="single" w:sz="8" w:space="0" w:color="CF7B79" w:themeColor="accent2" w:themeTint="BF"/>
+          <w:top w:val="double" w:color="CF7B79" w:themeColor="accent2" w:themeTint="BF" w:sz="6" w:space="0"/>
+          <w:left w:val="single" w:color="CF7B79" w:themeColor="accent2" w:themeTint="BF" w:sz="8" w:space="0"/>
+          <w:bottom w:val="single" w:color="CF7B79" w:themeColor="accent2" w:themeTint="BF" w:sz="8" w:space="0"/>
+          <w:right w:val="single" w:color="CF7B79" w:themeColor="accent2" w:themeTint="BF" w:sz="8" w:space="0"/>
           <w:insideH w:val="nil"/>
           <w:insideV w:val="nil"/>
         </w:tcBorders>
@@ -4145,11 +5086,11 @@
       <w:tblStyleColBandSize w:val="1"/>
       <w:tblInd w:w="0" w:type="dxa"/>
       <w:tblBorders>
-        <w:top w:val="single" w:sz="8" w:space="0" w:color="B3CC82" w:themeColor="accent3" w:themeTint="BF"/>
-        <w:left w:val="single" w:sz="8" w:space="0" w:color="B3CC82" w:themeColor="accent3" w:themeTint="BF"/>
-        <w:bottom w:val="single" w:sz="8" w:space="0" w:color="B3CC82" w:themeColor="accent3" w:themeTint="BF"/>
-        <w:right w:val="single" w:sz="8" w:space="0" w:color="B3CC82" w:themeColor="accent3" w:themeTint="BF"/>
-        <w:insideH w:val="single" w:sz="8" w:space="0" w:color="B3CC82" w:themeColor="accent3" w:themeTint="BF"/>
+        <w:top w:val="single" w:color="B3CC82" w:themeColor="accent3" w:themeTint="BF" w:sz="8" w:space="0"/>
+        <w:left w:val="single" w:color="B3CC82" w:themeColor="accent3" w:themeTint="BF" w:sz="8" w:space="0"/>
+        <w:bottom w:val="single" w:color="B3CC82" w:themeColor="accent3" w:themeTint="BF" w:sz="8" w:space="0"/>
+        <w:right w:val="single" w:color="B3CC82" w:themeColor="accent3" w:themeTint="BF" w:sz="8" w:space="0"/>
+        <w:insideH w:val="single" w:color="B3CC82" w:themeColor="accent3" w:themeTint="BF" w:sz="8" w:space="0"/>
       </w:tblBorders>
       <w:tblCellMar>
         <w:top w:w="0" w:type="dxa"/>
@@ -4170,10 +5111,10 @@
       <w:tblPr/>
       <w:tcPr>
         <w:tcBorders>
-          <w:top w:val="single" w:sz="8" w:space="0" w:color="B3CC82" w:themeColor="accent3" w:themeTint="BF"/>
-          <w:left w:val="single" w:sz="8" w:space="0" w:color="B3CC82" w:themeColor="accent3" w:themeTint="BF"/>
-          <w:bottom w:val="single" w:sz="8" w:space="0" w:color="B3CC82" w:themeColor="accent3" w:themeTint="BF"/>
-          <w:right w:val="single" w:sz="8" w:space="0" w:color="B3CC82" w:themeColor="accent3" w:themeTint="BF"/>
+          <w:top w:val="single" w:color="B3CC82" w:themeColor="accent3" w:themeTint="BF" w:sz="8" w:space="0"/>
+          <w:left w:val="single" w:color="B3CC82" w:themeColor="accent3" w:themeTint="BF" w:sz="8" w:space="0"/>
+          <w:bottom w:val="single" w:color="B3CC82" w:themeColor="accent3" w:themeTint="BF" w:sz="8" w:space="0"/>
+          <w:right w:val="single" w:color="B3CC82" w:themeColor="accent3" w:themeTint="BF" w:sz="8" w:space="0"/>
           <w:insideH w:val="nil"/>
           <w:insideV w:val="nil"/>
         </w:tcBorders>
@@ -4191,10 +5132,10 @@
       <w:tblPr/>
       <w:tcPr>
         <w:tcBorders>
-          <w:top w:val="double" w:sz="6" w:space="0" w:color="B3CC82" w:themeColor="accent3" w:themeTint="BF"/>
-          <w:left w:val="single" w:sz="8" w:space="0" w:color="B3CC82" w:themeColor="accent3" w:themeTint="BF"/>
-          <w:bottom w:val="single" w:sz="8" w:space="0" w:color="B3CC82" w:themeColor="accent3" w:themeTint="BF"/>
-          <w:right w:val="single" w:sz="8" w:space="0" w:color="B3CC82" w:themeColor="accent3" w:themeTint="BF"/>
+          <w:top w:val="double" w:color="B3CC82" w:themeColor="accent3" w:themeTint="BF" w:sz="6" w:space="0"/>
+          <w:left w:val="single" w:color="B3CC82" w:themeColor="accent3" w:themeTint="BF" w:sz="8" w:space="0"/>
+          <w:bottom w:val="single" w:color="B3CC82" w:themeColor="accent3" w:themeTint="BF" w:sz="8" w:space="0"/>
+          <w:right w:val="single" w:color="B3CC82" w:themeColor="accent3" w:themeTint="BF" w:sz="8" w:space="0"/>
           <w:insideH w:val="nil"/>
           <w:insideV w:val="nil"/>
         </w:tcBorders>
@@ -4251,11 +5192,11 @@
       <w:tblStyleColBandSize w:val="1"/>
       <w:tblInd w:w="0" w:type="dxa"/>
       <w:tblBorders>
-        <w:top w:val="single" w:sz="8" w:space="0" w:color="9F8AB9" w:themeColor="accent4" w:themeTint="BF"/>
-        <w:left w:val="single" w:sz="8" w:space="0" w:color="9F8AB9" w:themeColor="accent4" w:themeTint="BF"/>
-        <w:bottom w:val="single" w:sz="8" w:space="0" w:color="9F8AB9" w:themeColor="accent4" w:themeTint="BF"/>
-        <w:right w:val="single" w:sz="8" w:space="0" w:color="9F8AB9" w:themeColor="accent4" w:themeTint="BF"/>
-        <w:insideH w:val="single" w:sz="8" w:space="0" w:color="9F8AB9" w:themeColor="accent4" w:themeTint="BF"/>
+        <w:top w:val="single" w:color="9F8AB9" w:themeColor="accent4" w:themeTint="BF" w:sz="8" w:space="0"/>
+        <w:left w:val="single" w:color="9F8AB9" w:themeColor="accent4" w:themeTint="BF" w:sz="8" w:space="0"/>
+        <w:bottom w:val="single" w:color="9F8AB9" w:themeColor="accent4" w:themeTint="BF" w:sz="8" w:space="0"/>
+        <w:right w:val="single" w:color="9F8AB9" w:themeColor="accent4" w:themeTint="BF" w:sz="8" w:space="0"/>
+        <w:insideH w:val="single" w:color="9F8AB9" w:themeColor="accent4" w:themeTint="BF" w:sz="8" w:space="0"/>
       </w:tblBorders>
       <w:tblCellMar>
         <w:top w:w="0" w:type="dxa"/>
@@ -4276,10 +5217,10 @@
       <w:tblPr/>
       <w:tcPr>
         <w:tcBorders>
-          <w:top w:val="single" w:sz="8" w:space="0" w:color="9F8AB9" w:themeColor="accent4" w:themeTint="BF"/>
-          <w:left w:val="single" w:sz="8" w:space="0" w:color="9F8AB9" w:themeColor="accent4" w:themeTint="BF"/>
-          <w:bottom w:val="single" w:sz="8" w:space="0" w:color="9F8AB9" w:themeColor="accent4" w:themeTint="BF"/>
-          <w:right w:val="single" w:sz="8" w:space="0" w:color="9F8AB9" w:themeColor="accent4" w:themeTint="BF"/>
+          <w:top w:val="single" w:color="9F8AB9" w:themeColor="accent4" w:themeTint="BF" w:sz="8" w:space="0"/>
+          <w:left w:val="single" w:color="9F8AB9" w:themeColor="accent4" w:themeTint="BF" w:sz="8" w:space="0"/>
+          <w:bottom w:val="single" w:color="9F8AB9" w:themeColor="accent4" w:themeTint="BF" w:sz="8" w:space="0"/>
+          <w:right w:val="single" w:color="9F8AB9" w:themeColor="accent4" w:themeTint="BF" w:sz="8" w:space="0"/>
           <w:insideH w:val="nil"/>
           <w:insideV w:val="nil"/>
         </w:tcBorders>
@@ -4297,10 +5238,10 @@
       <w:tblPr/>
       <w:tcPr>
         <w:tcBorders>
-          <w:top w:val="double" w:sz="6" w:space="0" w:color="9F8AB9" w:themeColor="accent4" w:themeTint="BF"/>
-          <w:left w:val="single" w:sz="8" w:space="0" w:color="9F8AB9" w:themeColor="accent4" w:themeTint="BF"/>
-          <w:bottom w:val="single" w:sz="8" w:space="0" w:color="9F8AB9" w:themeColor="accent4" w:themeTint="BF"/>
-          <w:right w:val="single" w:sz="8" w:space="0" w:color="9F8AB9" w:themeColor="accent4" w:themeTint="BF"/>
+          <w:top w:val="double" w:color="9F8AB9" w:themeColor="accent4" w:themeTint="BF" w:sz="6" w:space="0"/>
+          <w:left w:val="single" w:color="9F8AB9" w:themeColor="accent4" w:themeTint="BF" w:sz="8" w:space="0"/>
+          <w:bottom w:val="single" w:color="9F8AB9" w:themeColor="accent4" w:themeTint="BF" w:sz="8" w:space="0"/>
+          <w:right w:val="single" w:color="9F8AB9" w:themeColor="accent4" w:themeTint="BF" w:sz="8" w:space="0"/>
           <w:insideH w:val="nil"/>
           <w:insideV w:val="nil"/>
         </w:tcBorders>
@@ -4357,11 +5298,11 @@
       <w:tblStyleColBandSize w:val="1"/>
       <w:tblInd w:w="0" w:type="dxa"/>
       <w:tblBorders>
-        <w:top w:val="single" w:sz="8" w:space="0" w:color="78C0D4" w:themeColor="accent5" w:themeTint="BF"/>
-        <w:left w:val="single" w:sz="8" w:space="0" w:color="78C0D4" w:themeColor="accent5" w:themeTint="BF"/>
-        <w:bottom w:val="single" w:sz="8" w:space="0" w:color="78C0D4" w:themeColor="accent5" w:themeTint="BF"/>
-        <w:right w:val="single" w:sz="8" w:space="0" w:color="78C0D4" w:themeColor="accent5" w:themeTint="BF"/>
-        <w:insideH w:val="single" w:sz="8" w:space="0" w:color="78C0D4" w:themeColor="accent5" w:themeTint="BF"/>
+        <w:top w:val="single" w:color="78C0D4" w:themeColor="accent5" w:themeTint="BF" w:sz="8" w:space="0"/>
+        <w:left w:val="single" w:color="78C0D4" w:themeColor="accent5" w:themeTint="BF" w:sz="8" w:space="0"/>
+        <w:bottom w:val="single" w:color="78C0D4" w:themeColor="accent5" w:themeTint="BF" w:sz="8" w:space="0"/>
+        <w:right w:val="single" w:color="78C0D4" w:themeColor="accent5" w:themeTint="BF" w:sz="8" w:space="0"/>
+        <w:insideH w:val="single" w:color="78C0D4" w:themeColor="accent5" w:themeTint="BF" w:sz="8" w:space="0"/>
       </w:tblBorders>
       <w:tblCellMar>
         <w:top w:w="0" w:type="dxa"/>
@@ -4382,10 +5323,10 @@
       <w:tblPr/>
       <w:tcPr>
         <w:tcBorders>
-          <w:top w:val="single" w:sz="8" w:space="0" w:color="78C0D4" w:themeColor="accent5" w:themeTint="BF"/>
-          <w:left w:val="single" w:sz="8" w:space="0" w:color="78C0D4" w:themeColor="accent5" w:themeTint="BF"/>
-          <w:bottom w:val="single" w:sz="8" w:space="0" w:color="78C0D4" w:themeColor="accent5" w:themeTint="BF"/>
-          <w:right w:val="single" w:sz="8" w:space="0" w:color="78C0D4" w:themeColor="accent5" w:themeTint="BF"/>
+          <w:top w:val="single" w:color="78C0D4" w:themeColor="accent5" w:themeTint="BF" w:sz="8" w:space="0"/>
+          <w:left w:val="single" w:color="78C0D4" w:themeColor="accent5" w:themeTint="BF" w:sz="8" w:space="0"/>
+          <w:bottom w:val="single" w:color="78C0D4" w:themeColor="accent5" w:themeTint="BF" w:sz="8" w:space="0"/>
+          <w:right w:val="single" w:color="78C0D4" w:themeColor="accent5" w:themeTint="BF" w:sz="8" w:space="0"/>
           <w:insideH w:val="nil"/>
           <w:insideV w:val="nil"/>
         </w:tcBorders>
@@ -4403,10 +5344,10 @@
       <w:tblPr/>
       <w:tcPr>
         <w:tcBorders>
-          <w:top w:val="double" w:sz="6" w:space="0" w:color="78C0D4" w:themeColor="accent5" w:themeTint="BF"/>
-          <w:left w:val="single" w:sz="8" w:space="0" w:color="78C0D4" w:themeColor="accent5" w:themeTint="BF"/>
-          <w:bottom w:val="single" w:sz="8" w:space="0" w:color="78C0D4" w:themeColor="accent5" w:themeTint="BF"/>
-          <w:right w:val="single" w:sz="8" w:space="0" w:color="78C0D4" w:themeColor="accent5" w:themeTint="BF"/>
+          <w:top w:val="double" w:color="78C0D4" w:themeColor="accent5" w:themeTint="BF" w:sz="6" w:space="0"/>
+          <w:left w:val="single" w:color="78C0D4" w:themeColor="accent5" w:themeTint="BF" w:sz="8" w:space="0"/>
+          <w:bottom w:val="single" w:color="78C0D4" w:themeColor="accent5" w:themeTint="BF" w:sz="8" w:space="0"/>
+          <w:right w:val="single" w:color="78C0D4" w:themeColor="accent5" w:themeTint="BF" w:sz="8" w:space="0"/>
           <w:insideH w:val="nil"/>
           <w:insideV w:val="nil"/>
         </w:tcBorders>
@@ -4463,11 +5404,11 @@
       <w:tblStyleColBandSize w:val="1"/>
       <w:tblInd w:w="0" w:type="dxa"/>
       <w:tblBorders>
-        <w:top w:val="single" w:sz="8" w:space="0" w:color="F9B074" w:themeColor="accent6" w:themeTint="BF"/>
-        <w:left w:val="single" w:sz="8" w:space="0" w:color="F9B074" w:themeColor="accent6" w:themeTint="BF"/>
-        <w:bottom w:val="single" w:sz="8" w:space="0" w:color="F9B074" w:themeColor="accent6" w:themeTint="BF"/>
-        <w:right w:val="single" w:sz="8" w:space="0" w:color="F9B074" w:themeColor="accent6" w:themeTint="BF"/>
-        <w:insideH w:val="single" w:sz="8" w:space="0" w:color="F9B074" w:themeColor="accent6" w:themeTint="BF"/>
+        <w:top w:val="single" w:color="F9B074" w:themeColor="accent6" w:themeTint="BF" w:sz="8" w:space="0"/>
+        <w:left w:val="single" w:color="F9B074" w:themeColor="accent6" w:themeTint="BF" w:sz="8" w:space="0"/>
+        <w:bottom w:val="single" w:color="F9B074" w:themeColor="accent6" w:themeTint="BF" w:sz="8" w:space="0"/>
+        <w:right w:val="single" w:color="F9B074" w:themeColor="accent6" w:themeTint="BF" w:sz="8" w:space="0"/>
+        <w:insideH w:val="single" w:color="F9B074" w:themeColor="accent6" w:themeTint="BF" w:sz="8" w:space="0"/>
       </w:tblBorders>
       <w:tblCellMar>
         <w:top w:w="0" w:type="dxa"/>
@@ -4488,10 +5429,10 @@
       <w:tblPr/>
       <w:tcPr>
         <w:tcBorders>
-          <w:top w:val="single" w:sz="8" w:space="0" w:color="F9B074" w:themeColor="accent6" w:themeTint="BF"/>
-          <w:left w:val="single" w:sz="8" w:space="0" w:color="F9B074" w:themeColor="accent6" w:themeTint="BF"/>
-          <w:bottom w:val="single" w:sz="8" w:space="0" w:color="F9B074" w:themeColor="accent6" w:themeTint="BF"/>
-          <w:right w:val="single" w:sz="8" w:space="0" w:color="F9B074" w:themeColor="accent6" w:themeTint="BF"/>
+          <w:top w:val="single" w:color="F9B074" w:themeColor="accent6" w:themeTint="BF" w:sz="8" w:space="0"/>
+          <w:left w:val="single" w:color="F9B074" w:themeColor="accent6" w:themeTint="BF" w:sz="8" w:space="0"/>
+          <w:bottom w:val="single" w:color="F9B074" w:themeColor="accent6" w:themeTint="BF" w:sz="8" w:space="0"/>
+          <w:right w:val="single" w:color="F9B074" w:themeColor="accent6" w:themeTint="BF" w:sz="8" w:space="0"/>
           <w:insideH w:val="nil"/>
           <w:insideV w:val="nil"/>
         </w:tcBorders>
@@ -4509,10 +5450,10 @@
       <w:tblPr/>
       <w:tcPr>
         <w:tcBorders>
-          <w:top w:val="double" w:sz="6" w:space="0" w:color="F9B074" w:themeColor="accent6" w:themeTint="BF"/>
-          <w:left w:val="single" w:sz="8" w:space="0" w:color="F9B074" w:themeColor="accent6" w:themeTint="BF"/>
-          <w:bottom w:val="single" w:sz="8" w:space="0" w:color="F9B074" w:themeColor="accent6" w:themeTint="BF"/>
-          <w:right w:val="single" w:sz="8" w:space="0" w:color="F9B074" w:themeColor="accent6" w:themeTint="BF"/>
+          <w:top w:val="double" w:color="F9B074" w:themeColor="accent6" w:themeTint="BF" w:sz="6" w:space="0"/>
+          <w:left w:val="single" w:color="F9B074" w:themeColor="accent6" w:themeTint="BF" w:sz="8" w:space="0"/>
+          <w:bottom w:val="single" w:color="F9B074" w:themeColor="accent6" w:themeTint="BF" w:sz="8" w:space="0"/>
+          <w:right w:val="single" w:color="F9B074" w:themeColor="accent6" w:themeTint="BF" w:sz="8" w:space="0"/>
           <w:insideH w:val="nil"/>
           <w:insideV w:val="nil"/>
         </w:tcBorders>
@@ -4569,8 +5510,8 @@
       <w:tblStyleColBandSize w:val="1"/>
       <w:tblInd w:w="0" w:type="dxa"/>
       <w:tblBorders>
-        <w:top w:val="single" w:sz="18" w:space="0" w:color="auto"/>
-        <w:bottom w:val="single" w:sz="18" w:space="0" w:color="auto"/>
+        <w:top w:val="single" w:color="auto" w:sz="18" w:space="0"/>
+        <w:bottom w:val="single" w:color="auto" w:sz="18" w:space="0"/>
       </w:tblBorders>
       <w:tblCellMar>
         <w:top w:w="0" w:type="dxa"/>
@@ -4591,9 +5532,9 @@
       <w:tblPr/>
       <w:tcPr>
         <w:tcBorders>
-          <w:top w:val="single" w:sz="18" w:space="0" w:color="auto"/>
-          <w:left w:val="nil"/>
-          <w:bottom w:val="single" w:sz="18" w:space="0" w:color="auto"/>
+          <w:top w:val="single" w:color="auto" w:sz="18" w:space="0"/>
+          <w:left w:val="nil"/>
+          <w:bottom w:val="single" w:color="auto" w:sz="18" w:space="0"/>
           <w:right w:val="nil"/>
           <w:insideH w:val="nil"/>
           <w:insideV w:val="nil"/>
@@ -4611,9 +5552,9 @@
       <w:tblPr/>
       <w:tcPr>
         <w:tcBorders>
-          <w:top w:val="double" w:sz="6" w:space="0" w:color="auto"/>
-          <w:left w:val="nil"/>
-          <w:bottom w:val="single" w:sz="18" w:space="0" w:color="auto"/>
+          <w:top w:val="double" w:color="auto" w:sz="6" w:space="0"/>
+          <w:left w:val="nil"/>
+          <w:bottom w:val="single" w:color="auto" w:sz="18" w:space="0"/>
           <w:right w:val="nil"/>
           <w:insideH w:val="nil"/>
           <w:insideV w:val="nil"/>
@@ -4632,7 +5573,7 @@
         <w:tcBorders>
           <w:top w:val="nil"/>
           <w:left w:val="nil"/>
-          <w:bottom w:val="single" w:sz="18" w:space="0" w:color="auto"/>
+          <w:bottom w:val="single" w:color="auto" w:sz="18" w:space="0"/>
           <w:right w:val="nil"/>
           <w:insideH w:val="nil"/>
           <w:insideV w:val="nil"/>
@@ -4679,9 +5620,9 @@
       <w:tblPr/>
       <w:tcPr>
         <w:tcBorders>
-          <w:top w:val="single" w:sz="18" w:space="0" w:color="auto"/>
-          <w:left w:val="nil"/>
-          <w:bottom w:val="single" w:sz="18" w:space="0" w:color="auto"/>
+          <w:top w:val="single" w:color="auto" w:sz="18" w:space="0"/>
+          <w:left w:val="nil"/>
+          <w:bottom w:val="single" w:color="auto" w:sz="18" w:space="0"/>
           <w:right w:val="nil"/>
           <w:insideH w:val="nil"/>
           <w:insideV w:val="nil"/>
@@ -4695,9 +5636,9 @@
       <w:tblPr/>
       <w:tcPr>
         <w:tcBorders>
-          <w:top w:val="single" w:sz="18" w:space="0" w:color="auto"/>
-          <w:left w:val="nil"/>
-          <w:bottom w:val="single" w:sz="18" w:space="0" w:color="auto"/>
+          <w:top w:val="single" w:color="auto" w:sz="18" w:space="0"/>
+          <w:left w:val="nil"/>
+          <w:bottom w:val="single" w:color="auto" w:sz="18" w:space="0"/>
           <w:right w:val="nil"/>
           <w:insideH w:val="nil"/>
           <w:insideV w:val="nil"/>
@@ -4718,8 +5659,8 @@
       <w:tblStyleColBandSize w:val="1"/>
       <w:tblInd w:w="0" w:type="dxa"/>
       <w:tblBorders>
-        <w:top w:val="single" w:sz="18" w:space="0" w:color="auto"/>
-        <w:bottom w:val="single" w:sz="18" w:space="0" w:color="auto"/>
+        <w:top w:val="single" w:color="auto" w:sz="18" w:space="0"/>
+        <w:bottom w:val="single" w:color="auto" w:sz="18" w:space="0"/>
       </w:tblBorders>
       <w:tblCellMar>
         <w:top w:w="0" w:type="dxa"/>
@@ -4740,9 +5681,9 @@
       <w:tblPr/>
       <w:tcPr>
         <w:tcBorders>
-          <w:top w:val="single" w:sz="18" w:space="0" w:color="auto"/>
-          <w:left w:val="nil"/>
-          <w:bottom w:val="single" w:sz="18" w:space="0" w:color="auto"/>
+          <w:top w:val="single" w:color="auto" w:sz="18" w:space="0"/>
+          <w:left w:val="nil"/>
+          <w:bottom w:val="single" w:color="auto" w:sz="18" w:space="0"/>
           <w:right w:val="nil"/>
           <w:insideH w:val="nil"/>
           <w:insideV w:val="nil"/>
@@ -4760,9 +5701,9 @@
       <w:tblPr/>
       <w:tcPr>
         <w:tcBorders>
-          <w:top w:val="double" w:sz="6" w:space="0" w:color="auto"/>
-          <w:left w:val="nil"/>
-          <w:bottom w:val="single" w:sz="18" w:space="0" w:color="auto"/>
+          <w:top w:val="double" w:color="auto" w:sz="6" w:space="0"/>
+          <w:left w:val="nil"/>
+          <w:bottom w:val="single" w:color="auto" w:sz="18" w:space="0"/>
           <w:right w:val="nil"/>
           <w:insideH w:val="nil"/>
           <w:insideV w:val="nil"/>
@@ -4781,7 +5722,7 @@
         <w:tcBorders>
           <w:top w:val="nil"/>
           <w:left w:val="nil"/>
-          <w:bottom w:val="single" w:sz="18" w:space="0" w:color="auto"/>
+          <w:bottom w:val="single" w:color="auto" w:sz="18" w:space="0"/>
           <w:right w:val="nil"/>
           <w:insideH w:val="nil"/>
           <w:insideV w:val="nil"/>
@@ -4828,9 +5769,9 @@
       <w:tblPr/>
       <w:tcPr>
         <w:tcBorders>
-          <w:top w:val="single" w:sz="18" w:space="0" w:color="auto"/>
-          <w:left w:val="nil"/>
-          <w:bottom w:val="single" w:sz="18" w:space="0" w:color="auto"/>
+          <w:top w:val="single" w:color="auto" w:sz="18" w:space="0"/>
+          <w:left w:val="nil"/>
+          <w:bottom w:val="single" w:color="auto" w:sz="18" w:space="0"/>
           <w:right w:val="nil"/>
           <w:insideH w:val="nil"/>
           <w:insideV w:val="nil"/>
@@ -4844,9 +5785,9 @@
       <w:tblPr/>
       <w:tcPr>
         <w:tcBorders>
-          <w:top w:val="single" w:sz="18" w:space="0" w:color="auto"/>
-          <w:left w:val="nil"/>
-          <w:bottom w:val="single" w:sz="18" w:space="0" w:color="auto"/>
+          <w:top w:val="single" w:color="auto" w:sz="18" w:space="0"/>
+          <w:left w:val="nil"/>
+          <w:bottom w:val="single" w:color="auto" w:sz="18" w:space="0"/>
           <w:right w:val="nil"/>
           <w:insideH w:val="nil"/>
           <w:insideV w:val="nil"/>
@@ -4867,8 +5808,8 @@
       <w:tblStyleColBandSize w:val="1"/>
       <w:tblInd w:w="0" w:type="dxa"/>
       <w:tblBorders>
-        <w:top w:val="single" w:sz="18" w:space="0" w:color="auto"/>
-        <w:bottom w:val="single" w:sz="18" w:space="0" w:color="auto"/>
+        <w:top w:val="single" w:color="auto" w:sz="18" w:space="0"/>
+        <w:bottom w:val="single" w:color="auto" w:sz="18" w:space="0"/>
       </w:tblBorders>
       <w:tblCellMar>
         <w:top w:w="0" w:type="dxa"/>
@@ -4889,9 +5830,9 @@
       <w:tblPr/>
       <w:tcPr>
         <w:tcBorders>
-          <w:top w:val="single" w:sz="18" w:space="0" w:color="auto"/>
-          <w:left w:val="nil"/>
-          <w:bottom w:val="single" w:sz="18" w:space="0" w:color="auto"/>
+          <w:top w:val="single" w:color="auto" w:sz="18" w:space="0"/>
+          <w:left w:val="nil"/>
+          <w:bottom w:val="single" w:color="auto" w:sz="18" w:space="0"/>
           <w:right w:val="nil"/>
           <w:insideH w:val="nil"/>
           <w:insideV w:val="nil"/>
@@ -4909,9 +5850,9 @@
       <w:tblPr/>
       <w:tcPr>
         <w:tcBorders>
-          <w:top w:val="double" w:sz="6" w:space="0" w:color="auto"/>
-          <w:left w:val="nil"/>
-          <w:bottom w:val="single" w:sz="18" w:space="0" w:color="auto"/>
+          <w:top w:val="double" w:color="auto" w:sz="6" w:space="0"/>
+          <w:left w:val="nil"/>
+          <w:bottom w:val="single" w:color="auto" w:sz="18" w:space="0"/>
           <w:right w:val="nil"/>
           <w:insideH w:val="nil"/>
           <w:insideV w:val="nil"/>
@@ -4930,7 +5871,7 @@
         <w:tcBorders>
           <w:top w:val="nil"/>
           <w:left w:val="nil"/>
-          <w:bottom w:val="single" w:sz="18" w:space="0" w:color="auto"/>
+          <w:bottom w:val="single" w:color="auto" w:sz="18" w:space="0"/>
           <w:right w:val="nil"/>
           <w:insideH w:val="nil"/>
           <w:insideV w:val="nil"/>
@@ -4977,9 +5918,9 @@
       <w:tblPr/>
       <w:tcPr>
         <w:tcBorders>
-          <w:top w:val="single" w:sz="18" w:space="0" w:color="auto"/>
-          <w:left w:val="nil"/>
-          <w:bottom w:val="single" w:sz="18" w:space="0" w:color="auto"/>
+          <w:top w:val="single" w:color="auto" w:sz="18" w:space="0"/>
+          <w:left w:val="nil"/>
+          <w:bottom w:val="single" w:color="auto" w:sz="18" w:space="0"/>
           <w:right w:val="nil"/>
           <w:insideH w:val="nil"/>
           <w:insideV w:val="nil"/>
@@ -4993,9 +5934,9 @@
       <w:tblPr/>
       <w:tcPr>
         <w:tcBorders>
-          <w:top w:val="single" w:sz="18" w:space="0" w:color="auto"/>
-          <w:left w:val="nil"/>
-          <w:bottom w:val="single" w:sz="18" w:space="0" w:color="auto"/>
+          <w:top w:val="single" w:color="auto" w:sz="18" w:space="0"/>
+          <w:left w:val="nil"/>
+          <w:bottom w:val="single" w:color="auto" w:sz="18" w:space="0"/>
           <w:right w:val="nil"/>
           <w:insideH w:val="nil"/>
           <w:insideV w:val="nil"/>
@@ -5016,8 +5957,8 @@
       <w:tblStyleColBandSize w:val="1"/>
       <w:tblInd w:w="0" w:type="dxa"/>
       <w:tblBorders>
-        <w:top w:val="single" w:sz="18" w:space="0" w:color="auto"/>
-        <w:bottom w:val="single" w:sz="18" w:space="0" w:color="auto"/>
+        <w:top w:val="single" w:color="auto" w:sz="18" w:space="0"/>
+        <w:bottom w:val="single" w:color="auto" w:sz="18" w:space="0"/>
       </w:tblBorders>
       <w:tblCellMar>
         <w:top w:w="0" w:type="dxa"/>
@@ -5038,9 +5979,9 @@
       <w:tblPr/>
       <w:tcPr>
         <w:tcBorders>
-          <w:top w:val="single" w:sz="18" w:space="0" w:color="auto"/>
-          <w:left w:val="nil"/>
-          <w:bottom w:val="single" w:sz="18" w:space="0" w:color="auto"/>
+          <w:top w:val="single" w:color="auto" w:sz="18" w:space="0"/>
+          <w:left w:val="nil"/>
+          <w:bottom w:val="single" w:color="auto" w:sz="18" w:space="0"/>
           <w:right w:val="nil"/>
           <w:insideH w:val="nil"/>
           <w:insideV w:val="nil"/>
@@ -5058,9 +5999,9 @@
       <w:tblPr/>
       <w:tcPr>
         <w:tcBorders>
-          <w:top w:val="double" w:sz="6" w:space="0" w:color="auto"/>
-          <w:left w:val="nil"/>
-          <w:bottom w:val="single" w:sz="18" w:space="0" w:color="auto"/>
+          <w:top w:val="double" w:color="auto" w:sz="6" w:space="0"/>
+          <w:left w:val="nil"/>
+          <w:bottom w:val="single" w:color="auto" w:sz="18" w:space="0"/>
           <w:right w:val="nil"/>
           <w:insideH w:val="nil"/>
           <w:insideV w:val="nil"/>
@@ -5079,7 +6020,7 @@
         <w:tcBorders>
           <w:top w:val="nil"/>
           <w:left w:val="nil"/>
-          <w:bottom w:val="single" w:sz="18" w:space="0" w:color="auto"/>
+          <w:bottom w:val="single" w:color="auto" w:sz="18" w:space="0"/>
           <w:right w:val="nil"/>
           <w:insideH w:val="nil"/>
           <w:insideV w:val="nil"/>
@@ -5126,9 +6067,9 @@
       <w:tblPr/>
       <w:tcPr>
         <w:tcBorders>
-          <w:top w:val="single" w:sz="18" w:space="0" w:color="auto"/>
-          <w:left w:val="nil"/>
-          <w:bottom w:val="single" w:sz="18" w:space="0" w:color="auto"/>
+          <w:top w:val="single" w:color="auto" w:sz="18" w:space="0"/>
+          <w:left w:val="nil"/>
+          <w:bottom w:val="single" w:color="auto" w:sz="18" w:space="0"/>
           <w:right w:val="nil"/>
           <w:insideH w:val="nil"/>
           <w:insideV w:val="nil"/>
@@ -5142,9 +6083,9 @@
       <w:tblPr/>
       <w:tcPr>
         <w:tcBorders>
-          <w:top w:val="single" w:sz="18" w:space="0" w:color="auto"/>
-          <w:left w:val="nil"/>
-          <w:bottom w:val="single" w:sz="18" w:space="0" w:color="auto"/>
+          <w:top w:val="single" w:color="auto" w:sz="18" w:space="0"/>
+          <w:left w:val="nil"/>
+          <w:bottom w:val="single" w:color="auto" w:sz="18" w:space="0"/>
           <w:right w:val="nil"/>
           <w:insideH w:val="nil"/>
           <w:insideV w:val="nil"/>
@@ -5165,8 +6106,8 @@
       <w:tblStyleColBandSize w:val="1"/>
       <w:tblInd w:w="0" w:type="dxa"/>
       <w:tblBorders>
-        <w:top w:val="single" w:sz="18" w:space="0" w:color="auto"/>
-        <w:bottom w:val="single" w:sz="18" w:space="0" w:color="auto"/>
+        <w:top w:val="single" w:color="auto" w:sz="18" w:space="0"/>
+        <w:bottom w:val="single" w:color="auto" w:sz="18" w:space="0"/>
       </w:tblBorders>
       <w:tblCellMar>
         <w:top w:w="0" w:type="dxa"/>
@@ -5187,9 +6128,9 @@
       <w:tblPr/>
       <w:tcPr>
         <w:tcBorders>
-          <w:top w:val="single" w:sz="18" w:space="0" w:color="auto"/>
-          <w:left w:val="nil"/>
-          <w:bottom w:val="single" w:sz="18" w:space="0" w:color="auto"/>
+          <w:top w:val="single" w:color="auto" w:sz="18" w:space="0"/>
+          <w:left w:val="nil"/>
+          <w:bottom w:val="single" w:color="auto" w:sz="18" w:space="0"/>
           <w:right w:val="nil"/>
           <w:insideH w:val="nil"/>
           <w:insideV w:val="nil"/>
@@ -5207,9 +6148,9 @@
       <w:tblPr/>
       <w:tcPr>
         <w:tcBorders>
-          <w:top w:val="double" w:sz="6" w:space="0" w:color="auto"/>
-          <w:left w:val="nil"/>
-          <w:bottom w:val="single" w:sz="18" w:space="0" w:color="auto"/>
+          <w:top w:val="double" w:color="auto" w:sz="6" w:space="0"/>
+          <w:left w:val="nil"/>
+          <w:bottom w:val="single" w:color="auto" w:sz="18" w:space="0"/>
           <w:right w:val="nil"/>
           <w:insideH w:val="nil"/>
           <w:insideV w:val="nil"/>
@@ -5228,7 +6169,7 @@
         <w:tcBorders>
           <w:top w:val="nil"/>
           <w:left w:val="nil"/>
-          <w:bottom w:val="single" w:sz="18" w:space="0" w:color="auto"/>
+          <w:bottom w:val="single" w:color="auto" w:sz="18" w:space="0"/>
           <w:right w:val="nil"/>
           <w:insideH w:val="nil"/>
           <w:insideV w:val="nil"/>
@@ -5275,9 +6216,9 @@
       <w:tblPr/>
       <w:tcPr>
         <w:tcBorders>
-          <w:top w:val="single" w:sz="18" w:space="0" w:color="auto"/>
-          <w:left w:val="nil"/>
-          <w:bottom w:val="single" w:sz="18" w:space="0" w:color="auto"/>
+          <w:top w:val="single" w:color="auto" w:sz="18" w:space="0"/>
+          <w:left w:val="nil"/>
+          <w:bottom w:val="single" w:color="auto" w:sz="18" w:space="0"/>
           <w:right w:val="nil"/>
           <w:insideH w:val="nil"/>
           <w:insideV w:val="nil"/>
@@ -5291,9 +6232,9 @@
       <w:tblPr/>
       <w:tcPr>
         <w:tcBorders>
-          <w:top w:val="single" w:sz="18" w:space="0" w:color="auto"/>
-          <w:left w:val="nil"/>
-          <w:bottom w:val="single" w:sz="18" w:space="0" w:color="auto"/>
+          <w:top w:val="single" w:color="auto" w:sz="18" w:space="0"/>
+          <w:left w:val="nil"/>
+          <w:bottom w:val="single" w:color="auto" w:sz="18" w:space="0"/>
           <w:right w:val="nil"/>
           <w:insideH w:val="nil"/>
           <w:insideV w:val="nil"/>
@@ -5314,8 +6255,8 @@
       <w:tblStyleColBandSize w:val="1"/>
       <w:tblInd w:w="0" w:type="dxa"/>
       <w:tblBorders>
-        <w:top w:val="single" w:sz="18" w:space="0" w:color="auto"/>
-        <w:bottom w:val="single" w:sz="18" w:space="0" w:color="auto"/>
+        <w:top w:val="single" w:color="auto" w:sz="18" w:space="0"/>
+        <w:bottom w:val="single" w:color="auto" w:sz="18" w:space="0"/>
       </w:tblBorders>
       <w:tblCellMar>
         <w:top w:w="0" w:type="dxa"/>
@@ -5336,9 +6277,9 @@
       <w:tblPr/>
       <w:tcPr>
         <w:tcBorders>
-          <w:top w:val="single" w:sz="18" w:space="0" w:color="auto"/>
-          <w:left w:val="nil"/>
-          <w:bottom w:val="single" w:sz="18" w:space="0" w:color="auto"/>
+          <w:top w:val="single" w:color="auto" w:sz="18" w:space="0"/>
+          <w:left w:val="nil"/>
+          <w:bottom w:val="single" w:color="auto" w:sz="18" w:space="0"/>
           <w:right w:val="nil"/>
           <w:insideH w:val="nil"/>
           <w:insideV w:val="nil"/>
@@ -5356,9 +6297,9 @@
       <w:tblPr/>
       <w:tcPr>
         <w:tcBorders>
-          <w:top w:val="double" w:sz="6" w:space="0" w:color="auto"/>
-          <w:left w:val="nil"/>
-          <w:bottom w:val="single" w:sz="18" w:space="0" w:color="auto"/>
+          <w:top w:val="double" w:color="auto" w:sz="6" w:space="0"/>
+          <w:left w:val="nil"/>
+          <w:bottom w:val="single" w:color="auto" w:sz="18" w:space="0"/>
           <w:right w:val="nil"/>
           <w:insideH w:val="nil"/>
           <w:insideV w:val="nil"/>
@@ -5377,7 +6318,7 @@
         <w:tcBorders>
           <w:top w:val="nil"/>
           <w:left w:val="nil"/>
-          <w:bottom w:val="single" w:sz="18" w:space="0" w:color="auto"/>
+          <w:bottom w:val="single" w:color="auto" w:sz="18" w:space="0"/>
           <w:right w:val="nil"/>
           <w:insideH w:val="nil"/>
           <w:insideV w:val="nil"/>
@@ -5424,9 +6365,9 @@
       <w:tblPr/>
       <w:tcPr>
         <w:tcBorders>
-          <w:top w:val="single" w:sz="18" w:space="0" w:color="auto"/>
-          <w:left w:val="nil"/>
-          <w:bottom w:val="single" w:sz="18" w:space="0" w:color="auto"/>
+          <w:top w:val="single" w:color="auto" w:sz="18" w:space="0"/>
+          <w:left w:val="nil"/>
+          <w:bottom w:val="single" w:color="auto" w:sz="18" w:space="0"/>
           <w:right w:val="nil"/>
           <w:insideH w:val="nil"/>
           <w:insideV w:val="nil"/>
@@ -5440,9 +6381,9 @@
       <w:tblPr/>
       <w:tcPr>
         <w:tcBorders>
-          <w:top w:val="single" w:sz="18" w:space="0" w:color="auto"/>
-          <w:left w:val="nil"/>
-          <w:bottom w:val="single" w:sz="18" w:space="0" w:color="auto"/>
+          <w:top w:val="single" w:color="auto" w:sz="18" w:space="0"/>
+          <w:left w:val="nil"/>
+          <w:bottom w:val="single" w:color="auto" w:sz="18" w:space="0"/>
           <w:right w:val="nil"/>
           <w:insideH w:val="nil"/>
           <w:insideV w:val="nil"/>
@@ -5463,8 +6404,8 @@
       <w:tblStyleColBandSize w:val="1"/>
       <w:tblInd w:w="0" w:type="dxa"/>
       <w:tblBorders>
-        <w:top w:val="single" w:sz="18" w:space="0" w:color="auto"/>
-        <w:bottom w:val="single" w:sz="18" w:space="0" w:color="auto"/>
+        <w:top w:val="single" w:color="auto" w:sz="18" w:space="0"/>
+        <w:bottom w:val="single" w:color="auto" w:sz="18" w:space="0"/>
       </w:tblBorders>
       <w:tblCellMar>
         <w:top w:w="0" w:type="dxa"/>
@@ -5485,9 +6426,9 @@
       <w:tblPr/>
       <w:tcPr>
         <w:tcBorders>
-          <w:top w:val="single" w:sz="18" w:space="0" w:color="auto"/>
-          <w:left w:val="nil"/>
-          <w:bottom w:val="single" w:sz="18" w:space="0" w:color="auto"/>
+          <w:top w:val="single" w:color="auto" w:sz="18" w:space="0"/>
+          <w:left w:val="nil"/>
+          <w:bottom w:val="single" w:color="auto" w:sz="18" w:space="0"/>
           <w:right w:val="nil"/>
           <w:insideH w:val="nil"/>
           <w:insideV w:val="nil"/>
@@ -5505,9 +6446,9 @@
       <w:tblPr/>
       <w:tcPr>
         <w:tcBorders>
-          <w:top w:val="double" w:sz="6" w:space="0" w:color="auto"/>
-          <w:left w:val="nil"/>
-          <w:bottom w:val="single" w:sz="18" w:space="0" w:color="auto"/>
+          <w:top w:val="double" w:color="auto" w:sz="6" w:space="0"/>
+          <w:left w:val="nil"/>
+          <w:bottom w:val="single" w:color="auto" w:sz="18" w:space="0"/>
           <w:right w:val="nil"/>
           <w:insideH w:val="nil"/>
           <w:insideV w:val="nil"/>
@@ -5526,7 +6467,7 @@
         <w:tcBorders>
           <w:top w:val="nil"/>
           <w:left w:val="nil"/>
-          <w:bottom w:val="single" w:sz="18" w:space="0" w:color="auto"/>
+          <w:bottom w:val="single" w:color="auto" w:sz="18" w:space="0"/>
           <w:right w:val="nil"/>
           <w:insideH w:val="nil"/>
           <w:insideV w:val="nil"/>
@@ -5573,9 +6514,9 @@
       <w:tblPr/>
       <w:tcPr>
         <w:tcBorders>
-          <w:top w:val="single" w:sz="18" w:space="0" w:color="auto"/>
-          <w:left w:val="nil"/>
-          <w:bottom w:val="single" w:sz="18" w:space="0" w:color="auto"/>
+          <w:top w:val="single" w:color="auto" w:sz="18" w:space="0"/>
+          <w:left w:val="nil"/>
+          <w:bottom w:val="single" w:color="auto" w:sz="18" w:space="0"/>
           <w:right w:val="nil"/>
           <w:insideH w:val="nil"/>
           <w:insideV w:val="nil"/>
@@ -5589,9 +6530,9 @@
       <w:tblPr/>
       <w:tcPr>
         <w:tcBorders>
-          <w:top w:val="single" w:sz="18" w:space="0" w:color="auto"/>
-          <w:left w:val="nil"/>
-          <w:bottom w:val="single" w:sz="18" w:space="0" w:color="auto"/>
+          <w:top w:val="single" w:color="auto" w:sz="18" w:space="0"/>
+          <w:left w:val="nil"/>
+          <w:bottom w:val="single" w:color="auto" w:sz="18" w:space="0"/>
           <w:right w:val="nil"/>
           <w:insideH w:val="nil"/>
           <w:insideV w:val="nil"/>
@@ -5615,8 +6556,8 @@
       <w:tblStyleColBandSize w:val="1"/>
       <w:tblInd w:w="0" w:type="dxa"/>
       <w:tblBorders>
-        <w:top w:val="single" w:sz="8" w:space="0" w:color="000000" w:themeColor="text1"/>
-        <w:bottom w:val="single" w:sz="8" w:space="0" w:color="000000" w:themeColor="text1"/>
+        <w:top w:val="single" w:color="000000" w:themeColor="text1" w:sz="8" w:space="0"/>
+        <w:bottom w:val="single" w:color="000000" w:themeColor="text1" w:sz="8" w:space="0"/>
       </w:tblBorders>
       <w:tblCellMar>
         <w:top w:w="0" w:type="dxa"/>
@@ -5627,13 +6568,13 @@
     </w:tblPr>
     <w:tblStylePr w:type="firstRow">
       <w:rPr>
-        <w:rFonts w:asciiTheme="majorHAnsi" w:eastAsiaTheme="majorEastAsia" w:hAnsiTheme="majorHAnsi" w:cstheme="majorBidi"/>
-      </w:rPr>
-      <w:tblPr/>
-      <w:tcPr>
-        <w:tcBorders>
-          <w:top w:val="nil"/>
-          <w:bottom w:val="single" w:sz="8" w:space="0" w:color="000000" w:themeColor="text1"/>
+        <w:rFonts w:asciiTheme="majorHAnsi" w:hAnsiTheme="majorHAnsi" w:eastAsiaTheme="majorEastAsia" w:cstheme="majorBidi"/>
+      </w:rPr>
+      <w:tblPr/>
+      <w:tcPr>
+        <w:tcBorders>
+          <w:top w:val="nil"/>
+          <w:bottom w:val="single" w:color="000000" w:themeColor="text1" w:sz="8" w:space="0"/>
         </w:tcBorders>
       </w:tcPr>
     </w:tblStylePr>
@@ -5646,8 +6587,8 @@
       <w:tblPr/>
       <w:tcPr>
         <w:tcBorders>
-          <w:top w:val="single" w:sz="8" w:space="0" w:color="000000" w:themeColor="text1"/>
-          <w:bottom w:val="single" w:sz="8" w:space="0" w:color="000000" w:themeColor="text1"/>
+          <w:top w:val="single" w:color="000000" w:themeColor="text1" w:sz="8" w:space="0"/>
+          <w:bottom w:val="single" w:color="000000" w:themeColor="text1" w:sz="8" w:space="0"/>
         </w:tcBorders>
       </w:tcPr>
     </w:tblStylePr>
@@ -5665,8 +6606,8 @@
       <w:tblPr/>
       <w:tcPr>
         <w:tcBorders>
-          <w:top w:val="single" w:sz="8" w:space="0" w:color="000000" w:themeColor="text1"/>
-          <w:bottom w:val="single" w:sz="8" w:space="0" w:color="000000" w:themeColor="text1"/>
+          <w:top w:val="single" w:color="000000" w:themeColor="text1" w:sz="8" w:space="0"/>
+          <w:bottom w:val="single" w:color="000000" w:themeColor="text1" w:sz="8" w:space="0"/>
         </w:tcBorders>
       </w:tcPr>
     </w:tblStylePr>
@@ -5699,8 +6640,8 @@
       <w:tblStyleColBandSize w:val="1"/>
       <w:tblInd w:w="0" w:type="dxa"/>
       <w:tblBorders>
-        <w:top w:val="single" w:sz="8" w:space="0" w:color="4F81BD" w:themeColor="accent1"/>
-        <w:bottom w:val="single" w:sz="8" w:space="0" w:color="4F81BD" w:themeColor="accent1"/>
+        <w:top w:val="single" w:color="4F81BD" w:themeColor="accent1" w:sz="8" w:space="0"/>
+        <w:bottom w:val="single" w:color="4F81BD" w:themeColor="accent1" w:sz="8" w:space="0"/>
       </w:tblBorders>
       <w:tblCellMar>
         <w:top w:w="0" w:type="dxa"/>
@@ -5711,13 +6652,13 @@
     </w:tblPr>
     <w:tblStylePr w:type="firstRow">
       <w:rPr>
-        <w:rFonts w:asciiTheme="majorHAnsi" w:eastAsiaTheme="majorEastAsia" w:hAnsiTheme="majorHAnsi" w:cstheme="majorBidi"/>
-      </w:rPr>
-      <w:tblPr/>
-      <w:tcPr>
-        <w:tcBorders>
-          <w:top w:val="nil"/>
-          <w:bottom w:val="single" w:sz="8" w:space="0" w:color="4F81BD" w:themeColor="accent1"/>
+        <w:rFonts w:asciiTheme="majorHAnsi" w:hAnsiTheme="majorHAnsi" w:eastAsiaTheme="majorEastAsia" w:cstheme="majorBidi"/>
+      </w:rPr>
+      <w:tblPr/>
+      <w:tcPr>
+        <w:tcBorders>
+          <w:top w:val="nil"/>
+          <w:bottom w:val="single" w:color="4F81BD" w:themeColor="accent1" w:sz="8" w:space="0"/>
         </w:tcBorders>
       </w:tcPr>
     </w:tblStylePr>
@@ -5730,8 +6671,8 @@
       <w:tblPr/>
       <w:tcPr>
         <w:tcBorders>
-          <w:top w:val="single" w:sz="8" w:space="0" w:color="4F81BD" w:themeColor="accent1"/>
-          <w:bottom w:val="single" w:sz="8" w:space="0" w:color="4F81BD" w:themeColor="accent1"/>
+          <w:top w:val="single" w:color="4F81BD" w:themeColor="accent1" w:sz="8" w:space="0"/>
+          <w:bottom w:val="single" w:color="4F81BD" w:themeColor="accent1" w:sz="8" w:space="0"/>
         </w:tcBorders>
       </w:tcPr>
     </w:tblStylePr>
@@ -5749,8 +6690,8 @@
       <w:tblPr/>
       <w:tcPr>
         <w:tcBorders>
-          <w:top w:val="single" w:sz="8" w:space="0" w:color="4F81BD" w:themeColor="accent1"/>
-          <w:bottom w:val="single" w:sz="8" w:space="0" w:color="4F81BD" w:themeColor="accent1"/>
+          <w:top w:val="single" w:color="4F81BD" w:themeColor="accent1" w:sz="8" w:space="0"/>
+          <w:bottom w:val="single" w:color="4F81BD" w:themeColor="accent1" w:sz="8" w:space="0"/>
         </w:tcBorders>
       </w:tcPr>
     </w:tblStylePr>
@@ -5783,8 +6724,8 @@
       <w:tblStyleColBandSize w:val="1"/>
       <w:tblInd w:w="0" w:type="dxa"/>
       <w:tblBorders>
-        <w:top w:val="single" w:sz="8" w:space="0" w:color="C0504D" w:themeColor="accent2"/>
-        <w:bottom w:val="single" w:sz="8" w:space="0" w:color="C0504D" w:themeColor="accent2"/>
+        <w:top w:val="single" w:color="C0504D" w:themeColor="accent2" w:sz="8" w:space="0"/>
+        <w:bottom w:val="single" w:color="C0504D" w:themeColor="accent2" w:sz="8" w:space="0"/>
       </w:tblBorders>
       <w:tblCellMar>
         <w:top w:w="0" w:type="dxa"/>
@@ -5795,13 +6736,13 @@
     </w:tblPr>
     <w:tblStylePr w:type="firstRow">
       <w:rPr>
-        <w:rFonts w:asciiTheme="majorHAnsi" w:eastAsiaTheme="majorEastAsia" w:hAnsiTheme="majorHAnsi" w:cstheme="majorBidi"/>
-      </w:rPr>
-      <w:tblPr/>
-      <w:tcPr>
-        <w:tcBorders>
-          <w:top w:val="nil"/>
-          <w:bottom w:val="single" w:sz="8" w:space="0" w:color="C0504D" w:themeColor="accent2"/>
+        <w:rFonts w:asciiTheme="majorHAnsi" w:hAnsiTheme="majorHAnsi" w:eastAsiaTheme="majorEastAsia" w:cstheme="majorBidi"/>
+      </w:rPr>
+      <w:tblPr/>
+      <w:tcPr>
+        <w:tcBorders>
+          <w:top w:val="nil"/>
+          <w:bottom w:val="single" w:color="C0504D" w:themeColor="accent2" w:sz="8" w:space="0"/>
         </w:tcBorders>
       </w:tcPr>
     </w:tblStylePr>
@@ -5814,8 +6755,8 @@
       <w:tblPr/>
       <w:tcPr>
         <w:tcBorders>
-          <w:top w:val="single" w:sz="8" w:space="0" w:color="C0504D" w:themeColor="accent2"/>
-          <w:bottom w:val="single" w:sz="8" w:space="0" w:color="C0504D" w:themeColor="accent2"/>
+          <w:top w:val="single" w:color="C0504D" w:themeColor="accent2" w:sz="8" w:space="0"/>
+          <w:bottom w:val="single" w:color="C0504D" w:themeColor="accent2" w:sz="8" w:space="0"/>
         </w:tcBorders>
       </w:tcPr>
     </w:tblStylePr>
@@ -5833,8 +6774,8 @@
       <w:tblPr/>
       <w:tcPr>
         <w:tcBorders>
-          <w:top w:val="single" w:sz="8" w:space="0" w:color="C0504D" w:themeColor="accent2"/>
-          <w:bottom w:val="single" w:sz="8" w:space="0" w:color="C0504D" w:themeColor="accent2"/>
+          <w:top w:val="single" w:color="C0504D" w:themeColor="accent2" w:sz="8" w:space="0"/>
+          <w:bottom w:val="single" w:color="C0504D" w:themeColor="accent2" w:sz="8" w:space="0"/>
         </w:tcBorders>
       </w:tcPr>
     </w:tblStylePr>
@@ -5867,8 +6808,8 @@
       <w:tblStyleColBandSize w:val="1"/>
       <w:tblInd w:w="0" w:type="dxa"/>
       <w:tblBorders>
-        <w:top w:val="single" w:sz="8" w:space="0" w:color="9BBB59" w:themeColor="accent3"/>
-        <w:bottom w:val="single" w:sz="8" w:space="0" w:color="9BBB59" w:themeColor="accent3"/>
+        <w:top w:val="single" w:color="9BBB59" w:themeColor="accent3" w:sz="8" w:space="0"/>
+        <w:bottom w:val="single" w:color="9BBB59" w:themeColor="accent3" w:sz="8" w:space="0"/>
       </w:tblBorders>
       <w:tblCellMar>
         <w:top w:w="0" w:type="dxa"/>
@@ -5879,13 +6820,13 @@
     </w:tblPr>
     <w:tblStylePr w:type="firstRow">
       <w:rPr>
-        <w:rFonts w:asciiTheme="majorHAnsi" w:eastAsiaTheme="majorEastAsia" w:hAnsiTheme="majorHAnsi" w:cstheme="majorBidi"/>
-      </w:rPr>
-      <w:tblPr/>
-      <w:tcPr>
-        <w:tcBorders>
-          <w:top w:val="nil"/>
-          <w:bottom w:val="single" w:sz="8" w:space="0" w:color="9BBB59" w:themeColor="accent3"/>
+        <w:rFonts w:asciiTheme="majorHAnsi" w:hAnsiTheme="majorHAnsi" w:eastAsiaTheme="majorEastAsia" w:cstheme="majorBidi"/>
+      </w:rPr>
+      <w:tblPr/>
+      <w:tcPr>
+        <w:tcBorders>
+          <w:top w:val="nil"/>
+          <w:bottom w:val="single" w:color="9BBB59" w:themeColor="accent3" w:sz="8" w:space="0"/>
         </w:tcBorders>
       </w:tcPr>
     </w:tblStylePr>
@@ -5898,8 +6839,8 @@
       <w:tblPr/>
       <w:tcPr>
         <w:tcBorders>
-          <w:top w:val="single" w:sz="8" w:space="0" w:color="9BBB59" w:themeColor="accent3"/>
-          <w:bottom w:val="single" w:sz="8" w:space="0" w:color="9BBB59" w:themeColor="accent3"/>
+          <w:top w:val="single" w:color="9BBB59" w:themeColor="accent3" w:sz="8" w:space="0"/>
+          <w:bottom w:val="single" w:color="9BBB59" w:themeColor="accent3" w:sz="8" w:space="0"/>
         </w:tcBorders>
       </w:tcPr>
     </w:tblStylePr>
@@ -5917,8 +6858,8 @@
       <w:tblPr/>
       <w:tcPr>
         <w:tcBorders>
-          <w:top w:val="single" w:sz="8" w:space="0" w:color="9BBB59" w:themeColor="accent3"/>
-          <w:bottom w:val="single" w:sz="8" w:space="0" w:color="9BBB59" w:themeColor="accent3"/>
+          <w:top w:val="single" w:color="9BBB59" w:themeColor="accent3" w:sz="8" w:space="0"/>
+          <w:bottom w:val="single" w:color="9BBB59" w:themeColor="accent3" w:sz="8" w:space="0"/>
         </w:tcBorders>
       </w:tcPr>
     </w:tblStylePr>
@@ -5951,8 +6892,8 @@
       <w:tblStyleColBandSize w:val="1"/>
       <w:tblInd w:w="0" w:type="dxa"/>
       <w:tblBorders>
-        <w:top w:val="single" w:sz="8" w:space="0" w:color="8064A2" w:themeColor="accent4"/>
-        <w:bottom w:val="single" w:sz="8" w:space="0" w:color="8064A2" w:themeColor="accent4"/>
+        <w:top w:val="single" w:color="8064A2" w:themeColor="accent4" w:sz="8" w:space="0"/>
+        <w:bottom w:val="single" w:color="8064A2" w:themeColor="accent4" w:sz="8" w:space="0"/>
       </w:tblBorders>
       <w:tblCellMar>
         <w:top w:w="0" w:type="dxa"/>
@@ -5963,13 +6904,13 @@
     </w:tblPr>
     <w:tblStylePr w:type="firstRow">
       <w:rPr>
-        <w:rFonts w:asciiTheme="majorHAnsi" w:eastAsiaTheme="majorEastAsia" w:hAnsiTheme="majorHAnsi" w:cstheme="majorBidi"/>
-      </w:rPr>
-      <w:tblPr/>
-      <w:tcPr>
-        <w:tcBorders>
-          <w:top w:val="nil"/>
-          <w:bottom w:val="single" w:sz="8" w:space="0" w:color="8064A2" w:themeColor="accent4"/>
+        <w:rFonts w:asciiTheme="majorHAnsi" w:hAnsiTheme="majorHAnsi" w:eastAsiaTheme="majorEastAsia" w:cstheme="majorBidi"/>
+      </w:rPr>
+      <w:tblPr/>
+      <w:tcPr>
+        <w:tcBorders>
+          <w:top w:val="nil"/>
+          <w:bottom w:val="single" w:color="8064A2" w:themeColor="accent4" w:sz="8" w:space="0"/>
         </w:tcBorders>
       </w:tcPr>
     </w:tblStylePr>
@@ -5982,8 +6923,8 @@
       <w:tblPr/>
       <w:tcPr>
         <w:tcBorders>
-          <w:top w:val="single" w:sz="8" w:space="0" w:color="8064A2" w:themeColor="accent4"/>
-          <w:bottom w:val="single" w:sz="8" w:space="0" w:color="8064A2" w:themeColor="accent4"/>
+          <w:top w:val="single" w:color="8064A2" w:themeColor="accent4" w:sz="8" w:space="0"/>
+          <w:bottom w:val="single" w:color="8064A2" w:themeColor="accent4" w:sz="8" w:space="0"/>
         </w:tcBorders>
       </w:tcPr>
     </w:tblStylePr>
@@ -6001,8 +6942,8 @@
       <w:tblPr/>
       <w:tcPr>
         <w:tcBorders>
-          <w:top w:val="single" w:sz="8" w:space="0" w:color="8064A2" w:themeColor="accent4"/>
-          <w:bottom w:val="single" w:sz="8" w:space="0" w:color="8064A2" w:themeColor="accent4"/>
+          <w:top w:val="single" w:color="8064A2" w:themeColor="accent4" w:sz="8" w:space="0"/>
+          <w:bottom w:val="single" w:color="8064A2" w:themeColor="accent4" w:sz="8" w:space="0"/>
         </w:tcBorders>
       </w:tcPr>
     </w:tblStylePr>
@@ -6035,8 +6976,8 @@
       <w:tblStyleColBandSize w:val="1"/>
       <w:tblInd w:w="0" w:type="dxa"/>
       <w:tblBorders>
-        <w:top w:val="single" w:sz="8" w:space="0" w:color="4BACC6" w:themeColor="accent5"/>
-        <w:bottom w:val="single" w:sz="8" w:space="0" w:color="4BACC6" w:themeColor="accent5"/>
+        <w:top w:val="single" w:color="4BACC6" w:themeColor="accent5" w:sz="8" w:space="0"/>
+        <w:bottom w:val="single" w:color="4BACC6" w:themeColor="accent5" w:sz="8" w:space="0"/>
       </w:tblBorders>
       <w:tblCellMar>
         <w:top w:w="0" w:type="dxa"/>
@@ -6047,13 +6988,13 @@
     </w:tblPr>
     <w:tblStylePr w:type="firstRow">
       <w:rPr>
-        <w:rFonts w:asciiTheme="majorHAnsi" w:eastAsiaTheme="majorEastAsia" w:hAnsiTheme="majorHAnsi" w:cstheme="majorBidi"/>
-      </w:rPr>
-      <w:tblPr/>
-      <w:tcPr>
-        <w:tcBorders>
-          <w:top w:val="nil"/>
-          <w:bottom w:val="single" w:sz="8" w:space="0" w:color="4BACC6" w:themeColor="accent5"/>
+        <w:rFonts w:asciiTheme="majorHAnsi" w:hAnsiTheme="majorHAnsi" w:eastAsiaTheme="majorEastAsia" w:cstheme="majorBidi"/>
+      </w:rPr>
+      <w:tblPr/>
+      <w:tcPr>
+        <w:tcBorders>
+          <w:top w:val="nil"/>
+          <w:bottom w:val="single" w:color="4BACC6" w:themeColor="accent5" w:sz="8" w:space="0"/>
         </w:tcBorders>
       </w:tcPr>
     </w:tblStylePr>
@@ -6066,8 +7007,8 @@
       <w:tblPr/>
       <w:tcPr>
         <w:tcBorders>
-          <w:top w:val="single" w:sz="8" w:space="0" w:color="4BACC6" w:themeColor="accent5"/>
-          <w:bottom w:val="single" w:sz="8" w:space="0" w:color="4BACC6" w:themeColor="accent5"/>
+          <w:top w:val="single" w:color="4BACC6" w:themeColor="accent5" w:sz="8" w:space="0"/>
+          <w:bottom w:val="single" w:color="4BACC6" w:themeColor="accent5" w:sz="8" w:space="0"/>
         </w:tcBorders>
       </w:tcPr>
     </w:tblStylePr>
@@ -6085,8 +7026,8 @@
       <w:tblPr/>
       <w:tcPr>
         <w:tcBorders>
-          <w:top w:val="single" w:sz="8" w:space="0" w:color="4BACC6" w:themeColor="accent5"/>
-          <w:bottom w:val="single" w:sz="8" w:space="0" w:color="4BACC6" w:themeColor="accent5"/>
+          <w:top w:val="single" w:color="4BACC6" w:themeColor="accent5" w:sz="8" w:space="0"/>
+          <w:bottom w:val="single" w:color="4BACC6" w:themeColor="accent5" w:sz="8" w:space="0"/>
         </w:tcBorders>
       </w:tcPr>
     </w:tblStylePr>
@@ -6119,8 +7060,8 @@
       <w:tblStyleColBandSize w:val="1"/>
       <w:tblInd w:w="0" w:type="dxa"/>
       <w:tblBorders>
-        <w:top w:val="single" w:sz="8" w:space="0" w:color="F79646" w:themeColor="accent6"/>
-        <w:bottom w:val="single" w:sz="8" w:space="0" w:color="F79646" w:themeColor="accent6"/>
+        <w:top w:val="single" w:color="F79646" w:themeColor="accent6" w:sz="8" w:space="0"/>
+        <w:bottom w:val="single" w:color="F79646" w:themeColor="accent6" w:sz="8" w:space="0"/>
       </w:tblBorders>
       <w:tblCellMar>
         <w:top w:w="0" w:type="dxa"/>
@@ -6131,13 +7072,13 @@
     </w:tblPr>
     <w:tblStylePr w:type="firstRow">
       <w:rPr>
-        <w:rFonts w:asciiTheme="majorHAnsi" w:eastAsiaTheme="majorEastAsia" w:hAnsiTheme="majorHAnsi" w:cstheme="majorBidi"/>
-      </w:rPr>
-      <w:tblPr/>
-      <w:tcPr>
-        <w:tcBorders>
-          <w:top w:val="nil"/>
-          <w:bottom w:val="single" w:sz="8" w:space="0" w:color="F79646" w:themeColor="accent6"/>
+        <w:rFonts w:asciiTheme="majorHAnsi" w:hAnsiTheme="majorHAnsi" w:eastAsiaTheme="majorEastAsia" w:cstheme="majorBidi"/>
+      </w:rPr>
+      <w:tblPr/>
+      <w:tcPr>
+        <w:tcBorders>
+          <w:top w:val="nil"/>
+          <w:bottom w:val="single" w:color="F79646" w:themeColor="accent6" w:sz="8" w:space="0"/>
         </w:tcBorders>
       </w:tcPr>
     </w:tblStylePr>
@@ -6150,8 +7091,8 @@
       <w:tblPr/>
       <w:tcPr>
         <w:tcBorders>
-          <w:top w:val="single" w:sz="8" w:space="0" w:color="F79646" w:themeColor="accent6"/>
-          <w:bottom w:val="single" w:sz="8" w:space="0" w:color="F79646" w:themeColor="accent6"/>
+          <w:top w:val="single" w:color="F79646" w:themeColor="accent6" w:sz="8" w:space="0"/>
+          <w:bottom w:val="single" w:color="F79646" w:themeColor="accent6" w:sz="8" w:space="0"/>
         </w:tcBorders>
       </w:tcPr>
     </w:tblStylePr>
@@ -6169,8 +7110,8 @@
       <w:tblPr/>
       <w:tcPr>
         <w:tcBorders>
-          <w:top w:val="single" w:sz="8" w:space="0" w:color="F79646" w:themeColor="accent6"/>
-          <w:bottom w:val="single" w:sz="8" w:space="0" w:color="F79646" w:themeColor="accent6"/>
+          <w:top w:val="single" w:color="F79646" w:themeColor="accent6" w:sz="8" w:space="0"/>
+          <w:bottom w:val="single" w:color="F79646" w:themeColor="accent6" w:sz="8" w:space="0"/>
         </w:tcBorders>
       </w:tcPr>
     </w:tblStylePr>
@@ -6196,7 +7137,7 @@
       <w:spacing w:after="0" w:line="240" w:lineRule="auto"/>
     </w:pPr>
     <w:rPr>
-      <w:rFonts w:asciiTheme="majorHAnsi" w:eastAsiaTheme="majorEastAsia" w:hAnsiTheme="majorHAnsi" w:cstheme="majorBidi"/>
+      <w:rFonts w:asciiTheme="majorHAnsi" w:hAnsiTheme="majorHAnsi" w:eastAsiaTheme="majorEastAsia" w:cstheme="majorBidi"/>
       <w:color w:val="000000" w:themeColor="text1"/>
     </w:rPr>
     <w:tblPr>
@@ -6204,10 +7145,10 @@
       <w:tblStyleColBandSize w:val="1"/>
       <w:tblInd w:w="0" w:type="dxa"/>
       <w:tblBorders>
-        <w:top w:val="single" w:sz="8" w:space="0" w:color="000000" w:themeColor="text1"/>
-        <w:left w:val="single" w:sz="8" w:space="0" w:color="000000" w:themeColor="text1"/>
-        <w:bottom w:val="single" w:sz="8" w:space="0" w:color="000000" w:themeColor="text1"/>
-        <w:right w:val="single" w:sz="8" w:space="0" w:color="000000" w:themeColor="text1"/>
+        <w:top w:val="single" w:color="000000" w:themeColor="text1" w:sz="8" w:space="0"/>
+        <w:left w:val="single" w:color="000000" w:themeColor="text1" w:sz="8" w:space="0"/>
+        <w:bottom w:val="single" w:color="000000" w:themeColor="text1" w:sz="8" w:space="0"/>
+        <w:right w:val="single" w:color="000000" w:themeColor="text1" w:sz="8" w:space="0"/>
       </w:tblBorders>
       <w:tblCellMar>
         <w:top w:w="0" w:type="dxa"/>
@@ -6226,7 +7167,7 @@
         <w:tcBorders>
           <w:top w:val="nil"/>
           <w:left w:val="nil"/>
-          <w:bottom w:val="single" w:sz="24" w:space="0" w:color="000000" w:themeColor="text1"/>
+          <w:bottom w:val="single" w:color="000000" w:themeColor="text1" w:sz="24" w:space="0"/>
           <w:right w:val="nil"/>
           <w:insideH w:val="nil"/>
           <w:insideV w:val="nil"/>
@@ -6238,7 +7179,7 @@
       <w:tblPr/>
       <w:tcPr>
         <w:tcBorders>
-          <w:top w:val="single" w:sz="8" w:space="0" w:color="000000" w:themeColor="text1"/>
+          <w:top w:val="single" w:color="000000" w:themeColor="text1" w:sz="8" w:space="0"/>
           <w:left w:val="nil"/>
           <w:bottom w:val="nil"/>
           <w:right w:val="nil"/>
@@ -6255,7 +7196,7 @@
           <w:top w:val="nil"/>
           <w:left w:val="nil"/>
           <w:bottom w:val="nil"/>
-          <w:right w:val="single" w:sz="8" w:space="0" w:color="000000" w:themeColor="text1"/>
+          <w:right w:val="single" w:color="000000" w:themeColor="text1" w:sz="8" w:space="0"/>
           <w:insideH w:val="nil"/>
           <w:insideV w:val="nil"/>
         </w:tcBorders>
@@ -6267,7 +7208,7 @@
       <w:tcPr>
         <w:tcBorders>
           <w:top w:val="nil"/>
-          <w:left w:val="single" w:sz="8" w:space="0" w:color="000000" w:themeColor="text1"/>
+          <w:left w:val="single" w:color="000000" w:themeColor="text1" w:sz="8" w:space="0"/>
           <w:bottom w:val="nil"/>
           <w:right w:val="nil"/>
           <w:insideH w:val="nil"/>
@@ -6324,7 +7265,7 @@
       <w:spacing w:after="0" w:line="240" w:lineRule="auto"/>
     </w:pPr>
     <w:rPr>
-      <w:rFonts w:asciiTheme="majorHAnsi" w:eastAsiaTheme="majorEastAsia" w:hAnsiTheme="majorHAnsi" w:cstheme="majorBidi"/>
+      <w:rFonts w:asciiTheme="majorHAnsi" w:hAnsiTheme="majorHAnsi" w:eastAsiaTheme="majorEastAsia" w:cstheme="majorBidi"/>
       <w:color w:val="000000" w:themeColor="text1"/>
     </w:rPr>
     <w:tblPr>
@@ -6332,10 +7273,10 @@
       <w:tblStyleColBandSize w:val="1"/>
       <w:tblInd w:w="0" w:type="dxa"/>
       <w:tblBorders>
-        <w:top w:val="single" w:sz="8" w:space="0" w:color="4F81BD" w:themeColor="accent1"/>
-        <w:left w:val="single" w:sz="8" w:space="0" w:color="4F81BD" w:themeColor="accent1"/>
-        <w:bottom w:val="single" w:sz="8" w:space="0" w:color="4F81BD" w:themeColor="accent1"/>
-        <w:right w:val="single" w:sz="8" w:space="0" w:color="4F81BD" w:themeColor="accent1"/>
+        <w:top w:val="single" w:color="4F81BD" w:themeColor="accent1" w:sz="8" w:space="0"/>
+        <w:left w:val="single" w:color="4F81BD" w:themeColor="accent1" w:sz="8" w:space="0"/>
+        <w:bottom w:val="single" w:color="4F81BD" w:themeColor="accent1" w:sz="8" w:space="0"/>
+        <w:right w:val="single" w:color="4F81BD" w:themeColor="accent1" w:sz="8" w:space="0"/>
       </w:tblBorders>
       <w:tblCellMar>
         <w:top w:w="0" w:type="dxa"/>
@@ -6354,7 +7295,7 @@
         <w:tcBorders>
           <w:top w:val="nil"/>
           <w:left w:val="nil"/>
-          <w:bottom w:val="single" w:sz="24" w:space="0" w:color="4F81BD" w:themeColor="accent1"/>
+          <w:bottom w:val="single" w:color="4F81BD" w:themeColor="accent1" w:sz="24" w:space="0"/>
           <w:right w:val="nil"/>
           <w:insideH w:val="nil"/>
           <w:insideV w:val="nil"/>
@@ -6366,7 +7307,7 @@
       <w:tblPr/>
       <w:tcPr>
         <w:tcBorders>
-          <w:top w:val="single" w:sz="8" w:space="0" w:color="4F81BD" w:themeColor="accent1"/>
+          <w:top w:val="single" w:color="4F81BD" w:themeColor="accent1" w:sz="8" w:space="0"/>
           <w:left w:val="nil"/>
           <w:bottom w:val="nil"/>
           <w:right w:val="nil"/>
@@ -6383,7 +7324,7 @@
           <w:top w:val="nil"/>
           <w:left w:val="nil"/>
           <w:bottom w:val="nil"/>
-          <w:right w:val="single" w:sz="8" w:space="0" w:color="4F81BD" w:themeColor="accent1"/>
+          <w:right w:val="single" w:color="4F81BD" w:themeColor="accent1" w:sz="8" w:space="0"/>
           <w:insideH w:val="nil"/>
           <w:insideV w:val="nil"/>
         </w:tcBorders>
@@ -6395,7 +7336,7 @@
       <w:tcPr>
         <w:tcBorders>
           <w:top w:val="nil"/>
-          <w:left w:val="single" w:sz="8" w:space="0" w:color="4F81BD" w:themeColor="accent1"/>
+          <w:left w:val="single" w:color="4F81BD" w:themeColor="accent1" w:sz="8" w:space="0"/>
           <w:bottom w:val="nil"/>
           <w:right w:val="nil"/>
           <w:insideH w:val="nil"/>
@@ -6452,7 +7393,7 @@
       <w:spacing w:after="0" w:line="240" w:lineRule="auto"/>
     </w:pPr>
     <w:rPr>
-      <w:rFonts w:asciiTheme="majorHAnsi" w:eastAsiaTheme="majorEastAsia" w:hAnsiTheme="majorHAnsi" w:cstheme="majorBidi"/>
+      <w:rFonts w:asciiTheme="majorHAnsi" w:hAnsiTheme="majorHAnsi" w:eastAsiaTheme="majorEastAsia" w:cstheme="majorBidi"/>
       <w:color w:val="000000" w:themeColor="text1"/>
     </w:rPr>
     <w:tblPr>
@@ -6460,10 +7401,10 @@
       <w:tblStyleColBandSize w:val="1"/>
       <w:tblInd w:w="0" w:type="dxa"/>
       <w:tblBorders>
-        <w:top w:val="single" w:sz="8" w:space="0" w:color="C0504D" w:themeColor="accent2"/>
-        <w:left w:val="single" w:sz="8" w:space="0" w:color="C0504D" w:themeColor="accent2"/>
-        <w:bottom w:val="single" w:sz="8" w:space="0" w:color="C0504D" w:themeColor="accent2"/>
-        <w:right w:val="single" w:sz="8" w:space="0" w:color="C0504D" w:themeColor="accent2"/>
+        <w:top w:val="single" w:color="C0504D" w:themeColor="accent2" w:sz="8" w:space="0"/>
+        <w:left w:val="single" w:color="C0504D" w:themeColor="accent2" w:sz="8" w:space="0"/>
+        <w:bottom w:val="single" w:color="C0504D" w:themeColor="accent2" w:sz="8" w:space="0"/>
+        <w:right w:val="single" w:color="C0504D" w:themeColor="accent2" w:sz="8" w:space="0"/>
       </w:tblBorders>
       <w:tblCellMar>
         <w:top w:w="0" w:type="dxa"/>
@@ -6482,7 +7423,7 @@
         <w:tcBorders>
           <w:top w:val="nil"/>
           <w:left w:val="nil"/>
-          <w:bottom w:val="single" w:sz="24" w:space="0" w:color="C0504D" w:themeColor="accent2"/>
+          <w:bottom w:val="single" w:color="C0504D" w:themeColor="accent2" w:sz="24" w:space="0"/>
           <w:right w:val="nil"/>
           <w:insideH w:val="nil"/>
           <w:insideV w:val="nil"/>
@@ -6494,7 +7435,7 @@
       <w:tblPr/>
       <w:tcPr>
         <w:tcBorders>
-          <w:top w:val="single" w:sz="8" w:space="0" w:color="C0504D" w:themeColor="accent2"/>
+          <w:top w:val="single" w:color="C0504D" w:themeColor="accent2" w:sz="8" w:space="0"/>
           <w:left w:val="nil"/>
           <w:bottom w:val="nil"/>
           <w:right w:val="nil"/>
@@ -6511,7 +7452,7 @@
           <w:top w:val="nil"/>
           <w:left w:val="nil"/>
           <w:bottom w:val="nil"/>
-          <w:right w:val="single" w:sz="8" w:space="0" w:color="C0504D" w:themeColor="accent2"/>
+          <w:right w:val="single" w:color="C0504D" w:themeColor="accent2" w:sz="8" w:space="0"/>
           <w:insideH w:val="nil"/>
           <w:insideV w:val="nil"/>
         </w:tcBorders>
@@ -6523,7 +7464,7 @@
       <w:tcPr>
         <w:tcBorders>
           <w:top w:val="nil"/>
-          <w:left w:val="single" w:sz="8" w:space="0" w:color="C0504D" w:themeColor="accent2"/>
+          <w:left w:val="single" w:color="C0504D" w:themeColor="accent2" w:sz="8" w:space="0"/>
           <w:bottom w:val="nil"/>
           <w:right w:val="nil"/>
           <w:insideH w:val="nil"/>
@@ -6580,7 +7521,7 @@
       <w:spacing w:after="0" w:line="240" w:lineRule="auto"/>
     </w:pPr>
     <w:rPr>
-      <w:rFonts w:asciiTheme="majorHAnsi" w:eastAsiaTheme="majorEastAsia" w:hAnsiTheme="majorHAnsi" w:cstheme="majorBidi"/>
+      <w:rFonts w:asciiTheme="majorHAnsi" w:hAnsiTheme="majorHAnsi" w:eastAsiaTheme="majorEastAsia" w:cstheme="majorBidi"/>
       <w:color w:val="000000" w:themeColor="text1"/>
     </w:rPr>
     <w:tblPr>
@@ -6588,10 +7529,10 @@
       <w:tblStyleColBandSize w:val="1"/>
       <w:tblInd w:w="0" w:type="dxa"/>
       <w:tblBorders>
-        <w:top w:val="single" w:sz="8" w:space="0" w:color="9BBB59" w:themeColor="accent3"/>
-        <w:left w:val="single" w:sz="8" w:space="0" w:color="9BBB59" w:themeColor="accent3"/>
-        <w:bottom w:val="single" w:sz="8" w:space="0" w:color="9BBB59" w:themeColor="accent3"/>
-        <w:right w:val="single" w:sz="8" w:space="0" w:color="9BBB59" w:themeColor="accent3"/>
+        <w:top w:val="single" w:color="9BBB59" w:themeColor="accent3" w:sz="8" w:space="0"/>
+        <w:left w:val="single" w:color="9BBB59" w:themeColor="accent3" w:sz="8" w:space="0"/>
+        <w:bottom w:val="single" w:color="9BBB59" w:themeColor="accent3" w:sz="8" w:space="0"/>
+        <w:right w:val="single" w:color="9BBB59" w:themeColor="accent3" w:sz="8" w:space="0"/>
       </w:tblBorders>
       <w:tblCellMar>
         <w:top w:w="0" w:type="dxa"/>
@@ -6610,7 +7551,7 @@
         <w:tcBorders>
           <w:top w:val="nil"/>
           <w:left w:val="nil"/>
-          <w:bottom w:val="single" w:sz="24" w:space="0" w:color="9BBB59" w:themeColor="accent3"/>
+          <w:bottom w:val="single" w:color="9BBB59" w:themeColor="accent3" w:sz="24" w:space="0"/>
           <w:right w:val="nil"/>
           <w:insideH w:val="nil"/>
           <w:insideV w:val="nil"/>
@@ -6622,7 +7563,7 @@
       <w:tblPr/>
       <w:tcPr>
         <w:tcBorders>
-          <w:top w:val="single" w:sz="8" w:space="0" w:color="9BBB59" w:themeColor="accent3"/>
+          <w:top w:val="single" w:color="9BBB59" w:themeColor="accent3" w:sz="8" w:space="0"/>
           <w:left w:val="nil"/>
           <w:bottom w:val="nil"/>
           <w:right w:val="nil"/>
@@ -6639,7 +7580,7 @@
           <w:top w:val="nil"/>
           <w:left w:val="nil"/>
           <w:bottom w:val="nil"/>
-          <w:right w:val="single" w:sz="8" w:space="0" w:color="9BBB59" w:themeColor="accent3"/>
+          <w:right w:val="single" w:color="9BBB59" w:themeColor="accent3" w:sz="8" w:space="0"/>
           <w:insideH w:val="nil"/>
           <w:insideV w:val="nil"/>
         </w:tcBorders>
@@ -6651,7 +7592,7 @@
       <w:tcPr>
         <w:tcBorders>
           <w:top w:val="nil"/>
-          <w:left w:val="single" w:sz="8" w:space="0" w:color="9BBB59" w:themeColor="accent3"/>
+          <w:left w:val="single" w:color="9BBB59" w:themeColor="accent3" w:sz="8" w:space="0"/>
           <w:bottom w:val="nil"/>
           <w:right w:val="nil"/>
           <w:insideH w:val="nil"/>
@@ -6708,7 +7649,7 @@
       <w:spacing w:after="0" w:line="240" w:lineRule="auto"/>
     </w:pPr>
     <w:rPr>
-      <w:rFonts w:asciiTheme="majorHAnsi" w:eastAsiaTheme="majorEastAsia" w:hAnsiTheme="majorHAnsi" w:cstheme="majorBidi"/>
+      <w:rFonts w:asciiTheme="majorHAnsi" w:hAnsiTheme="majorHAnsi" w:eastAsiaTheme="majorEastAsia" w:cstheme="majorBidi"/>
       <w:color w:val="000000" w:themeColor="text1"/>
     </w:rPr>
     <w:tblPr>
@@ -6716,10 +7657,10 @@
       <w:tblStyleColBandSize w:val="1"/>
       <w:tblInd w:w="0" w:type="dxa"/>
       <w:tblBorders>
-        <w:top w:val="single" w:sz="8" w:space="0" w:color="8064A2" w:themeColor="accent4"/>
-        <w:left w:val="single" w:sz="8" w:space="0" w:color="8064A2" w:themeColor="accent4"/>
-        <w:bottom w:val="single" w:sz="8" w:space="0" w:color="8064A2" w:themeColor="accent4"/>
-        <w:right w:val="single" w:sz="8" w:space="0" w:color="8064A2" w:themeColor="accent4"/>
+        <w:top w:val="single" w:color="8064A2" w:themeColor="accent4" w:sz="8" w:space="0"/>
+        <w:left w:val="single" w:color="8064A2" w:themeColor="accent4" w:sz="8" w:space="0"/>
+        <w:bottom w:val="single" w:color="8064A2" w:themeColor="accent4" w:sz="8" w:space="0"/>
+        <w:right w:val="single" w:color="8064A2" w:themeColor="accent4" w:sz="8" w:space="0"/>
       </w:tblBorders>
       <w:tblCellMar>
         <w:top w:w="0" w:type="dxa"/>
@@ -6738,7 +7679,7 @@
         <w:tcBorders>
           <w:top w:val="nil"/>
           <w:left w:val="nil"/>
-          <w:bottom w:val="single" w:sz="24" w:space="0" w:color="8064A2" w:themeColor="accent4"/>
+          <w:bottom w:val="single" w:color="8064A2" w:themeColor="accent4" w:sz="24" w:space="0"/>
           <w:right w:val="nil"/>
           <w:insideH w:val="nil"/>
           <w:insideV w:val="nil"/>
@@ -6750,7 +7691,7 @@
       <w:tblPr/>
       <w:tcPr>
         <w:tcBorders>
-          <w:top w:val="single" w:sz="8" w:space="0" w:color="8064A2" w:themeColor="accent4"/>
+          <w:top w:val="single" w:color="8064A2" w:themeColor="accent4" w:sz="8" w:space="0"/>
           <w:left w:val="nil"/>
           <w:bottom w:val="nil"/>
           <w:right w:val="nil"/>
@@ -6767,7 +7708,7 @@
           <w:top w:val="nil"/>
           <w:left w:val="nil"/>
           <w:bottom w:val="nil"/>
-          <w:right w:val="single" w:sz="8" w:space="0" w:color="8064A2" w:themeColor="accent4"/>
+          <w:right w:val="single" w:color="8064A2" w:themeColor="accent4" w:sz="8" w:space="0"/>
           <w:insideH w:val="nil"/>
           <w:insideV w:val="nil"/>
         </w:tcBorders>
@@ -6779,7 +7720,7 @@
       <w:tcPr>
         <w:tcBorders>
           <w:top w:val="nil"/>
-          <w:left w:val="single" w:sz="8" w:space="0" w:color="8064A2" w:themeColor="accent4"/>
+          <w:left w:val="single" w:color="8064A2" w:themeColor="accent4" w:sz="8" w:space="0"/>
           <w:bottom w:val="nil"/>
           <w:right w:val="nil"/>
           <w:insideH w:val="nil"/>
@@ -6836,7 +7777,7 @@
       <w:spacing w:after="0" w:line="240" w:lineRule="auto"/>
     </w:pPr>
     <w:rPr>
-      <w:rFonts w:asciiTheme="majorHAnsi" w:eastAsiaTheme="majorEastAsia" w:hAnsiTheme="majorHAnsi" w:cstheme="majorBidi"/>
+      <w:rFonts w:asciiTheme="majorHAnsi" w:hAnsiTheme="majorHAnsi" w:eastAsiaTheme="majorEastAsia" w:cstheme="majorBidi"/>
       <w:color w:val="000000" w:themeColor="text1"/>
     </w:rPr>
     <w:tblPr>
@@ -6844,10 +7785,10 @@
       <w:tblStyleColBandSize w:val="1"/>
       <w:tblInd w:w="0" w:type="dxa"/>
       <w:tblBorders>
-        <w:top w:val="single" w:sz="8" w:space="0" w:color="4BACC6" w:themeColor="accent5"/>
-        <w:left w:val="single" w:sz="8" w:space="0" w:color="4BACC6" w:themeColor="accent5"/>
-        <w:bottom w:val="single" w:sz="8" w:space="0" w:color="4BACC6" w:themeColor="accent5"/>
-        <w:right w:val="single" w:sz="8" w:space="0" w:color="4BACC6" w:themeColor="accent5"/>
+        <w:top w:val="single" w:color="4BACC6" w:themeColor="accent5" w:sz="8" w:space="0"/>
+        <w:left w:val="single" w:color="4BACC6" w:themeColor="accent5" w:sz="8" w:space="0"/>
+        <w:bottom w:val="single" w:color="4BACC6" w:themeColor="accent5" w:sz="8" w:space="0"/>
+        <w:right w:val="single" w:color="4BACC6" w:themeColor="accent5" w:sz="8" w:space="0"/>
       </w:tblBorders>
       <w:tblCellMar>
         <w:top w:w="0" w:type="dxa"/>
@@ -6866,7 +7807,7 @@
         <w:tcBorders>
           <w:top w:val="nil"/>
           <w:left w:val="nil"/>
-          <w:bottom w:val="single" w:sz="24" w:space="0" w:color="4BACC6" w:themeColor="accent5"/>
+          <w:bottom w:val="single" w:color="4BACC6" w:themeColor="accent5" w:sz="24" w:space="0"/>
           <w:right w:val="nil"/>
           <w:insideH w:val="nil"/>
           <w:insideV w:val="nil"/>
@@ -6878,7 +7819,7 @@
       <w:tblPr/>
       <w:tcPr>
         <w:tcBorders>
-          <w:top w:val="single" w:sz="8" w:space="0" w:color="4BACC6" w:themeColor="accent5"/>
+          <w:top w:val="single" w:color="4BACC6" w:themeColor="accent5" w:sz="8" w:space="0"/>
           <w:left w:val="nil"/>
           <w:bottom w:val="nil"/>
           <w:right w:val="nil"/>
@@ -6895,7 +7836,7 @@
           <w:top w:val="nil"/>
           <w:left w:val="nil"/>
           <w:bottom w:val="nil"/>
-          <w:right w:val="single" w:sz="8" w:space="0" w:color="4BACC6" w:themeColor="accent5"/>
+          <w:right w:val="single" w:color="4BACC6" w:themeColor="accent5" w:sz="8" w:space="0"/>
           <w:insideH w:val="nil"/>
           <w:insideV w:val="nil"/>
         </w:tcBorders>
@@ -6907,7 +7848,7 @@
       <w:tcPr>
         <w:tcBorders>
           <w:top w:val="nil"/>
-          <w:left w:val="single" w:sz="8" w:space="0" w:color="4BACC6" w:themeColor="accent5"/>
+          <w:left w:val="single" w:color="4BACC6" w:themeColor="accent5" w:sz="8" w:space="0"/>
           <w:bottom w:val="nil"/>
           <w:right w:val="nil"/>
           <w:insideH w:val="nil"/>
@@ -6964,7 +7905,7 @@
       <w:spacing w:after="0" w:line="240" w:lineRule="auto"/>
     </w:pPr>
     <w:rPr>
-      <w:rFonts w:asciiTheme="majorHAnsi" w:eastAsiaTheme="majorEastAsia" w:hAnsiTheme="majorHAnsi" w:cstheme="majorBidi"/>
+      <w:rFonts w:asciiTheme="majorHAnsi" w:hAnsiTheme="majorHAnsi" w:eastAsiaTheme="majorEastAsia" w:cstheme="majorBidi"/>
       <w:color w:val="000000" w:themeColor="text1"/>
     </w:rPr>
     <w:tblPr>
@@ -6972,10 +7913,10 @@
       <w:tblStyleColBandSize w:val="1"/>
       <w:tblInd w:w="0" w:type="dxa"/>
       <w:tblBorders>
-        <w:top w:val="single" w:sz="8" w:space="0" w:color="F79646" w:themeColor="accent6"/>
-        <w:left w:val="single" w:sz="8" w:space="0" w:color="F79646" w:themeColor="accent6"/>
-        <w:bottom w:val="single" w:sz="8" w:space="0" w:color="F79646" w:themeColor="accent6"/>
-        <w:right w:val="single" w:sz="8" w:space="0" w:color="F79646" w:themeColor="accent6"/>
+        <w:top w:val="single" w:color="F79646" w:themeColor="accent6" w:sz="8" w:space="0"/>
+        <w:left w:val="single" w:color="F79646" w:themeColor="accent6" w:sz="8" w:space="0"/>
+        <w:bottom w:val="single" w:color="F79646" w:themeColor="accent6" w:sz="8" w:space="0"/>
+        <w:right w:val="single" w:color="F79646" w:themeColor="accent6" w:sz="8" w:space="0"/>
       </w:tblBorders>
       <w:tblCellMar>
         <w:top w:w="0" w:type="dxa"/>
@@ -6994,7 +7935,7 @@
         <w:tcBorders>
           <w:top w:val="nil"/>
           <w:left w:val="nil"/>
-          <w:bottom w:val="single" w:sz="24" w:space="0" w:color="F79646" w:themeColor="accent6"/>
+          <w:bottom w:val="single" w:color="F79646" w:themeColor="accent6" w:sz="24" w:space="0"/>
           <w:right w:val="nil"/>
           <w:insideH w:val="nil"/>
           <w:insideV w:val="nil"/>
@@ -7006,7 +7947,7 @@
       <w:tblPr/>
       <w:tcPr>
         <w:tcBorders>
-          <w:top w:val="single" w:sz="8" w:space="0" w:color="F79646" w:themeColor="accent6"/>
+          <w:top w:val="single" w:color="F79646" w:themeColor="accent6" w:sz="8" w:space="0"/>
           <w:left w:val="nil"/>
           <w:bottom w:val="nil"/>
           <w:right w:val="nil"/>
@@ -7023,7 +7964,7 @@
           <w:top w:val="nil"/>
           <w:left w:val="nil"/>
           <w:bottom w:val="nil"/>
-          <w:right w:val="single" w:sz="8" w:space="0" w:color="F79646" w:themeColor="accent6"/>
+          <w:right w:val="single" w:color="F79646" w:themeColor="accent6" w:sz="8" w:space="0"/>
           <w:insideH w:val="nil"/>
           <w:insideV w:val="nil"/>
         </w:tcBorders>
@@ -7035,7 +7976,7 @@
       <w:tcPr>
         <w:tcBorders>
           <w:top w:val="nil"/>
-          <w:left w:val="single" w:sz="8" w:space="0" w:color="F79646" w:themeColor="accent6"/>
+          <w:left w:val="single" w:color="F79646" w:themeColor="accent6" w:sz="8" w:space="0"/>
           <w:bottom w:val="nil"/>
           <w:right w:val="nil"/>
           <w:insideH w:val="nil"/>
@@ -7096,12 +8037,12 @@
       <w:tblStyleColBandSize w:val="1"/>
       <w:tblInd w:w="0" w:type="dxa"/>
       <w:tblBorders>
-        <w:top w:val="single" w:sz="8" w:space="0" w:color="404040" w:themeColor="text1" w:themeTint="BF"/>
-        <w:left w:val="single" w:sz="8" w:space="0" w:color="404040" w:themeColor="text1" w:themeTint="BF"/>
-        <w:bottom w:val="single" w:sz="8" w:space="0" w:color="404040" w:themeColor="text1" w:themeTint="BF"/>
-        <w:right w:val="single" w:sz="8" w:space="0" w:color="404040" w:themeColor="text1" w:themeTint="BF"/>
-        <w:insideH w:val="single" w:sz="8" w:space="0" w:color="404040" w:themeColor="text1" w:themeTint="BF"/>
-        <w:insideV w:val="single" w:sz="8" w:space="0" w:color="404040" w:themeColor="text1" w:themeTint="BF"/>
+        <w:top w:val="single" w:color="404040" w:themeColor="text1" w:themeTint="BF" w:sz="8" w:space="0"/>
+        <w:left w:val="single" w:color="404040" w:themeColor="text1" w:themeTint="BF" w:sz="8" w:space="0"/>
+        <w:bottom w:val="single" w:color="404040" w:themeColor="text1" w:themeTint="BF" w:sz="8" w:space="0"/>
+        <w:right w:val="single" w:color="404040" w:themeColor="text1" w:themeTint="BF" w:sz="8" w:space="0"/>
+        <w:insideH w:val="single" w:color="404040" w:themeColor="text1" w:themeTint="BF" w:sz="8" w:space="0"/>
+        <w:insideV w:val="single" w:color="404040" w:themeColor="text1" w:themeTint="BF" w:sz="8" w:space="0"/>
       </w:tblBorders>
       <w:tblCellMar>
         <w:top w:w="0" w:type="dxa"/>
@@ -7127,7 +8068,7 @@
       <w:tblPr/>
       <w:tcPr>
         <w:tcBorders>
-          <w:top w:val="single" w:sz="18" w:space="0" w:color="404040" w:themeColor="text1" w:themeTint="BF"/>
+          <w:top w:val="single" w:color="404040" w:themeColor="text1" w:themeTint="BF" w:sz="18" w:space="0"/>
         </w:tcBorders>
       </w:tcPr>
     </w:tblStylePr>
@@ -7169,12 +8110,12 @@
       <w:tblStyleColBandSize w:val="1"/>
       <w:tblInd w:w="0" w:type="dxa"/>
       <w:tblBorders>
-        <w:top w:val="single" w:sz="8" w:space="0" w:color="7BA0CD" w:themeColor="accent1" w:themeTint="BF"/>
-        <w:left w:val="single" w:sz="8" w:space="0" w:color="7BA0CD" w:themeColor="accent1" w:themeTint="BF"/>
-        <w:bottom w:val="single" w:sz="8" w:space="0" w:color="7BA0CD" w:themeColor="accent1" w:themeTint="BF"/>
-        <w:right w:val="single" w:sz="8" w:space="0" w:color="7BA0CD" w:themeColor="accent1" w:themeTint="BF"/>
-        <w:insideH w:val="single" w:sz="8" w:space="0" w:color="7BA0CD" w:themeColor="accent1" w:themeTint="BF"/>
-        <w:insideV w:val="single" w:sz="8" w:space="0" w:color="7BA0CD" w:themeColor="accent1" w:themeTint="BF"/>
+        <w:top w:val="single" w:color="7BA0CD" w:themeColor="accent1" w:themeTint="BF" w:sz="8" w:space="0"/>
+        <w:left w:val="single" w:color="7BA0CD" w:themeColor="accent1" w:themeTint="BF" w:sz="8" w:space="0"/>
+        <w:bottom w:val="single" w:color="7BA0CD" w:themeColor="accent1" w:themeTint="BF" w:sz="8" w:space="0"/>
+        <w:right w:val="single" w:color="7BA0CD" w:themeColor="accent1" w:themeTint="BF" w:sz="8" w:space="0"/>
+        <w:insideH w:val="single" w:color="7BA0CD" w:themeColor="accent1" w:themeTint="BF" w:sz="8" w:space="0"/>
+        <w:insideV w:val="single" w:color="7BA0CD" w:themeColor="accent1" w:themeTint="BF" w:sz="8" w:space="0"/>
       </w:tblBorders>
       <w:tblCellMar>
         <w:top w:w="0" w:type="dxa"/>
@@ -7200,7 +8141,7 @@
       <w:tblPr/>
       <w:tcPr>
         <w:tcBorders>
-          <w:top w:val="single" w:sz="18" w:space="0" w:color="7BA0CD" w:themeColor="accent1" w:themeTint="BF"/>
+          <w:top w:val="single" w:color="7BA0CD" w:themeColor="accent1" w:themeTint="BF" w:sz="18" w:space="0"/>
         </w:tcBorders>
       </w:tcPr>
     </w:tblStylePr>
@@ -7242,12 +8183,12 @@
       <w:tblStyleColBandSize w:val="1"/>
       <w:tblInd w:w="0" w:type="dxa"/>
       <w:tblBorders>
-        <w:top w:val="single" w:sz="8" w:space="0" w:color="CF7B79" w:themeColor="accent2" w:themeTint="BF"/>
-        <w:left w:val="single" w:sz="8" w:space="0" w:color="CF7B79" w:themeColor="accent2" w:themeTint="BF"/>
-        <w:bottom w:val="single" w:sz="8" w:space="0" w:color="CF7B79" w:themeColor="accent2" w:themeTint="BF"/>
-        <w:right w:val="single" w:sz="8" w:space="0" w:color="CF7B79" w:themeColor="accent2" w:themeTint="BF"/>
-        <w:insideH w:val="single" w:sz="8" w:space="0" w:color="CF7B79" w:themeColor="accent2" w:themeTint="BF"/>
-        <w:insideV w:val="single" w:sz="8" w:space="0" w:color="CF7B79" w:themeColor="accent2" w:themeTint="BF"/>
+        <w:top w:val="single" w:color="CF7B79" w:themeColor="accent2" w:themeTint="BF" w:sz="8" w:space="0"/>
+        <w:left w:val="single" w:color="CF7B79" w:themeColor="accent2" w:themeTint="BF" w:sz="8" w:space="0"/>
+        <w:bottom w:val="single" w:color="CF7B79" w:themeColor="accent2" w:themeTint="BF" w:sz="8" w:space="0"/>
+        <w:right w:val="single" w:color="CF7B79" w:themeColor="accent2" w:themeTint="BF" w:sz="8" w:space="0"/>
+        <w:insideH w:val="single" w:color="CF7B79" w:themeColor="accent2" w:themeTint="BF" w:sz="8" w:space="0"/>
+        <w:insideV w:val="single" w:color="CF7B79" w:themeColor="accent2" w:themeTint="BF" w:sz="8" w:space="0"/>
       </w:tblBorders>
       <w:tblCellMar>
         <w:top w:w="0" w:type="dxa"/>
@@ -7273,7 +8214,7 @@
       <w:tblPr/>
       <w:tcPr>
         <w:tcBorders>
-          <w:top w:val="single" w:sz="18" w:space="0" w:color="CF7B79" w:themeColor="accent2" w:themeTint="BF"/>
+          <w:top w:val="single" w:color="CF7B79" w:themeColor="accent2" w:themeTint="BF" w:sz="18" w:space="0"/>
         </w:tcBorders>
       </w:tcPr>
     </w:tblStylePr>
@@ -7315,12 +8256,12 @@
       <w:tblStyleColBandSize w:val="1"/>
       <w:tblInd w:w="0" w:type="dxa"/>
       <w:tblBorders>
-        <w:top w:val="single" w:sz="8" w:space="0" w:color="B3CC82" w:themeColor="accent3" w:themeTint="BF"/>
-        <w:left w:val="single" w:sz="8" w:space="0" w:color="B3CC82" w:themeColor="accent3" w:themeTint="BF"/>
-        <w:bottom w:val="single" w:sz="8" w:space="0" w:color="B3CC82" w:themeColor="accent3" w:themeTint="BF"/>
-        <w:right w:val="single" w:sz="8" w:space="0" w:color="B3CC82" w:themeColor="accent3" w:themeTint="BF"/>
-        <w:insideH w:val="single" w:sz="8" w:space="0" w:color="B3CC82" w:themeColor="accent3" w:themeTint="BF"/>
-        <w:insideV w:val="single" w:sz="8" w:space="0" w:color="B3CC82" w:themeColor="accent3" w:themeTint="BF"/>
+        <w:top w:val="single" w:color="B3CC82" w:themeColor="accent3" w:themeTint="BF" w:sz="8" w:space="0"/>
+        <w:left w:val="single" w:color="B3CC82" w:themeColor="accent3" w:themeTint="BF" w:sz="8" w:space="0"/>
+        <w:bottom w:val="single" w:color="B3CC82" w:themeColor="accent3" w:themeTint="BF" w:sz="8" w:space="0"/>
+        <w:right w:val="single" w:color="B3CC82" w:themeColor="accent3" w:themeTint="BF" w:sz="8" w:space="0"/>
+        <w:insideH w:val="single" w:color="B3CC82" w:themeColor="accent3" w:themeTint="BF" w:sz="8" w:space="0"/>
+        <w:insideV w:val="single" w:color="B3CC82" w:themeColor="accent3" w:themeTint="BF" w:sz="8" w:space="0"/>
       </w:tblBorders>
       <w:tblCellMar>
         <w:top w:w="0" w:type="dxa"/>
@@ -7346,7 +8287,7 @@
       <w:tblPr/>
       <w:tcPr>
         <w:tcBorders>
-          <w:top w:val="single" w:sz="18" w:space="0" w:color="B3CC82" w:themeColor="accent3" w:themeTint="BF"/>
+          <w:top w:val="single" w:color="B3CC82" w:themeColor="accent3" w:themeTint="BF" w:sz="18" w:space="0"/>
         </w:tcBorders>
       </w:tcPr>
     </w:tblStylePr>
@@ -7388,12 +8329,12 @@
       <w:tblStyleColBandSize w:val="1"/>
       <w:tblInd w:w="0" w:type="dxa"/>
       <w:tblBorders>
-        <w:top w:val="single" w:sz="8" w:space="0" w:color="9F8AB9" w:themeColor="accent4" w:themeTint="BF"/>
-        <w:left w:val="single" w:sz="8" w:space="0" w:color="9F8AB9" w:themeColor="accent4" w:themeTint="BF"/>
-        <w:bottom w:val="single" w:sz="8" w:space="0" w:color="9F8AB9" w:themeColor="accent4" w:themeTint="BF"/>
-        <w:right w:val="single" w:sz="8" w:space="0" w:color="9F8AB9" w:themeColor="accent4" w:themeTint="BF"/>
-        <w:insideH w:val="single" w:sz="8" w:space="0" w:color="9F8AB9" w:themeColor="accent4" w:themeTint="BF"/>
-        <w:insideV w:val="single" w:sz="8" w:space="0" w:color="9F8AB9" w:themeColor="accent4" w:themeTint="BF"/>
+        <w:top w:val="single" w:color="9F8AB9" w:themeColor="accent4" w:themeTint="BF" w:sz="8" w:space="0"/>
+        <w:left w:val="single" w:color="9F8AB9" w:themeColor="accent4" w:themeTint="BF" w:sz="8" w:space="0"/>
+        <w:bottom w:val="single" w:color="9F8AB9" w:themeColor="accent4" w:themeTint="BF" w:sz="8" w:space="0"/>
+        <w:right w:val="single" w:color="9F8AB9" w:themeColor="accent4" w:themeTint="BF" w:sz="8" w:space="0"/>
+        <w:insideH w:val="single" w:color="9F8AB9" w:themeColor="accent4" w:themeTint="BF" w:sz="8" w:space="0"/>
+        <w:insideV w:val="single" w:color="9F8AB9" w:themeColor="accent4" w:themeTint="BF" w:sz="8" w:space="0"/>
       </w:tblBorders>
       <w:tblCellMar>
         <w:top w:w="0" w:type="dxa"/>
@@ -7419,7 +8360,7 @@
       <w:tblPr/>
       <w:tcPr>
         <w:tcBorders>
-          <w:top w:val="single" w:sz="18" w:space="0" w:color="9F8AB9" w:themeColor="accent4" w:themeTint="BF"/>
+          <w:top w:val="single" w:color="9F8AB9" w:themeColor="accent4" w:themeTint="BF" w:sz="18" w:space="0"/>
         </w:tcBorders>
       </w:tcPr>
     </w:tblStylePr>
@@ -7461,12 +8402,12 @@
       <w:tblStyleColBandSize w:val="1"/>
       <w:tblInd w:w="0" w:type="dxa"/>
       <w:tblBorders>
-        <w:top w:val="single" w:sz="8" w:space="0" w:color="78C0D4" w:themeColor="accent5" w:themeTint="BF"/>
-        <w:left w:val="single" w:sz="8" w:space="0" w:color="78C0D4" w:themeColor="accent5" w:themeTint="BF"/>
-        <w:bottom w:val="single" w:sz="8" w:space="0" w:color="78C0D4" w:themeColor="accent5" w:themeTint="BF"/>
-        <w:right w:val="single" w:sz="8" w:space="0" w:color="78C0D4" w:themeColor="accent5" w:themeTint="BF"/>
-        <w:insideH w:val="single" w:sz="8" w:space="0" w:color="78C0D4" w:themeColor="accent5" w:themeTint="BF"/>
-        <w:insideV w:val="single" w:sz="8" w:space="0" w:color="78C0D4" w:themeColor="accent5" w:themeTint="BF"/>
+        <w:top w:val="single" w:color="78C0D4" w:themeColor="accent5" w:themeTint="BF" w:sz="8" w:space="0"/>
+        <w:left w:val="single" w:color="78C0D4" w:themeColor="accent5" w:themeTint="BF" w:sz="8" w:space="0"/>
+        <w:bottom w:val="single" w:color="78C0D4" w:themeColor="accent5" w:themeTint="BF" w:sz="8" w:space="0"/>
+        <w:right w:val="single" w:color="78C0D4" w:themeColor="accent5" w:themeTint="BF" w:sz="8" w:space="0"/>
+        <w:insideH w:val="single" w:color="78C0D4" w:themeColor="accent5" w:themeTint="BF" w:sz="8" w:space="0"/>
+        <w:insideV w:val="single" w:color="78C0D4" w:themeColor="accent5" w:themeTint="BF" w:sz="8" w:space="0"/>
       </w:tblBorders>
       <w:tblCellMar>
         <w:top w:w="0" w:type="dxa"/>
@@ -7492,7 +8433,7 @@
       <w:tblPr/>
       <w:tcPr>
         <w:tcBorders>
-          <w:top w:val="single" w:sz="18" w:space="0" w:color="78C0D4" w:themeColor="accent5" w:themeTint="BF"/>
+          <w:top w:val="single" w:color="78C0D4" w:themeColor="accent5" w:themeTint="BF" w:sz="18" w:space="0"/>
         </w:tcBorders>
       </w:tcPr>
     </w:tblStylePr>
@@ -7534,12 +8475,12 @@
       <w:tblStyleColBandSize w:val="1"/>
       <w:tblInd w:w="0" w:type="dxa"/>
       <w:tblBorders>
-        <w:top w:val="single" w:sz="8" w:space="0" w:color="F9B074" w:themeColor="accent6" w:themeTint="BF"/>
-        <w:left w:val="single" w:sz="8" w:space="0" w:color="F9B074" w:themeColor="accent6" w:themeTint="BF"/>
-        <w:bottom w:val="single" w:sz="8" w:space="0" w:color="F9B074" w:themeColor="accent6" w:themeTint="BF"/>
-        <w:right w:val="single" w:sz="8" w:space="0" w:color="F9B074" w:themeColor="accent6" w:themeTint="BF"/>
-        <w:insideH w:val="single" w:sz="8" w:space="0" w:color="F9B074" w:themeColor="accent6" w:themeTint="BF"/>
-        <w:insideV w:val="single" w:sz="8" w:space="0" w:color="F9B074" w:themeColor="accent6" w:themeTint="BF"/>
+        <w:top w:val="single" w:color="F9B074" w:themeColor="accent6" w:themeTint="BF" w:sz="8" w:space="0"/>
+        <w:left w:val="single" w:color="F9B074" w:themeColor="accent6" w:themeTint="BF" w:sz="8" w:space="0"/>
+        <w:bottom w:val="single" w:color="F9B074" w:themeColor="accent6" w:themeTint="BF" w:sz="8" w:space="0"/>
+        <w:right w:val="single" w:color="F9B074" w:themeColor="accent6" w:themeTint="BF" w:sz="8" w:space="0"/>
+        <w:insideH w:val="single" w:color="F9B074" w:themeColor="accent6" w:themeTint="BF" w:sz="8" w:space="0"/>
+        <w:insideV w:val="single" w:color="F9B074" w:themeColor="accent6" w:themeTint="BF" w:sz="8" w:space="0"/>
       </w:tblBorders>
       <w:tblCellMar>
         <w:top w:w="0" w:type="dxa"/>
@@ -7565,7 +8506,7 @@
       <w:tblPr/>
       <w:tcPr>
         <w:tcBorders>
-          <w:top w:val="single" w:sz="18" w:space="0" w:color="F9B074" w:themeColor="accent6" w:themeTint="BF"/>
+          <w:top w:val="single" w:color="F9B074" w:themeColor="accent6" w:themeTint="BF" w:sz="18" w:space="0"/>
         </w:tcBorders>
       </w:tcPr>
     </w:tblStylePr>
@@ -7603,7 +8544,7 @@
       <w:spacing w:after="0" w:line="240" w:lineRule="auto"/>
     </w:pPr>
     <w:rPr>
-      <w:rFonts w:asciiTheme="majorHAnsi" w:eastAsiaTheme="majorEastAsia" w:hAnsiTheme="majorHAnsi" w:cstheme="majorBidi"/>
+      <w:rFonts w:asciiTheme="majorHAnsi" w:hAnsiTheme="majorHAnsi" w:eastAsiaTheme="majorEastAsia" w:cstheme="majorBidi"/>
       <w:color w:val="000000" w:themeColor="text1"/>
     </w:rPr>
     <w:tblPr>
@@ -7611,12 +8552,12 @@
       <w:tblStyleColBandSize w:val="1"/>
       <w:tblInd w:w="0" w:type="dxa"/>
       <w:tblBorders>
-        <w:top w:val="single" w:sz="8" w:space="0" w:color="000000" w:themeColor="text1"/>
-        <w:left w:val="single" w:sz="8" w:space="0" w:color="000000" w:themeColor="text1"/>
-        <w:bottom w:val="single" w:sz="8" w:space="0" w:color="000000" w:themeColor="text1"/>
-        <w:right w:val="single" w:sz="8" w:space="0" w:color="000000" w:themeColor="text1"/>
-        <w:insideH w:val="single" w:sz="8" w:space="0" w:color="000000" w:themeColor="text1"/>
-        <w:insideV w:val="single" w:sz="8" w:space="0" w:color="000000" w:themeColor="text1"/>
+        <w:top w:val="single" w:color="000000" w:themeColor="text1" w:sz="8" w:space="0"/>
+        <w:left w:val="single" w:color="000000" w:themeColor="text1" w:sz="8" w:space="0"/>
+        <w:bottom w:val="single" w:color="000000" w:themeColor="text1" w:sz="8" w:space="0"/>
+        <w:right w:val="single" w:color="000000" w:themeColor="text1" w:sz="8" w:space="0"/>
+        <w:insideH w:val="single" w:color="000000" w:themeColor="text1" w:sz="8" w:space="0"/>
+        <w:insideV w:val="single" w:color="000000" w:themeColor="text1" w:sz="8" w:space="0"/>
       </w:tblBorders>
       <w:tblCellMar>
         <w:top w:w="0" w:type="dxa"/>
@@ -7648,7 +8589,7 @@
       <w:tblPr/>
       <w:tcPr>
         <w:tcBorders>
-          <w:top w:val="single" w:sz="12" w:space="0" w:color="000000" w:themeColor="text1"/>
+          <w:top w:val="single" w:color="000000" w:themeColor="text1" w:sz="12" w:space="0"/>
           <w:left w:val="nil"/>
           <w:bottom w:val="nil"/>
           <w:right w:val="nil"/>
@@ -7706,8 +8647,8 @@
       <w:tblPr/>
       <w:tcPr>
         <w:tcBorders>
-          <w:insideH w:val="single" w:sz="6" w:space="0" w:color="000000" w:themeColor="text1"/>
-          <w:insideV w:val="single" w:sz="6" w:space="0" w:color="000000" w:themeColor="text1"/>
+          <w:insideH w:val="single" w:color="000000" w:themeColor="text1" w:sz="6" w:space="0"/>
+          <w:insideV w:val="single" w:color="000000" w:themeColor="text1" w:sz="6" w:space="0"/>
         </w:tcBorders>
         <w:shd w:val="clear" w:color="auto" w:fill="808080" w:themeFill="text1" w:themeFillTint="7F"/>
       </w:tcPr>
@@ -7728,7 +8669,7 @@
       <w:spacing w:after="0" w:line="240" w:lineRule="auto"/>
     </w:pPr>
     <w:rPr>
-      <w:rFonts w:asciiTheme="majorHAnsi" w:eastAsiaTheme="majorEastAsia" w:hAnsiTheme="majorHAnsi" w:cstheme="majorBidi"/>
+      <w:rFonts w:asciiTheme="majorHAnsi" w:hAnsiTheme="majorHAnsi" w:eastAsiaTheme="majorEastAsia" w:cstheme="majorBidi"/>
       <w:color w:val="000000" w:themeColor="text1"/>
     </w:rPr>
     <w:tblPr>
@@ -7736,12 +8677,12 @@
       <w:tblStyleColBandSize w:val="1"/>
       <w:tblInd w:w="0" w:type="dxa"/>
       <w:tblBorders>
-        <w:top w:val="single" w:sz="8" w:space="0" w:color="4F81BD" w:themeColor="accent1"/>
-        <w:left w:val="single" w:sz="8" w:space="0" w:color="4F81BD" w:themeColor="accent1"/>
-        <w:bottom w:val="single" w:sz="8" w:space="0" w:color="4F81BD" w:themeColor="accent1"/>
-        <w:right w:val="single" w:sz="8" w:space="0" w:color="4F81BD" w:themeColor="accent1"/>
-        <w:insideH w:val="single" w:sz="8" w:space="0" w:color="4F81BD" w:themeColor="accent1"/>
-        <w:insideV w:val="single" w:sz="8" w:space="0" w:color="4F81BD" w:themeColor="accent1"/>
+        <w:top w:val="single" w:color="4F81BD" w:themeColor="accent1" w:sz="8" w:space="0"/>
+        <w:left w:val="single" w:color="4F81BD" w:themeColor="accent1" w:sz="8" w:space="0"/>
+        <w:bottom w:val="single" w:color="4F81BD" w:themeColor="accent1" w:sz="8" w:space="0"/>
+        <w:right w:val="single" w:color="4F81BD" w:themeColor="accent1" w:sz="8" w:space="0"/>
+        <w:insideH w:val="single" w:color="4F81BD" w:themeColor="accent1" w:sz="8" w:space="0"/>
+        <w:insideV w:val="single" w:color="4F81BD" w:themeColor="accent1" w:sz="8" w:space="0"/>
       </w:tblBorders>
       <w:tblCellMar>
         <w:top w:w="0" w:type="dxa"/>
@@ -7773,7 +8714,7 @@
       <w:tblPr/>
       <w:tcPr>
         <w:tcBorders>
-          <w:top w:val="single" w:sz="12" w:space="0" w:color="000000" w:themeColor="text1"/>
+          <w:top w:val="single" w:color="000000" w:themeColor="text1" w:sz="12" w:space="0"/>
           <w:left w:val="nil"/>
           <w:bottom w:val="nil"/>
           <w:right w:val="nil"/>
@@ -7831,8 +8772,8 @@
       <w:tblPr/>
       <w:tcPr>
         <w:tcBorders>
-          <w:insideH w:val="single" w:sz="6" w:space="0" w:color="4F81BD" w:themeColor="accent1"/>
-          <w:insideV w:val="single" w:sz="6" w:space="0" w:color="4F81BD" w:themeColor="accent1"/>
+          <w:insideH w:val="single" w:color="4F81BD" w:themeColor="accent1" w:sz="6" w:space="0"/>
+          <w:insideV w:val="single" w:color="4F81BD" w:themeColor="accent1" w:sz="6" w:space="0"/>
         </w:tcBorders>
         <w:shd w:val="clear" w:color="auto" w:fill="A7BFDE" w:themeFill="accent1" w:themeFillTint="7F"/>
       </w:tcPr>
@@ -7853,7 +8794,7 @@
       <w:spacing w:after="0" w:line="240" w:lineRule="auto"/>
     </w:pPr>
     <w:rPr>
-      <w:rFonts w:asciiTheme="majorHAnsi" w:eastAsiaTheme="majorEastAsia" w:hAnsiTheme="majorHAnsi" w:cstheme="majorBidi"/>
+      <w:rFonts w:asciiTheme="majorHAnsi" w:hAnsiTheme="majorHAnsi" w:eastAsiaTheme="majorEastAsia" w:cstheme="majorBidi"/>
       <w:color w:val="000000" w:themeColor="text1"/>
     </w:rPr>
     <w:tblPr>
@@ -7861,12 +8802,12 @@
       <w:tblStyleColBandSize w:val="1"/>
       <w:tblInd w:w="0" w:type="dxa"/>
       <w:tblBorders>
-        <w:top w:val="single" w:sz="8" w:space="0" w:color="C0504D" w:themeColor="accent2"/>
-        <w:left w:val="single" w:sz="8" w:space="0" w:color="C0504D" w:themeColor="accent2"/>
-        <w:bottom w:val="single" w:sz="8" w:space="0" w:color="C0504D" w:themeColor="accent2"/>
-        <w:right w:val="single" w:sz="8" w:space="0" w:color="C0504D" w:themeColor="accent2"/>
-        <w:insideH w:val="single" w:sz="8" w:space="0" w:color="C0504D" w:themeColor="accent2"/>
-        <w:insideV w:val="single" w:sz="8" w:space="0" w:color="C0504D" w:themeColor="accent2"/>
+        <w:top w:val="single" w:color="C0504D" w:themeColor="accent2" w:sz="8" w:space="0"/>
+        <w:left w:val="single" w:color="C0504D" w:themeColor="accent2" w:sz="8" w:space="0"/>
+        <w:bottom w:val="single" w:color="C0504D" w:themeColor="accent2" w:sz="8" w:space="0"/>
+        <w:right w:val="single" w:color="C0504D" w:themeColor="accent2" w:sz="8" w:space="0"/>
+        <w:insideH w:val="single" w:color="C0504D" w:themeColor="accent2" w:sz="8" w:space="0"/>
+        <w:insideV w:val="single" w:color="C0504D" w:themeColor="accent2" w:sz="8" w:space="0"/>
       </w:tblBorders>
       <w:tblCellMar>
         <w:top w:w="0" w:type="dxa"/>
@@ -7898,7 +8839,7 @@
       <w:tblPr/>
       <w:tcPr>
         <w:tcBorders>
-          <w:top w:val="single" w:sz="12" w:space="0" w:color="000000" w:themeColor="text1"/>
+          <w:top w:val="single" w:color="000000" w:themeColor="text1" w:sz="12" w:space="0"/>
           <w:left w:val="nil"/>
           <w:bottom w:val="nil"/>
           <w:right w:val="nil"/>
@@ -7956,8 +8897,8 @@
       <w:tblPr/>
       <w:tcPr>
         <w:tcBorders>
-          <w:insideH w:val="single" w:sz="6" w:space="0" w:color="C0504D" w:themeColor="accent2"/>
-          <w:insideV w:val="single" w:sz="6" w:space="0" w:color="C0504D" w:themeColor="accent2"/>
+          <w:insideH w:val="single" w:color="C0504D" w:themeColor="accent2" w:sz="6" w:space="0"/>
+          <w:insideV w:val="single" w:color="C0504D" w:themeColor="accent2" w:sz="6" w:space="0"/>
         </w:tcBorders>
         <w:shd w:val="clear" w:color="auto" w:fill="DFA7A6" w:themeFill="accent2" w:themeFillTint="7F"/>
       </w:tcPr>
@@ -7978,7 +8919,7 @@
       <w:spacing w:after="0" w:line="240" w:lineRule="auto"/>
     </w:pPr>
     <w:rPr>
-      <w:rFonts w:asciiTheme="majorHAnsi" w:eastAsiaTheme="majorEastAsia" w:hAnsiTheme="majorHAnsi" w:cstheme="majorBidi"/>
+      <w:rFonts w:asciiTheme="majorHAnsi" w:hAnsiTheme="majorHAnsi" w:eastAsiaTheme="majorEastAsia" w:cstheme="majorBidi"/>
       <w:color w:val="000000" w:themeColor="text1"/>
     </w:rPr>
     <w:tblPr>
@@ -7986,12 +8927,12 @@
       <w:tblStyleColBandSize w:val="1"/>
       <w:tblInd w:w="0" w:type="dxa"/>
       <w:tblBorders>
-        <w:top w:val="single" w:sz="8" w:space="0" w:color="9BBB59" w:themeColor="accent3"/>
-        <w:left w:val="single" w:sz="8" w:space="0" w:color="9BBB59" w:themeColor="accent3"/>
-        <w:bottom w:val="single" w:sz="8" w:space="0" w:color="9BBB59" w:themeColor="accent3"/>
-        <w:right w:val="single" w:sz="8" w:space="0" w:color="9BBB59" w:themeColor="accent3"/>
-        <w:insideH w:val="single" w:sz="8" w:space="0" w:color="9BBB59" w:themeColor="accent3"/>
-        <w:insideV w:val="single" w:sz="8" w:space="0" w:color="9BBB59" w:themeColor="accent3"/>
+        <w:top w:val="single" w:color="9BBB59" w:themeColor="accent3" w:sz="8" w:space="0"/>
+        <w:left w:val="single" w:color="9BBB59" w:themeColor="accent3" w:sz="8" w:space="0"/>
+        <w:bottom w:val="single" w:color="9BBB59" w:themeColor="accent3" w:sz="8" w:space="0"/>
+        <w:right w:val="single" w:color="9BBB59" w:themeColor="accent3" w:sz="8" w:space="0"/>
+        <w:insideH w:val="single" w:color="9BBB59" w:themeColor="accent3" w:sz="8" w:space="0"/>
+        <w:insideV w:val="single" w:color="9BBB59" w:themeColor="accent3" w:sz="8" w:space="0"/>
       </w:tblBorders>
       <w:tblCellMar>
         <w:top w:w="0" w:type="dxa"/>
@@ -8023,7 +8964,7 @@
       <w:tblPr/>
       <w:tcPr>
         <w:tcBorders>
-          <w:top w:val="single" w:sz="12" w:space="0" w:color="000000" w:themeColor="text1"/>
+          <w:top w:val="single" w:color="000000" w:themeColor="text1" w:sz="12" w:space="0"/>
           <w:left w:val="nil"/>
           <w:bottom w:val="nil"/>
           <w:right w:val="nil"/>
@@ -8081,8 +9022,8 @@
       <w:tblPr/>
       <w:tcPr>
         <w:tcBorders>
-          <w:insideH w:val="single" w:sz="6" w:space="0" w:color="9BBB59" w:themeColor="accent3"/>
-          <w:insideV w:val="single" w:sz="6" w:space="0" w:color="9BBB59" w:themeColor="accent3"/>
+          <w:insideH w:val="single" w:color="9BBB59" w:themeColor="accent3" w:sz="6" w:space="0"/>
+          <w:insideV w:val="single" w:color="9BBB59" w:themeColor="accent3" w:sz="6" w:space="0"/>
         </w:tcBorders>
         <w:shd w:val="clear" w:color="auto" w:fill="CDDDAC" w:themeFill="accent3" w:themeFillTint="7F"/>
       </w:tcPr>
@@ -8103,7 +9044,7 @@
       <w:spacing w:after="0" w:line="240" w:lineRule="auto"/>
     </w:pPr>
     <w:rPr>
-      <w:rFonts w:asciiTheme="majorHAnsi" w:eastAsiaTheme="majorEastAsia" w:hAnsiTheme="majorHAnsi" w:cstheme="majorBidi"/>
+      <w:rFonts w:asciiTheme="majorHAnsi" w:hAnsiTheme="majorHAnsi" w:eastAsiaTheme="majorEastAsia" w:cstheme="majorBidi"/>
       <w:color w:val="000000" w:themeColor="text1"/>
     </w:rPr>
     <w:tblPr>
@@ -8111,12 +9052,12 @@
       <w:tblStyleColBandSize w:val="1"/>
       <w:tblInd w:w="0" w:type="dxa"/>
       <w:tblBorders>
-        <w:top w:val="single" w:sz="8" w:space="0" w:color="8064A2" w:themeColor="accent4"/>
-        <w:left w:val="single" w:sz="8" w:space="0" w:color="8064A2" w:themeColor="accent4"/>
-        <w:bottom w:val="single" w:sz="8" w:space="0" w:color="8064A2" w:themeColor="accent4"/>
-        <w:right w:val="single" w:sz="8" w:space="0" w:color="8064A2" w:themeColor="accent4"/>
-        <w:insideH w:val="single" w:sz="8" w:space="0" w:color="8064A2" w:themeColor="accent4"/>
-        <w:insideV w:val="single" w:sz="8" w:space="0" w:color="8064A2" w:themeColor="accent4"/>
+        <w:top w:val="single" w:color="8064A2" w:themeColor="accent4" w:sz="8" w:space="0"/>
+        <w:left w:val="single" w:color="8064A2" w:themeColor="accent4" w:sz="8" w:space="0"/>
+        <w:bottom w:val="single" w:color="8064A2" w:themeColor="accent4" w:sz="8" w:space="0"/>
+        <w:right w:val="single" w:color="8064A2" w:themeColor="accent4" w:sz="8" w:space="0"/>
+        <w:insideH w:val="single" w:color="8064A2" w:themeColor="accent4" w:sz="8" w:space="0"/>
+        <w:insideV w:val="single" w:color="8064A2" w:themeColor="accent4" w:sz="8" w:space="0"/>
       </w:tblBorders>
       <w:tblCellMar>
         <w:top w:w="0" w:type="dxa"/>
@@ -8148,7 +9089,7 @@
       <w:tblPr/>
       <w:tcPr>
         <w:tcBorders>
-          <w:top w:val="single" w:sz="12" w:space="0" w:color="000000" w:themeColor="text1"/>
+          <w:top w:val="single" w:color="000000" w:themeColor="text1" w:sz="12" w:space="0"/>
           <w:left w:val="nil"/>
           <w:bottom w:val="nil"/>
           <w:right w:val="nil"/>
@@ -8206,8 +9147,8 @@
       <w:tblPr/>
       <w:tcPr>
         <w:tcBorders>
-          <w:insideH w:val="single" w:sz="6" w:space="0" w:color="8064A2" w:themeColor="accent4"/>
-          <w:insideV w:val="single" w:sz="6" w:space="0" w:color="8064A2" w:themeColor="accent4"/>
+          <w:insideH w:val="single" w:color="8064A2" w:themeColor="accent4" w:sz="6" w:space="0"/>
+          <w:insideV w:val="single" w:color="8064A2" w:themeColor="accent4" w:sz="6" w:space="0"/>
         </w:tcBorders>
         <w:shd w:val="clear" w:color="auto" w:fill="BFB1D0" w:themeFill="accent4" w:themeFillTint="7F"/>
       </w:tcPr>
@@ -8228,7 +9169,7 @@
       <w:spacing w:after="0" w:line="240" w:lineRule="auto"/>
     </w:pPr>
     <w:rPr>
-      <w:rFonts w:asciiTheme="majorHAnsi" w:eastAsiaTheme="majorEastAsia" w:hAnsiTheme="majorHAnsi" w:cstheme="majorBidi"/>
+      <w:rFonts w:asciiTheme="majorHAnsi" w:hAnsiTheme="majorHAnsi" w:eastAsiaTheme="majorEastAsia" w:cstheme="majorBidi"/>
       <w:color w:val="000000" w:themeColor="text1"/>
     </w:rPr>
     <w:tblPr>
@@ -8236,12 +9177,12 @@
       <w:tblStyleColBandSize w:val="1"/>
       <w:tblInd w:w="0" w:type="dxa"/>
       <w:tblBorders>
-        <w:top w:val="single" w:sz="8" w:space="0" w:color="4BACC6" w:themeColor="accent5"/>
-        <w:left w:val="single" w:sz="8" w:space="0" w:color="4BACC6" w:themeColor="accent5"/>
-        <w:bottom w:val="single" w:sz="8" w:space="0" w:color="4BACC6" w:themeColor="accent5"/>
-        <w:right w:val="single" w:sz="8" w:space="0" w:color="4BACC6" w:themeColor="accent5"/>
-        <w:insideH w:val="single" w:sz="8" w:space="0" w:color="4BACC6" w:themeColor="accent5"/>
-        <w:insideV w:val="single" w:sz="8" w:space="0" w:color="4BACC6" w:themeColor="accent5"/>
+        <w:top w:val="single" w:color="4BACC6" w:themeColor="accent5" w:sz="8" w:space="0"/>
+        <w:left w:val="single" w:color="4BACC6" w:themeColor="accent5" w:sz="8" w:space="0"/>
+        <w:bottom w:val="single" w:color="4BACC6" w:themeColor="accent5" w:sz="8" w:space="0"/>
+        <w:right w:val="single" w:color="4BACC6" w:themeColor="accent5" w:sz="8" w:space="0"/>
+        <w:insideH w:val="single" w:color="4BACC6" w:themeColor="accent5" w:sz="8" w:space="0"/>
+        <w:insideV w:val="single" w:color="4BACC6" w:themeColor="accent5" w:sz="8" w:space="0"/>
       </w:tblBorders>
       <w:tblCellMar>
         <w:top w:w="0" w:type="dxa"/>
@@ -8273,7 +9214,7 @@
       <w:tblPr/>
       <w:tcPr>
         <w:tcBorders>
-          <w:top w:val="single" w:sz="12" w:space="0" w:color="000000" w:themeColor="text1"/>
+          <w:top w:val="single" w:color="000000" w:themeColor="text1" w:sz="12" w:space="0"/>
           <w:left w:val="nil"/>
           <w:bottom w:val="nil"/>
           <w:right w:val="nil"/>
@@ -8331,8 +9272,8 @@
       <w:tblPr/>
       <w:tcPr>
         <w:tcBorders>
-          <w:insideH w:val="single" w:sz="6" w:space="0" w:color="4BACC6" w:themeColor="accent5"/>
-          <w:insideV w:val="single" w:sz="6" w:space="0" w:color="4BACC6" w:themeColor="accent5"/>
+          <w:insideH w:val="single" w:color="4BACC6" w:themeColor="accent5" w:sz="6" w:space="0"/>
+          <w:insideV w:val="single" w:color="4BACC6" w:themeColor="accent5" w:sz="6" w:space="0"/>
         </w:tcBorders>
         <w:shd w:val="clear" w:color="auto" w:fill="A5D5E2" w:themeFill="accent5" w:themeFillTint="7F"/>
       </w:tcPr>
@@ -8353,7 +9294,7 @@
       <w:spacing w:after="0" w:line="240" w:lineRule="auto"/>
     </w:pPr>
     <w:rPr>
-      <w:rFonts w:asciiTheme="majorHAnsi" w:eastAsiaTheme="majorEastAsia" w:hAnsiTheme="majorHAnsi" w:cstheme="majorBidi"/>
+      <w:rFonts w:asciiTheme="majorHAnsi" w:hAnsiTheme="majorHAnsi" w:eastAsiaTheme="majorEastAsia" w:cstheme="majorBidi"/>
       <w:color w:val="000000" w:themeColor="text1"/>
     </w:rPr>
     <w:tblPr>
@@ -8361,12 +9302,12 @@
       <w:tblStyleColBandSize w:val="1"/>
       <w:tblInd w:w="0" w:type="dxa"/>
       <w:tblBorders>
-        <w:top w:val="single" w:sz="8" w:space="0" w:color="F79646" w:themeColor="accent6"/>
-        <w:left w:val="single" w:sz="8" w:space="0" w:color="F79646" w:themeColor="accent6"/>
-        <w:bottom w:val="single" w:sz="8" w:space="0" w:color="F79646" w:themeColor="accent6"/>
-        <w:right w:val="single" w:sz="8" w:space="0" w:color="F79646" w:themeColor="accent6"/>
-        <w:insideH w:val="single" w:sz="8" w:space="0" w:color="F79646" w:themeColor="accent6"/>
-        <w:insideV w:val="single" w:sz="8" w:space="0" w:color="F79646" w:themeColor="accent6"/>
+        <w:top w:val="single" w:color="F79646" w:themeColor="accent6" w:sz="8" w:space="0"/>
+        <w:left w:val="single" w:color="F79646" w:themeColor="accent6" w:sz="8" w:space="0"/>
+        <w:bottom w:val="single" w:color="F79646" w:themeColor="accent6" w:sz="8" w:space="0"/>
+        <w:right w:val="single" w:color="F79646" w:themeColor="accent6" w:sz="8" w:space="0"/>
+        <w:insideH w:val="single" w:color="F79646" w:themeColor="accent6" w:sz="8" w:space="0"/>
+        <w:insideV w:val="single" w:color="F79646" w:themeColor="accent6" w:sz="8" w:space="0"/>
       </w:tblBorders>
       <w:tblCellMar>
         <w:top w:w="0" w:type="dxa"/>
@@ -8398,7 +9339,7 @@
       <w:tblPr/>
       <w:tcPr>
         <w:tcBorders>
-          <w:top w:val="single" w:sz="12" w:space="0" w:color="000000" w:themeColor="text1"/>
+          <w:top w:val="single" w:color="000000" w:themeColor="text1" w:sz="12" w:space="0"/>
           <w:left w:val="nil"/>
           <w:bottom w:val="nil"/>
           <w:right w:val="nil"/>
@@ -8456,8 +9397,8 @@
       <w:tblPr/>
       <w:tcPr>
         <w:tcBorders>
-          <w:insideH w:val="single" w:sz="6" w:space="0" w:color="F79646" w:themeColor="accent6"/>
-          <w:insideV w:val="single" w:sz="6" w:space="0" w:color="F79646" w:themeColor="accent6"/>
+          <w:insideH w:val="single" w:color="F79646" w:themeColor="accent6" w:sz="6" w:space="0"/>
+          <w:insideV w:val="single" w:color="F79646" w:themeColor="accent6" w:sz="6" w:space="0"/>
         </w:tcBorders>
         <w:shd w:val="clear" w:color="auto" w:fill="FBCAA2" w:themeFill="accent6" w:themeFillTint="7F"/>
       </w:tcPr>
@@ -8482,12 +9423,12 @@
       <w:tblStyleColBandSize w:val="1"/>
       <w:tblInd w:w="0" w:type="dxa"/>
       <w:tblBorders>
-        <w:top w:val="single" w:sz="8" w:space="0" w:color="FFFFFF" w:themeColor="background1"/>
-        <w:left w:val="single" w:sz="8" w:space="0" w:color="FFFFFF" w:themeColor="background1"/>
-        <w:bottom w:val="single" w:sz="8" w:space="0" w:color="FFFFFF" w:themeColor="background1"/>
-        <w:right w:val="single" w:sz="8" w:space="0" w:color="FFFFFF" w:themeColor="background1"/>
-        <w:insideH w:val="single" w:sz="6" w:space="0" w:color="FFFFFF" w:themeColor="background1"/>
-        <w:insideV w:val="single" w:sz="6" w:space="0" w:color="FFFFFF" w:themeColor="background1"/>
+        <w:top w:val="single" w:color="FFFFFF" w:themeColor="background1" w:sz="8" w:space="0"/>
+        <w:left w:val="single" w:color="FFFFFF" w:themeColor="background1" w:sz="8" w:space="0"/>
+        <w:bottom w:val="single" w:color="FFFFFF" w:themeColor="background1" w:sz="8" w:space="0"/>
+        <w:right w:val="single" w:color="FFFFFF" w:themeColor="background1" w:sz="8" w:space="0"/>
+        <w:insideH w:val="single" w:color="FFFFFF" w:themeColor="background1" w:sz="6" w:space="0"/>
+        <w:insideV w:val="single" w:color="FFFFFF" w:themeColor="background1" w:sz="6" w:space="0"/>
       </w:tblBorders>
       <w:tblCellMar>
         <w:top w:w="0" w:type="dxa"/>
@@ -8510,12 +9451,12 @@
       <w:tblPr/>
       <w:tcPr>
         <w:tcBorders>
-          <w:top w:val="single" w:sz="8" w:space="0" w:color="FFFFFF" w:themeColor="background1"/>
-          <w:left w:val="single" w:sz="8" w:space="0" w:color="FFFFFF" w:themeColor="background1"/>
-          <w:bottom w:val="single" w:sz="24" w:space="0" w:color="FFFFFF" w:themeColor="background1"/>
-          <w:right w:val="single" w:sz="8" w:space="0" w:color="FFFFFF" w:themeColor="background1"/>
-          <w:insideH w:val="nil"/>
-          <w:insideV w:val="single" w:sz="8" w:space="0" w:color="FFFFFF" w:themeColor="background1"/>
+          <w:top w:val="single" w:color="FFFFFF" w:themeColor="background1" w:sz="8" w:space="0"/>
+          <w:left w:val="single" w:color="FFFFFF" w:themeColor="background1" w:sz="8" w:space="0"/>
+          <w:bottom w:val="single" w:color="FFFFFF" w:themeColor="background1" w:sz="24" w:space="0"/>
+          <w:right w:val="single" w:color="FFFFFF" w:themeColor="background1" w:sz="8" w:space="0"/>
+          <w:insideH w:val="nil"/>
+          <w:insideV w:val="single" w:color="FFFFFF" w:themeColor="background1" w:sz="8" w:space="0"/>
         </w:tcBorders>
         <w:shd w:val="clear" w:color="auto" w:fill="000000" w:themeFill="text1"/>
       </w:tcPr>
@@ -8531,12 +9472,12 @@
       <w:tblPr/>
       <w:tcPr>
         <w:tcBorders>
-          <w:top w:val="single" w:sz="24" w:space="0" w:color="FFFFFF" w:themeColor="background1"/>
-          <w:left w:val="single" w:sz="8" w:space="0" w:color="FFFFFF" w:themeColor="background1"/>
-          <w:bottom w:val="single" w:sz="8" w:space="0" w:color="FFFFFF" w:themeColor="background1"/>
-          <w:right w:val="single" w:sz="8" w:space="0" w:color="FFFFFF" w:themeColor="background1"/>
-          <w:insideH w:val="nil"/>
-          <w:insideV w:val="single" w:sz="8" w:space="0" w:color="FFFFFF" w:themeColor="background1"/>
+          <w:top w:val="single" w:color="FFFFFF" w:themeColor="background1" w:sz="24" w:space="0"/>
+          <w:left w:val="single" w:color="FFFFFF" w:themeColor="background1" w:sz="8" w:space="0"/>
+          <w:bottom w:val="single" w:color="FFFFFF" w:themeColor="background1" w:sz="8" w:space="0"/>
+          <w:right w:val="single" w:color="FFFFFF" w:themeColor="background1" w:sz="8" w:space="0"/>
+          <w:insideH w:val="nil"/>
+          <w:insideV w:val="single" w:color="FFFFFF" w:themeColor="background1" w:sz="8" w:space="0"/>
         </w:tcBorders>
         <w:shd w:val="clear" w:color="auto" w:fill="000000" w:themeFill="text1"/>
       </w:tcPr>
@@ -8552,8 +9493,8 @@
       <w:tblPr/>
       <w:tcPr>
         <w:tcBorders>
-          <w:left w:val="single" w:sz="8" w:space="0" w:color="FFFFFF" w:themeColor="background1"/>
-          <w:right w:val="single" w:sz="24" w:space="0" w:color="FFFFFF" w:themeColor="background1"/>
+          <w:left w:val="single" w:color="FFFFFF" w:themeColor="background1" w:sz="8" w:space="0"/>
+          <w:right w:val="single" w:color="FFFFFF" w:themeColor="background1" w:sz="24" w:space="0"/>
           <w:insideH w:val="nil"/>
           <w:insideV w:val="nil"/>
         </w:tcBorders>
@@ -8572,7 +9513,7 @@
       <w:tcPr>
         <w:tcBorders>
           <w:top w:val="nil"/>
-          <w:left w:val="single" w:sz="24" w:space="0" w:color="FFFFFF" w:themeColor="background1"/>
+          <w:left w:val="single" w:color="FFFFFF" w:themeColor="background1" w:sz="24" w:space="0"/>
           <w:bottom w:val="nil"/>
           <w:right w:val="nil"/>
           <w:insideH w:val="nil"/>
@@ -8585,10 +9526,10 @@
       <w:tblPr/>
       <w:tcPr>
         <w:tcBorders>
-          <w:top w:val="single" w:sz="8" w:space="0" w:color="FFFFFF" w:themeColor="background1"/>
-          <w:left w:val="single" w:sz="8" w:space="0" w:color="FFFFFF" w:themeColor="background1"/>
-          <w:bottom w:val="single" w:sz="8" w:space="0" w:color="FFFFFF" w:themeColor="background1"/>
-          <w:right w:val="single" w:sz="8" w:space="0" w:color="FFFFFF" w:themeColor="background1"/>
+          <w:top w:val="single" w:color="FFFFFF" w:themeColor="background1" w:sz="8" w:space="0"/>
+          <w:left w:val="single" w:color="FFFFFF" w:themeColor="background1" w:sz="8" w:space="0"/>
+          <w:bottom w:val="single" w:color="FFFFFF" w:themeColor="background1" w:sz="8" w:space="0"/>
+          <w:right w:val="single" w:color="FFFFFF" w:themeColor="background1" w:sz="8" w:space="0"/>
           <w:insideH w:val="nil"/>
           <w:insideV w:val="nil"/>
         </w:tcBorders>
@@ -8599,12 +9540,12 @@
       <w:tblPr/>
       <w:tcPr>
         <w:tcBorders>
-          <w:top w:val="single" w:sz="8" w:space="0" w:color="FFFFFF" w:themeColor="background1"/>
-          <w:left w:val="single" w:sz="8" w:space="0" w:color="FFFFFF" w:themeColor="background1"/>
-          <w:bottom w:val="single" w:sz="8" w:space="0" w:color="FFFFFF" w:themeColor="background1"/>
-          <w:right w:val="single" w:sz="8" w:space="0" w:color="FFFFFF" w:themeColor="background1"/>
-          <w:insideH w:val="single" w:sz="8" w:space="0" w:color="FFFFFF" w:themeColor="background1"/>
-          <w:insideV w:val="single" w:sz="8" w:space="0" w:color="FFFFFF" w:themeColor="background1"/>
+          <w:top w:val="single" w:color="FFFFFF" w:themeColor="background1" w:sz="8" w:space="0"/>
+          <w:left w:val="single" w:color="FFFFFF" w:themeColor="background1" w:sz="8" w:space="0"/>
+          <w:bottom w:val="single" w:color="FFFFFF" w:themeColor="background1" w:sz="8" w:space="0"/>
+          <w:right w:val="single" w:color="FFFFFF" w:themeColor="background1" w:sz="8" w:space="0"/>
+          <w:insideH w:val="single" w:color="FFFFFF" w:themeColor="background1" w:sz="8" w:space="0"/>
+          <w:insideV w:val="single" w:color="FFFFFF" w:themeColor="background1" w:sz="8" w:space="0"/>
         </w:tcBorders>
         <w:shd w:val="clear" w:color="auto" w:fill="808080" w:themeFill="text1" w:themeFillTint="7F"/>
       </w:tcPr>
@@ -8623,12 +9564,12 @@
       <w:tblStyleColBandSize w:val="1"/>
       <w:tblInd w:w="0" w:type="dxa"/>
       <w:tblBorders>
-        <w:top w:val="single" w:sz="8" w:space="0" w:color="FFFFFF" w:themeColor="background1"/>
-        <w:left w:val="single" w:sz="8" w:space="0" w:color="FFFFFF" w:themeColor="background1"/>
-        <w:bottom w:val="single" w:sz="8" w:space="0" w:color="FFFFFF" w:themeColor="background1"/>
-        <w:right w:val="single" w:sz="8" w:space="0" w:color="FFFFFF" w:themeColor="background1"/>
-        <w:insideH w:val="single" w:sz="6" w:space="0" w:color="FFFFFF" w:themeColor="background1"/>
-        <w:insideV w:val="single" w:sz="6" w:space="0" w:color="FFFFFF" w:themeColor="background1"/>
+        <w:top w:val="single" w:color="FFFFFF" w:themeColor="background1" w:sz="8" w:space="0"/>
+        <w:left w:val="single" w:color="FFFFFF" w:themeColor="background1" w:sz="8" w:space="0"/>
+        <w:bottom w:val="single" w:color="FFFFFF" w:themeColor="background1" w:sz="8" w:space="0"/>
+        <w:right w:val="single" w:color="FFFFFF" w:themeColor="background1" w:sz="8" w:space="0"/>
+        <w:insideH w:val="single" w:color="FFFFFF" w:themeColor="background1" w:sz="6" w:space="0"/>
+        <w:insideV w:val="single" w:color="FFFFFF" w:themeColor="background1" w:sz="6" w:space="0"/>
       </w:tblBorders>
       <w:tblCellMar>
         <w:top w:w="0" w:type="dxa"/>
@@ -8651,12 +9592,12 @@
       <w:tblPr/>
       <w:tcPr>
         <w:tcBorders>
-          <w:top w:val="single" w:sz="8" w:space="0" w:color="FFFFFF" w:themeColor="background1"/>
-          <w:left w:val="single" w:sz="8" w:space="0" w:color="FFFFFF" w:themeColor="background1"/>
-          <w:bottom w:val="single" w:sz="24" w:space="0" w:color="FFFFFF" w:themeColor="background1"/>
-          <w:right w:val="single" w:sz="8" w:space="0" w:color="FFFFFF" w:themeColor="background1"/>
-          <w:insideH w:val="nil"/>
-          <w:insideV w:val="single" w:sz="8" w:space="0" w:color="FFFFFF" w:themeColor="background1"/>
+          <w:top w:val="single" w:color="FFFFFF" w:themeColor="background1" w:sz="8" w:space="0"/>
+          <w:left w:val="single" w:color="FFFFFF" w:themeColor="background1" w:sz="8" w:space="0"/>
+          <w:bottom w:val="single" w:color="FFFFFF" w:themeColor="background1" w:sz="24" w:space="0"/>
+          <w:right w:val="single" w:color="FFFFFF" w:themeColor="background1" w:sz="8" w:space="0"/>
+          <w:insideH w:val="nil"/>
+          <w:insideV w:val="single" w:color="FFFFFF" w:themeColor="background1" w:sz="8" w:space="0"/>
         </w:tcBorders>
         <w:shd w:val="clear" w:color="auto" w:fill="4F81BD" w:themeFill="accent1"/>
       </w:tcPr>
@@ -8672,12 +9613,12 @@
       <w:tblPr/>
       <w:tcPr>
         <w:tcBorders>
-          <w:top w:val="single" w:sz="24" w:space="0" w:color="FFFFFF" w:themeColor="background1"/>
-          <w:left w:val="single" w:sz="8" w:space="0" w:color="FFFFFF" w:themeColor="background1"/>
-          <w:bottom w:val="single" w:sz="8" w:space="0" w:color="FFFFFF" w:themeColor="background1"/>
-          <w:right w:val="single" w:sz="8" w:space="0" w:color="FFFFFF" w:themeColor="background1"/>
-          <w:insideH w:val="nil"/>
-          <w:insideV w:val="single" w:sz="8" w:space="0" w:color="FFFFFF" w:themeColor="background1"/>
+          <w:top w:val="single" w:color="FFFFFF" w:themeColor="background1" w:sz="24" w:space="0"/>
+          <w:left w:val="single" w:color="FFFFFF" w:themeColor="background1" w:sz="8" w:space="0"/>
+          <w:bottom w:val="single" w:color="FFFFFF" w:themeColor="background1" w:sz="8" w:space="0"/>
+          <w:right w:val="single" w:color="FFFFFF" w:themeColor="background1" w:sz="8" w:space="0"/>
+          <w:insideH w:val="nil"/>
+          <w:insideV w:val="single" w:color="FFFFFF" w:themeColor="background1" w:sz="8" w:space="0"/>
         </w:tcBorders>
         <w:shd w:val="clear" w:color="auto" w:fill="4F81BD" w:themeFill="accent1"/>
       </w:tcPr>
@@ -8693,8 +9634,8 @@
       <w:tblPr/>
       <w:tcPr>
         <w:tcBorders>
-          <w:left w:val="single" w:sz="8" w:space="0" w:color="FFFFFF" w:themeColor="background1"/>
-          <w:right w:val="single" w:sz="24" w:space="0" w:color="FFFFFF" w:themeColor="background1"/>
+          <w:left w:val="single" w:color="FFFFFF" w:themeColor="background1" w:sz="8" w:space="0"/>
+          <w:right w:val="single" w:color="FFFFFF" w:themeColor="background1" w:sz="24" w:space="0"/>
           <w:insideH w:val="nil"/>
           <w:insideV w:val="nil"/>
         </w:tcBorders>
@@ -8713,7 +9654,7 @@
       <w:tcPr>
         <w:tcBorders>
           <w:top w:val="nil"/>
-          <w:left w:val="single" w:sz="24" w:space="0" w:color="FFFFFF" w:themeColor="background1"/>
+          <w:left w:val="single" w:color="FFFFFF" w:themeColor="background1" w:sz="24" w:space="0"/>
           <w:bottom w:val="nil"/>
           <w:right w:val="nil"/>
           <w:insideH w:val="nil"/>
@@ -8726,10 +9667,10 @@
       <w:tblPr/>
       <w:tcPr>
         <w:tcBorders>
-          <w:top w:val="single" w:sz="8" w:space="0" w:color="FFFFFF" w:themeColor="background1"/>
-          <w:left w:val="single" w:sz="8" w:space="0" w:color="FFFFFF" w:themeColor="background1"/>
-          <w:bottom w:val="single" w:sz="8" w:space="0" w:color="FFFFFF" w:themeColor="background1"/>
-          <w:right w:val="single" w:sz="8" w:space="0" w:color="FFFFFF" w:themeColor="background1"/>
+          <w:top w:val="single" w:color="FFFFFF" w:themeColor="background1" w:sz="8" w:space="0"/>
+          <w:left w:val="single" w:color="FFFFFF" w:themeColor="background1" w:sz="8" w:space="0"/>
+          <w:bottom w:val="single" w:color="FFFFFF" w:themeColor="background1" w:sz="8" w:space="0"/>
+          <w:right w:val="single" w:color="FFFFFF" w:themeColor="background1" w:sz="8" w:space="0"/>
           <w:insideH w:val="nil"/>
           <w:insideV w:val="nil"/>
         </w:tcBorders>
@@ -8740,12 +9681,12 @@
       <w:tblPr/>
       <w:tcPr>
         <w:tcBorders>
-          <w:top w:val="single" w:sz="8" w:space="0" w:color="FFFFFF" w:themeColor="background1"/>
-          <w:left w:val="single" w:sz="8" w:space="0" w:color="FFFFFF" w:themeColor="background1"/>
-          <w:bottom w:val="single" w:sz="8" w:space="0" w:color="FFFFFF" w:themeColor="background1"/>
-          <w:right w:val="single" w:sz="8" w:space="0" w:color="FFFFFF" w:themeColor="background1"/>
-          <w:insideH w:val="single" w:sz="8" w:space="0" w:color="FFFFFF" w:themeColor="background1"/>
-          <w:insideV w:val="single" w:sz="8" w:space="0" w:color="FFFFFF" w:themeColor="background1"/>
+          <w:top w:val="single" w:color="FFFFFF" w:themeColor="background1" w:sz="8" w:space="0"/>
+          <w:left w:val="single" w:color="FFFFFF" w:themeColor="background1" w:sz="8" w:space="0"/>
+          <w:bottom w:val="single" w:color="FFFFFF" w:themeColor="background1" w:sz="8" w:space="0"/>
+          <w:right w:val="single" w:color="FFFFFF" w:themeColor="background1" w:sz="8" w:space="0"/>
+          <w:insideH w:val="single" w:color="FFFFFF" w:themeColor="background1" w:sz="8" w:space="0"/>
+          <w:insideV w:val="single" w:color="FFFFFF" w:themeColor="background1" w:sz="8" w:space="0"/>
         </w:tcBorders>
         <w:shd w:val="clear" w:color="auto" w:fill="A7BFDE" w:themeFill="accent1" w:themeFillTint="7F"/>
       </w:tcPr>
@@ -8764,12 +9705,12 @@
       <w:tblStyleColBandSize w:val="1"/>
       <w:tblInd w:w="0" w:type="dxa"/>
       <w:tblBorders>
-        <w:top w:val="single" w:sz="8" w:space="0" w:color="FFFFFF" w:themeColor="background1"/>
-        <w:left w:val="single" w:sz="8" w:space="0" w:color="FFFFFF" w:themeColor="background1"/>
-        <w:bottom w:val="single" w:sz="8" w:space="0" w:color="FFFFFF" w:themeColor="background1"/>
-        <w:right w:val="single" w:sz="8" w:space="0" w:color="FFFFFF" w:themeColor="background1"/>
-        <w:insideH w:val="single" w:sz="6" w:space="0" w:color="FFFFFF" w:themeColor="background1"/>
-        <w:insideV w:val="single" w:sz="6" w:space="0" w:color="FFFFFF" w:themeColor="background1"/>
+        <w:top w:val="single" w:color="FFFFFF" w:themeColor="background1" w:sz="8" w:space="0"/>
+        <w:left w:val="single" w:color="FFFFFF" w:themeColor="background1" w:sz="8" w:space="0"/>
+        <w:bottom w:val="single" w:color="FFFFFF" w:themeColor="background1" w:sz="8" w:space="0"/>
+        <w:right w:val="single" w:color="FFFFFF" w:themeColor="background1" w:sz="8" w:space="0"/>
+        <w:insideH w:val="single" w:color="FFFFFF" w:themeColor="background1" w:sz="6" w:space="0"/>
+        <w:insideV w:val="single" w:color="FFFFFF" w:themeColor="background1" w:sz="6" w:space="0"/>
       </w:tblBorders>
       <w:tblCellMar>
         <w:top w:w="0" w:type="dxa"/>
@@ -8792,12 +9733,12 @@
       <w:tblPr/>
       <w:tcPr>
         <w:tcBorders>
-          <w:top w:val="single" w:sz="8" w:space="0" w:color="FFFFFF" w:themeColor="background1"/>
-          <w:left w:val="single" w:sz="8" w:space="0" w:color="FFFFFF" w:themeColor="background1"/>
-          <w:bottom w:val="single" w:sz="24" w:space="0" w:color="FFFFFF" w:themeColor="background1"/>
-          <w:right w:val="single" w:sz="8" w:space="0" w:color="FFFFFF" w:themeColor="background1"/>
-          <w:insideH w:val="nil"/>
-          <w:insideV w:val="single" w:sz="8" w:space="0" w:color="FFFFFF" w:themeColor="background1"/>
+          <w:top w:val="single" w:color="FFFFFF" w:themeColor="background1" w:sz="8" w:space="0"/>
+          <w:left w:val="single" w:color="FFFFFF" w:themeColor="background1" w:sz="8" w:space="0"/>
+          <w:bottom w:val="single" w:color="FFFFFF" w:themeColor="background1" w:sz="24" w:space="0"/>
+          <w:right w:val="single" w:color="FFFFFF" w:themeColor="background1" w:sz="8" w:space="0"/>
+          <w:insideH w:val="nil"/>
+          <w:insideV w:val="single" w:color="FFFFFF" w:themeColor="background1" w:sz="8" w:space="0"/>
         </w:tcBorders>
         <w:shd w:val="clear" w:color="auto" w:fill="C0504D" w:themeFill="accent2"/>
       </w:tcPr>
@@ -8813,12 +9754,12 @@
       <w:tblPr/>
       <w:tcPr>
         <w:tcBorders>
-          <w:top w:val="single" w:sz="24" w:space="0" w:color="FFFFFF" w:themeColor="background1"/>
-          <w:left w:val="single" w:sz="8" w:space="0" w:color="FFFFFF" w:themeColor="background1"/>
-          <w:bottom w:val="single" w:sz="8" w:space="0" w:color="FFFFFF" w:themeColor="background1"/>
-          <w:right w:val="single" w:sz="8" w:space="0" w:color="FFFFFF" w:themeColor="background1"/>
-          <w:insideH w:val="nil"/>
-          <w:insideV w:val="single" w:sz="8" w:space="0" w:color="FFFFFF" w:themeColor="background1"/>
+          <w:top w:val="single" w:color="FFFFFF" w:themeColor="background1" w:sz="24" w:space="0"/>
+          <w:left w:val="single" w:color="FFFFFF" w:themeColor="background1" w:sz="8" w:space="0"/>
+          <w:bottom w:val="single" w:color="FFFFFF" w:themeColor="background1" w:sz="8" w:space="0"/>
+          <w:right w:val="single" w:color="FFFFFF" w:themeColor="background1" w:sz="8" w:space="0"/>
+          <w:insideH w:val="nil"/>
+          <w:insideV w:val="single" w:color="FFFFFF" w:themeColor="background1" w:sz="8" w:space="0"/>
         </w:tcBorders>
         <w:shd w:val="clear" w:color="auto" w:fill="C0504D" w:themeFill="accent2"/>
       </w:tcPr>
@@ -8834,8 +9775,8 @@
       <w:tblPr/>
       <w:tcPr>
         <w:tcBorders>
-          <w:left w:val="single" w:sz="8" w:space="0" w:color="FFFFFF" w:themeColor="background1"/>
-          <w:right w:val="single" w:sz="24" w:space="0" w:color="FFFFFF" w:themeColor="background1"/>
+          <w:left w:val="single" w:color="FFFFFF" w:themeColor="background1" w:sz="8" w:space="0"/>
+          <w:right w:val="single" w:color="FFFFFF" w:themeColor="background1" w:sz="24" w:space="0"/>
           <w:insideH w:val="nil"/>
           <w:insideV w:val="nil"/>
         </w:tcBorders>
@@ -8854,7 +9795,7 @@
       <w:tcPr>
         <w:tcBorders>
           <w:top w:val="nil"/>
-          <w:left w:val="single" w:sz="24" w:space="0" w:color="FFFFFF" w:themeColor="background1"/>
+          <w:left w:val="single" w:color="FFFFFF" w:themeColor="background1" w:sz="24" w:space="0"/>
           <w:bottom w:val="nil"/>
           <w:right w:val="nil"/>
           <w:insideH w:val="nil"/>
@@ -8867,10 +9808,10 @@
       <w:tblPr/>
       <w:tcPr>
         <w:tcBorders>
-          <w:top w:val="single" w:sz="8" w:space="0" w:color="FFFFFF" w:themeColor="background1"/>
-          <w:left w:val="single" w:sz="8" w:space="0" w:color="FFFFFF" w:themeColor="background1"/>
-          <w:bottom w:val="single" w:sz="8" w:space="0" w:color="FFFFFF" w:themeColor="background1"/>
-          <w:right w:val="single" w:sz="8" w:space="0" w:color="FFFFFF" w:themeColor="background1"/>
+          <w:top w:val="single" w:color="FFFFFF" w:themeColor="background1" w:sz="8" w:space="0"/>
+          <w:left w:val="single" w:color="FFFFFF" w:themeColor="background1" w:sz="8" w:space="0"/>
+          <w:bottom w:val="single" w:color="FFFFFF" w:themeColor="background1" w:sz="8" w:space="0"/>
+          <w:right w:val="single" w:color="FFFFFF" w:themeColor="background1" w:sz="8" w:space="0"/>
           <w:insideH w:val="nil"/>
           <w:insideV w:val="nil"/>
         </w:tcBorders>
@@ -8881,12 +9822,12 @@
       <w:tblPr/>
       <w:tcPr>
         <w:tcBorders>
-          <w:top w:val="single" w:sz="8" w:space="0" w:color="FFFFFF" w:themeColor="background1"/>
-          <w:left w:val="single" w:sz="8" w:space="0" w:color="FFFFFF" w:themeColor="background1"/>
-          <w:bottom w:val="single" w:sz="8" w:space="0" w:color="FFFFFF" w:themeColor="background1"/>
-          <w:right w:val="single" w:sz="8" w:space="0" w:color="FFFFFF" w:themeColor="background1"/>
-          <w:insideH w:val="single" w:sz="8" w:space="0" w:color="FFFFFF" w:themeColor="background1"/>
-          <w:insideV w:val="single" w:sz="8" w:space="0" w:color="FFFFFF" w:themeColor="background1"/>
+          <w:top w:val="single" w:color="FFFFFF" w:themeColor="background1" w:sz="8" w:space="0"/>
+          <w:left w:val="single" w:color="FFFFFF" w:themeColor="background1" w:sz="8" w:space="0"/>
+          <w:bottom w:val="single" w:color="FFFFFF" w:themeColor="background1" w:sz="8" w:space="0"/>
+          <w:right w:val="single" w:color="FFFFFF" w:themeColor="background1" w:sz="8" w:space="0"/>
+          <w:insideH w:val="single" w:color="FFFFFF" w:themeColor="background1" w:sz="8" w:space="0"/>
+          <w:insideV w:val="single" w:color="FFFFFF" w:themeColor="background1" w:sz="8" w:space="0"/>
         </w:tcBorders>
         <w:shd w:val="clear" w:color="auto" w:fill="DFA7A6" w:themeFill="accent2" w:themeFillTint="7F"/>
       </w:tcPr>
@@ -8905,12 +9846,12 @@
       <w:tblStyleColBandSize w:val="1"/>
       <w:tblInd w:w="0" w:type="dxa"/>
       <w:tblBorders>
-        <w:top w:val="single" w:sz="8" w:space="0" w:color="FFFFFF" w:themeColor="background1"/>
-        <w:left w:val="single" w:sz="8" w:space="0" w:color="FFFFFF" w:themeColor="background1"/>
-        <w:bottom w:val="single" w:sz="8" w:space="0" w:color="FFFFFF" w:themeColor="background1"/>
-        <w:right w:val="single" w:sz="8" w:space="0" w:color="FFFFFF" w:themeColor="background1"/>
-        <w:insideH w:val="single" w:sz="6" w:space="0" w:color="FFFFFF" w:themeColor="background1"/>
-        <w:insideV w:val="single" w:sz="6" w:space="0" w:color="FFFFFF" w:themeColor="background1"/>
+        <w:top w:val="single" w:color="FFFFFF" w:themeColor="background1" w:sz="8" w:space="0"/>
+        <w:left w:val="single" w:color="FFFFFF" w:themeColor="background1" w:sz="8" w:space="0"/>
+        <w:bottom w:val="single" w:color="FFFFFF" w:themeColor="background1" w:sz="8" w:space="0"/>
+        <w:right w:val="single" w:color="FFFFFF" w:themeColor="background1" w:sz="8" w:space="0"/>
+        <w:insideH w:val="single" w:color="FFFFFF" w:themeColor="background1" w:sz="6" w:space="0"/>
+        <w:insideV w:val="single" w:color="FFFFFF" w:themeColor="background1" w:sz="6" w:space="0"/>
       </w:tblBorders>
       <w:tblCellMar>
         <w:top w:w="0" w:type="dxa"/>
@@ -8933,12 +9874,12 @@
       <w:tblPr/>
       <w:tcPr>
         <w:tcBorders>
-          <w:top w:val="single" w:sz="8" w:space="0" w:color="FFFFFF" w:themeColor="background1"/>
-          <w:left w:val="single" w:sz="8" w:space="0" w:color="FFFFFF" w:themeColor="background1"/>
-          <w:bottom w:val="single" w:sz="24" w:space="0" w:color="FFFFFF" w:themeColor="background1"/>
-          <w:right w:val="single" w:sz="8" w:space="0" w:color="FFFFFF" w:themeColor="background1"/>
-          <w:insideH w:val="nil"/>
-          <w:insideV w:val="single" w:sz="8" w:space="0" w:color="FFFFFF" w:themeColor="background1"/>
+          <w:top w:val="single" w:color="FFFFFF" w:themeColor="background1" w:sz="8" w:space="0"/>
+          <w:left w:val="single" w:color="FFFFFF" w:themeColor="background1" w:sz="8" w:space="0"/>
+          <w:bottom w:val="single" w:color="FFFFFF" w:themeColor="background1" w:sz="24" w:space="0"/>
+          <w:right w:val="single" w:color="FFFFFF" w:themeColor="background1" w:sz="8" w:space="0"/>
+          <w:insideH w:val="nil"/>
+          <w:insideV w:val="single" w:color="FFFFFF" w:themeColor="background1" w:sz="8" w:space="0"/>
         </w:tcBorders>
         <w:shd w:val="clear" w:color="auto" w:fill="9BBB59" w:themeFill="accent3"/>
       </w:tcPr>
@@ -8954,12 +9895,12 @@
       <w:tblPr/>
       <w:tcPr>
         <w:tcBorders>
-          <w:top w:val="single" w:sz="24" w:space="0" w:color="FFFFFF" w:themeColor="background1"/>
-          <w:left w:val="single" w:sz="8" w:space="0" w:color="FFFFFF" w:themeColor="background1"/>
-          <w:bottom w:val="single" w:sz="8" w:space="0" w:color="FFFFFF" w:themeColor="background1"/>
-          <w:right w:val="single" w:sz="8" w:space="0" w:color="FFFFFF" w:themeColor="background1"/>
-          <w:insideH w:val="nil"/>
-          <w:insideV w:val="single" w:sz="8" w:space="0" w:color="FFFFFF" w:themeColor="background1"/>
+          <w:top w:val="single" w:color="FFFFFF" w:themeColor="background1" w:sz="24" w:space="0"/>
+          <w:left w:val="single" w:color="FFFFFF" w:themeColor="background1" w:sz="8" w:space="0"/>
+          <w:bottom w:val="single" w:color="FFFFFF" w:themeColor="background1" w:sz="8" w:space="0"/>
+          <w:right w:val="single" w:color="FFFFFF" w:themeColor="background1" w:sz="8" w:space="0"/>
+          <w:insideH w:val="nil"/>
+          <w:insideV w:val="single" w:color="FFFFFF" w:themeColor="background1" w:sz="8" w:space="0"/>
         </w:tcBorders>
         <w:shd w:val="clear" w:color="auto" w:fill="9BBB59" w:themeFill="accent3"/>
       </w:tcPr>
@@ -8975,8 +9916,8 @@
       <w:tblPr/>
       <w:tcPr>
         <w:tcBorders>
-          <w:left w:val="single" w:sz="8" w:space="0" w:color="FFFFFF" w:themeColor="background1"/>
-          <w:right w:val="single" w:sz="24" w:space="0" w:color="FFFFFF" w:themeColor="background1"/>
+          <w:left w:val="single" w:color="FFFFFF" w:themeColor="background1" w:sz="8" w:space="0"/>
+          <w:right w:val="single" w:color="FFFFFF" w:themeColor="background1" w:sz="24" w:space="0"/>
           <w:insideH w:val="nil"/>
           <w:insideV w:val="nil"/>
         </w:tcBorders>
@@ -8995,7 +9936,7 @@
       <w:tcPr>
         <w:tcBorders>
           <w:top w:val="nil"/>
-          <w:left w:val="single" w:sz="24" w:space="0" w:color="FFFFFF" w:themeColor="background1"/>
+          <w:left w:val="single" w:color="FFFFFF" w:themeColor="background1" w:sz="24" w:space="0"/>
           <w:bottom w:val="nil"/>
           <w:right w:val="nil"/>
           <w:insideH w:val="nil"/>
@@ -9008,10 +9949,10 @@
       <w:tblPr/>
       <w:tcPr>
         <w:tcBorders>
-          <w:top w:val="single" w:sz="8" w:space="0" w:color="FFFFFF" w:themeColor="background1"/>
-          <w:left w:val="single" w:sz="8" w:space="0" w:color="FFFFFF" w:themeColor="background1"/>
-          <w:bottom w:val="single" w:sz="8" w:space="0" w:color="FFFFFF" w:themeColor="background1"/>
-          <w:right w:val="single" w:sz="8" w:space="0" w:color="FFFFFF" w:themeColor="background1"/>
+          <w:top w:val="single" w:color="FFFFFF" w:themeColor="background1" w:sz="8" w:space="0"/>
+          <w:left w:val="single" w:color="FFFFFF" w:themeColor="background1" w:sz="8" w:space="0"/>
+          <w:bottom w:val="single" w:color="FFFFFF" w:themeColor="background1" w:sz="8" w:space="0"/>
+          <w:right w:val="single" w:color="FFFFFF" w:themeColor="background1" w:sz="8" w:space="0"/>
           <w:insideH w:val="nil"/>
           <w:insideV w:val="nil"/>
         </w:tcBorders>
@@ -9022,12 +9963,12 @@
       <w:tblPr/>
       <w:tcPr>
         <w:tcBorders>
-          <w:top w:val="single" w:sz="8" w:space="0" w:color="FFFFFF" w:themeColor="background1"/>
-          <w:left w:val="single" w:sz="8" w:space="0" w:color="FFFFFF" w:themeColor="background1"/>
-          <w:bottom w:val="single" w:sz="8" w:space="0" w:color="FFFFFF" w:themeColor="background1"/>
-          <w:right w:val="single" w:sz="8" w:space="0" w:color="FFFFFF" w:themeColor="background1"/>
-          <w:insideH w:val="single" w:sz="8" w:space="0" w:color="FFFFFF" w:themeColor="background1"/>
-          <w:insideV w:val="single" w:sz="8" w:space="0" w:color="FFFFFF" w:themeColor="background1"/>
+          <w:top w:val="single" w:color="FFFFFF" w:themeColor="background1" w:sz="8" w:space="0"/>
+          <w:left w:val="single" w:color="FFFFFF" w:themeColor="background1" w:sz="8" w:space="0"/>
+          <w:bottom w:val="single" w:color="FFFFFF" w:themeColor="background1" w:sz="8" w:space="0"/>
+          <w:right w:val="single" w:color="FFFFFF" w:themeColor="background1" w:sz="8" w:space="0"/>
+          <w:insideH w:val="single" w:color="FFFFFF" w:themeColor="background1" w:sz="8" w:space="0"/>
+          <w:insideV w:val="single" w:color="FFFFFF" w:themeColor="background1" w:sz="8" w:space="0"/>
         </w:tcBorders>
         <w:shd w:val="clear" w:color="auto" w:fill="CDDDAC" w:themeFill="accent3" w:themeFillTint="7F"/>
       </w:tcPr>
@@ -9046,12 +9987,12 @@
       <w:tblStyleColBandSize w:val="1"/>
       <w:tblInd w:w="0" w:type="dxa"/>
       <w:tblBorders>
-        <w:top w:val="single" w:sz="8" w:space="0" w:color="FFFFFF" w:themeColor="background1"/>
-        <w:left w:val="single" w:sz="8" w:space="0" w:color="FFFFFF" w:themeColor="background1"/>
-        <w:bottom w:val="single" w:sz="8" w:space="0" w:color="FFFFFF" w:themeColor="background1"/>
-        <w:right w:val="single" w:sz="8" w:space="0" w:color="FFFFFF" w:themeColor="background1"/>
-        <w:insideH w:val="single" w:sz="6" w:space="0" w:color="FFFFFF" w:themeColor="background1"/>
-        <w:insideV w:val="single" w:sz="6" w:space="0" w:color="FFFFFF" w:themeColor="background1"/>
+        <w:top w:val="single" w:color="FFFFFF" w:themeColor="background1" w:sz="8" w:space="0"/>
+        <w:left w:val="single" w:color="FFFFFF" w:themeColor="background1" w:sz="8" w:space="0"/>
+        <w:bottom w:val="single" w:color="FFFFFF" w:themeColor="background1" w:sz="8" w:space="0"/>
+        <w:right w:val="single" w:color="FFFFFF" w:themeColor="background1" w:sz="8" w:space="0"/>
+        <w:insideH w:val="single" w:color="FFFFFF" w:themeColor="background1" w:sz="6" w:space="0"/>
+        <w:insideV w:val="single" w:color="FFFFFF" w:themeColor="background1" w:sz="6" w:space="0"/>
       </w:tblBorders>
       <w:tblCellMar>
         <w:top w:w="0" w:type="dxa"/>
@@ -9074,12 +10015,12 @@
       <w:tblPr/>
       <w:tcPr>
         <w:tcBorders>
-          <w:top w:val="single" w:sz="8" w:space="0" w:color="FFFFFF" w:themeColor="background1"/>
-          <w:left w:val="single" w:sz="8" w:space="0" w:color="FFFFFF" w:themeColor="background1"/>
-          <w:bottom w:val="single" w:sz="24" w:space="0" w:color="FFFFFF" w:themeColor="background1"/>
-          <w:right w:val="single" w:sz="8" w:space="0" w:color="FFFFFF" w:themeColor="background1"/>
-          <w:insideH w:val="nil"/>
-          <w:insideV w:val="single" w:sz="8" w:space="0" w:color="FFFFFF" w:themeColor="background1"/>
+          <w:top w:val="single" w:color="FFFFFF" w:themeColor="background1" w:sz="8" w:space="0"/>
+          <w:left w:val="single" w:color="FFFFFF" w:themeColor="background1" w:sz="8" w:space="0"/>
+          <w:bottom w:val="single" w:color="FFFFFF" w:themeColor="background1" w:sz="24" w:space="0"/>
+          <w:right w:val="single" w:color="FFFFFF" w:themeColor="background1" w:sz="8" w:space="0"/>
+          <w:insideH w:val="nil"/>
+          <w:insideV w:val="single" w:color="FFFFFF" w:themeColor="background1" w:sz="8" w:space="0"/>
         </w:tcBorders>
         <w:shd w:val="clear" w:color="auto" w:fill="8064A2" w:themeFill="accent4"/>
       </w:tcPr>
@@ -9095,12 +10036,12 @@
       <w:tblPr/>
       <w:tcPr>
         <w:tcBorders>
-          <w:top w:val="single" w:sz="24" w:space="0" w:color="FFFFFF" w:themeColor="background1"/>
-          <w:left w:val="single" w:sz="8" w:space="0" w:color="FFFFFF" w:themeColor="background1"/>
-          <w:bottom w:val="single" w:sz="8" w:space="0" w:color="FFFFFF" w:themeColor="background1"/>
-          <w:right w:val="single" w:sz="8" w:space="0" w:color="FFFFFF" w:themeColor="background1"/>
-          <w:insideH w:val="nil"/>
-          <w:insideV w:val="single" w:sz="8" w:space="0" w:color="FFFFFF" w:themeColor="background1"/>
+          <w:top w:val="single" w:color="FFFFFF" w:themeColor="background1" w:sz="24" w:space="0"/>
+          <w:left w:val="single" w:color="FFFFFF" w:themeColor="background1" w:sz="8" w:space="0"/>
+          <w:bottom w:val="single" w:color="FFFFFF" w:themeColor="background1" w:sz="8" w:space="0"/>
+          <w:right w:val="single" w:color="FFFFFF" w:themeColor="background1" w:sz="8" w:space="0"/>
+          <w:insideH w:val="nil"/>
+          <w:insideV w:val="single" w:color="FFFFFF" w:themeColor="background1" w:sz="8" w:space="0"/>
         </w:tcBorders>
         <w:shd w:val="clear" w:color="auto" w:fill="8064A2" w:themeFill="accent4"/>
       </w:tcPr>
@@ -9116,8 +10057,8 @@
       <w:tblPr/>
       <w:tcPr>
         <w:tcBorders>
-          <w:left w:val="single" w:sz="8" w:space="0" w:color="FFFFFF" w:themeColor="background1"/>
-          <w:right w:val="single" w:sz="24" w:space="0" w:color="FFFFFF" w:themeColor="background1"/>
+          <w:left w:val="single" w:color="FFFFFF" w:themeColor="background1" w:sz="8" w:space="0"/>
+          <w:right w:val="single" w:color="FFFFFF" w:themeColor="background1" w:sz="24" w:space="0"/>
           <w:insideH w:val="nil"/>
           <w:insideV w:val="nil"/>
         </w:tcBorders>
@@ -9136,7 +10077,7 @@
       <w:tcPr>
         <w:tcBorders>
           <w:top w:val="nil"/>
-          <w:left w:val="single" w:sz="24" w:space="0" w:color="FFFFFF" w:themeColor="background1"/>
+          <w:left w:val="single" w:color="FFFFFF" w:themeColor="background1" w:sz="24" w:space="0"/>
           <w:bottom w:val="nil"/>
           <w:right w:val="nil"/>
           <w:insideH w:val="nil"/>
@@ -9149,10 +10090,10 @@
       <w:tblPr/>
       <w:tcPr>
         <w:tcBorders>
-          <w:top w:val="single" w:sz="8" w:space="0" w:color="FFFFFF" w:themeColor="background1"/>
-          <w:left w:val="single" w:sz="8" w:space="0" w:color="FFFFFF" w:themeColor="background1"/>
-          <w:bottom w:val="single" w:sz="8" w:space="0" w:color="FFFFFF" w:themeColor="background1"/>
-          <w:right w:val="single" w:sz="8" w:space="0" w:color="FFFFFF" w:themeColor="background1"/>
+          <w:top w:val="single" w:color="FFFFFF" w:themeColor="background1" w:sz="8" w:space="0"/>
+          <w:left w:val="single" w:color="FFFFFF" w:themeColor="background1" w:sz="8" w:space="0"/>
+          <w:bottom w:val="single" w:color="FFFFFF" w:themeColor="background1" w:sz="8" w:space="0"/>
+          <w:right w:val="single" w:color="FFFFFF" w:themeColor="background1" w:sz="8" w:space="0"/>
           <w:insideH w:val="nil"/>
           <w:insideV w:val="nil"/>
         </w:tcBorders>
@@ -9163,12 +10104,12 @@
       <w:tblPr/>
       <w:tcPr>
         <w:tcBorders>
-          <w:top w:val="single" w:sz="8" w:space="0" w:color="FFFFFF" w:themeColor="background1"/>
-          <w:left w:val="single" w:sz="8" w:space="0" w:color="FFFFFF" w:themeColor="background1"/>
-          <w:bottom w:val="single" w:sz="8" w:space="0" w:color="FFFFFF" w:themeColor="background1"/>
-          <w:right w:val="single" w:sz="8" w:space="0" w:color="FFFFFF" w:themeColor="background1"/>
-          <w:insideH w:val="single" w:sz="8" w:space="0" w:color="FFFFFF" w:themeColor="background1"/>
-          <w:insideV w:val="single" w:sz="8" w:space="0" w:color="FFFFFF" w:themeColor="background1"/>
+          <w:top w:val="single" w:color="FFFFFF" w:themeColor="background1" w:sz="8" w:space="0"/>
+          <w:left w:val="single" w:color="FFFFFF" w:themeColor="background1" w:sz="8" w:space="0"/>
+          <w:bottom w:val="single" w:color="FFFFFF" w:themeColor="background1" w:sz="8" w:space="0"/>
+          <w:right w:val="single" w:color="FFFFFF" w:themeColor="background1" w:sz="8" w:space="0"/>
+          <w:insideH w:val="single" w:color="FFFFFF" w:themeColor="background1" w:sz="8" w:space="0"/>
+          <w:insideV w:val="single" w:color="FFFFFF" w:themeColor="background1" w:sz="8" w:space="0"/>
         </w:tcBorders>
         <w:shd w:val="clear" w:color="auto" w:fill="BFB1D0" w:themeFill="accent4" w:themeFillTint="7F"/>
       </w:tcPr>
@@ -9187,12 +10128,12 @@
       <w:tblStyleColBandSize w:val="1"/>
       <w:tblInd w:w="0" w:type="dxa"/>
       <w:tblBorders>
-        <w:top w:val="single" w:sz="8" w:space="0" w:color="FFFFFF" w:themeColor="background1"/>
-        <w:left w:val="single" w:sz="8" w:space="0" w:color="FFFFFF" w:themeColor="background1"/>
-        <w:bottom w:val="single" w:sz="8" w:space="0" w:color="FFFFFF" w:themeColor="background1"/>
-        <w:right w:val="single" w:sz="8" w:space="0" w:color="FFFFFF" w:themeColor="background1"/>
-        <w:insideH w:val="single" w:sz="6" w:space="0" w:color="FFFFFF" w:themeColor="background1"/>
-        <w:insideV w:val="single" w:sz="6" w:space="0" w:color="FFFFFF" w:themeColor="background1"/>
+        <w:top w:val="single" w:color="FFFFFF" w:themeColor="background1" w:sz="8" w:space="0"/>
+        <w:left w:val="single" w:color="FFFFFF" w:themeColor="background1" w:sz="8" w:space="0"/>
+        <w:bottom w:val="single" w:color="FFFFFF" w:themeColor="background1" w:sz="8" w:space="0"/>
+        <w:right w:val="single" w:color="FFFFFF" w:themeColor="background1" w:sz="8" w:space="0"/>
+        <w:insideH w:val="single" w:color="FFFFFF" w:themeColor="background1" w:sz="6" w:space="0"/>
+        <w:insideV w:val="single" w:color="FFFFFF" w:themeColor="background1" w:sz="6" w:space="0"/>
       </w:tblBorders>
       <w:tblCellMar>
         <w:top w:w="0" w:type="dxa"/>
@@ -9215,12 +10156,12 @@
       <w:tblPr/>
       <w:tcPr>
         <w:tcBorders>
-          <w:top w:val="single" w:sz="8" w:space="0" w:color="FFFFFF" w:themeColor="background1"/>
-          <w:left w:val="single" w:sz="8" w:space="0" w:color="FFFFFF" w:themeColor="background1"/>
-          <w:bottom w:val="single" w:sz="24" w:space="0" w:color="FFFFFF" w:themeColor="background1"/>
-          <w:right w:val="single" w:sz="8" w:space="0" w:color="FFFFFF" w:themeColor="background1"/>
-          <w:insideH w:val="nil"/>
-          <w:insideV w:val="single" w:sz="8" w:space="0" w:color="FFFFFF" w:themeColor="background1"/>
+          <w:top w:val="single" w:color="FFFFFF" w:themeColor="background1" w:sz="8" w:space="0"/>
+          <w:left w:val="single" w:color="FFFFFF" w:themeColor="background1" w:sz="8" w:space="0"/>
+          <w:bottom w:val="single" w:color="FFFFFF" w:themeColor="background1" w:sz="24" w:space="0"/>
+          <w:right w:val="single" w:color="FFFFFF" w:themeColor="background1" w:sz="8" w:space="0"/>
+          <w:insideH w:val="nil"/>
+          <w:insideV w:val="single" w:color="FFFFFF" w:themeColor="background1" w:sz="8" w:space="0"/>
         </w:tcBorders>
         <w:shd w:val="clear" w:color="auto" w:fill="4BACC6" w:themeFill="accent5"/>
       </w:tcPr>
@@ -9236,12 +10177,12 @@
       <w:tblPr/>
       <w:tcPr>
         <w:tcBorders>
-          <w:top w:val="single" w:sz="24" w:space="0" w:color="FFFFFF" w:themeColor="background1"/>
-          <w:left w:val="single" w:sz="8" w:space="0" w:color="FFFFFF" w:themeColor="background1"/>
-          <w:bottom w:val="single" w:sz="8" w:space="0" w:color="FFFFFF" w:themeColor="background1"/>
-          <w:right w:val="single" w:sz="8" w:space="0" w:color="FFFFFF" w:themeColor="background1"/>
-          <w:insideH w:val="nil"/>
-          <w:insideV w:val="single" w:sz="8" w:space="0" w:color="FFFFFF" w:themeColor="background1"/>
+          <w:top w:val="single" w:color="FFFFFF" w:themeColor="background1" w:sz="24" w:space="0"/>
+          <w:left w:val="single" w:color="FFFFFF" w:themeColor="background1" w:sz="8" w:space="0"/>
+          <w:bottom w:val="single" w:color="FFFFFF" w:themeColor="background1" w:sz="8" w:space="0"/>
+          <w:right w:val="single" w:color="FFFFFF" w:themeColor="background1" w:sz="8" w:space="0"/>
+          <w:insideH w:val="nil"/>
+          <w:insideV w:val="single" w:color="FFFFFF" w:themeColor="background1" w:sz="8" w:space="0"/>
         </w:tcBorders>
         <w:shd w:val="clear" w:color="auto" w:fill="4BACC6" w:themeFill="accent5"/>
       </w:tcPr>
@@ -9257,8 +10198,8 @@
       <w:tblPr/>
       <w:tcPr>
         <w:tcBorders>
-          <w:left w:val="single" w:sz="8" w:space="0" w:color="FFFFFF" w:themeColor="background1"/>
-          <w:right w:val="single" w:sz="24" w:space="0" w:color="FFFFFF" w:themeColor="background1"/>
+          <w:left w:val="single" w:color="FFFFFF" w:themeColor="background1" w:sz="8" w:space="0"/>
+          <w:right w:val="single" w:color="FFFFFF" w:themeColor="background1" w:sz="24" w:space="0"/>
           <w:insideH w:val="nil"/>
           <w:insideV w:val="nil"/>
         </w:tcBorders>
@@ -9277,7 +10218,7 @@
       <w:tcPr>
         <w:tcBorders>
           <w:top w:val="nil"/>
-          <w:left w:val="single" w:sz="24" w:space="0" w:color="FFFFFF" w:themeColor="background1"/>
+          <w:left w:val="single" w:color="FFFFFF" w:themeColor="background1" w:sz="24" w:space="0"/>
           <w:bottom w:val="nil"/>
           <w:right w:val="nil"/>
           <w:insideH w:val="nil"/>
@@ -9290,10 +10231,10 @@
       <w:tblPr/>
       <w:tcPr>
         <w:tcBorders>
-          <w:top w:val="single" w:sz="8" w:space="0" w:color="FFFFFF" w:themeColor="background1"/>
-          <w:left w:val="single" w:sz="8" w:space="0" w:color="FFFFFF" w:themeColor="background1"/>
-          <w:bottom w:val="single" w:sz="8" w:space="0" w:color="FFFFFF" w:themeColor="background1"/>
-          <w:right w:val="single" w:sz="8" w:space="0" w:color="FFFFFF" w:themeColor="background1"/>
+          <w:top w:val="single" w:color="FFFFFF" w:themeColor="background1" w:sz="8" w:space="0"/>
+          <w:left w:val="single" w:color="FFFFFF" w:themeColor="background1" w:sz="8" w:space="0"/>
+          <w:bottom w:val="single" w:color="FFFFFF" w:themeColor="background1" w:sz="8" w:space="0"/>
+          <w:right w:val="single" w:color="FFFFFF" w:themeColor="background1" w:sz="8" w:space="0"/>
           <w:insideH w:val="nil"/>
           <w:insideV w:val="nil"/>
         </w:tcBorders>
@@ -9304,12 +10245,12 @@
       <w:tblPr/>
       <w:tcPr>
         <w:tcBorders>
-          <w:top w:val="single" w:sz="8" w:space="0" w:color="FFFFFF" w:themeColor="background1"/>
-          <w:left w:val="single" w:sz="8" w:space="0" w:color="FFFFFF" w:themeColor="background1"/>
-          <w:bottom w:val="single" w:sz="8" w:space="0" w:color="FFFFFF" w:themeColor="background1"/>
-          <w:right w:val="single" w:sz="8" w:space="0" w:color="FFFFFF" w:themeColor="background1"/>
-          <w:insideH w:val="single" w:sz="8" w:space="0" w:color="FFFFFF" w:themeColor="background1"/>
-          <w:insideV w:val="single" w:sz="8" w:space="0" w:color="FFFFFF" w:themeColor="background1"/>
+          <w:top w:val="single" w:color="FFFFFF" w:themeColor="background1" w:sz="8" w:space="0"/>
+          <w:left w:val="single" w:color="FFFFFF" w:themeColor="background1" w:sz="8" w:space="0"/>
+          <w:bottom w:val="single" w:color="FFFFFF" w:themeColor="background1" w:sz="8" w:space="0"/>
+          <w:right w:val="single" w:color="FFFFFF" w:themeColor="background1" w:sz="8" w:space="0"/>
+          <w:insideH w:val="single" w:color="FFFFFF" w:themeColor="background1" w:sz="8" w:space="0"/>
+          <w:insideV w:val="single" w:color="FFFFFF" w:themeColor="background1" w:sz="8" w:space="0"/>
         </w:tcBorders>
         <w:shd w:val="clear" w:color="auto" w:fill="A5D5E2" w:themeFill="accent5" w:themeFillTint="7F"/>
       </w:tcPr>
@@ -9328,12 +10269,12 @@
       <w:tblStyleColBandSize w:val="1"/>
       <w:tblInd w:w="0" w:type="dxa"/>
       <w:tblBorders>
-        <w:top w:val="single" w:sz="8" w:space="0" w:color="FFFFFF" w:themeColor="background1"/>
-        <w:left w:val="single" w:sz="8" w:space="0" w:color="FFFFFF" w:themeColor="background1"/>
-        <w:bottom w:val="single" w:sz="8" w:space="0" w:color="FFFFFF" w:themeColor="background1"/>
-        <w:right w:val="single" w:sz="8" w:space="0" w:color="FFFFFF" w:themeColor="background1"/>
-        <w:insideH w:val="single" w:sz="6" w:space="0" w:color="FFFFFF" w:themeColor="background1"/>
-        <w:insideV w:val="single" w:sz="6" w:space="0" w:color="FFFFFF" w:themeColor="background1"/>
+        <w:top w:val="single" w:color="FFFFFF" w:themeColor="background1" w:sz="8" w:space="0"/>
+        <w:left w:val="single" w:color="FFFFFF" w:themeColor="background1" w:sz="8" w:space="0"/>
+        <w:bottom w:val="single" w:color="FFFFFF" w:themeColor="background1" w:sz="8" w:space="0"/>
+        <w:right w:val="single" w:color="FFFFFF" w:themeColor="background1" w:sz="8" w:space="0"/>
+        <w:insideH w:val="single" w:color="FFFFFF" w:themeColor="background1" w:sz="6" w:space="0"/>
+        <w:insideV w:val="single" w:color="FFFFFF" w:themeColor="background1" w:sz="6" w:space="0"/>
       </w:tblBorders>
       <w:tblCellMar>
         <w:top w:w="0" w:type="dxa"/>
@@ -9356,12 +10297,12 @@
       <w:tblPr/>
       <w:tcPr>
         <w:tcBorders>
-          <w:top w:val="single" w:sz="8" w:space="0" w:color="FFFFFF" w:themeColor="background1"/>
-          <w:left w:val="single" w:sz="8" w:space="0" w:color="FFFFFF" w:themeColor="background1"/>
-          <w:bottom w:val="single" w:sz="24" w:space="0" w:color="FFFFFF" w:themeColor="background1"/>
-          <w:right w:val="single" w:sz="8" w:space="0" w:color="FFFFFF" w:themeColor="background1"/>
-          <w:insideH w:val="nil"/>
-          <w:insideV w:val="single" w:sz="8" w:space="0" w:color="FFFFFF" w:themeColor="background1"/>
+          <w:top w:val="single" w:color="FFFFFF" w:themeColor="background1" w:sz="8" w:space="0"/>
+          <w:left w:val="single" w:color="FFFFFF" w:themeColor="background1" w:sz="8" w:space="0"/>
+          <w:bottom w:val="single" w:color="FFFFFF" w:themeColor="background1" w:sz="24" w:space="0"/>
+          <w:right w:val="single" w:color="FFFFFF" w:themeColor="background1" w:sz="8" w:space="0"/>
+          <w:insideH w:val="nil"/>
+          <w:insideV w:val="single" w:color="FFFFFF" w:themeColor="background1" w:sz="8" w:space="0"/>
         </w:tcBorders>
         <w:shd w:val="clear" w:color="auto" w:fill="F79646" w:themeFill="accent6"/>
       </w:tcPr>
@@ -9377,12 +10318,12 @@
       <w:tblPr/>
       <w:tcPr>
         <w:tcBorders>
-          <w:top w:val="single" w:sz="24" w:space="0" w:color="FFFFFF" w:themeColor="background1"/>
-          <w:left w:val="single" w:sz="8" w:space="0" w:color="FFFFFF" w:themeColor="background1"/>
-          <w:bottom w:val="single" w:sz="8" w:space="0" w:color="FFFFFF" w:themeColor="background1"/>
-          <w:right w:val="single" w:sz="8" w:space="0" w:color="FFFFFF" w:themeColor="background1"/>
-          <w:insideH w:val="nil"/>
-          <w:insideV w:val="single" w:sz="8" w:space="0" w:color="FFFFFF" w:themeColor="background1"/>
+          <w:top w:val="single" w:color="FFFFFF" w:themeColor="background1" w:sz="24" w:space="0"/>
+          <w:left w:val="single" w:color="FFFFFF" w:themeColor="background1" w:sz="8" w:space="0"/>
+          <w:bottom w:val="single" w:color="FFFFFF" w:themeColor="background1" w:sz="8" w:space="0"/>
+          <w:right w:val="single" w:color="FFFFFF" w:themeColor="background1" w:sz="8" w:space="0"/>
+          <w:insideH w:val="nil"/>
+          <w:insideV w:val="single" w:color="FFFFFF" w:themeColor="background1" w:sz="8" w:space="0"/>
         </w:tcBorders>
         <w:shd w:val="clear" w:color="auto" w:fill="F79646" w:themeFill="accent6"/>
       </w:tcPr>
@@ -9398,8 +10339,8 @@
       <w:tblPr/>
       <w:tcPr>
         <w:tcBorders>
-          <w:left w:val="single" w:sz="8" w:space="0" w:color="FFFFFF" w:themeColor="background1"/>
-          <w:right w:val="single" w:sz="24" w:space="0" w:color="FFFFFF" w:themeColor="background1"/>
+          <w:left w:val="single" w:color="FFFFFF" w:themeColor="background1" w:sz="8" w:space="0"/>
+          <w:right w:val="single" w:color="FFFFFF" w:themeColor="background1" w:sz="24" w:space="0"/>
           <w:insideH w:val="nil"/>
           <w:insideV w:val="nil"/>
         </w:tcBorders>
@@ -9418,7 +10359,7 @@
       <w:tcPr>
         <w:tcBorders>
           <w:top w:val="nil"/>
-          <w:left w:val="single" w:sz="24" w:space="0" w:color="FFFFFF" w:themeColor="background1"/>
+          <w:left w:val="single" w:color="FFFFFF" w:themeColor="background1" w:sz="24" w:space="0"/>
           <w:bottom w:val="nil"/>
           <w:right w:val="nil"/>
           <w:insideH w:val="nil"/>
@@ -9431,10 +10372,10 @@
       <w:tblPr/>
       <w:tcPr>
         <w:tcBorders>
-          <w:top w:val="single" w:sz="8" w:space="0" w:color="FFFFFF" w:themeColor="background1"/>
-          <w:left w:val="single" w:sz="8" w:space="0" w:color="FFFFFF" w:themeColor="background1"/>
-          <w:bottom w:val="single" w:sz="8" w:space="0" w:color="FFFFFF" w:themeColor="background1"/>
-          <w:right w:val="single" w:sz="8" w:space="0" w:color="FFFFFF" w:themeColor="background1"/>
+          <w:top w:val="single" w:color="FFFFFF" w:themeColor="background1" w:sz="8" w:space="0"/>
+          <w:left w:val="single" w:color="FFFFFF" w:themeColor="background1" w:sz="8" w:space="0"/>
+          <w:bottom w:val="single" w:color="FFFFFF" w:themeColor="background1" w:sz="8" w:space="0"/>
+          <w:right w:val="single" w:color="FFFFFF" w:themeColor="background1" w:sz="8" w:space="0"/>
           <w:insideH w:val="nil"/>
           <w:insideV w:val="nil"/>
         </w:tcBorders>
@@ -9445,12 +10386,12 @@
       <w:tblPr/>
       <w:tcPr>
         <w:tcBorders>
-          <w:top w:val="single" w:sz="8" w:space="0" w:color="FFFFFF" w:themeColor="background1"/>
-          <w:left w:val="single" w:sz="8" w:space="0" w:color="FFFFFF" w:themeColor="background1"/>
-          <w:bottom w:val="single" w:sz="8" w:space="0" w:color="FFFFFF" w:themeColor="background1"/>
-          <w:right w:val="single" w:sz="8" w:space="0" w:color="FFFFFF" w:themeColor="background1"/>
-          <w:insideH w:val="single" w:sz="8" w:space="0" w:color="FFFFFF" w:themeColor="background1"/>
-          <w:insideV w:val="single" w:sz="8" w:space="0" w:color="FFFFFF" w:themeColor="background1"/>
+          <w:top w:val="single" w:color="FFFFFF" w:themeColor="background1" w:sz="8" w:space="0"/>
+          <w:left w:val="single" w:color="FFFFFF" w:themeColor="background1" w:sz="8" w:space="0"/>
+          <w:bottom w:val="single" w:color="FFFFFF" w:themeColor="background1" w:sz="8" w:space="0"/>
+          <w:right w:val="single" w:color="FFFFFF" w:themeColor="background1" w:sz="8" w:space="0"/>
+          <w:insideH w:val="single" w:color="FFFFFF" w:themeColor="background1" w:sz="8" w:space="0"/>
+          <w:insideV w:val="single" w:color="FFFFFF" w:themeColor="background1" w:sz="8" w:space="0"/>
         </w:tcBorders>
         <w:shd w:val="clear" w:color="auto" w:fill="FBCAA2" w:themeFill="accent6" w:themeFillTint="7F"/>
       </w:tcPr>
@@ -9491,7 +10432,7 @@
         <w:tcBorders>
           <w:top w:val="nil"/>
           <w:left w:val="nil"/>
-          <w:bottom w:val="single" w:sz="18" w:space="0" w:color="FFFFFF" w:themeColor="background1"/>
+          <w:bottom w:val="single" w:color="FFFFFF" w:themeColor="background1" w:sz="18" w:space="0"/>
           <w:right w:val="nil"/>
           <w:insideH w:val="nil"/>
           <w:insideV w:val="nil"/>
@@ -9503,7 +10444,7 @@
       <w:tblPr/>
       <w:tcPr>
         <w:tcBorders>
-          <w:top w:val="single" w:sz="18" w:space="0" w:color="FFFFFF" w:themeColor="background1"/>
+          <w:top w:val="single" w:color="FFFFFF" w:themeColor="background1" w:sz="18" w:space="0"/>
           <w:left w:val="nil"/>
           <w:bottom w:val="nil"/>
           <w:right w:val="nil"/>
@@ -9520,7 +10461,7 @@
           <w:top w:val="nil"/>
           <w:left w:val="nil"/>
           <w:bottom w:val="nil"/>
-          <w:right w:val="single" w:sz="18" w:space="0" w:color="FFFFFF" w:themeColor="background1"/>
+          <w:right w:val="single" w:color="FFFFFF" w:themeColor="background1" w:sz="18" w:space="0"/>
           <w:insideH w:val="nil"/>
           <w:insideV w:val="nil"/>
         </w:tcBorders>
@@ -9532,7 +10473,7 @@
       <w:tcPr>
         <w:tcBorders>
           <w:top w:val="nil"/>
-          <w:left w:val="single" w:sz="18" w:space="0" w:color="FFFFFF" w:themeColor="background1"/>
+          <w:left w:val="single" w:color="FFFFFF" w:themeColor="background1" w:sz="18" w:space="0"/>
           <w:bottom w:val="nil"/>
           <w:right w:val="nil"/>
           <w:insideH w:val="nil"/>
@@ -9605,7 +10546,7 @@
         <w:tcBorders>
           <w:top w:val="nil"/>
           <w:left w:val="nil"/>
-          <w:bottom w:val="single" w:sz="18" w:space="0" w:color="FFFFFF" w:themeColor="background1"/>
+          <w:bottom w:val="single" w:color="FFFFFF" w:themeColor="background1" w:sz="18" w:space="0"/>
           <w:right w:val="nil"/>
           <w:insideH w:val="nil"/>
           <w:insideV w:val="nil"/>
@@ -9617,7 +10558,7 @@
       <w:tblPr/>
       <w:tcPr>
         <w:tcBorders>
-          <w:top w:val="single" w:sz="18" w:space="0" w:color="FFFFFF" w:themeColor="background1"/>
+          <w:top w:val="single" w:color="FFFFFF" w:themeColor="background1" w:sz="18" w:space="0"/>
           <w:left w:val="nil"/>
           <w:bottom w:val="nil"/>
           <w:right w:val="nil"/>
@@ -9634,7 +10575,7 @@
           <w:top w:val="nil"/>
           <w:left w:val="nil"/>
           <w:bottom w:val="nil"/>
-          <w:right w:val="single" w:sz="18" w:space="0" w:color="FFFFFF" w:themeColor="background1"/>
+          <w:right w:val="single" w:color="FFFFFF" w:themeColor="background1" w:sz="18" w:space="0"/>
           <w:insideH w:val="nil"/>
           <w:insideV w:val="nil"/>
         </w:tcBorders>
@@ -9646,7 +10587,7 @@
       <w:tcPr>
         <w:tcBorders>
           <w:top w:val="nil"/>
-          <w:left w:val="single" w:sz="18" w:space="0" w:color="FFFFFF" w:themeColor="background1"/>
+          <w:left w:val="single" w:color="FFFFFF" w:themeColor="background1" w:sz="18" w:space="0"/>
           <w:bottom w:val="nil"/>
           <w:right w:val="nil"/>
           <w:insideH w:val="nil"/>
@@ -9719,7 +10660,7 @@
         <w:tcBorders>
           <w:top w:val="nil"/>
           <w:left w:val="nil"/>
-          <w:bottom w:val="single" w:sz="18" w:space="0" w:color="FFFFFF" w:themeColor="background1"/>
+          <w:bottom w:val="single" w:color="FFFFFF" w:themeColor="background1" w:sz="18" w:space="0"/>
           <w:right w:val="nil"/>
           <w:insideH w:val="nil"/>
           <w:insideV w:val="nil"/>
@@ -9731,7 +10672,7 @@
       <w:tblPr/>
       <w:tcPr>
         <w:tcBorders>
-          <w:top w:val="single" w:sz="18" w:space="0" w:color="FFFFFF" w:themeColor="background1"/>
+          <w:top w:val="single" w:color="FFFFFF" w:themeColor="background1" w:sz="18" w:space="0"/>
           <w:left w:val="nil"/>
           <w:bottom w:val="nil"/>
           <w:right w:val="nil"/>
@@ -9748,7 +10689,7 @@
           <w:top w:val="nil"/>
           <w:left w:val="nil"/>
           <w:bottom w:val="nil"/>
-          <w:right w:val="single" w:sz="18" w:space="0" w:color="FFFFFF" w:themeColor="background1"/>
+          <w:right w:val="single" w:color="FFFFFF" w:themeColor="background1" w:sz="18" w:space="0"/>
           <w:insideH w:val="nil"/>
           <w:insideV w:val="nil"/>
         </w:tcBorders>
@@ -9760,7 +10701,7 @@
       <w:tcPr>
         <w:tcBorders>
           <w:top w:val="nil"/>
-          <w:left w:val="single" w:sz="18" w:space="0" w:color="FFFFFF" w:themeColor="background1"/>
+          <w:left w:val="single" w:color="FFFFFF" w:themeColor="background1" w:sz="18" w:space="0"/>
           <w:bottom w:val="nil"/>
           <w:right w:val="nil"/>
           <w:insideH w:val="nil"/>
@@ -9833,7 +10774,7 @@
         <w:tcBorders>
           <w:top w:val="nil"/>
           <w:left w:val="nil"/>
-          <w:bottom w:val="single" w:sz="18" w:space="0" w:color="FFFFFF" w:themeColor="background1"/>
+          <w:bottom w:val="single" w:color="FFFFFF" w:themeColor="background1" w:sz="18" w:space="0"/>
           <w:right w:val="nil"/>
           <w:insideH w:val="nil"/>
           <w:insideV w:val="nil"/>
@@ -9845,7 +10786,7 @@
       <w:tblPr/>
       <w:tcPr>
         <w:tcBorders>
-          <w:top w:val="single" w:sz="18" w:space="0" w:color="FFFFFF" w:themeColor="background1"/>
+          <w:top w:val="single" w:color="FFFFFF" w:themeColor="background1" w:sz="18" w:space="0"/>
           <w:left w:val="nil"/>
           <w:bottom w:val="nil"/>
           <w:right w:val="nil"/>
@@ -9862,7 +10803,7 @@
           <w:top w:val="nil"/>
           <w:left w:val="nil"/>
           <w:bottom w:val="nil"/>
-          <w:right w:val="single" w:sz="18" w:space="0" w:color="FFFFFF" w:themeColor="background1"/>
+          <w:right w:val="single" w:color="FFFFFF" w:themeColor="background1" w:sz="18" w:space="0"/>
           <w:insideH w:val="nil"/>
           <w:insideV w:val="nil"/>
         </w:tcBorders>
@@ -9874,7 +10815,7 @@
       <w:tcPr>
         <w:tcBorders>
           <w:top w:val="nil"/>
-          <w:left w:val="single" w:sz="18" w:space="0" w:color="FFFFFF" w:themeColor="background1"/>
+          <w:left w:val="single" w:color="FFFFFF" w:themeColor="background1" w:sz="18" w:space="0"/>
           <w:bottom w:val="nil"/>
           <w:right w:val="nil"/>
           <w:insideH w:val="nil"/>
@@ -9947,7 +10888,7 @@
         <w:tcBorders>
           <w:top w:val="nil"/>
           <w:left w:val="nil"/>
-          <w:bottom w:val="single" w:sz="18" w:space="0" w:color="FFFFFF" w:themeColor="background1"/>
+          <w:bottom w:val="single" w:color="FFFFFF" w:themeColor="background1" w:sz="18" w:space="0"/>
           <w:right w:val="nil"/>
           <w:insideH w:val="nil"/>
           <w:insideV w:val="nil"/>
@@ -9959,7 +10900,7 @@
       <w:tblPr/>
       <w:tcPr>
         <w:tcBorders>
-          <w:top w:val="single" w:sz="18" w:space="0" w:color="FFFFFF" w:themeColor="background1"/>
+          <w:top w:val="single" w:color="FFFFFF" w:themeColor="background1" w:sz="18" w:space="0"/>
           <w:left w:val="nil"/>
           <w:bottom w:val="nil"/>
           <w:right w:val="nil"/>
@@ -9976,7 +10917,7 @@
           <w:top w:val="nil"/>
           <w:left w:val="nil"/>
           <w:bottom w:val="nil"/>
-          <w:right w:val="single" w:sz="18" w:space="0" w:color="FFFFFF" w:themeColor="background1"/>
+          <w:right w:val="single" w:color="FFFFFF" w:themeColor="background1" w:sz="18" w:space="0"/>
           <w:insideH w:val="nil"/>
           <w:insideV w:val="nil"/>
         </w:tcBorders>
@@ -9988,7 +10929,7 @@
       <w:tcPr>
         <w:tcBorders>
           <w:top w:val="nil"/>
-          <w:left w:val="single" w:sz="18" w:space="0" w:color="FFFFFF" w:themeColor="background1"/>
+          <w:left w:val="single" w:color="FFFFFF" w:themeColor="background1" w:sz="18" w:space="0"/>
           <w:bottom w:val="nil"/>
           <w:right w:val="nil"/>
           <w:insideH w:val="nil"/>
@@ -10061,7 +11002,7 @@
         <w:tcBorders>
           <w:top w:val="nil"/>
           <w:left w:val="nil"/>
-          <w:bottom w:val="single" w:sz="18" w:space="0" w:color="FFFFFF" w:themeColor="background1"/>
+          <w:bottom w:val="single" w:color="FFFFFF" w:themeColor="background1" w:sz="18" w:space="0"/>
           <w:right w:val="nil"/>
           <w:insideH w:val="nil"/>
           <w:insideV w:val="nil"/>
@@ -10073,7 +11014,7 @@
       <w:tblPr/>
       <w:tcPr>
         <w:tcBorders>
-          <w:top w:val="single" w:sz="18" w:space="0" w:color="FFFFFF" w:themeColor="background1"/>
+          <w:top w:val="single" w:color="FFFFFF" w:themeColor="background1" w:sz="18" w:space="0"/>
           <w:left w:val="nil"/>
           <w:bottom w:val="nil"/>
           <w:right w:val="nil"/>
@@ -10090,7 +11031,7 @@
           <w:top w:val="nil"/>
           <w:left w:val="nil"/>
           <w:bottom w:val="nil"/>
-          <w:right w:val="single" w:sz="18" w:space="0" w:color="FFFFFF" w:themeColor="background1"/>
+          <w:right w:val="single" w:color="FFFFFF" w:themeColor="background1" w:sz="18" w:space="0"/>
           <w:insideH w:val="nil"/>
           <w:insideV w:val="nil"/>
         </w:tcBorders>
@@ -10102,7 +11043,7 @@
       <w:tcPr>
         <w:tcBorders>
           <w:top w:val="nil"/>
-          <w:left w:val="single" w:sz="18" w:space="0" w:color="FFFFFF" w:themeColor="background1"/>
+          <w:left w:val="single" w:color="FFFFFF" w:themeColor="background1" w:sz="18" w:space="0"/>
           <w:bottom w:val="nil"/>
           <w:right w:val="nil"/>
           <w:insideH w:val="nil"/>
@@ -10175,7 +11116,7 @@
         <w:tcBorders>
           <w:top w:val="nil"/>
           <w:left w:val="nil"/>
-          <w:bottom w:val="single" w:sz="18" w:space="0" w:color="FFFFFF" w:themeColor="background1"/>
+          <w:bottom w:val="single" w:color="FFFFFF" w:themeColor="background1" w:sz="18" w:space="0"/>
           <w:right w:val="nil"/>
           <w:insideH w:val="nil"/>
           <w:insideV w:val="nil"/>
@@ -10187,7 +11128,7 @@
       <w:tblPr/>
       <w:tcPr>
         <w:tcBorders>
-          <w:top w:val="single" w:sz="18" w:space="0" w:color="FFFFFF" w:themeColor="background1"/>
+          <w:top w:val="single" w:color="FFFFFF" w:themeColor="background1" w:sz="18" w:space="0"/>
           <w:left w:val="nil"/>
           <w:bottom w:val="nil"/>
           <w:right w:val="nil"/>
@@ -10204,7 +11145,7 @@
           <w:top w:val="nil"/>
           <w:left w:val="nil"/>
           <w:bottom w:val="nil"/>
-          <w:right w:val="single" w:sz="18" w:space="0" w:color="FFFFFF" w:themeColor="background1"/>
+          <w:right w:val="single" w:color="FFFFFF" w:themeColor="background1" w:sz="18" w:space="0"/>
           <w:insideH w:val="nil"/>
           <w:insideV w:val="nil"/>
         </w:tcBorders>
@@ -10216,7 +11157,7 @@
       <w:tcPr>
         <w:tcBorders>
           <w:top w:val="nil"/>
-          <w:left w:val="single" w:sz="18" w:space="0" w:color="FFFFFF" w:themeColor="background1"/>
+          <w:left w:val="single" w:color="FFFFFF" w:themeColor="background1" w:sz="18" w:space="0"/>
           <w:bottom w:val="nil"/>
           <w:right w:val="nil"/>
           <w:insideH w:val="nil"/>
@@ -10270,12 +11211,12 @@
       <w:tblStyleColBandSize w:val="1"/>
       <w:tblInd w:w="0" w:type="dxa"/>
       <w:tblBorders>
-        <w:top w:val="single" w:sz="24" w:space="0" w:color="C0504D" w:themeColor="accent2"/>
-        <w:left w:val="single" w:sz="4" w:space="0" w:color="000000" w:themeColor="text1"/>
-        <w:bottom w:val="single" w:sz="4" w:space="0" w:color="000000" w:themeColor="text1"/>
-        <w:right w:val="single" w:sz="4" w:space="0" w:color="000000" w:themeColor="text1"/>
-        <w:insideH w:val="single" w:sz="4" w:space="0" w:color="FFFFFF" w:themeColor="background1"/>
-        <w:insideV w:val="single" w:sz="4" w:space="0" w:color="FFFFFF" w:themeColor="background1"/>
+        <w:top w:val="single" w:color="C0504D" w:themeColor="accent2" w:sz="24" w:space="0"/>
+        <w:left w:val="single" w:color="000000" w:themeColor="text1" w:sz="4" w:space="0"/>
+        <w:bottom w:val="single" w:color="000000" w:themeColor="text1" w:sz="4" w:space="0"/>
+        <w:right w:val="single" w:color="000000" w:themeColor="text1" w:sz="4" w:space="0"/>
+        <w:insideH w:val="single" w:color="FFFFFF" w:themeColor="background1" w:sz="4" w:space="0"/>
+        <w:insideV w:val="single" w:color="FFFFFF" w:themeColor="background1" w:sz="4" w:space="0"/>
       </w:tblBorders>
       <w:tblCellMar>
         <w:top w:w="0" w:type="dxa"/>
@@ -10297,7 +11238,7 @@
         <w:tcBorders>
           <w:top w:val="nil"/>
           <w:left w:val="nil"/>
-          <w:bottom w:val="single" w:sz="24" w:space="0" w:color="C0504D" w:themeColor="accent2"/>
+          <w:bottom w:val="single" w:color="C0504D" w:themeColor="accent2" w:sz="24" w:space="0"/>
           <w:right w:val="nil"/>
           <w:insideH w:val="nil"/>
           <w:insideV w:val="nil"/>
@@ -10314,7 +11255,7 @@
       <w:tblPr/>
       <w:tcPr>
         <w:tcBorders>
-          <w:top w:val="single" w:sz="6" w:space="0" w:color="FFFFFF" w:themeColor="background1"/>
+          <w:top w:val="single" w:color="FFFFFF" w:themeColor="background1" w:sz="6" w:space="0"/>
         </w:tcBorders>
         <w:shd w:val="clear" w:color="auto" w:fill="000000" w:themeFill="text1" w:themeFillShade="99"/>
       </w:tcPr>
@@ -10330,7 +11271,7 @@
           <w:left w:val="nil"/>
           <w:bottom w:val="nil"/>
           <w:right w:val="nil"/>
-          <w:insideH w:val="single" w:sz="4" w:space="0" w:color="000000" w:themeColor="text1" w:themeShade="99"/>
+          <w:insideH w:val="single" w:color="000000" w:themeColor="text1" w:themeShade="99" w:sz="4" w:space="0"/>
           <w:insideV w:val="nil"/>
         </w:tcBorders>
         <w:shd w:val="clear" w:color="auto" w:fill="000000" w:themeFill="text1" w:themeFillShade="99"/>
@@ -10392,12 +11333,12 @@
       <w:tblStyleColBandSize w:val="1"/>
       <w:tblInd w:w="0" w:type="dxa"/>
       <w:tblBorders>
-        <w:top w:val="single" w:sz="24" w:space="0" w:color="C0504D" w:themeColor="accent2"/>
-        <w:left w:val="single" w:sz="4" w:space="0" w:color="4F81BD" w:themeColor="accent1"/>
-        <w:bottom w:val="single" w:sz="4" w:space="0" w:color="4F81BD" w:themeColor="accent1"/>
-        <w:right w:val="single" w:sz="4" w:space="0" w:color="4F81BD" w:themeColor="accent1"/>
-        <w:insideH w:val="single" w:sz="4" w:space="0" w:color="FFFFFF" w:themeColor="background1"/>
-        <w:insideV w:val="single" w:sz="4" w:space="0" w:color="FFFFFF" w:themeColor="background1"/>
+        <w:top w:val="single" w:color="C0504D" w:themeColor="accent2" w:sz="24" w:space="0"/>
+        <w:left w:val="single" w:color="4F81BD" w:themeColor="accent1" w:sz="4" w:space="0"/>
+        <w:bottom w:val="single" w:color="4F81BD" w:themeColor="accent1" w:sz="4" w:space="0"/>
+        <w:right w:val="single" w:color="4F81BD" w:themeColor="accent1" w:sz="4" w:space="0"/>
+        <w:insideH w:val="single" w:color="FFFFFF" w:themeColor="background1" w:sz="4" w:space="0"/>
+        <w:insideV w:val="single" w:color="FFFFFF" w:themeColor="background1" w:sz="4" w:space="0"/>
       </w:tblBorders>
       <w:tblCellMar>
         <w:top w:w="0" w:type="dxa"/>
@@ -10419,7 +11360,7 @@
         <w:tcBorders>
           <w:top w:val="nil"/>
           <w:left w:val="nil"/>
-          <w:bottom w:val="single" w:sz="24" w:space="0" w:color="C0504D" w:themeColor="accent2"/>
+          <w:bottom w:val="single" w:color="C0504D" w:themeColor="accent2" w:sz="24" w:space="0"/>
           <w:right w:val="nil"/>
           <w:insideH w:val="nil"/>
           <w:insideV w:val="nil"/>
@@ -10436,7 +11377,7 @@
       <w:tblPr/>
       <w:tcPr>
         <w:tcBorders>
-          <w:top w:val="single" w:sz="6" w:space="0" w:color="FFFFFF" w:themeColor="background1"/>
+          <w:top w:val="single" w:color="FFFFFF" w:themeColor="background1" w:sz="6" w:space="0"/>
         </w:tcBorders>
         <w:shd w:val="clear" w:color="auto" w:fill="2C4C74" w:themeFill="accent1" w:themeFillShade="99"/>
       </w:tcPr>
@@ -10452,7 +11393,7 @@
           <w:left w:val="nil"/>
           <w:bottom w:val="nil"/>
           <w:right w:val="nil"/>
-          <w:insideH w:val="single" w:sz="4" w:space="0" w:color="2C4C74" w:themeColor="accent1" w:themeShade="99"/>
+          <w:insideH w:val="single" w:color="2C4C74" w:themeColor="accent1" w:themeShade="99" w:sz="4" w:space="0"/>
           <w:insideV w:val="nil"/>
         </w:tcBorders>
         <w:shd w:val="clear" w:color="auto" w:fill="2C4C74" w:themeFill="accent1" w:themeFillShade="99"/>
@@ -10514,12 +11455,12 @@
       <w:tblStyleColBandSize w:val="1"/>
       <w:tblInd w:w="0" w:type="dxa"/>
       <w:tblBorders>
-        <w:top w:val="single" w:sz="24" w:space="0" w:color="C0504D" w:themeColor="accent2"/>
-        <w:left w:val="single" w:sz="4" w:space="0" w:color="C0504D" w:themeColor="accent2"/>
-        <w:bottom w:val="single" w:sz="4" w:space="0" w:color="C0504D" w:themeColor="accent2"/>
-        <w:right w:val="single" w:sz="4" w:space="0" w:color="C0504D" w:themeColor="accent2"/>
-        <w:insideH w:val="single" w:sz="4" w:space="0" w:color="FFFFFF" w:themeColor="background1"/>
-        <w:insideV w:val="single" w:sz="4" w:space="0" w:color="FFFFFF" w:themeColor="background1"/>
+        <w:top w:val="single" w:color="C0504D" w:themeColor="accent2" w:sz="24" w:space="0"/>
+        <w:left w:val="single" w:color="C0504D" w:themeColor="accent2" w:sz="4" w:space="0"/>
+        <w:bottom w:val="single" w:color="C0504D" w:themeColor="accent2" w:sz="4" w:space="0"/>
+        <w:right w:val="single" w:color="C0504D" w:themeColor="accent2" w:sz="4" w:space="0"/>
+        <w:insideH w:val="single" w:color="FFFFFF" w:themeColor="background1" w:sz="4" w:space="0"/>
+        <w:insideV w:val="single" w:color="FFFFFF" w:themeColor="background1" w:sz="4" w:space="0"/>
       </w:tblBorders>
       <w:tblCellMar>
         <w:top w:w="0" w:type="dxa"/>
@@ -10541,7 +11482,7 @@
         <w:tcBorders>
           <w:top w:val="nil"/>
           <w:left w:val="nil"/>
-          <w:bottom w:val="single" w:sz="24" w:space="0" w:color="C0504D" w:themeColor="accent2"/>
+          <w:bottom w:val="single" w:color="C0504D" w:themeColor="accent2" w:sz="24" w:space="0"/>
           <w:right w:val="nil"/>
           <w:insideH w:val="nil"/>
           <w:insideV w:val="nil"/>
@@ -10558,7 +11499,7 @@
       <w:tblPr/>
       <w:tcPr>
         <w:tcBorders>
-          <w:top w:val="single" w:sz="6" w:space="0" w:color="FFFFFF" w:themeColor="background1"/>
+          <w:top w:val="single" w:color="FFFFFF" w:themeColor="background1" w:sz="6" w:space="0"/>
         </w:tcBorders>
         <w:shd w:val="clear" w:color="auto" w:fill="772C2A" w:themeFill="accent2" w:themeFillShade="99"/>
       </w:tcPr>
@@ -10574,7 +11515,7 @@
           <w:left w:val="nil"/>
           <w:bottom w:val="nil"/>
           <w:right w:val="nil"/>
-          <w:insideH w:val="single" w:sz="4" w:space="0" w:color="772C2A" w:themeColor="accent2" w:themeShade="99"/>
+          <w:insideH w:val="single" w:color="772C2A" w:themeColor="accent2" w:themeShade="99" w:sz="4" w:space="0"/>
           <w:insideV w:val="nil"/>
         </w:tcBorders>
         <w:shd w:val="clear" w:color="auto" w:fill="772C2A" w:themeFill="accent2" w:themeFillShade="99"/>
@@ -10636,12 +11577,12 @@
       <w:tblStyleColBandSize w:val="1"/>
       <w:tblInd w:w="0" w:type="dxa"/>
       <w:tblBorders>
-        <w:top w:val="single" w:sz="24" w:space="0" w:color="8064A2" w:themeColor="accent4"/>
-        <w:left w:val="single" w:sz="4" w:space="0" w:color="9BBB59" w:themeColor="accent3"/>
-        <w:bottom w:val="single" w:sz="4" w:space="0" w:color="9BBB59" w:themeColor="accent3"/>
-        <w:right w:val="single" w:sz="4" w:space="0" w:color="9BBB59" w:themeColor="accent3"/>
-        <w:insideH w:val="single" w:sz="4" w:space="0" w:color="FFFFFF" w:themeColor="background1"/>
-        <w:insideV w:val="single" w:sz="4" w:space="0" w:color="FFFFFF" w:themeColor="background1"/>
+        <w:top w:val="single" w:color="8064A2" w:themeColor="accent4" w:sz="24" w:space="0"/>
+        <w:left w:val="single" w:color="9BBB59" w:themeColor="accent3" w:sz="4" w:space="0"/>
+        <w:bottom w:val="single" w:color="9BBB59" w:themeColor="accent3" w:sz="4" w:space="0"/>
+        <w:right w:val="single" w:color="9BBB59" w:themeColor="accent3" w:sz="4" w:space="0"/>
+        <w:insideH w:val="single" w:color="FFFFFF" w:themeColor="background1" w:sz="4" w:space="0"/>
+        <w:insideV w:val="single" w:color="FFFFFF" w:themeColor="background1" w:sz="4" w:space="0"/>
       </w:tblBorders>
       <w:tblCellMar>
         <w:top w:w="0" w:type="dxa"/>
@@ -10663,7 +11604,7 @@
         <w:tcBorders>
           <w:top w:val="nil"/>
           <w:left w:val="nil"/>
-          <w:bottom w:val="single" w:sz="24" w:space="0" w:color="8064A2" w:themeColor="accent4"/>
+          <w:bottom w:val="single" w:color="8064A2" w:themeColor="accent4" w:sz="24" w:space="0"/>
           <w:right w:val="nil"/>
           <w:insideH w:val="nil"/>
           <w:insideV w:val="nil"/>
@@ -10680,7 +11621,7 @@
       <w:tblPr/>
       <w:tcPr>
         <w:tcBorders>
-          <w:top w:val="single" w:sz="6" w:space="0" w:color="FFFFFF" w:themeColor="background1"/>
+          <w:top w:val="single" w:color="FFFFFF" w:themeColor="background1" w:sz="6" w:space="0"/>
         </w:tcBorders>
         <w:shd w:val="clear" w:color="auto" w:fill="5E7530" w:themeFill="accent3" w:themeFillShade="99"/>
       </w:tcPr>
@@ -10696,7 +11637,7 @@
           <w:left w:val="nil"/>
           <w:bottom w:val="nil"/>
           <w:right w:val="nil"/>
-          <w:insideH w:val="single" w:sz="4" w:space="0" w:color="5E7530" w:themeColor="accent3" w:themeShade="99"/>
+          <w:insideH w:val="single" w:color="5E7530" w:themeColor="accent3" w:themeShade="99" w:sz="4" w:space="0"/>
           <w:insideV w:val="nil"/>
         </w:tcBorders>
         <w:shd w:val="clear" w:color="auto" w:fill="5E7530" w:themeFill="accent3" w:themeFillShade="99"/>
@@ -10748,12 +11689,12 @@
       <w:tblStyleColBandSize w:val="1"/>
       <w:tblInd w:w="0" w:type="dxa"/>
       <w:tblBorders>
-        <w:top w:val="single" w:sz="24" w:space="0" w:color="9BBB59" w:themeColor="accent3"/>
-        <w:left w:val="single" w:sz="4" w:space="0" w:color="8064A2" w:themeColor="accent4"/>
-        <w:bottom w:val="single" w:sz="4" w:space="0" w:color="8064A2" w:themeColor="accent4"/>
-        <w:right w:val="single" w:sz="4" w:space="0" w:color="8064A2" w:themeColor="accent4"/>
-        <w:insideH w:val="single" w:sz="4" w:space="0" w:color="FFFFFF" w:themeColor="background1"/>
-        <w:insideV w:val="single" w:sz="4" w:space="0" w:color="FFFFFF" w:themeColor="background1"/>
+        <w:top w:val="single" w:color="9BBB59" w:themeColor="accent3" w:sz="24" w:space="0"/>
+        <w:left w:val="single" w:color="8064A2" w:themeColor="accent4" w:sz="4" w:space="0"/>
+        <w:bottom w:val="single" w:color="8064A2" w:themeColor="accent4" w:sz="4" w:space="0"/>
+        <w:right w:val="single" w:color="8064A2" w:themeColor="accent4" w:sz="4" w:space="0"/>
+        <w:insideH w:val="single" w:color="FFFFFF" w:themeColor="background1" w:sz="4" w:space="0"/>
+        <w:insideV w:val="single" w:color="FFFFFF" w:themeColor="background1" w:sz="4" w:space="0"/>
       </w:tblBorders>
       <w:tblCellMar>
         <w:top w:w="0" w:type="dxa"/>
@@ -10775,7 +11716,7 @@
         <w:tcBorders>
           <w:top w:val="nil"/>
           <w:left w:val="nil"/>
-          <w:bottom w:val="single" w:sz="24" w:space="0" w:color="9BBB59" w:themeColor="accent3"/>
+          <w:bottom w:val="single" w:color="9BBB59" w:themeColor="accent3" w:sz="24" w:space="0"/>
           <w:right w:val="nil"/>
           <w:insideH w:val="nil"/>
           <w:insideV w:val="nil"/>
@@ -10792,7 +11733,7 @@
       <w:tblPr/>
       <w:tcPr>
         <w:tcBorders>
-          <w:top w:val="single" w:sz="6" w:space="0" w:color="FFFFFF" w:themeColor="background1"/>
+          <w:top w:val="single" w:color="FFFFFF" w:themeColor="background1" w:sz="6" w:space="0"/>
         </w:tcBorders>
         <w:shd w:val="clear" w:color="auto" w:fill="4C3B62" w:themeFill="accent4" w:themeFillShade="99"/>
       </w:tcPr>
@@ -10808,7 +11749,7 @@
           <w:left w:val="nil"/>
           <w:bottom w:val="nil"/>
           <w:right w:val="nil"/>
-          <w:insideH w:val="single" w:sz="4" w:space="0" w:color="4C3B62" w:themeColor="accent4" w:themeShade="99"/>
+          <w:insideH w:val="single" w:color="4C3B62" w:themeColor="accent4" w:themeShade="99" w:sz="4" w:space="0"/>
           <w:insideV w:val="nil"/>
         </w:tcBorders>
         <w:shd w:val="clear" w:color="auto" w:fill="4C3B62" w:themeFill="accent4" w:themeFillShade="99"/>
@@ -10870,12 +11811,12 @@
       <w:tblStyleColBandSize w:val="1"/>
       <w:tblInd w:w="0" w:type="dxa"/>
       <w:tblBorders>
-        <w:top w:val="single" w:sz="24" w:space="0" w:color="F79646" w:themeColor="accent6"/>
-        <w:left w:val="single" w:sz="4" w:space="0" w:color="4BACC6" w:themeColor="accent5"/>
-        <w:bottom w:val="single" w:sz="4" w:space="0" w:color="4BACC6" w:themeColor="accent5"/>
-        <w:right w:val="single" w:sz="4" w:space="0" w:color="4BACC6" w:themeColor="accent5"/>
-        <w:insideH w:val="single" w:sz="4" w:space="0" w:color="FFFFFF" w:themeColor="background1"/>
-        <w:insideV w:val="single" w:sz="4" w:space="0" w:color="FFFFFF" w:themeColor="background1"/>
+        <w:top w:val="single" w:color="F79646" w:themeColor="accent6" w:sz="24" w:space="0"/>
+        <w:left w:val="single" w:color="4BACC6" w:themeColor="accent5" w:sz="4" w:space="0"/>
+        <w:bottom w:val="single" w:color="4BACC6" w:themeColor="accent5" w:sz="4" w:space="0"/>
+        <w:right w:val="single" w:color="4BACC6" w:themeColor="accent5" w:sz="4" w:space="0"/>
+        <w:insideH w:val="single" w:color="FFFFFF" w:themeColor="background1" w:sz="4" w:space="0"/>
+        <w:insideV w:val="single" w:color="FFFFFF" w:themeColor="background1" w:sz="4" w:space="0"/>
       </w:tblBorders>
       <w:tblCellMar>
         <w:top w:w="0" w:type="dxa"/>
@@ -10897,7 +11838,7 @@
         <w:tcBorders>
           <w:top w:val="nil"/>
           <w:left w:val="nil"/>
-          <w:bottom w:val="single" w:sz="24" w:space="0" w:color="F79646" w:themeColor="accent6"/>
+          <w:bottom w:val="single" w:color="F79646" w:themeColor="accent6" w:sz="24" w:space="0"/>
           <w:right w:val="nil"/>
           <w:insideH w:val="nil"/>
           <w:insideV w:val="nil"/>
@@ -10914,7 +11855,7 @@
       <w:tblPr/>
       <w:tcPr>
         <w:tcBorders>
-          <w:top w:val="single" w:sz="6" w:space="0" w:color="FFFFFF" w:themeColor="background1"/>
+          <w:top w:val="single" w:color="FFFFFF" w:themeColor="background1" w:sz="6" w:space="0"/>
         </w:tcBorders>
         <w:shd w:val="clear" w:color="auto" w:fill="276A7C" w:themeFill="accent5" w:themeFillShade="99"/>
       </w:tcPr>
@@ -10930,7 +11871,7 @@
           <w:left w:val="nil"/>
           <w:bottom w:val="nil"/>
           <w:right w:val="nil"/>
-          <w:insideH w:val="single" w:sz="4" w:space="0" w:color="276A7C" w:themeColor="accent5" w:themeShade="99"/>
+          <w:insideH w:val="single" w:color="276A7C" w:themeColor="accent5" w:themeShade="99" w:sz="4" w:space="0"/>
           <w:insideV w:val="nil"/>
         </w:tcBorders>
         <w:shd w:val="clear" w:color="auto" w:fill="276A7C" w:themeFill="accent5" w:themeFillShade="99"/>
@@ -10992,12 +11933,12 @@
       <w:tblStyleColBandSize w:val="1"/>
       <w:tblInd w:w="0" w:type="dxa"/>
       <w:tblBorders>
-        <w:top w:val="single" w:sz="24" w:space="0" w:color="4BACC6" w:themeColor="accent5"/>
-        <w:left w:val="single" w:sz="4" w:space="0" w:color="F79646" w:themeColor="accent6"/>
-        <w:bottom w:val="single" w:sz="4" w:space="0" w:color="F79646" w:themeColor="accent6"/>
-        <w:right w:val="single" w:sz="4" w:space="0" w:color="F79646" w:themeColor="accent6"/>
-        <w:insideH w:val="single" w:sz="4" w:space="0" w:color="FFFFFF" w:themeColor="background1"/>
-        <w:insideV w:val="single" w:sz="4" w:space="0" w:color="FFFFFF" w:themeColor="background1"/>
+        <w:top w:val="single" w:color="4BACC6" w:themeColor="accent5" w:sz="24" w:space="0"/>
+        <w:left w:val="single" w:color="F79646" w:themeColor="accent6" w:sz="4" w:space="0"/>
+        <w:bottom w:val="single" w:color="F79646" w:themeColor="accent6" w:sz="4" w:space="0"/>
+        <w:right w:val="single" w:color="F79646" w:themeColor="accent6" w:sz="4" w:space="0"/>
+        <w:insideH w:val="single" w:color="FFFFFF" w:themeColor="background1" w:sz="4" w:space="0"/>
+        <w:insideV w:val="single" w:color="FFFFFF" w:themeColor="background1" w:sz="4" w:space="0"/>
       </w:tblBorders>
       <w:tblCellMar>
         <w:top w:w="0" w:type="dxa"/>
@@ -11019,7 +11960,7 @@
         <w:tcBorders>
           <w:top w:val="nil"/>
           <w:left w:val="nil"/>
-          <w:bottom w:val="single" w:sz="24" w:space="0" w:color="4BACC6" w:themeColor="accent5"/>
+          <w:bottom w:val="single" w:color="4BACC6" w:themeColor="accent5" w:sz="24" w:space="0"/>
           <w:right w:val="nil"/>
           <w:insideH w:val="nil"/>
           <w:insideV w:val="nil"/>
@@ -11036,7 +11977,7 @@
       <w:tblPr/>
       <w:tcPr>
         <w:tcBorders>
-          <w:top w:val="single" w:sz="6" w:space="0" w:color="FFFFFF" w:themeColor="background1"/>
+          <w:top w:val="single" w:color="FFFFFF" w:themeColor="background1" w:sz="6" w:space="0"/>
         </w:tcBorders>
         <w:shd w:val="clear" w:color="auto" w:fill="B65608" w:themeFill="accent6" w:themeFillShade="99"/>
       </w:tcPr>
@@ -11052,7 +11993,7 @@
           <w:left w:val="nil"/>
           <w:bottom w:val="nil"/>
           <w:right w:val="nil"/>
-          <w:insideH w:val="single" w:sz="4" w:space="0" w:color="B65608" w:themeColor="accent6" w:themeShade="99"/>
+          <w:insideH w:val="single" w:color="B65608" w:themeColor="accent6" w:themeShade="99" w:sz="4" w:space="0"/>
           <w:insideV w:val="nil"/>
         </w:tcBorders>
         <w:shd w:val="clear" w:color="auto" w:fill="B65608" w:themeFill="accent6" w:themeFillShade="99"/>
@@ -11132,7 +12073,7 @@
       <w:tblPr/>
       <w:tcPr>
         <w:tcBorders>
-          <w:bottom w:val="single" w:sz="12" w:space="0" w:color="FFFFFF" w:themeColor="background1"/>
+          <w:bottom w:val="single" w:color="FFFFFF" w:themeColor="background1" w:sz="12" w:space="0"/>
         </w:tcBorders>
         <w:shd w:val="clear" w:color="auto" w:fill="9E3A38" w:themeFill="accent2" w:themeFillShade="CC"/>
       </w:tcPr>
@@ -11146,7 +12087,7 @@
       <w:tblPr/>
       <w:tcPr>
         <w:tcBorders>
-          <w:top w:val="single" w:sz="12" w:space="0" w:color="000000" w:themeColor="text1"/>
+          <w:top w:val="single" w:color="000000" w:themeColor="text1" w:sz="12" w:space="0"/>
         </w:tcBorders>
         <w:shd w:val="clear" w:color="auto" w:fill="FFFFFF" w:themeFill="background1"/>
       </w:tcPr>
@@ -11218,7 +12159,7 @@
       <w:tblPr/>
       <w:tcPr>
         <w:tcBorders>
-          <w:bottom w:val="single" w:sz="12" w:space="0" w:color="FFFFFF" w:themeColor="background1"/>
+          <w:bottom w:val="single" w:color="FFFFFF" w:themeColor="background1" w:sz="12" w:space="0"/>
         </w:tcBorders>
         <w:shd w:val="clear" w:color="auto" w:fill="9E3A38" w:themeFill="accent2" w:themeFillShade="CC"/>
       </w:tcPr>
@@ -11232,7 +12173,7 @@
       <w:tblPr/>
       <w:tcPr>
         <w:tcBorders>
-          <w:top w:val="single" w:sz="12" w:space="0" w:color="000000" w:themeColor="text1"/>
+          <w:top w:val="single" w:color="000000" w:themeColor="text1" w:sz="12" w:space="0"/>
         </w:tcBorders>
         <w:shd w:val="clear" w:color="auto" w:fill="FFFFFF" w:themeFill="background1"/>
       </w:tcPr>
@@ -11304,7 +12245,7 @@
       <w:tblPr/>
       <w:tcPr>
         <w:tcBorders>
-          <w:bottom w:val="single" w:sz="12" w:space="0" w:color="FFFFFF" w:themeColor="background1"/>
+          <w:bottom w:val="single" w:color="FFFFFF" w:themeColor="background1" w:sz="12" w:space="0"/>
         </w:tcBorders>
         <w:shd w:val="clear" w:color="auto" w:fill="9E3A38" w:themeFill="accent2" w:themeFillShade="CC"/>
       </w:tcPr>
@@ -11318,7 +12259,7 @@
       <w:tblPr/>
       <w:tcPr>
         <w:tcBorders>
-          <w:top w:val="single" w:sz="12" w:space="0" w:color="000000" w:themeColor="text1"/>
+          <w:top w:val="single" w:color="000000" w:themeColor="text1" w:sz="12" w:space="0"/>
         </w:tcBorders>
         <w:shd w:val="clear" w:color="auto" w:fill="FFFFFF" w:themeFill="background1"/>
       </w:tcPr>
@@ -11390,7 +12331,7 @@
       <w:tblPr/>
       <w:tcPr>
         <w:tcBorders>
-          <w:bottom w:val="single" w:sz="12" w:space="0" w:color="FFFFFF" w:themeColor="background1"/>
+          <w:bottom w:val="single" w:color="FFFFFF" w:themeColor="background1" w:sz="12" w:space="0"/>
         </w:tcBorders>
         <w:shd w:val="clear" w:color="auto" w:fill="664E82" w:themeFill="accent4" w:themeFillShade="CC"/>
       </w:tcPr>
@@ -11404,7 +12345,7 @@
       <w:tblPr/>
       <w:tcPr>
         <w:tcBorders>
-          <w:top w:val="single" w:sz="12" w:space="0" w:color="000000" w:themeColor="text1"/>
+          <w:top w:val="single" w:color="000000" w:themeColor="text1" w:sz="12" w:space="0"/>
         </w:tcBorders>
         <w:shd w:val="clear" w:color="auto" w:fill="FFFFFF" w:themeFill="background1"/>
       </w:tcPr>
@@ -11476,7 +12417,7 @@
       <w:tblPr/>
       <w:tcPr>
         <w:tcBorders>
-          <w:bottom w:val="single" w:sz="12" w:space="0" w:color="FFFFFF" w:themeColor="background1"/>
+          <w:bottom w:val="single" w:color="FFFFFF" w:themeColor="background1" w:sz="12" w:space="0"/>
         </w:tcBorders>
         <w:shd w:val="clear" w:color="auto" w:fill="7E9C40" w:themeFill="accent3" w:themeFillShade="CC"/>
       </w:tcPr>
@@ -11490,7 +12431,7 @@
       <w:tblPr/>
       <w:tcPr>
         <w:tcBorders>
-          <w:top w:val="single" w:sz="12" w:space="0" w:color="000000" w:themeColor="text1"/>
+          <w:top w:val="single" w:color="000000" w:themeColor="text1" w:sz="12" w:space="0"/>
         </w:tcBorders>
         <w:shd w:val="clear" w:color="auto" w:fill="FFFFFF" w:themeFill="background1"/>
       </w:tcPr>
@@ -11562,7 +12503,7 @@
       <w:tblPr/>
       <w:tcPr>
         <w:tcBorders>
-          <w:bottom w:val="single" w:sz="12" w:space="0" w:color="FFFFFF" w:themeColor="background1"/>
+          <w:bottom w:val="single" w:color="FFFFFF" w:themeColor="background1" w:sz="12" w:space="0"/>
         </w:tcBorders>
         <w:shd w:val="clear" w:color="auto" w:fill="F2730A" w:themeFill="accent6" w:themeFillShade="CC"/>
       </w:tcPr>
@@ -11576,7 +12517,7 @@
       <w:tblPr/>
       <w:tcPr>
         <w:tcBorders>
-          <w:top w:val="single" w:sz="12" w:space="0" w:color="000000" w:themeColor="text1"/>
+          <w:top w:val="single" w:color="000000" w:themeColor="text1" w:sz="12" w:space="0"/>
         </w:tcBorders>
         <w:shd w:val="clear" w:color="auto" w:fill="FFFFFF" w:themeFill="background1"/>
       </w:tcPr>
@@ -11648,7 +12589,7 @@
       <w:tblPr/>
       <w:tcPr>
         <w:tcBorders>
-          <w:bottom w:val="single" w:sz="12" w:space="0" w:color="FFFFFF" w:themeColor="background1"/>
+          <w:bottom w:val="single" w:color="FFFFFF" w:themeColor="background1" w:sz="12" w:space="0"/>
         </w:tcBorders>
         <w:shd w:val="clear" w:color="auto" w:fill="348DA5" w:themeFill="accent5" w:themeFillShade="CC"/>
       </w:tcPr>
@@ -11662,7 +12603,7 @@
       <w:tblPr/>
       <w:tcPr>
         <w:tcBorders>
-          <w:top w:val="single" w:sz="12" w:space="0" w:color="000000" w:themeColor="text1"/>
+          <w:top w:val="single" w:color="000000" w:themeColor="text1" w:sz="12" w:space="0"/>
         </w:tcBorders>
         <w:shd w:val="clear" w:color="auto" w:fill="FFFFFF" w:themeFill="background1"/>
       </w:tcPr>
@@ -11716,7 +12657,7 @@
       <w:tblStyleColBandSize w:val="1"/>
       <w:tblInd w:w="0" w:type="dxa"/>
       <w:tblBorders>
-        <w:insideH w:val="single" w:sz="4" w:space="0" w:color="FFFFFF" w:themeColor="background1"/>
+        <w:insideH w:val="single" w:color="FFFFFF" w:themeColor="background1" w:sz="4" w:space="0"/>
       </w:tblBorders>
       <w:tblCellMar>
         <w:top w:w="0" w:type="dxa"/>
@@ -11796,7 +12737,7 @@
       <w:tblStyleColBandSize w:val="1"/>
       <w:tblInd w:w="0" w:type="dxa"/>
       <w:tblBorders>
-        <w:insideH w:val="single" w:sz="4" w:space="0" w:color="FFFFFF" w:themeColor="background1"/>
+        <w:insideH w:val="single" w:color="FFFFFF" w:themeColor="background1" w:sz="4" w:space="0"/>
       </w:tblBorders>
       <w:tblCellMar>
         <w:top w:w="0" w:type="dxa"/>
@@ -11876,7 +12817,7 @@
       <w:tblStyleColBandSize w:val="1"/>
       <w:tblInd w:w="0" w:type="dxa"/>
       <w:tblBorders>
-        <w:insideH w:val="single" w:sz="4" w:space="0" w:color="FFFFFF" w:themeColor="background1"/>
+        <w:insideH w:val="single" w:color="FFFFFF" w:themeColor="background1" w:sz="4" w:space="0"/>
       </w:tblBorders>
       <w:tblCellMar>
         <w:top w:w="0" w:type="dxa"/>
@@ -11956,7 +12897,7 @@
       <w:tblStyleColBandSize w:val="1"/>
       <w:tblInd w:w="0" w:type="dxa"/>
       <w:tblBorders>
-        <w:insideH w:val="single" w:sz="4" w:space="0" w:color="FFFFFF" w:themeColor="background1"/>
+        <w:insideH w:val="single" w:color="FFFFFF" w:themeColor="background1" w:sz="4" w:space="0"/>
       </w:tblBorders>
       <w:tblCellMar>
         <w:top w:w="0" w:type="dxa"/>
@@ -12036,7 +12977,7 @@
       <w:tblStyleColBandSize w:val="1"/>
       <w:tblInd w:w="0" w:type="dxa"/>
       <w:tblBorders>
-        <w:insideH w:val="single" w:sz="4" w:space="0" w:color="FFFFFF" w:themeColor="background1"/>
+        <w:insideH w:val="single" w:color="FFFFFF" w:themeColor="background1" w:sz="4" w:space="0"/>
       </w:tblBorders>
       <w:tblCellMar>
         <w:top w:w="0" w:type="dxa"/>
@@ -12116,7 +13057,7 @@
       <w:tblStyleColBandSize w:val="1"/>
       <w:tblInd w:w="0" w:type="dxa"/>
       <w:tblBorders>
-        <w:insideH w:val="single" w:sz="4" w:space="0" w:color="FFFFFF" w:themeColor="background1"/>
+        <w:insideH w:val="single" w:color="FFFFFF" w:themeColor="background1" w:sz="4" w:space="0"/>
       </w:tblBorders>
       <w:tblCellMar>
         <w:top w:w="0" w:type="dxa"/>
@@ -12196,7 +13137,7 @@
       <w:tblStyleColBandSize w:val="1"/>
       <w:tblInd w:w="0" w:type="dxa"/>
       <w:tblBorders>
-        <w:insideH w:val="single" w:sz="4" w:space="0" w:color="FFFFFF" w:themeColor="background1"/>
+        <w:insideH w:val="single" w:color="FFFFFF" w:themeColor="background1" w:sz="4" w:space="0"/>
       </w:tblBorders>
       <w:tblCellMar>
         <w:top w:w="0" w:type="dxa"/>
